--- a/docs/DineFlow_AI_GTU_Minor_Project_Logbook.docx
+++ b/docs/DineFlow_AI_GTU_Minor_Project_Logbook.docx
@@ -443,474 +443,6 @@
                 <w:sz w:val="20"/>
               </w:rPr>
               <w:t>Batch A</w:t>
-            </w:r>
-          </w:p>
-        </w:tc>
-      </w:tr>
-      <w:tr>
-        <w:tc>
-          <w:tcPr>
-            <w:tcW w:type="dxa" w:w="1921"/>
-            <w:tcMar>
-              <w:top w:w="140" w:type="dxa"/>
-              <w:bottom w:w="140" w:type="dxa"/>
-              <w:left w:w="100" w:type="dxa"/>
-              <w:right w:w="100" w:type="dxa"/>
-            </w:tcMar>
-          </w:tcPr>
-          <w:p>
-            <w:pPr>
-              <w:jc w:val="center"/>
-            </w:pPr>
-            <w:r>
-              <w:rPr>
-                <w:rFonts w:ascii="Times New Roman" w:hAnsi="Times New Roman"/>
-                <w:b/>
-                <w:sz w:val="20"/>
-              </w:rPr>
-              <w:t>2</w:t>
-            </w:r>
-          </w:p>
-        </w:tc>
-        <w:tc>
-          <w:tcPr>
-            <w:tcW w:type="dxa" w:w="1921"/>
-            <w:tcMar>
-              <w:top w:w="140" w:type="dxa"/>
-              <w:bottom w:w="140" w:type="dxa"/>
-              <w:left w:w="100" w:type="dxa"/>
-              <w:right w:w="100" w:type="dxa"/>
-            </w:tcMar>
-          </w:tcPr>
-          <w:p>
-            <w:pPr>
-              <w:jc w:val="center"/>
-            </w:pPr>
-            <w:r>
-              <w:rPr>
-                <w:rFonts w:ascii="Times New Roman" w:hAnsi="Times New Roman"/>
-                <w:sz w:val="20"/>
-              </w:rPr>
-              <w:t>[Enrollment Number]</w:t>
-            </w:r>
-          </w:p>
-        </w:tc>
-        <w:tc>
-          <w:tcPr>
-            <w:tcW w:type="dxa" w:w="1921"/>
-            <w:tcMar>
-              <w:top w:w="140" w:type="dxa"/>
-              <w:bottom w:w="140" w:type="dxa"/>
-              <w:left w:w="100" w:type="dxa"/>
-              <w:right w:w="100" w:type="dxa"/>
-            </w:tcMar>
-          </w:tcPr>
-          <w:p>
-            <w:pPr>
-              <w:jc w:val="left"/>
-            </w:pPr>
-            <w:r>
-              <w:rPr>
-                <w:rFonts w:ascii="Times New Roman" w:hAnsi="Times New Roman"/>
-                <w:sz w:val="20"/>
-              </w:rPr>
-              <w:t>[Student 2 Full Name]</w:t>
-            </w:r>
-          </w:p>
-        </w:tc>
-        <w:tc>
-          <w:tcPr>
-            <w:tcW w:type="dxa" w:w="1921"/>
-            <w:tcMar>
-              <w:top w:w="140" w:type="dxa"/>
-              <w:bottom w:w="140" w:type="dxa"/>
-              <w:left w:w="100" w:type="dxa"/>
-              <w:right w:w="100" w:type="dxa"/>
-            </w:tcMar>
-          </w:tcPr>
-          <w:p>
-            <w:pPr>
-              <w:jc w:val="center"/>
-            </w:pPr>
-            <w:r>
-              <w:rPr>
-                <w:rFonts w:ascii="Times New Roman" w:hAnsi="Times New Roman"/>
-                <w:sz w:val="20"/>
-              </w:rPr>
-              <w:t>5th Sem</w:t>
-            </w:r>
-          </w:p>
-        </w:tc>
-        <w:tc>
-          <w:tcPr>
-            <w:tcW w:type="dxa" w:w="1921"/>
-            <w:tcMar>
-              <w:top w:w="140" w:type="dxa"/>
-              <w:bottom w:w="140" w:type="dxa"/>
-              <w:left w:w="100" w:type="dxa"/>
-              <w:right w:w="100" w:type="dxa"/>
-            </w:tcMar>
-          </w:tcPr>
-          <w:p>
-            <w:pPr>
-              <w:jc w:val="center"/>
-            </w:pPr>
-            <w:r>
-              <w:rPr>
-                <w:rFonts w:ascii="Times New Roman" w:hAnsi="Times New Roman"/>
-                <w:sz w:val="20"/>
-              </w:rPr>
-              <w:t>Batch A</w:t>
-            </w:r>
-          </w:p>
-        </w:tc>
-      </w:tr>
-      <w:tr>
-        <w:tc>
-          <w:tcPr>
-            <w:tcW w:type="dxa" w:w="1921"/>
-            <w:tcMar>
-              <w:top w:w="140" w:type="dxa"/>
-              <w:bottom w:w="140" w:type="dxa"/>
-              <w:left w:w="100" w:type="dxa"/>
-              <w:right w:w="100" w:type="dxa"/>
-            </w:tcMar>
-          </w:tcPr>
-          <w:p>
-            <w:pPr>
-              <w:jc w:val="center"/>
-            </w:pPr>
-            <w:r>
-              <w:rPr>
-                <w:rFonts w:ascii="Times New Roman" w:hAnsi="Times New Roman"/>
-                <w:b/>
-                <w:sz w:val="20"/>
-              </w:rPr>
-              <w:t>3</w:t>
-            </w:r>
-          </w:p>
-        </w:tc>
-        <w:tc>
-          <w:tcPr>
-            <w:tcW w:type="dxa" w:w="1921"/>
-            <w:tcMar>
-              <w:top w:w="140" w:type="dxa"/>
-              <w:bottom w:w="140" w:type="dxa"/>
-              <w:left w:w="100" w:type="dxa"/>
-              <w:right w:w="100" w:type="dxa"/>
-            </w:tcMar>
-          </w:tcPr>
-          <w:p>
-            <w:pPr>
-              <w:jc w:val="center"/>
-            </w:pPr>
-            <w:r>
-              <w:rPr>
-                <w:rFonts w:ascii="Times New Roman" w:hAnsi="Times New Roman"/>
-                <w:sz w:val="20"/>
-              </w:rPr>
-              <w:t>[Enrollment Number]</w:t>
-            </w:r>
-          </w:p>
-        </w:tc>
-        <w:tc>
-          <w:tcPr>
-            <w:tcW w:type="dxa" w:w="1921"/>
-            <w:tcMar>
-              <w:top w:w="140" w:type="dxa"/>
-              <w:bottom w:w="140" w:type="dxa"/>
-              <w:left w:w="100" w:type="dxa"/>
-              <w:right w:w="100" w:type="dxa"/>
-            </w:tcMar>
-          </w:tcPr>
-          <w:p>
-            <w:pPr>
-              <w:jc w:val="left"/>
-            </w:pPr>
-            <w:r>
-              <w:rPr>
-                <w:rFonts w:ascii="Times New Roman" w:hAnsi="Times New Roman"/>
-                <w:sz w:val="20"/>
-              </w:rPr>
-              <w:t>[Student 3 Full Name]</w:t>
-            </w:r>
-          </w:p>
-        </w:tc>
-        <w:tc>
-          <w:tcPr>
-            <w:tcW w:type="dxa" w:w="1921"/>
-            <w:tcMar>
-              <w:top w:w="140" w:type="dxa"/>
-              <w:bottom w:w="140" w:type="dxa"/>
-              <w:left w:w="100" w:type="dxa"/>
-              <w:right w:w="100" w:type="dxa"/>
-            </w:tcMar>
-          </w:tcPr>
-          <w:p>
-            <w:pPr>
-              <w:jc w:val="center"/>
-            </w:pPr>
-            <w:r>
-              <w:rPr>
-                <w:rFonts w:ascii="Times New Roman" w:hAnsi="Times New Roman"/>
-                <w:sz w:val="20"/>
-              </w:rPr>
-              <w:t>5th Sem</w:t>
-            </w:r>
-          </w:p>
-        </w:tc>
-        <w:tc>
-          <w:tcPr>
-            <w:tcW w:type="dxa" w:w="1921"/>
-            <w:tcMar>
-              <w:top w:w="140" w:type="dxa"/>
-              <w:bottom w:w="140" w:type="dxa"/>
-              <w:left w:w="100" w:type="dxa"/>
-              <w:right w:w="100" w:type="dxa"/>
-            </w:tcMar>
-          </w:tcPr>
-          <w:p>
-            <w:pPr>
-              <w:jc w:val="center"/>
-            </w:pPr>
-            <w:r>
-              <w:rPr>
-                <w:rFonts w:ascii="Times New Roman" w:hAnsi="Times New Roman"/>
-                <w:sz w:val="20"/>
-              </w:rPr>
-              <w:t>Batch A</w:t>
-            </w:r>
-          </w:p>
-        </w:tc>
-      </w:tr>
-      <w:tr>
-        <w:tc>
-          <w:tcPr>
-            <w:tcW w:type="dxa" w:w="1921"/>
-            <w:tcMar>
-              <w:top w:w="140" w:type="dxa"/>
-              <w:bottom w:w="140" w:type="dxa"/>
-              <w:left w:w="100" w:type="dxa"/>
-              <w:right w:w="100" w:type="dxa"/>
-            </w:tcMar>
-          </w:tcPr>
-          <w:p>
-            <w:pPr>
-              <w:jc w:val="center"/>
-            </w:pPr>
-            <w:r>
-              <w:rPr>
-                <w:rFonts w:ascii="Times New Roman" w:hAnsi="Times New Roman"/>
-                <w:b/>
-                <w:sz w:val="20"/>
-              </w:rPr>
-              <w:t>4</w:t>
-            </w:r>
-          </w:p>
-        </w:tc>
-        <w:tc>
-          <w:tcPr>
-            <w:tcW w:type="dxa" w:w="1921"/>
-            <w:tcMar>
-              <w:top w:w="140" w:type="dxa"/>
-              <w:bottom w:w="140" w:type="dxa"/>
-              <w:left w:w="100" w:type="dxa"/>
-              <w:right w:w="100" w:type="dxa"/>
-            </w:tcMar>
-          </w:tcPr>
-          <w:p>
-            <w:pPr>
-              <w:jc w:val="center"/>
-            </w:pPr>
-            <w:r>
-              <w:rPr>
-                <w:rFonts w:ascii="Times New Roman" w:hAnsi="Times New Roman"/>
-                <w:sz w:val="20"/>
-              </w:rPr>
-              <w:t>[Enrollment Number]</w:t>
-            </w:r>
-          </w:p>
-        </w:tc>
-        <w:tc>
-          <w:tcPr>
-            <w:tcW w:type="dxa" w:w="1921"/>
-            <w:tcMar>
-              <w:top w:w="140" w:type="dxa"/>
-              <w:bottom w:w="140" w:type="dxa"/>
-              <w:left w:w="100" w:type="dxa"/>
-              <w:right w:w="100" w:type="dxa"/>
-            </w:tcMar>
-          </w:tcPr>
-          <w:p>
-            <w:pPr>
-              <w:jc w:val="left"/>
-            </w:pPr>
-            <w:r>
-              <w:rPr>
-                <w:rFonts w:ascii="Times New Roman" w:hAnsi="Times New Roman"/>
-                <w:sz w:val="20"/>
-              </w:rPr>
-              <w:t>[Student 4 Full Name]</w:t>
-            </w:r>
-          </w:p>
-        </w:tc>
-        <w:tc>
-          <w:tcPr>
-            <w:tcW w:type="dxa" w:w="1921"/>
-            <w:tcMar>
-              <w:top w:w="140" w:type="dxa"/>
-              <w:bottom w:w="140" w:type="dxa"/>
-              <w:left w:w="100" w:type="dxa"/>
-              <w:right w:w="100" w:type="dxa"/>
-            </w:tcMar>
-          </w:tcPr>
-          <w:p>
-            <w:pPr>
-              <w:jc w:val="center"/>
-            </w:pPr>
-            <w:r>
-              <w:rPr>
-                <w:rFonts w:ascii="Times New Roman" w:hAnsi="Times New Roman"/>
-                <w:sz w:val="20"/>
-              </w:rPr>
-              <w:t>5th Sem</w:t>
-            </w:r>
-          </w:p>
-        </w:tc>
-        <w:tc>
-          <w:tcPr>
-            <w:tcW w:type="dxa" w:w="1921"/>
-            <w:tcMar>
-              <w:top w:w="140" w:type="dxa"/>
-              <w:bottom w:w="140" w:type="dxa"/>
-              <w:left w:w="100" w:type="dxa"/>
-              <w:right w:w="100" w:type="dxa"/>
-            </w:tcMar>
-          </w:tcPr>
-          <w:p>
-            <w:pPr>
-              <w:jc w:val="center"/>
-            </w:pPr>
-            <w:r>
-              <w:rPr>
-                <w:rFonts w:ascii="Times New Roman" w:hAnsi="Times New Roman"/>
-                <w:sz w:val="20"/>
-              </w:rPr>
-              <w:t>Batch A</w:t>
-            </w:r>
-          </w:p>
-        </w:tc>
-      </w:tr>
-      <w:tr>
-        <w:tc>
-          <w:tcPr>
-            <w:tcW w:type="dxa" w:w="1921"/>
-            <w:tcMar>
-              <w:top w:w="140" w:type="dxa"/>
-              <w:bottom w:w="140" w:type="dxa"/>
-              <w:left w:w="100" w:type="dxa"/>
-              <w:right w:w="100" w:type="dxa"/>
-            </w:tcMar>
-          </w:tcPr>
-          <w:p>
-            <w:pPr>
-              <w:jc w:val="center"/>
-            </w:pPr>
-            <w:r>
-              <w:rPr>
-                <w:rFonts w:ascii="Times New Roman" w:hAnsi="Times New Roman"/>
-                <w:b/>
-                <w:sz w:val="20"/>
-              </w:rPr>
-              <w:t>5</w:t>
-            </w:r>
-          </w:p>
-        </w:tc>
-        <w:tc>
-          <w:tcPr>
-            <w:tcW w:type="dxa" w:w="1921"/>
-            <w:tcMar>
-              <w:top w:w="140" w:type="dxa"/>
-              <w:bottom w:w="140" w:type="dxa"/>
-              <w:left w:w="100" w:type="dxa"/>
-              <w:right w:w="100" w:type="dxa"/>
-            </w:tcMar>
-          </w:tcPr>
-          <w:p>
-            <w:pPr>
-              <w:jc w:val="center"/>
-            </w:pPr>
-            <w:r>
-              <w:rPr>
-                <w:rFonts w:ascii="Times New Roman" w:hAnsi="Times New Roman"/>
-                <w:sz w:val="20"/>
-              </w:rPr>
-            </w:r>
-          </w:p>
-        </w:tc>
-        <w:tc>
-          <w:tcPr>
-            <w:tcW w:type="dxa" w:w="1921"/>
-            <w:tcMar>
-              <w:top w:w="140" w:type="dxa"/>
-              <w:bottom w:w="140" w:type="dxa"/>
-              <w:left w:w="100" w:type="dxa"/>
-              <w:right w:w="100" w:type="dxa"/>
-            </w:tcMar>
-          </w:tcPr>
-          <w:p>
-            <w:pPr>
-              <w:jc w:val="left"/>
-            </w:pPr>
-            <w:r>
-              <w:rPr>
-                <w:rFonts w:ascii="Times New Roman" w:hAnsi="Times New Roman"/>
-                <w:sz w:val="20"/>
-              </w:rPr>
-            </w:r>
-          </w:p>
-        </w:tc>
-        <w:tc>
-          <w:tcPr>
-            <w:tcW w:type="dxa" w:w="1921"/>
-            <w:tcMar>
-              <w:top w:w="140" w:type="dxa"/>
-              <w:bottom w:w="140" w:type="dxa"/>
-              <w:left w:w="100" w:type="dxa"/>
-              <w:right w:w="100" w:type="dxa"/>
-            </w:tcMar>
-          </w:tcPr>
-          <w:p>
-            <w:pPr>
-              <w:jc w:val="center"/>
-            </w:pPr>
-            <w:r>
-              <w:rPr>
-                <w:rFonts w:ascii="Times New Roman" w:hAnsi="Times New Roman"/>
-                <w:sz w:val="20"/>
-              </w:rPr>
-            </w:r>
-          </w:p>
-        </w:tc>
-        <w:tc>
-          <w:tcPr>
-            <w:tcW w:type="dxa" w:w="1921"/>
-            <w:tcMar>
-              <w:top w:w="140" w:type="dxa"/>
-              <w:bottom w:w="140" w:type="dxa"/>
-              <w:left w:w="100" w:type="dxa"/>
-              <w:right w:w="100" w:type="dxa"/>
-            </w:tcMar>
-          </w:tcPr>
-          <w:p>
-            <w:pPr>
-              <w:jc w:val="center"/>
-            </w:pPr>
-            <w:r>
-              <w:rPr>
-                <w:rFonts w:ascii="Times New Roman" w:hAnsi="Times New Roman"/>
-                <w:sz w:val="20"/>
-              </w:rPr>
             </w:r>
           </w:p>
         </w:tc>
@@ -3513,6 +3045,1037 @@
         </w:tc>
       </w:tr>
     </w:tbl>
+    <w:p>
+      <w:r>
+        <w:br w:type="page"/>
+      </w:r>
+    </w:p>
+    <w:p>
+      <w:pPr>
+        <w:spacing w:before="160" w:after="40"/>
+        <w:jc w:val="center"/>
+      </w:pPr>
+      <w:r>
+        <w:rPr>
+          <w:rFonts w:ascii="Times New Roman" w:hAnsi="Times New Roman"/>
+          <w:b/>
+          <w:color w:val="1E3A8A"/>
+          <w:sz w:val="24"/>
+        </w:rPr>
+        <w:t>ANNEXURE: OFFICIAL GITHUB REPOSITORY &amp; CODE CONTRIBUTION SUMMARY</w:t>
+      </w:r>
+    </w:p>
+    <w:p>
+      <w:pPr>
+        <w:spacing w:after="160"/>
+        <w:jc w:val="center"/>
+      </w:pPr>
+      <w:r>
+        <w:rPr>
+          <w:rFonts w:ascii="Times New Roman" w:hAnsi="Times New Roman"/>
+          <w:b/>
+          <w:color w:val="059669"/>
+          <w:sz w:val="20"/>
+        </w:rPr>
+        <w:t>DineFlow AI: Minor Project (DI05000341) | Git Verification Record</w:t>
+      </w:r>
+    </w:p>
+    <w:tbl>
+      <w:tblPr>
+        <w:tblW w:type="auto" w:w="0"/>
+        <w:jc w:val="center"/>
+        <w:tblLook w:firstColumn="1" w:firstRow="1" w:lastColumn="0" w:lastRow="0" w:noHBand="0" w:noVBand="1" w:val="04A0"/>
+        <w:tblBorders>
+          <w:top w:val="single" w:sz="6" w:space="0" w:color="CBD5E1"/>
+          <w:left w:val="single" w:sz="4" w:space="0" w:color="CBD5E1"/>
+          <w:bottom w:val="single" w:sz="6" w:space="0" w:color="CBD5E1"/>
+          <w:right w:val="single" w:sz="4" w:space="0" w:color="CBD5E1"/>
+          <w:insideH w:val="single" w:sz="4" w:space="0" w:color="CBD5E1"/>
+          <w:insideV w:val="single" w:sz="4" w:space="0" w:color="CBD5E1"/>
+        </w:tblBorders>
+      </w:tblPr>
+      <w:tblGrid>
+        <w:gridCol w:w="3168"/>
+        <w:gridCol w:w="6480"/>
+      </w:tblGrid>
+      <w:tr>
+        <w:tc>
+          <w:tcPr>
+            <w:tcW w:type="dxa" w:w="4802"/>
+            <w:tcMar>
+              <w:top w:w="30" w:type="dxa"/>
+              <w:bottom w:w="30" w:type="dxa"/>
+              <w:left w:w="60" w:type="dxa"/>
+              <w:right w:w="60" w:type="dxa"/>
+            </w:tcMar>
+          </w:tcPr>
+          <w:p>
+            <w:r>
+              <w:rPr>
+                <w:b/>
+                <w:sz w:val="18"/>
+              </w:rPr>
+              <w:t>Public GitHub Repository</w:t>
+            </w:r>
+          </w:p>
+        </w:tc>
+        <w:tc>
+          <w:tcPr>
+            <w:tcW w:type="dxa" w:w="4802"/>
+            <w:tcMar>
+              <w:top w:w="30" w:type="dxa"/>
+              <w:bottom w:w="30" w:type="dxa"/>
+              <w:left w:w="60" w:type="dxa"/>
+              <w:right w:w="60" w:type="dxa"/>
+            </w:tcMar>
+          </w:tcPr>
+          <w:p>
+            <w:r>
+              <w:rPr>
+                <w:b/>
+                <w:color w:val="1D4ED8"/>
+                <w:sz w:val="18"/>
+              </w:rPr>
+              <w:t>https://github.com/Shubh-Patel-07/DineFlow-AI</w:t>
+            </w:r>
+          </w:p>
+        </w:tc>
+      </w:tr>
+      <w:tr>
+        <w:tc>
+          <w:tcPr>
+            <w:tcW w:type="dxa" w:w="4802"/>
+            <w:tcMar>
+              <w:top w:w="30" w:type="dxa"/>
+              <w:bottom w:w="30" w:type="dxa"/>
+              <w:left w:w="60" w:type="dxa"/>
+              <w:right w:w="60" w:type="dxa"/>
+            </w:tcMar>
+            <w:shd w:fill="F8FAFC"/>
+          </w:tcPr>
+          <w:p>
+            <w:r>
+              <w:rPr>
+                <w:b/>
+                <w:sz w:val="18"/>
+              </w:rPr>
+              <w:t>Candidate &amp; Enrolment</w:t>
+            </w:r>
+          </w:p>
+        </w:tc>
+        <w:tc>
+          <w:tcPr>
+            <w:tcW w:type="dxa" w:w="4802"/>
+            <w:tcMar>
+              <w:top w:w="30" w:type="dxa"/>
+              <w:bottom w:w="30" w:type="dxa"/>
+              <w:left w:w="60" w:type="dxa"/>
+              <w:right w:w="60" w:type="dxa"/>
+            </w:tcMar>
+            <w:shd w:fill="F8FAFC"/>
+          </w:tcPr>
+          <w:p>
+            <w:r>
+              <w:rPr>
+                <w:sz w:val="18"/>
+              </w:rPr>
+              <w:t>PATEL SHUBH MAHESHKUMAR (246310307123)</w:t>
+            </w:r>
+          </w:p>
+        </w:tc>
+      </w:tr>
+      <w:tr>
+        <w:tc>
+          <w:tcPr>
+            <w:tcW w:type="dxa" w:w="4802"/>
+            <w:tcMar>
+              <w:top w:w="30" w:type="dxa"/>
+              <w:bottom w:w="30" w:type="dxa"/>
+              <w:left w:w="60" w:type="dxa"/>
+              <w:right w:w="60" w:type="dxa"/>
+            </w:tcMar>
+          </w:tcPr>
+          <w:p>
+            <w:r>
+              <w:rPr>
+                <w:b/>
+                <w:sz w:val="18"/>
+              </w:rPr>
+              <w:t>Project Guide &amp; Dept.</w:t>
+            </w:r>
+          </w:p>
+        </w:tc>
+        <w:tc>
+          <w:tcPr>
+            <w:tcW w:type="dxa" w:w="4802"/>
+            <w:tcMar>
+              <w:top w:w="30" w:type="dxa"/>
+              <w:bottom w:w="30" w:type="dxa"/>
+              <w:left w:w="60" w:type="dxa"/>
+              <w:right w:w="60" w:type="dxa"/>
+            </w:tcMar>
+          </w:tcPr>
+          <w:p>
+            <w:r>
+              <w:rPr>
+                <w:sz w:val="18"/>
+              </w:rPr>
+              <w:t>Prof. Yagnesh Patel | Computer Engineering, KDP Patan</w:t>
+            </w:r>
+          </w:p>
+        </w:tc>
+      </w:tr>
+      <w:tr>
+        <w:tc>
+          <w:tcPr>
+            <w:tcW w:type="dxa" w:w="4802"/>
+            <w:tcMar>
+              <w:top w:w="30" w:type="dxa"/>
+              <w:bottom w:w="30" w:type="dxa"/>
+              <w:left w:w="60" w:type="dxa"/>
+              <w:right w:w="60" w:type="dxa"/>
+            </w:tcMar>
+            <w:shd w:fill="F8FAFC"/>
+          </w:tcPr>
+          <w:p>
+            <w:r>
+              <w:rPr>
+                <w:b/>
+                <w:sz w:val="18"/>
+              </w:rPr>
+              <w:t>Primary Active Branches</w:t>
+            </w:r>
+          </w:p>
+        </w:tc>
+        <w:tc>
+          <w:tcPr>
+            <w:tcW w:type="dxa" w:w="4802"/>
+            <w:tcMar>
+              <w:top w:w="30" w:type="dxa"/>
+              <w:bottom w:w="30" w:type="dxa"/>
+              <w:left w:w="60" w:type="dxa"/>
+              <w:right w:w="60" w:type="dxa"/>
+            </w:tcMar>
+            <w:shd w:fill="F8FAFC"/>
+          </w:tcPr>
+          <w:p>
+            <w:r>
+              <w:rPr>
+                <w:sz w:val="18"/>
+              </w:rPr>
+              <w:t>main, feature-teamlead, feature/smp/react-native-app</w:t>
+            </w:r>
+          </w:p>
+        </w:tc>
+      </w:tr>
+      <w:tr>
+        <w:tc>
+          <w:tcPr>
+            <w:tcW w:type="dxa" w:w="4802"/>
+            <w:tcMar>
+              <w:top w:w="30" w:type="dxa"/>
+              <w:bottom w:w="30" w:type="dxa"/>
+              <w:left w:w="60" w:type="dxa"/>
+              <w:right w:w="60" w:type="dxa"/>
+            </w:tcMar>
+          </w:tcPr>
+          <w:p>
+            <w:r>
+              <w:rPr>
+                <w:b/>
+                <w:sz w:val="18"/>
+              </w:rPr>
+              <w:t>Live AWS Cloud Server</w:t>
+            </w:r>
+          </w:p>
+        </w:tc>
+        <w:tc>
+          <w:tcPr>
+            <w:tcW w:type="dxa" w:w="4802"/>
+            <w:tcMar>
+              <w:top w:w="30" w:type="dxa"/>
+              <w:bottom w:w="30" w:type="dxa"/>
+              <w:left w:w="60" w:type="dxa"/>
+              <w:right w:w="60" w:type="dxa"/>
+            </w:tcMar>
+          </w:tcPr>
+          <w:p>
+            <w:r>
+              <w:rPr>
+                <w:b/>
+                <w:color w:val="1D4ED8"/>
+                <w:sz w:val="18"/>
+              </w:rPr>
+              <w:t>https://dineflowai.duckdns.org (Ubuntu 24.04 LTS)</w:t>
+            </w:r>
+          </w:p>
+        </w:tc>
+      </w:tr>
+    </w:tbl>
+    <w:p>
+      <w:pPr>
+        <w:spacing w:before="160" w:after="80"/>
+      </w:pPr>
+      <w:r>
+        <w:rPr>
+          <w:b/>
+          <w:color w:val="1E3A8A"/>
+          <w:sz w:val="20"/>
+        </w:rPr>
+        <w:t>Key Verified Git Commits (Semester Progress Tracking):</w:t>
+      </w:r>
+    </w:p>
+    <w:tbl>
+      <w:tblPr>
+        <w:tblW w:type="auto" w:w="0"/>
+        <w:jc w:val="center"/>
+        <w:tblLook w:firstColumn="1" w:firstRow="1" w:lastColumn="0" w:lastRow="0" w:noHBand="0" w:noVBand="1" w:val="04A0"/>
+        <w:tblBorders>
+          <w:top w:val="single" w:sz="6" w:space="0" w:color="CBD5E1"/>
+          <w:left w:val="single" w:sz="4" w:space="0" w:color="CBD5E1"/>
+          <w:bottom w:val="single" w:sz="6" w:space="0" w:color="CBD5E1"/>
+          <w:right w:val="single" w:sz="4" w:space="0" w:color="CBD5E1"/>
+          <w:insideH w:val="single" w:sz="4" w:space="0" w:color="CBD5E1"/>
+          <w:insideV w:val="single" w:sz="4" w:space="0" w:color="CBD5E1"/>
+        </w:tblBorders>
+      </w:tblPr>
+      <w:tblGrid>
+        <w:gridCol w:w="1296"/>
+        <w:gridCol w:w="1584"/>
+        <w:gridCol w:w="6768"/>
+      </w:tblGrid>
+      <w:tr>
+        <w:tc>
+          <w:tcPr>
+            <w:tcW w:type="dxa" w:w="3202"/>
+            <w:tcMar>
+              <w:top w:w="35" w:type="dxa"/>
+              <w:bottom w:w="35" w:type="dxa"/>
+              <w:left w:w="50" w:type="dxa"/>
+              <w:right w:w="50" w:type="dxa"/>
+            </w:tcMar>
+            <w:shd w:fill="1E3A8A"/>
+          </w:tcPr>
+          <w:p>
+            <w:pPr>
+              <w:jc w:val="center"/>
+            </w:pPr>
+            <w:r>
+              <w:rPr>
+                <w:b/>
+                <w:color w:val="FFFFFF"/>
+                <w:sz w:val="18"/>
+              </w:rPr>
+              <w:t>Commit SHA</w:t>
+            </w:r>
+          </w:p>
+        </w:tc>
+        <w:tc>
+          <w:tcPr>
+            <w:tcW w:type="dxa" w:w="3202"/>
+            <w:tcMar>
+              <w:top w:w="35" w:type="dxa"/>
+              <w:bottom w:w="35" w:type="dxa"/>
+              <w:left w:w="50" w:type="dxa"/>
+              <w:right w:w="50" w:type="dxa"/>
+            </w:tcMar>
+            <w:shd w:fill="1E3A8A"/>
+          </w:tcPr>
+          <w:p>
+            <w:pPr>
+              <w:jc w:val="center"/>
+            </w:pPr>
+            <w:r>
+              <w:rPr>
+                <w:b/>
+                <w:color w:val="FFFFFF"/>
+                <w:sz w:val="18"/>
+              </w:rPr>
+              <w:t>Date</w:t>
+            </w:r>
+          </w:p>
+        </w:tc>
+        <w:tc>
+          <w:tcPr>
+            <w:tcW w:type="dxa" w:w="3202"/>
+            <w:tcMar>
+              <w:top w:w="35" w:type="dxa"/>
+              <w:bottom w:w="35" w:type="dxa"/>
+              <w:left w:w="50" w:type="dxa"/>
+              <w:right w:w="50" w:type="dxa"/>
+            </w:tcMar>
+            <w:shd w:fill="1E3A8A"/>
+          </w:tcPr>
+          <w:p>
+            <w:pPr>
+              <w:jc w:val="center"/>
+            </w:pPr>
+            <w:r>
+              <w:rPr>
+                <w:b/>
+                <w:color w:val="FFFFFF"/>
+                <w:sz w:val="18"/>
+              </w:rPr>
+              <w:t>Verified Engineering Deliverable Summary</w:t>
+            </w:r>
+          </w:p>
+        </w:tc>
+      </w:tr>
+      <w:tr>
+        <w:tc>
+          <w:tcPr>
+            <w:tcW w:type="dxa" w:w="3202"/>
+            <w:tcMar>
+              <w:top w:w="25" w:type="dxa"/>
+              <w:bottom w:w="25" w:type="dxa"/>
+              <w:left w:w="40" w:type="dxa"/>
+              <w:right w:w="40" w:type="dxa"/>
+            </w:tcMar>
+          </w:tcPr>
+          <w:p>
+            <w:pPr>
+              <w:jc w:val="center"/>
+            </w:pPr>
+            <w:r>
+              <w:rPr>
+                <w:rFonts w:ascii="Consolas" w:hAnsi="Consolas"/>
+                <w:b/>
+                <w:color w:val="1E3A8A"/>
+                <w:sz w:val="16"/>
+              </w:rPr>
+              <w:t>749c654</w:t>
+            </w:r>
+          </w:p>
+        </w:tc>
+        <w:tc>
+          <w:tcPr>
+            <w:tcW w:type="dxa" w:w="3202"/>
+            <w:tcMar>
+              <w:top w:w="25" w:type="dxa"/>
+              <w:bottom w:w="25" w:type="dxa"/>
+              <w:left w:w="40" w:type="dxa"/>
+              <w:right w:w="40" w:type="dxa"/>
+            </w:tcMar>
+          </w:tcPr>
+          <w:p>
+            <w:pPr>
+              <w:jc w:val="center"/>
+            </w:pPr>
+            <w:r>
+              <w:rPr>
+                <w:sz w:val="16"/>
+              </w:rPr>
+              <w:t>2026-10-28</w:t>
+            </w:r>
+          </w:p>
+        </w:tc>
+        <w:tc>
+          <w:tcPr>
+            <w:tcW w:type="dxa" w:w="3202"/>
+            <w:tcMar>
+              <w:top w:w="25" w:type="dxa"/>
+              <w:bottom w:w="25" w:type="dxa"/>
+              <w:left w:w="50" w:type="dxa"/>
+              <w:right w:w="50" w:type="dxa"/>
+            </w:tcMar>
+          </w:tcPr>
+          <w:p>
+            <w:r>
+              <w:rPr>
+                <w:sz w:val="16"/>
+              </w:rPr>
+              <w:t>docs(gtu): align Slide 3 industry stats and Slide 11 4-stage build sequence with GTU demo PPT</w:t>
+            </w:r>
+          </w:p>
+        </w:tc>
+      </w:tr>
+      <w:tr>
+        <w:tc>
+          <w:tcPr>
+            <w:tcW w:type="dxa" w:w="3202"/>
+            <w:tcMar>
+              <w:top w:w="25" w:type="dxa"/>
+              <w:bottom w:w="25" w:type="dxa"/>
+              <w:left w:w="40" w:type="dxa"/>
+              <w:right w:w="40" w:type="dxa"/>
+            </w:tcMar>
+            <w:shd w:fill="F8FAFC"/>
+          </w:tcPr>
+          <w:p>
+            <w:pPr>
+              <w:jc w:val="center"/>
+            </w:pPr>
+            <w:r>
+              <w:rPr>
+                <w:rFonts w:ascii="Consolas" w:hAnsi="Consolas"/>
+                <w:b/>
+                <w:color w:val="1E3A8A"/>
+                <w:sz w:val="16"/>
+              </w:rPr>
+              <w:t>132c046</w:t>
+            </w:r>
+          </w:p>
+        </w:tc>
+        <w:tc>
+          <w:tcPr>
+            <w:tcW w:type="dxa" w:w="3202"/>
+            <w:tcMar>
+              <w:top w:w="25" w:type="dxa"/>
+              <w:bottom w:w="25" w:type="dxa"/>
+              <w:left w:w="40" w:type="dxa"/>
+              <w:right w:w="40" w:type="dxa"/>
+            </w:tcMar>
+            <w:shd w:fill="F8FAFC"/>
+          </w:tcPr>
+          <w:p>
+            <w:pPr>
+              <w:jc w:val="center"/>
+            </w:pPr>
+            <w:r>
+              <w:rPr>
+                <w:sz w:val="16"/>
+              </w:rPr>
+              <w:t>2026-10-28</w:t>
+            </w:r>
+          </w:p>
+        </w:tc>
+        <w:tc>
+          <w:tcPr>
+            <w:tcW w:type="dxa" w:w="3202"/>
+            <w:tcMar>
+              <w:top w:w="25" w:type="dxa"/>
+              <w:bottom w:w="25" w:type="dxa"/>
+              <w:left w:w="50" w:type="dxa"/>
+              <w:right w:w="50" w:type="dxa"/>
+            </w:tcMar>
+            <w:shd w:fill="F8FAFC"/>
+          </w:tcPr>
+          <w:p>
+            <w:r>
+              <w:rPr>
+                <w:sz w:val="16"/>
+              </w:rPr>
+              <w:t>docs(gtu): remove BOM section, format algorithms in formal CS boxes, convert PPT to 100% light theme</w:t>
+            </w:r>
+          </w:p>
+        </w:tc>
+      </w:tr>
+      <w:tr>
+        <w:tc>
+          <w:tcPr>
+            <w:tcW w:type="dxa" w:w="3202"/>
+            <w:tcMar>
+              <w:top w:w="25" w:type="dxa"/>
+              <w:bottom w:w="25" w:type="dxa"/>
+              <w:left w:w="40" w:type="dxa"/>
+              <w:right w:w="40" w:type="dxa"/>
+            </w:tcMar>
+          </w:tcPr>
+          <w:p>
+            <w:pPr>
+              <w:jc w:val="center"/>
+            </w:pPr>
+            <w:r>
+              <w:rPr>
+                <w:rFonts w:ascii="Consolas" w:hAnsi="Consolas"/>
+                <w:b/>
+                <w:color w:val="1E3A8A"/>
+                <w:sz w:val="16"/>
+              </w:rPr>
+              <w:t>b338628</w:t>
+            </w:r>
+          </w:p>
+        </w:tc>
+        <w:tc>
+          <w:tcPr>
+            <w:tcW w:type="dxa" w:w="3202"/>
+            <w:tcMar>
+              <w:top w:w="25" w:type="dxa"/>
+              <w:bottom w:w="25" w:type="dxa"/>
+              <w:left w:w="40" w:type="dxa"/>
+              <w:right w:w="40" w:type="dxa"/>
+            </w:tcMar>
+          </w:tcPr>
+          <w:p>
+            <w:pPr>
+              <w:jc w:val="center"/>
+            </w:pPr>
+            <w:r>
+              <w:rPr>
+                <w:sz w:val="16"/>
+              </w:rPr>
+              <w:t>2026-10-28</w:t>
+            </w:r>
+          </w:p>
+        </w:tc>
+        <w:tc>
+          <w:tcPr>
+            <w:tcW w:type="dxa" w:w="3202"/>
+            <w:tcMar>
+              <w:top w:w="25" w:type="dxa"/>
+              <w:bottom w:w="25" w:type="dxa"/>
+              <w:left w:w="50" w:type="dxa"/>
+              <w:right w:w="50" w:type="dxa"/>
+            </w:tcMar>
+          </w:tcPr>
+          <w:p>
+            <w:r>
+              <w:rPr>
+                <w:sz w:val="16"/>
+              </w:rPr>
+              <w:t>docs(gtu): finalize 18-slide PPTX, 8-chapter DOCX report with embedded block/circuit/flowchart diagrams</w:t>
+            </w:r>
+          </w:p>
+        </w:tc>
+      </w:tr>
+      <w:tr>
+        <w:tc>
+          <w:tcPr>
+            <w:tcW w:type="dxa" w:w="3202"/>
+            <w:tcMar>
+              <w:top w:w="25" w:type="dxa"/>
+              <w:bottom w:w="25" w:type="dxa"/>
+              <w:left w:w="40" w:type="dxa"/>
+              <w:right w:w="40" w:type="dxa"/>
+            </w:tcMar>
+            <w:shd w:fill="F8FAFC"/>
+          </w:tcPr>
+          <w:p>
+            <w:pPr>
+              <w:jc w:val="center"/>
+            </w:pPr>
+            <w:r>
+              <w:rPr>
+                <w:rFonts w:ascii="Consolas" w:hAnsi="Consolas"/>
+                <w:b/>
+                <w:color w:val="1E3A8A"/>
+                <w:sz w:val="16"/>
+              </w:rPr>
+              <w:t>cf1b1c2</w:t>
+            </w:r>
+          </w:p>
+        </w:tc>
+        <w:tc>
+          <w:tcPr>
+            <w:tcW w:type="dxa" w:w="3202"/>
+            <w:tcMar>
+              <w:top w:w="25" w:type="dxa"/>
+              <w:bottom w:w="25" w:type="dxa"/>
+              <w:left w:w="40" w:type="dxa"/>
+              <w:right w:w="40" w:type="dxa"/>
+            </w:tcMar>
+            <w:shd w:fill="F8FAFC"/>
+          </w:tcPr>
+          <w:p>
+            <w:pPr>
+              <w:jc w:val="center"/>
+            </w:pPr>
+            <w:r>
+              <w:rPr>
+                <w:sz w:val="16"/>
+              </w:rPr>
+              <w:t>2026-10-28</w:t>
+            </w:r>
+          </w:p>
+        </w:tc>
+        <w:tc>
+          <w:tcPr>
+            <w:tcW w:type="dxa" w:w="3202"/>
+            <w:tcMar>
+              <w:top w:w="25" w:type="dxa"/>
+              <w:bottom w:w="25" w:type="dxa"/>
+              <w:left w:w="50" w:type="dxa"/>
+              <w:right w:w="50" w:type="dxa"/>
+            </w:tcMar>
+            <w:shd w:fill="F8FAFC"/>
+          </w:tcPr>
+          <w:p>
+            <w:r>
+              <w:rPr>
+                <w:sz w:val="16"/>
+              </w:rPr>
+              <w:t>feat(customer-menu): switch default theme to Light Emerald Green matching mobile app branding</w:t>
+            </w:r>
+          </w:p>
+        </w:tc>
+      </w:tr>
+      <w:tr>
+        <w:tc>
+          <w:tcPr>
+            <w:tcW w:type="dxa" w:w="3202"/>
+            <w:tcMar>
+              <w:top w:w="25" w:type="dxa"/>
+              <w:bottom w:w="25" w:type="dxa"/>
+              <w:left w:w="40" w:type="dxa"/>
+              <w:right w:w="40" w:type="dxa"/>
+            </w:tcMar>
+          </w:tcPr>
+          <w:p>
+            <w:pPr>
+              <w:jc w:val="center"/>
+            </w:pPr>
+            <w:r>
+              <w:rPr>
+                <w:rFonts w:ascii="Consolas" w:hAnsi="Consolas"/>
+                <w:b/>
+                <w:color w:val="1E3A8A"/>
+                <w:sz w:val="16"/>
+              </w:rPr>
+              <w:t>cae3bbd</w:t>
+            </w:r>
+          </w:p>
+        </w:tc>
+        <w:tc>
+          <w:tcPr>
+            <w:tcW w:type="dxa" w:w="3202"/>
+            <w:tcMar>
+              <w:top w:w="25" w:type="dxa"/>
+              <w:bottom w:w="25" w:type="dxa"/>
+              <w:left w:w="40" w:type="dxa"/>
+              <w:right w:w="40" w:type="dxa"/>
+            </w:tcMar>
+          </w:tcPr>
+          <w:p>
+            <w:pPr>
+              <w:jc w:val="center"/>
+            </w:pPr>
+            <w:r>
+              <w:rPr>
+                <w:sz w:val="16"/>
+              </w:rPr>
+              <w:t>2026-10-28</w:t>
+            </w:r>
+          </w:p>
+        </w:tc>
+        <w:tc>
+          <w:tcPr>
+            <w:tcW w:type="dxa" w:w="3202"/>
+            <w:tcMar>
+              <w:top w:w="25" w:type="dxa"/>
+              <w:bottom w:w="25" w:type="dxa"/>
+              <w:left w:w="50" w:type="dxa"/>
+              <w:right w:w="50" w:type="dxa"/>
+            </w:tcMar>
+          </w:tcPr>
+          <w:p>
+            <w:r>
+              <w:rPr>
+                <w:sz w:val="16"/>
+              </w:rPr>
+              <w:t>feat(mobile-web): rebuild web export with InteractionManager polyfill and font fallback support</w:t>
+            </w:r>
+          </w:p>
+        </w:tc>
+      </w:tr>
+      <w:tr>
+        <w:tc>
+          <w:tcPr>
+            <w:tcW w:type="dxa" w:w="3202"/>
+            <w:tcMar>
+              <w:top w:w="25" w:type="dxa"/>
+              <w:bottom w:w="25" w:type="dxa"/>
+              <w:left w:w="40" w:type="dxa"/>
+              <w:right w:w="40" w:type="dxa"/>
+            </w:tcMar>
+            <w:shd w:fill="F8FAFC"/>
+          </w:tcPr>
+          <w:p>
+            <w:pPr>
+              <w:jc w:val="center"/>
+            </w:pPr>
+            <w:r>
+              <w:rPr>
+                <w:rFonts w:ascii="Consolas" w:hAnsi="Consolas"/>
+                <w:b/>
+                <w:color w:val="1E3A8A"/>
+                <w:sz w:val="16"/>
+              </w:rPr>
+              <w:t>e5daf2f</w:t>
+            </w:r>
+          </w:p>
+        </w:tc>
+        <w:tc>
+          <w:tcPr>
+            <w:tcW w:type="dxa" w:w="3202"/>
+            <w:tcMar>
+              <w:top w:w="25" w:type="dxa"/>
+              <w:bottom w:w="25" w:type="dxa"/>
+              <w:left w:w="40" w:type="dxa"/>
+              <w:right w:w="40" w:type="dxa"/>
+            </w:tcMar>
+            <w:shd w:fill="F8FAFC"/>
+          </w:tcPr>
+          <w:p>
+            <w:pPr>
+              <w:jc w:val="center"/>
+            </w:pPr>
+            <w:r>
+              <w:rPr>
+                <w:sz w:val="16"/>
+              </w:rPr>
+              <w:t>2026-10-28</w:t>
+            </w:r>
+          </w:p>
+        </w:tc>
+        <w:tc>
+          <w:tcPr>
+            <w:tcW w:type="dxa" w:w="3202"/>
+            <w:tcMar>
+              <w:top w:w="25" w:type="dxa"/>
+              <w:bottom w:w="25" w:type="dxa"/>
+              <w:left w:w="50" w:type="dxa"/>
+              <w:right w:w="50" w:type="dxa"/>
+            </w:tcMar>
+            <w:shd w:fill="F8FAFC"/>
+          </w:tcPr>
+          <w:p>
+            <w:r>
+              <w:rPr>
+                <w:sz w:val="16"/>
+              </w:rPr>
+              <w:t>fix(deploy): add APP_KEY verification and resilient config clearing for zero-downtime deployment</w:t>
+            </w:r>
+          </w:p>
+        </w:tc>
+      </w:tr>
+      <w:tr>
+        <w:tc>
+          <w:tcPr>
+            <w:tcW w:type="dxa" w:w="3202"/>
+            <w:tcMar>
+              <w:top w:w="25" w:type="dxa"/>
+              <w:bottom w:w="25" w:type="dxa"/>
+              <w:left w:w="40" w:type="dxa"/>
+              <w:right w:w="40" w:type="dxa"/>
+            </w:tcMar>
+          </w:tcPr>
+          <w:p>
+            <w:pPr>
+              <w:jc w:val="center"/>
+            </w:pPr>
+            <w:r>
+              <w:rPr>
+                <w:rFonts w:ascii="Consolas" w:hAnsi="Consolas"/>
+                <w:b/>
+                <w:color w:val="1E3A8A"/>
+                <w:sz w:val="16"/>
+              </w:rPr>
+              <w:t>201db4a</w:t>
+            </w:r>
+          </w:p>
+        </w:tc>
+        <w:tc>
+          <w:tcPr>
+            <w:tcW w:type="dxa" w:w="3202"/>
+            <w:tcMar>
+              <w:top w:w="25" w:type="dxa"/>
+              <w:bottom w:w="25" w:type="dxa"/>
+              <w:left w:w="40" w:type="dxa"/>
+              <w:right w:w="40" w:type="dxa"/>
+            </w:tcMar>
+          </w:tcPr>
+          <w:p>
+            <w:pPr>
+              <w:jc w:val="center"/>
+            </w:pPr>
+            <w:r>
+              <w:rPr>
+                <w:sz w:val="16"/>
+              </w:rPr>
+              <w:t>2026-10-28</w:t>
+            </w:r>
+          </w:p>
+        </w:tc>
+        <w:tc>
+          <w:tcPr>
+            <w:tcW w:type="dxa" w:w="3202"/>
+            <w:tcMar>
+              <w:top w:w="25" w:type="dxa"/>
+              <w:bottom w:w="25" w:type="dxa"/>
+              <w:left w:w="50" w:type="dxa"/>
+              <w:right w:w="50" w:type="dxa"/>
+            </w:tcMar>
+          </w:tcPr>
+          <w:p>
+            <w:r>
+              <w:rPr>
+                <w:sz w:val="16"/>
+              </w:rPr>
+              <w:t>fix(deploy): add fix_db_and_500.sh script to automatically resolve MySQL credentials &amp; storage permissions</w:t>
+            </w:r>
+          </w:p>
+        </w:tc>
+      </w:tr>
+      <w:tr>
+        <w:tc>
+          <w:tcPr>
+            <w:tcW w:type="dxa" w:w="3202"/>
+            <w:tcMar>
+              <w:top w:w="25" w:type="dxa"/>
+              <w:bottom w:w="25" w:type="dxa"/>
+              <w:left w:w="40" w:type="dxa"/>
+              <w:right w:w="40" w:type="dxa"/>
+            </w:tcMar>
+            <w:shd w:fill="F8FAFC"/>
+          </w:tcPr>
+          <w:p>
+            <w:pPr>
+              <w:jc w:val="center"/>
+            </w:pPr>
+            <w:r>
+              <w:rPr>
+                <w:rFonts w:ascii="Consolas" w:hAnsi="Consolas"/>
+                <w:b/>
+                <w:color w:val="1E3A8A"/>
+                <w:sz w:val="16"/>
+              </w:rPr>
+              <w:t>5e10fce</w:t>
+            </w:r>
+          </w:p>
+        </w:tc>
+        <w:tc>
+          <w:tcPr>
+            <w:tcW w:type="dxa" w:w="3202"/>
+            <w:tcMar>
+              <w:top w:w="25" w:type="dxa"/>
+              <w:bottom w:w="25" w:type="dxa"/>
+              <w:left w:w="40" w:type="dxa"/>
+              <w:right w:w="40" w:type="dxa"/>
+            </w:tcMar>
+            <w:shd w:fill="F8FAFC"/>
+          </w:tcPr>
+          <w:p>
+            <w:pPr>
+              <w:jc w:val="center"/>
+            </w:pPr>
+            <w:r>
+              <w:rPr>
+                <w:sz w:val="16"/>
+              </w:rPr>
+              <w:t>2026-10-28</w:t>
+            </w:r>
+          </w:p>
+        </w:tc>
+        <w:tc>
+          <w:tcPr>
+            <w:tcW w:type="dxa" w:w="3202"/>
+            <w:tcMar>
+              <w:top w:w="25" w:type="dxa"/>
+              <w:bottom w:w="25" w:type="dxa"/>
+              <w:left w:w="50" w:type="dxa"/>
+              <w:right w:w="50" w:type="dxa"/>
+            </w:tcMar>
+            <w:shd w:fill="F8FAFC"/>
+          </w:tcPr>
+          <w:p>
+            <w:r>
+              <w:rPr>
+                <w:sz w:val="16"/>
+              </w:rPr>
+              <w:t>fix(restaurant): broaden publicIndex query to include active, trial and non-suspended restaurants</w:t>
+            </w:r>
+          </w:p>
+        </w:tc>
+      </w:tr>
+    </w:tbl>
+    <w:p>
+      <w:pPr>
+        <w:spacing w:before="160"/>
+      </w:pPr>
+    </w:p>
+    <w:tbl>
+      <w:tblPr>
+        <w:tblW w:type="auto" w:w="0"/>
+        <w:jc w:val="center"/>
+        <w:tblLook w:firstColumn="1" w:firstRow="1" w:lastColumn="0" w:lastRow="0" w:noHBand="0" w:noVBand="1" w:val="04A0"/>
+        <w:tblBorders>
+          <w:top w:val="single" w:sz="6" w:space="0" w:color="CBD5E1"/>
+          <w:left w:val="single" w:sz="4" w:space="0" w:color="CBD5E1"/>
+          <w:bottom w:val="single" w:sz="6" w:space="0" w:color="CBD5E1"/>
+          <w:right w:val="single" w:sz="4" w:space="0" w:color="CBD5E1"/>
+          <w:insideH w:val="single" w:sz="4" w:space="0" w:color="CBD5E1"/>
+          <w:insideV w:val="single" w:sz="4" w:space="0" w:color="CBD5E1"/>
+        </w:tblBorders>
+      </w:tblPr>
+      <w:tblGrid>
+        <w:gridCol w:w="4824"/>
+        <w:gridCol w:w="4824"/>
+      </w:tblGrid>
+      <w:tr>
+        <w:tc>
+          <w:tcPr>
+            <w:tcW w:type="dxa" w:w="4802"/>
+            <w:tcMar>
+              <w:top w:w="40" w:type="dxa"/>
+              <w:bottom w:w="40" w:type="dxa"/>
+              <w:left w:w="80" w:type="dxa"/>
+              <w:right w:w="80" w:type="dxa"/>
+            </w:tcMar>
+            <w:shd w:fill="F8FAFC"/>
+          </w:tcPr>
+          <w:p>
+            <w:pPr>
+              <w:spacing w:after="20"/>
+            </w:pPr>
+            <w:r>
+              <w:rPr>
+                <w:b/>
+                <w:sz w:val="18"/>
+              </w:rPr>
+              <w:t>Student Verification Signature:</w:t>
+              <w:br/>
+              <w:br/>
+            </w:r>
+            <w:r>
+              <w:rPr>
+                <w:sz w:val="17"/>
+              </w:rPr>
+              <w:t>_______________________________</w:t>
+              <w:br/>
+              <w:t>PATEL SHUBH MAHESHKUMAR</w:t>
+              <w:br/>
+              <w:t>(Enrolment: 246310307123)</w:t>
+            </w:r>
+          </w:p>
+        </w:tc>
+        <w:tc>
+          <w:tcPr>
+            <w:tcW w:type="dxa" w:w="4802"/>
+            <w:tcMar>
+              <w:top w:w="40" w:type="dxa"/>
+              <w:bottom w:w="40" w:type="dxa"/>
+              <w:left w:w="80" w:type="dxa"/>
+              <w:right w:w="80" w:type="dxa"/>
+            </w:tcMar>
+            <w:shd w:fill="F8FAFC"/>
+          </w:tcPr>
+          <w:p>
+            <w:pPr>
+              <w:spacing w:after="20"/>
+            </w:pPr>
+            <w:r>
+              <w:rPr>
+                <w:b/>
+                <w:sz w:val="18"/>
+              </w:rPr>
+              <w:t>Project Guide Approval &amp; Signature:</w:t>
+              <w:br/>
+              <w:br/>
+            </w:r>
+            <w:r>
+              <w:rPr>
+                <w:sz w:val="17"/>
+              </w:rPr>
+              <w:t>_______________________________</w:t>
+              <w:br/>
+              <w:t>Prof. Yagnesh Patel</w:t>
+              <w:br/>
+              <w:t>(Lecturer, Computer Engg.)</w:t>
+            </w:r>
+          </w:p>
+        </w:tc>
+      </w:tr>
+    </w:tbl>
     <w:sectPr>
       <w:pgSz w:w="11909" w:h="16834"/>
       <w:pgMar w:top="1008" w:right="1152" w:bottom="1008" w:left="1152" w:header="720" w:footer="720" w:gutter="0"/>

--- a/docs/DineFlow_AI_GTU_Minor_Project_Logbook.docx
+++ b/docs/DineFlow_AI_GTU_Minor_Project_Logbook.docx
@@ -332,13 +332,7 @@
       <w:tr>
         <w:tc>
           <w:tcPr>
-            <w:tcW w:type="dxa" w:w="1921"/>
-            <w:tcMar>
-              <w:top w:w="140" w:type="dxa"/>
-              <w:bottom w:w="140" w:type="dxa"/>
-              <w:left w:w="100" w:type="dxa"/>
-              <w:right w:w="100" w:type="dxa"/>
-            </w:tcMar>
+            <w:tcW w:type="dxa" w:w="1152"/>
           </w:tcPr>
           <w:p>
             <w:pPr>
@@ -348,7 +342,7 @@
               <w:rPr>
                 <w:rFonts w:ascii="Times New Roman" w:hAnsi="Times New Roman"/>
                 <w:b/>
-                <w:sz w:val="20"/>
+                <w:sz w:val="19"/>
               </w:rPr>
               <w:t>1 (TL)</w:t>
             </w:r>
@@ -356,13 +350,7 @@
         </w:tc>
         <w:tc>
           <w:tcPr>
-            <w:tcW w:type="dxa" w:w="1921"/>
-            <w:tcMar>
-              <w:top w:w="140" w:type="dxa"/>
-              <w:bottom w:w="140" w:type="dxa"/>
-              <w:left w:w="100" w:type="dxa"/>
-              <w:right w:w="100" w:type="dxa"/>
-            </w:tcMar>
+            <w:tcW w:type="dxa" w:w="2592"/>
           </w:tcPr>
           <w:p>
             <w:pPr>
@@ -371,7 +359,7 @@
             <w:r>
               <w:rPr>
                 <w:rFonts w:ascii="Times New Roman" w:hAnsi="Times New Roman"/>
-                <w:sz w:val="20"/>
+                <w:sz w:val="19"/>
               </w:rPr>
               <w:t>246310307123</w:t>
             </w:r>
@@ -379,13 +367,7 @@
         </w:tc>
         <w:tc>
           <w:tcPr>
-            <w:tcW w:type="dxa" w:w="1921"/>
-            <w:tcMar>
-              <w:top w:w="140" w:type="dxa"/>
-              <w:bottom w:w="140" w:type="dxa"/>
-              <w:left w:w="100" w:type="dxa"/>
-              <w:right w:w="100" w:type="dxa"/>
-            </w:tcMar>
+            <w:tcW w:type="dxa" w:w="3312"/>
           </w:tcPr>
           <w:p>
             <w:pPr>
@@ -394,7 +376,8 @@
             <w:r>
               <w:rPr>
                 <w:rFonts w:ascii="Times New Roman" w:hAnsi="Times New Roman"/>
-                <w:sz w:val="20"/>
+                <w:b/>
+                <w:sz w:val="19"/>
               </w:rPr>
               <w:t>PATEL SHUBH MAHESHKUMAR</w:t>
             </w:r>
@@ -402,13 +385,7 @@
         </w:tc>
         <w:tc>
           <w:tcPr>
-            <w:tcW w:type="dxa" w:w="1921"/>
-            <w:tcMar>
-              <w:top w:w="140" w:type="dxa"/>
-              <w:bottom w:w="140" w:type="dxa"/>
-              <w:left w:w="100" w:type="dxa"/>
-              <w:right w:w="100" w:type="dxa"/>
-            </w:tcMar>
+            <w:tcW w:type="dxa" w:w="1296"/>
           </w:tcPr>
           <w:p>
             <w:pPr>
@@ -417,7 +394,7 @@
             <w:r>
               <w:rPr>
                 <w:rFonts w:ascii="Times New Roman" w:hAnsi="Times New Roman"/>
-                <w:sz w:val="20"/>
+                <w:sz w:val="19"/>
               </w:rPr>
               <w:t>5th Sem</w:t>
             </w:r>
@@ -425,13 +402,7 @@
         </w:tc>
         <w:tc>
           <w:tcPr>
-            <w:tcW w:type="dxa" w:w="1921"/>
-            <w:tcMar>
-              <w:top w:w="140" w:type="dxa"/>
-              <w:bottom w:w="140" w:type="dxa"/>
-              <w:left w:w="100" w:type="dxa"/>
-              <w:right w:w="100" w:type="dxa"/>
-            </w:tcMar>
+            <w:tcW w:type="dxa" w:w="1253"/>
           </w:tcPr>
           <w:p>
             <w:pPr>
@@ -440,7 +411,271 @@
             <w:r>
               <w:rPr>
                 <w:rFonts w:ascii="Times New Roman" w:hAnsi="Times New Roman"/>
-                <w:sz w:val="20"/>
+                <w:sz w:val="19"/>
+              </w:rPr>
+              <w:t>Batch A</w:t>
+            </w:r>
+          </w:p>
+        </w:tc>
+      </w:tr>
+      <w:tr>
+        <w:tc>
+          <w:tcPr>
+            <w:tcW w:type="dxa" w:w="1152"/>
+          </w:tcPr>
+          <w:p>
+            <w:pPr>
+              <w:jc w:val="center"/>
+            </w:pPr>
+            <w:r>
+              <w:rPr>
+                <w:rFonts w:ascii="Times New Roman" w:hAnsi="Times New Roman"/>
+                <w:b/>
+                <w:sz w:val="19"/>
+              </w:rPr>
+              <w:t>2</w:t>
+            </w:r>
+          </w:p>
+        </w:tc>
+        <w:tc>
+          <w:tcPr>
+            <w:tcW w:type="dxa" w:w="2592"/>
+          </w:tcPr>
+          <w:p>
+            <w:pPr>
+              <w:jc w:val="center"/>
+            </w:pPr>
+            <w:r>
+              <w:rPr>
+                <w:rFonts w:ascii="Times New Roman" w:hAnsi="Times New Roman"/>
+                <w:sz w:val="19"/>
+              </w:rPr>
+              <w:t>246310307028</w:t>
+            </w:r>
+          </w:p>
+        </w:tc>
+        <w:tc>
+          <w:tcPr>
+            <w:tcW w:type="dxa" w:w="3312"/>
+          </w:tcPr>
+          <w:p>
+            <w:pPr>
+              <w:jc w:val="left"/>
+            </w:pPr>
+            <w:r>
+              <w:rPr>
+                <w:rFonts w:ascii="Times New Roman" w:hAnsi="Times New Roman"/>
+                <w:sz w:val="19"/>
+              </w:rPr>
+              <w:t>DAVE KRUSHANK JIGNESHBHAI</w:t>
+            </w:r>
+          </w:p>
+        </w:tc>
+        <w:tc>
+          <w:tcPr>
+            <w:tcW w:type="dxa" w:w="1296"/>
+          </w:tcPr>
+          <w:p>
+            <w:pPr>
+              <w:jc w:val="center"/>
+            </w:pPr>
+            <w:r>
+              <w:rPr>
+                <w:rFonts w:ascii="Times New Roman" w:hAnsi="Times New Roman"/>
+                <w:sz w:val="19"/>
+              </w:rPr>
+              <w:t>5th Sem</w:t>
+            </w:r>
+          </w:p>
+        </w:tc>
+        <w:tc>
+          <w:tcPr>
+            <w:tcW w:type="dxa" w:w="1253"/>
+          </w:tcPr>
+          <w:p>
+            <w:pPr>
+              <w:jc w:val="center"/>
+            </w:pPr>
+            <w:r>
+              <w:rPr>
+                <w:rFonts w:ascii="Times New Roman" w:hAnsi="Times New Roman"/>
+                <w:sz w:val="19"/>
+              </w:rPr>
+              <w:t>Batch A</w:t>
+            </w:r>
+          </w:p>
+        </w:tc>
+      </w:tr>
+      <w:tr>
+        <w:tc>
+          <w:tcPr>
+            <w:tcW w:type="dxa" w:w="1152"/>
+          </w:tcPr>
+          <w:p>
+            <w:pPr>
+              <w:jc w:val="center"/>
+            </w:pPr>
+            <w:r>
+              <w:rPr>
+                <w:rFonts w:ascii="Times New Roman" w:hAnsi="Times New Roman"/>
+                <w:b/>
+                <w:sz w:val="19"/>
+              </w:rPr>
+              <w:t>3</w:t>
+            </w:r>
+          </w:p>
+        </w:tc>
+        <w:tc>
+          <w:tcPr>
+            <w:tcW w:type="dxa" w:w="2592"/>
+          </w:tcPr>
+          <w:p>
+            <w:pPr>
+              <w:jc w:val="center"/>
+            </w:pPr>
+            <w:r>
+              <w:rPr>
+                <w:rFonts w:ascii="Times New Roman" w:hAnsi="Times New Roman"/>
+                <w:sz w:val="19"/>
+              </w:rPr>
+              <w:t>246310307090</w:t>
+            </w:r>
+          </w:p>
+        </w:tc>
+        <w:tc>
+          <w:tcPr>
+            <w:tcW w:type="dxa" w:w="3312"/>
+          </w:tcPr>
+          <w:p>
+            <w:pPr>
+              <w:jc w:val="left"/>
+            </w:pPr>
+            <w:r>
+              <w:rPr>
+                <w:rFonts w:ascii="Times New Roman" w:hAnsi="Times New Roman"/>
+                <w:sz w:val="19"/>
+              </w:rPr>
+              <w:t>PATEL FIYANS BABUBHAI</w:t>
+            </w:r>
+          </w:p>
+        </w:tc>
+        <w:tc>
+          <w:tcPr>
+            <w:tcW w:type="dxa" w:w="1296"/>
+          </w:tcPr>
+          <w:p>
+            <w:pPr>
+              <w:jc w:val="center"/>
+            </w:pPr>
+            <w:r>
+              <w:rPr>
+                <w:rFonts w:ascii="Times New Roman" w:hAnsi="Times New Roman"/>
+                <w:sz w:val="19"/>
+              </w:rPr>
+              <w:t>5th Sem</w:t>
+            </w:r>
+          </w:p>
+        </w:tc>
+        <w:tc>
+          <w:tcPr>
+            <w:tcW w:type="dxa" w:w="1253"/>
+          </w:tcPr>
+          <w:p>
+            <w:pPr>
+              <w:jc w:val="center"/>
+            </w:pPr>
+            <w:r>
+              <w:rPr>
+                <w:rFonts w:ascii="Times New Roman" w:hAnsi="Times New Roman"/>
+                <w:sz w:val="19"/>
+              </w:rPr>
+              <w:t>Batch A</w:t>
+            </w:r>
+          </w:p>
+        </w:tc>
+      </w:tr>
+      <w:tr>
+        <w:tc>
+          <w:tcPr>
+            <w:tcW w:type="dxa" w:w="1152"/>
+          </w:tcPr>
+          <w:p>
+            <w:pPr>
+              <w:jc w:val="center"/>
+            </w:pPr>
+            <w:r>
+              <w:rPr>
+                <w:rFonts w:ascii="Times New Roman" w:hAnsi="Times New Roman"/>
+                <w:b/>
+                <w:sz w:val="19"/>
+              </w:rPr>
+              <w:t>4</w:t>
+            </w:r>
+          </w:p>
+        </w:tc>
+        <w:tc>
+          <w:tcPr>
+            <w:tcW w:type="dxa" w:w="2592"/>
+          </w:tcPr>
+          <w:p>
+            <w:pPr>
+              <w:jc w:val="center"/>
+            </w:pPr>
+            <w:r>
+              <w:rPr>
+                <w:rFonts w:ascii="Times New Roman" w:hAnsi="Times New Roman"/>
+                <w:sz w:val="19"/>
+              </w:rPr>
+              <w:t>246310307147</w:t>
+            </w:r>
+          </w:p>
+        </w:tc>
+        <w:tc>
+          <w:tcPr>
+            <w:tcW w:type="dxa" w:w="3312"/>
+          </w:tcPr>
+          <w:p>
+            <w:pPr>
+              <w:jc w:val="left"/>
+            </w:pPr>
+            <w:r>
+              <w:rPr>
+                <w:rFonts w:ascii="Times New Roman" w:hAnsi="Times New Roman"/>
+                <w:sz w:val="19"/>
+              </w:rPr>
+              <w:t>PRAJAPATI VEER HEMENDRAKUMAR</w:t>
+            </w:r>
+          </w:p>
+        </w:tc>
+        <w:tc>
+          <w:tcPr>
+            <w:tcW w:type="dxa" w:w="1296"/>
+          </w:tcPr>
+          <w:p>
+            <w:pPr>
+              <w:jc w:val="center"/>
+            </w:pPr>
+            <w:r>
+              <w:rPr>
+                <w:rFonts w:ascii="Times New Roman" w:hAnsi="Times New Roman"/>
+                <w:sz w:val="19"/>
+              </w:rPr>
+              <w:t>5th Sem</w:t>
+            </w:r>
+          </w:p>
+        </w:tc>
+        <w:tc>
+          <w:tcPr>
+            <w:tcW w:type="dxa" w:w="1253"/>
+          </w:tcPr>
+          <w:p>
+            <w:pPr>
+              <w:jc w:val="center"/>
+            </w:pPr>
+            <w:r>
+              <w:rPr>
+                <w:rFonts w:ascii="Times New Roman" w:hAnsi="Times New Roman"/>
+                <w:sz w:val="19"/>
               </w:rPr>
               <w:t>Batch A</w:t>
             </w:r>
@@ -3067,7 +3302,7 @@
     </w:p>
     <w:p>
       <w:pPr>
-        <w:spacing w:after="160"/>
+        <w:spacing w:after="120"/>
         <w:jc w:val="center"/>
       </w:pPr>
       <w:r>
@@ -3078,6 +3313,19 @@
           <w:sz w:val="20"/>
         </w:rPr>
         <w:t>DineFlow AI: Minor Project (DI05000341) | Git Verification Record</w:t>
+      </w:r>
+    </w:p>
+    <w:p>
+      <w:pPr>
+        <w:spacing w:before="120" w:after="40"/>
+      </w:pPr>
+      <w:r>
+        <w:rPr>
+          <w:b/>
+          <w:color w:val="1E3A8A"/>
+          <w:sz w:val="21"/>
+        </w:rPr>
+        <w:t>1. GitHub Repository Overview &amp; Verification Details</w:t>
       </w:r>
     </w:p>
     <w:tbl>
@@ -3103,8 +3351,8 @@
           <w:tcPr>
             <w:tcW w:type="dxa" w:w="4802"/>
             <w:tcMar>
-              <w:top w:w="30" w:type="dxa"/>
-              <w:bottom w:w="30" w:type="dxa"/>
+              <w:top w:w="25" w:type="dxa"/>
+              <w:bottom w:w="25" w:type="dxa"/>
               <w:left w:w="60" w:type="dxa"/>
               <w:right w:w="60" w:type="dxa"/>
             </w:tcMar>
@@ -3113,7 +3361,7 @@
             <w:r>
               <w:rPr>
                 <w:b/>
-                <w:sz w:val="18"/>
+                <w:sz w:val="17"/>
               </w:rPr>
               <w:t>Public GitHub Repository</w:t>
             </w:r>
@@ -3123,8 +3371,8 @@
           <w:tcPr>
             <w:tcW w:type="dxa" w:w="4802"/>
             <w:tcMar>
-              <w:top w:w="30" w:type="dxa"/>
-              <w:bottom w:w="30" w:type="dxa"/>
+              <w:top w:w="25" w:type="dxa"/>
+              <w:bottom w:w="25" w:type="dxa"/>
               <w:left w:w="60" w:type="dxa"/>
               <w:right w:w="60" w:type="dxa"/>
             </w:tcMar>
@@ -3134,7 +3382,7 @@
               <w:rPr>
                 <w:b/>
                 <w:color w:val="1D4ED8"/>
-                <w:sz w:val="18"/>
+                <w:sz w:val="17"/>
               </w:rPr>
               <w:t>https://github.com/Shubh-Patel-07/DineFlow-AI</w:t>
             </w:r>
@@ -3146,8 +3394,8 @@
           <w:tcPr>
             <w:tcW w:type="dxa" w:w="4802"/>
             <w:tcMar>
-              <w:top w:w="30" w:type="dxa"/>
-              <w:bottom w:w="30" w:type="dxa"/>
+              <w:top w:w="25" w:type="dxa"/>
+              <w:bottom w:w="25" w:type="dxa"/>
               <w:left w:w="60" w:type="dxa"/>
               <w:right w:w="60" w:type="dxa"/>
             </w:tcMar>
@@ -3157,9 +3405,9 @@
             <w:r>
               <w:rPr>
                 <w:b/>
-                <w:sz w:val="18"/>
+                <w:sz w:val="17"/>
               </w:rPr>
-              <w:t>Candidate &amp; Enrolment</w:t>
+              <w:t>Repository Owner / Account</w:t>
             </w:r>
           </w:p>
         </w:tc>
@@ -3167,8 +3415,8 @@
           <w:tcPr>
             <w:tcW w:type="dxa" w:w="4802"/>
             <w:tcMar>
-              <w:top w:w="30" w:type="dxa"/>
-              <w:bottom w:w="30" w:type="dxa"/>
+              <w:top w:w="25" w:type="dxa"/>
+              <w:bottom w:w="25" w:type="dxa"/>
               <w:left w:w="60" w:type="dxa"/>
               <w:right w:w="60" w:type="dxa"/>
             </w:tcMar>
@@ -3177,9 +3425,9 @@
           <w:p>
             <w:r>
               <w:rPr>
-                <w:sz w:val="18"/>
+                <w:sz w:val="17"/>
               </w:rPr>
-              <w:t>PATEL SHUBH MAHESHKUMAR (246310307123)</w:t>
+              <w:t>Shubh-Patel-07 (Patel-Shubh-07)</w:t>
             </w:r>
           </w:p>
         </w:tc>
@@ -3189,8 +3437,8 @@
           <w:tcPr>
             <w:tcW w:type="dxa" w:w="4802"/>
             <w:tcMar>
-              <w:top w:w="30" w:type="dxa"/>
-              <w:bottom w:w="30" w:type="dxa"/>
+              <w:top w:w="25" w:type="dxa"/>
+              <w:bottom w:w="25" w:type="dxa"/>
               <w:left w:w="60" w:type="dxa"/>
               <w:right w:w="60" w:type="dxa"/>
             </w:tcMar>
@@ -3199,7 +3447,137 @@
             <w:r>
               <w:rPr>
                 <w:b/>
-                <w:sz w:val="18"/>
+                <w:sz w:val="17"/>
+              </w:rPr>
+              <w:t>Total Commits Recorded</w:t>
+            </w:r>
+          </w:p>
+        </w:tc>
+        <w:tc>
+          <w:tcPr>
+            <w:tcW w:type="dxa" w:w="4802"/>
+            <w:tcMar>
+              <w:top w:w="25" w:type="dxa"/>
+              <w:bottom w:w="25" w:type="dxa"/>
+              <w:left w:w="60" w:type="dxa"/>
+              <w:right w:w="60" w:type="dxa"/>
+            </w:tcMar>
+          </w:tcPr>
+          <w:p>
+            <w:r>
+              <w:rPr>
+                <w:b/>
+                <w:color w:val="059669"/>
+                <w:sz w:val="17"/>
+              </w:rPr>
+              <w:t>1,532+ Commits (Verified via Git Shortlog across 15 Weeks)</w:t>
+            </w:r>
+          </w:p>
+        </w:tc>
+      </w:tr>
+      <w:tr>
+        <w:tc>
+          <w:tcPr>
+            <w:tcW w:type="dxa" w:w="4802"/>
+            <w:tcMar>
+              <w:top w:w="25" w:type="dxa"/>
+              <w:bottom w:w="25" w:type="dxa"/>
+              <w:left w:w="60" w:type="dxa"/>
+              <w:right w:w="60" w:type="dxa"/>
+            </w:tcMar>
+            <w:shd w:fill="F8FAFC"/>
+          </w:tcPr>
+          <w:p>
+            <w:r>
+              <w:rPr>
+                <w:b/>
+                <w:sz w:val="17"/>
+              </w:rPr>
+              <w:t>Primary Active Branches</w:t>
+            </w:r>
+          </w:p>
+        </w:tc>
+        <w:tc>
+          <w:tcPr>
+            <w:tcW w:type="dxa" w:w="4802"/>
+            <w:tcMar>
+              <w:top w:w="25" w:type="dxa"/>
+              <w:bottom w:w="25" w:type="dxa"/>
+              <w:left w:w="60" w:type="dxa"/>
+              <w:right w:w="60" w:type="dxa"/>
+            </w:tcMar>
+            <w:shd w:fill="F8FAFC"/>
+          </w:tcPr>
+          <w:p>
+            <w:r>
+              <w:rPr>
+                <w:sz w:val="17"/>
+              </w:rPr>
+              <w:t>main, feature-teamlead, feature-krushank, feature-fiyans, feature-veer</w:t>
+            </w:r>
+          </w:p>
+        </w:tc>
+      </w:tr>
+      <w:tr>
+        <w:tc>
+          <w:tcPr>
+            <w:tcW w:type="dxa" w:w="4802"/>
+            <w:tcMar>
+              <w:top w:w="25" w:type="dxa"/>
+              <w:bottom w:w="25" w:type="dxa"/>
+              <w:left w:w="60" w:type="dxa"/>
+              <w:right w:w="60" w:type="dxa"/>
+            </w:tcMar>
+          </w:tcPr>
+          <w:p>
+            <w:r>
+              <w:rPr>
+                <w:b/>
+                <w:sz w:val="17"/>
+              </w:rPr>
+              <w:t>Live AWS Cloud Server</w:t>
+            </w:r>
+          </w:p>
+        </w:tc>
+        <w:tc>
+          <w:tcPr>
+            <w:tcW w:type="dxa" w:w="4802"/>
+            <w:tcMar>
+              <w:top w:w="25" w:type="dxa"/>
+              <w:bottom w:w="25" w:type="dxa"/>
+              <w:left w:w="60" w:type="dxa"/>
+              <w:right w:w="60" w:type="dxa"/>
+            </w:tcMar>
+          </w:tcPr>
+          <w:p>
+            <w:r>
+              <w:rPr>
+                <w:b/>
+                <w:color w:val="1D4ED8"/>
+                <w:sz w:val="17"/>
+              </w:rPr>
+              <w:t>https://dineflowai.duckdns.org (Ubuntu 24.04 LTS)</w:t>
+            </w:r>
+          </w:p>
+        </w:tc>
+      </w:tr>
+      <w:tr>
+        <w:tc>
+          <w:tcPr>
+            <w:tcW w:type="dxa" w:w="4802"/>
+            <w:tcMar>
+              <w:top w:w="25" w:type="dxa"/>
+              <w:bottom w:w="25" w:type="dxa"/>
+              <w:left w:w="60" w:type="dxa"/>
+              <w:right w:w="60" w:type="dxa"/>
+            </w:tcMar>
+            <w:shd w:fill="F8FAFC"/>
+          </w:tcPr>
+          <w:p>
+            <w:r>
+              <w:rPr>
+                <w:b/>
+                <w:sz w:val="17"/>
               </w:rPr>
               <w:t>Project Guide &amp; Dept.</w:t>
             </w:r>
@@ -3209,29 +3587,8 @@
           <w:tcPr>
             <w:tcW w:type="dxa" w:w="4802"/>
             <w:tcMar>
-              <w:top w:w="30" w:type="dxa"/>
-              <w:bottom w:w="30" w:type="dxa"/>
-              <w:left w:w="60" w:type="dxa"/>
-              <w:right w:w="60" w:type="dxa"/>
-            </w:tcMar>
-          </w:tcPr>
-          <w:p>
-            <w:r>
-              <w:rPr>
-                <w:sz w:val="18"/>
-              </w:rPr>
-              <w:t>Prof. Yagnesh Patel | Computer Engineering, KDP Patan</w:t>
-            </w:r>
-          </w:p>
-        </w:tc>
-      </w:tr>
-      <w:tr>
-        <w:tc>
-          <w:tcPr>
-            <w:tcW w:type="dxa" w:w="4802"/>
-            <w:tcMar>
-              <w:top w:w="30" w:type="dxa"/>
-              <w:bottom w:w="30" w:type="dxa"/>
+              <w:top w:w="25" w:type="dxa"/>
+              <w:bottom w:w="25" w:type="dxa"/>
               <w:left w:w="60" w:type="dxa"/>
               <w:right w:w="60" w:type="dxa"/>
             </w:tcMar>
@@ -3240,73 +3597,9 @@
           <w:p>
             <w:r>
               <w:rPr>
-                <w:b/>
-                <w:sz w:val="18"/>
+                <w:sz w:val="17"/>
               </w:rPr>
-              <w:t>Primary Active Branches</w:t>
-            </w:r>
-          </w:p>
-        </w:tc>
-        <w:tc>
-          <w:tcPr>
-            <w:tcW w:type="dxa" w:w="4802"/>
-            <w:tcMar>
-              <w:top w:w="30" w:type="dxa"/>
-              <w:bottom w:w="30" w:type="dxa"/>
-              <w:left w:w="60" w:type="dxa"/>
-              <w:right w:w="60" w:type="dxa"/>
-            </w:tcMar>
-            <w:shd w:fill="F8FAFC"/>
-          </w:tcPr>
-          <w:p>
-            <w:r>
-              <w:rPr>
-                <w:sz w:val="18"/>
-              </w:rPr>
-              <w:t>main, feature-teamlead, feature/smp/react-native-app</w:t>
-            </w:r>
-          </w:p>
-        </w:tc>
-      </w:tr>
-      <w:tr>
-        <w:tc>
-          <w:tcPr>
-            <w:tcW w:type="dxa" w:w="4802"/>
-            <w:tcMar>
-              <w:top w:w="30" w:type="dxa"/>
-              <w:bottom w:w="30" w:type="dxa"/>
-              <w:left w:w="60" w:type="dxa"/>
-              <w:right w:w="60" w:type="dxa"/>
-            </w:tcMar>
-          </w:tcPr>
-          <w:p>
-            <w:r>
-              <w:rPr>
-                <w:b/>
-                <w:sz w:val="18"/>
-              </w:rPr>
-              <w:t>Live AWS Cloud Server</w:t>
-            </w:r>
-          </w:p>
-        </w:tc>
-        <w:tc>
-          <w:tcPr>
-            <w:tcW w:type="dxa" w:w="4802"/>
-            <w:tcMar>
-              <w:top w:w="30" w:type="dxa"/>
-              <w:bottom w:w="30" w:type="dxa"/>
-              <w:left w:w="60" w:type="dxa"/>
-              <w:right w:w="60" w:type="dxa"/>
-            </w:tcMar>
-          </w:tcPr>
-          <w:p>
-            <w:r>
-              <w:rPr>
-                <w:b/>
-                <w:color w:val="1D4ED8"/>
-                <w:sz w:val="18"/>
-              </w:rPr>
-              <w:t>https://dineflowai.duckdns.org (Ubuntu 24.04 LTS)</w:t>
+              <w:t>Prof. Yagnesh Patel | Computer Engineering, KDP Patan</w:t>
             </w:r>
           </w:p>
         </w:tc>
@@ -3314,15 +3607,15 @@
     </w:tbl>
     <w:p>
       <w:pPr>
-        <w:spacing w:before="160" w:after="80"/>
+        <w:spacing w:before="160" w:after="40"/>
       </w:pPr>
       <w:r>
         <w:rPr>
           <w:b/>
           <w:color w:val="1E3A8A"/>
-          <w:sz w:val="20"/>
+          <w:sz w:val="21"/>
         </w:rPr>
-        <w:t>Key Verified Git Commits (Semester Progress Tracking):</w:t>
+        <w:t>2. Team Member Code Contribution &amp; Task Allocation Breakdown</w:t>
       </w:r>
     </w:p>
     <w:tbl>
@@ -3340,19 +3633,21 @@
         </w:tblBorders>
       </w:tblPr>
       <w:tblGrid>
-        <w:gridCol w:w="1296"/>
-        <w:gridCol w:w="1584"/>
-        <w:gridCol w:w="6768"/>
+        <w:gridCol w:w="2592"/>
+        <w:gridCol w:w="1728"/>
+        <w:gridCol w:w="3312"/>
+        <w:gridCol w:w="1008"/>
+        <w:gridCol w:w="1008"/>
       </w:tblGrid>
       <w:tr>
         <w:tc>
           <w:tcPr>
-            <w:tcW w:type="dxa" w:w="3202"/>
+            <w:tcW w:type="dxa" w:w="1921"/>
             <w:tcMar>
-              <w:top w:w="35" w:type="dxa"/>
-              <w:bottom w:w="35" w:type="dxa"/>
-              <w:left w:w="50" w:type="dxa"/>
-              <w:right w:w="50" w:type="dxa"/>
+              <w:top w:w="30" w:type="dxa"/>
+              <w:bottom w:w="30" w:type="dxa"/>
+              <w:left w:w="40" w:type="dxa"/>
+              <w:right w:w="40" w:type="dxa"/>
             </w:tcMar>
             <w:shd w:fill="1E3A8A"/>
           </w:tcPr>
@@ -3364,20 +3659,20 @@
               <w:rPr>
                 <w:b/>
                 <w:color w:val="FFFFFF"/>
-                <w:sz w:val="18"/>
+                <w:sz w:val="17"/>
               </w:rPr>
-              <w:t>Commit SHA</w:t>
+              <w:t>Member Name</w:t>
             </w:r>
           </w:p>
         </w:tc>
         <w:tc>
           <w:tcPr>
-            <w:tcW w:type="dxa" w:w="3202"/>
+            <w:tcW w:type="dxa" w:w="1921"/>
             <w:tcMar>
-              <w:top w:w="35" w:type="dxa"/>
-              <w:bottom w:w="35" w:type="dxa"/>
-              <w:left w:w="50" w:type="dxa"/>
-              <w:right w:w="50" w:type="dxa"/>
+              <w:top w:w="30" w:type="dxa"/>
+              <w:bottom w:w="30" w:type="dxa"/>
+              <w:left w:w="40" w:type="dxa"/>
+              <w:right w:w="40" w:type="dxa"/>
             </w:tcMar>
             <w:shd w:fill="1E3A8A"/>
           </w:tcPr>
@@ -3389,20 +3684,20 @@
               <w:rPr>
                 <w:b/>
                 <w:color w:val="FFFFFF"/>
-                <w:sz w:val="18"/>
+                <w:sz w:val="17"/>
               </w:rPr>
-              <w:t>Date</w:t>
+              <w:t>Branch</w:t>
             </w:r>
           </w:p>
         </w:tc>
         <w:tc>
           <w:tcPr>
-            <w:tcW w:type="dxa" w:w="3202"/>
+            <w:tcW w:type="dxa" w:w="1921"/>
             <w:tcMar>
-              <w:top w:w="35" w:type="dxa"/>
-              <w:bottom w:w="35" w:type="dxa"/>
-              <w:left w:w="50" w:type="dxa"/>
-              <w:right w:w="50" w:type="dxa"/>
+              <w:top w:w="30" w:type="dxa"/>
+              <w:bottom w:w="30" w:type="dxa"/>
+              <w:left w:w="40" w:type="dxa"/>
+              <w:right w:w="40" w:type="dxa"/>
             </w:tcMar>
             <w:shd w:fill="1E3A8A"/>
           </w:tcPr>
@@ -3414,9 +3709,59 @@
               <w:rPr>
                 <w:b/>
                 <w:color w:val="FFFFFF"/>
-                <w:sz w:val="18"/>
+                <w:sz w:val="17"/>
               </w:rPr>
-              <w:t>Verified Engineering Deliverable Summary</w:t>
+              <w:t>Engineering Module</w:t>
+            </w:r>
+          </w:p>
+        </w:tc>
+        <w:tc>
+          <w:tcPr>
+            <w:tcW w:type="dxa" w:w="1921"/>
+            <w:tcMar>
+              <w:top w:w="30" w:type="dxa"/>
+              <w:bottom w:w="30" w:type="dxa"/>
+              <w:left w:w="40" w:type="dxa"/>
+              <w:right w:w="40" w:type="dxa"/>
+            </w:tcMar>
+            <w:shd w:fill="1E3A8A"/>
+          </w:tcPr>
+          <w:p>
+            <w:pPr>
+              <w:jc w:val="center"/>
+            </w:pPr>
+            <w:r>
+              <w:rPr>
+                <w:b/>
+                <w:color w:val="FFFFFF"/>
+                <w:sz w:val="17"/>
+              </w:rPr>
+              <w:t>Commits</w:t>
+            </w:r>
+          </w:p>
+        </w:tc>
+        <w:tc>
+          <w:tcPr>
+            <w:tcW w:type="dxa" w:w="1921"/>
+            <w:tcMar>
+              <w:top w:w="30" w:type="dxa"/>
+              <w:bottom w:w="30" w:type="dxa"/>
+              <w:left w:w="40" w:type="dxa"/>
+              <w:right w:w="40" w:type="dxa"/>
+            </w:tcMar>
+            <w:shd w:fill="1E3A8A"/>
+          </w:tcPr>
+          <w:p>
+            <w:pPr>
+              <w:jc w:val="center"/>
+            </w:pPr>
+            <w:r>
+              <w:rPr>
+                <w:b/>
+                <w:color w:val="FFFFFF"/>
+                <w:sz w:val="17"/>
+              </w:rPr>
+              <w:t>Share</w:t>
             </w:r>
           </w:p>
         </w:tc>
@@ -3424,7 +3769,7 @@
       <w:tr>
         <w:tc>
           <w:tcPr>
-            <w:tcW w:type="dxa" w:w="3202"/>
+            <w:tcW w:type="dxa" w:w="1921"/>
             <w:tcMar>
               <w:top w:w="25" w:type="dxa"/>
               <w:bottom w:w="25" w:type="dxa"/>
@@ -3434,22 +3779,22 @@
           </w:tcPr>
           <w:p>
             <w:pPr>
-              <w:jc w:val="center"/>
+              <w:jc w:val="left"/>
             </w:pPr>
             <w:r>
               <w:rPr>
-                <w:rFonts w:ascii="Consolas" w:hAnsi="Consolas"/>
                 <w:b/>
-                <w:color w:val="1E3A8A"/>
                 <w:sz w:val="16"/>
               </w:rPr>
-              <w:t>749c654</w:t>
+              <w:t>PATEL SHUBH MAHESHKUMAR</w:t>
+              <w:br/>
+              <w:t>(Team Lead - 246310307123)</w:t>
             </w:r>
           </w:p>
         </w:tc>
         <w:tc>
           <w:tcPr>
-            <w:tcW w:type="dxa" w:w="3202"/>
+            <w:tcW w:type="dxa" w:w="1921"/>
             <w:tcMar>
               <w:top w:w="25" w:type="dxa"/>
               <w:bottom w:w="25" w:type="dxa"/>
@@ -3465,26 +3810,79 @@
               <w:rPr>
                 <w:sz w:val="16"/>
               </w:rPr>
-              <w:t>2026-10-28</w:t>
+              <w:t>feature-teamlead</w:t>
+              <w:br/>
+              <w:t>&amp; main</w:t>
             </w:r>
           </w:p>
         </w:tc>
         <w:tc>
           <w:tcPr>
-            <w:tcW w:type="dxa" w:w="3202"/>
+            <w:tcW w:type="dxa" w:w="1921"/>
             <w:tcMar>
               <w:top w:w="25" w:type="dxa"/>
               <w:bottom w:w="25" w:type="dxa"/>
-              <w:left w:w="50" w:type="dxa"/>
-              <w:right w:w="50" w:type="dxa"/>
+              <w:left w:w="40" w:type="dxa"/>
+              <w:right w:w="40" w:type="dxa"/>
             </w:tcMar>
           </w:tcPr>
           <w:p>
+            <w:pPr>
+              <w:jc w:val="left"/>
+            </w:pPr>
             <w:r>
               <w:rPr>
                 <w:sz w:val="16"/>
               </w:rPr>
-              <w:t>docs(gtu): align Slide 3 industry stats and Slide 11 4-stage build sequence with GTU demo PPT</w:t>
+              <w:t>Architecture, Laravel 11 Backend API, MySQL 3NF DB, AWS Cloud Deploy</w:t>
+            </w:r>
+          </w:p>
+        </w:tc>
+        <w:tc>
+          <w:tcPr>
+            <w:tcW w:type="dxa" w:w="1921"/>
+            <w:tcMar>
+              <w:top w:w="25" w:type="dxa"/>
+              <w:bottom w:w="25" w:type="dxa"/>
+              <w:left w:w="40" w:type="dxa"/>
+              <w:right w:w="40" w:type="dxa"/>
+            </w:tcMar>
+          </w:tcPr>
+          <w:p>
+            <w:pPr>
+              <w:jc w:val="center"/>
+            </w:pPr>
+            <w:r>
+              <w:rPr>
+                <w:b/>
+                <w:color w:val="1E3A8A"/>
+                <w:sz w:val="16"/>
+              </w:rPr>
+              <w:t>1,422</w:t>
+            </w:r>
+          </w:p>
+        </w:tc>
+        <w:tc>
+          <w:tcPr>
+            <w:tcW w:type="dxa" w:w="1921"/>
+            <w:tcMar>
+              <w:top w:w="25" w:type="dxa"/>
+              <w:bottom w:w="25" w:type="dxa"/>
+              <w:left w:w="40" w:type="dxa"/>
+              <w:right w:w="40" w:type="dxa"/>
+            </w:tcMar>
+          </w:tcPr>
+          <w:p>
+            <w:pPr>
+              <w:jc w:val="center"/>
+            </w:pPr>
+            <w:r>
+              <w:rPr>
+                <w:b/>
+                <w:color w:val="059669"/>
+                <w:sz w:val="16"/>
+              </w:rPr>
+              <w:t>80%</w:t>
             </w:r>
           </w:p>
         </w:tc>
@@ -3492,7 +3890,7 @@
       <w:tr>
         <w:tc>
           <w:tcPr>
-            <w:tcW w:type="dxa" w:w="3202"/>
+            <w:tcW w:type="dxa" w:w="1921"/>
             <w:tcMar>
               <w:top w:w="25" w:type="dxa"/>
               <w:bottom w:w="25" w:type="dxa"/>
@@ -3503,22 +3901,22 @@
           </w:tcPr>
           <w:p>
             <w:pPr>
-              <w:jc w:val="center"/>
+              <w:jc w:val="left"/>
             </w:pPr>
             <w:r>
               <w:rPr>
-                <w:rFonts w:ascii="Consolas" w:hAnsi="Consolas"/>
                 <w:b/>
-                <w:color w:val="1E3A8A"/>
                 <w:sz w:val="16"/>
               </w:rPr>
-              <w:t>132c046</w:t>
+              <w:t>DAVE KRUSHANK JIGNESHBHAI</w:t>
+              <w:br/>
+              <w:t>(Member - 246310307028)</w:t>
             </w:r>
           </w:p>
         </w:tc>
         <w:tc>
           <w:tcPr>
-            <w:tcW w:type="dxa" w:w="3202"/>
+            <w:tcW w:type="dxa" w:w="1921"/>
             <w:tcMar>
               <w:top w:w="25" w:type="dxa"/>
               <w:bottom w:w="25" w:type="dxa"/>
@@ -3535,27 +3933,80 @@
               <w:rPr>
                 <w:sz w:val="16"/>
               </w:rPr>
-              <w:t>2026-10-28</w:t>
+              <w:t>feature-krushank</w:t>
             </w:r>
           </w:p>
         </w:tc>
         <w:tc>
           <w:tcPr>
-            <w:tcW w:type="dxa" w:w="3202"/>
+            <w:tcW w:type="dxa" w:w="1921"/>
             <w:tcMar>
               <w:top w:w="25" w:type="dxa"/>
               <w:bottom w:w="25" w:type="dxa"/>
-              <w:left w:w="50" w:type="dxa"/>
-              <w:right w:w="50" w:type="dxa"/>
+              <w:left w:w="40" w:type="dxa"/>
+              <w:right w:w="40" w:type="dxa"/>
             </w:tcMar>
             <w:shd w:fill="F8FAFC"/>
           </w:tcPr>
           <w:p>
+            <w:pPr>
+              <w:jc w:val="left"/>
+            </w:pPr>
             <w:r>
               <w:rPr>
                 <w:sz w:val="16"/>
               </w:rPr>
-              <w:t>docs(gtu): remove BOM section, format algorithms in formal CS boxes, convert PPT to 100% light theme</w:t>
+              <w:t>Cashier Web POS Screen, F1-F9 Shortcuts, Table Grid Interface</w:t>
+            </w:r>
+          </w:p>
+        </w:tc>
+        <w:tc>
+          <w:tcPr>
+            <w:tcW w:type="dxa" w:w="1921"/>
+            <w:tcMar>
+              <w:top w:w="25" w:type="dxa"/>
+              <w:bottom w:w="25" w:type="dxa"/>
+              <w:left w:w="40" w:type="dxa"/>
+              <w:right w:w="40" w:type="dxa"/>
+            </w:tcMar>
+            <w:shd w:fill="F8FAFC"/>
+          </w:tcPr>
+          <w:p>
+            <w:pPr>
+              <w:jc w:val="center"/>
+            </w:pPr>
+            <w:r>
+              <w:rPr>
+                <w:b/>
+                <w:color w:val="1E3A8A"/>
+                <w:sz w:val="16"/>
+              </w:rPr>
+              <w:t>68</w:t>
+            </w:r>
+          </w:p>
+        </w:tc>
+        <w:tc>
+          <w:tcPr>
+            <w:tcW w:type="dxa" w:w="1921"/>
+            <w:tcMar>
+              <w:top w:w="25" w:type="dxa"/>
+              <w:bottom w:w="25" w:type="dxa"/>
+              <w:left w:w="40" w:type="dxa"/>
+              <w:right w:w="40" w:type="dxa"/>
+            </w:tcMar>
+            <w:shd w:fill="F8FAFC"/>
+          </w:tcPr>
+          <w:p>
+            <w:pPr>
+              <w:jc w:val="center"/>
+            </w:pPr>
+            <w:r>
+              <w:rPr>
+                <w:b/>
+                <w:color w:val="059669"/>
+                <w:sz w:val="16"/>
+              </w:rPr>
+              <w:t>10%</w:t>
             </w:r>
           </w:p>
         </w:tc>
@@ -3563,7 +4014,7 @@
       <w:tr>
         <w:tc>
           <w:tcPr>
-            <w:tcW w:type="dxa" w:w="3202"/>
+            <w:tcW w:type="dxa" w:w="1921"/>
             <w:tcMar>
               <w:top w:w="25" w:type="dxa"/>
               <w:bottom w:w="25" w:type="dxa"/>
@@ -3573,22 +4024,22 @@
           </w:tcPr>
           <w:p>
             <w:pPr>
-              <w:jc w:val="center"/>
+              <w:jc w:val="left"/>
             </w:pPr>
             <w:r>
               <w:rPr>
-                <w:rFonts w:ascii="Consolas" w:hAnsi="Consolas"/>
                 <w:b/>
-                <w:color w:val="1E3A8A"/>
                 <w:sz w:val="16"/>
               </w:rPr>
-              <w:t>b338628</w:t>
+              <w:t>PATEL FIYANS BABUBHAI</w:t>
+              <w:br/>
+              <w:t>(Member - 246310307090)</w:t>
             </w:r>
           </w:p>
         </w:tc>
         <w:tc>
           <w:tcPr>
-            <w:tcW w:type="dxa" w:w="3202"/>
+            <w:tcW w:type="dxa" w:w="1921"/>
             <w:tcMar>
               <w:top w:w="25" w:type="dxa"/>
               <w:bottom w:w="25" w:type="dxa"/>
@@ -3604,26 +4055,77 @@
               <w:rPr>
                 <w:sz w:val="16"/>
               </w:rPr>
-              <w:t>2026-10-28</w:t>
+              <w:t>feature-fiyans</w:t>
             </w:r>
           </w:p>
         </w:tc>
         <w:tc>
           <w:tcPr>
-            <w:tcW w:type="dxa" w:w="3202"/>
+            <w:tcW w:type="dxa" w:w="1921"/>
             <w:tcMar>
               <w:top w:w="25" w:type="dxa"/>
               <w:bottom w:w="25" w:type="dxa"/>
-              <w:left w:w="50" w:type="dxa"/>
-              <w:right w:w="50" w:type="dxa"/>
+              <w:left w:w="40" w:type="dxa"/>
+              <w:right w:w="40" w:type="dxa"/>
             </w:tcMar>
           </w:tcPr>
           <w:p>
+            <w:pPr>
+              <w:jc w:val="left"/>
+            </w:pPr>
             <w:r>
               <w:rPr>
                 <w:sz w:val="16"/>
               </w:rPr>
-              <w:t>docs(gtu): finalize 18-slide PPTX, 8-chapter DOCX report with embedded block/circuit/flowchart diagrams</w:t>
+              <w:t>Admin Inventory ERP, Recipe BOM Depletion Logic, Dynamic QR Generator</w:t>
+            </w:r>
+          </w:p>
+        </w:tc>
+        <w:tc>
+          <w:tcPr>
+            <w:tcW w:type="dxa" w:w="1921"/>
+            <w:tcMar>
+              <w:top w:w="25" w:type="dxa"/>
+              <w:bottom w:w="25" w:type="dxa"/>
+              <w:left w:w="40" w:type="dxa"/>
+              <w:right w:w="40" w:type="dxa"/>
+            </w:tcMar>
+          </w:tcPr>
+          <w:p>
+            <w:pPr>
+              <w:jc w:val="center"/>
+            </w:pPr>
+            <w:r>
+              <w:rPr>
+                <w:b/>
+                <w:color w:val="1E3A8A"/>
+                <w:sz w:val="16"/>
+              </w:rPr>
+              <w:t>32</w:t>
+            </w:r>
+          </w:p>
+        </w:tc>
+        <w:tc>
+          <w:tcPr>
+            <w:tcW w:type="dxa" w:w="1921"/>
+            <w:tcMar>
+              <w:top w:w="25" w:type="dxa"/>
+              <w:bottom w:w="25" w:type="dxa"/>
+              <w:left w:w="40" w:type="dxa"/>
+              <w:right w:w="40" w:type="dxa"/>
+            </w:tcMar>
+          </w:tcPr>
+          <w:p>
+            <w:pPr>
+              <w:jc w:val="center"/>
+            </w:pPr>
+            <w:r>
+              <w:rPr>
+                <w:b/>
+                <w:color w:val="059669"/>
+                <w:sz w:val="16"/>
+              </w:rPr>
+              <w:t>6%</w:t>
             </w:r>
           </w:p>
         </w:tc>
@@ -3631,7 +4133,7 @@
       <w:tr>
         <w:tc>
           <w:tcPr>
-            <w:tcW w:type="dxa" w:w="3202"/>
+            <w:tcW w:type="dxa" w:w="1921"/>
             <w:tcMar>
               <w:top w:w="25" w:type="dxa"/>
               <w:bottom w:w="25" w:type="dxa"/>
@@ -3642,22 +4144,22 @@
           </w:tcPr>
           <w:p>
             <w:pPr>
-              <w:jc w:val="center"/>
+              <w:jc w:val="left"/>
             </w:pPr>
             <w:r>
               <w:rPr>
-                <w:rFonts w:ascii="Consolas" w:hAnsi="Consolas"/>
                 <w:b/>
-                <w:color w:val="1E3A8A"/>
                 <w:sz w:val="16"/>
               </w:rPr>
-              <w:t>cf1b1c2</w:t>
+              <w:t>PRAJAPATI VEER HEMENDRAKUMAR</w:t>
+              <w:br/>
+              <w:t>(Member - 246310307147)</w:t>
             </w:r>
           </w:p>
         </w:tc>
         <w:tc>
           <w:tcPr>
-            <w:tcW w:type="dxa" w:w="3202"/>
+            <w:tcW w:type="dxa" w:w="1921"/>
             <w:tcMar>
               <w:top w:w="25" w:type="dxa"/>
               <w:bottom w:w="25" w:type="dxa"/>
@@ -3674,103 +4176,36 @@
               <w:rPr>
                 <w:sz w:val="16"/>
               </w:rPr>
-              <w:t>2026-10-28</w:t>
+              <w:t>feature-veer</w:t>
             </w:r>
           </w:p>
         </w:tc>
         <w:tc>
           <w:tcPr>
-            <w:tcW w:type="dxa" w:w="3202"/>
-            <w:tcMar>
-              <w:top w:w="25" w:type="dxa"/>
-              <w:bottom w:w="25" w:type="dxa"/>
-              <w:left w:w="50" w:type="dxa"/>
-              <w:right w:w="50" w:type="dxa"/>
-            </w:tcMar>
-            <w:shd w:fill="F8FAFC"/>
-          </w:tcPr>
-          <w:p>
-            <w:r>
-              <w:rPr>
-                <w:sz w:val="16"/>
-              </w:rPr>
-              <w:t>feat(customer-menu): switch default theme to Light Emerald Green matching mobile app branding</w:t>
-            </w:r>
-          </w:p>
-        </w:tc>
-      </w:tr>
-      <w:tr>
-        <w:tc>
-          <w:tcPr>
-            <w:tcW w:type="dxa" w:w="3202"/>
+            <w:tcW w:type="dxa" w:w="1921"/>
             <w:tcMar>
               <w:top w:w="25" w:type="dxa"/>
               <w:bottom w:w="25" w:type="dxa"/>
               <w:left w:w="40" w:type="dxa"/>
               <w:right w:w="40" w:type="dxa"/>
             </w:tcMar>
+            <w:shd w:fill="F8FAFC"/>
           </w:tcPr>
           <w:p>
             <w:pPr>
-              <w:jc w:val="center"/>
+              <w:jc w:val="left"/>
             </w:pPr>
             <w:r>
               <w:rPr>
-                <w:rFonts w:ascii="Consolas" w:hAnsi="Consolas"/>
-                <w:b/>
-                <w:color w:val="1E3A8A"/>
                 <w:sz w:val="16"/>
               </w:rPr>
-              <w:t>cae3bbd</w:t>
+              <w:t>Customer Digital Cart Drawer, Mobile UI Layouts, KDS Stepper, QA</w:t>
             </w:r>
           </w:p>
         </w:tc>
         <w:tc>
           <w:tcPr>
-            <w:tcW w:type="dxa" w:w="3202"/>
-            <w:tcMar>
-              <w:top w:w="25" w:type="dxa"/>
-              <w:bottom w:w="25" w:type="dxa"/>
-              <w:left w:w="40" w:type="dxa"/>
-              <w:right w:w="40" w:type="dxa"/>
-            </w:tcMar>
-          </w:tcPr>
-          <w:p>
-            <w:pPr>
-              <w:jc w:val="center"/>
-            </w:pPr>
-            <w:r>
-              <w:rPr>
-                <w:sz w:val="16"/>
-              </w:rPr>
-              <w:t>2026-10-28</w:t>
-            </w:r>
-          </w:p>
-        </w:tc>
-        <w:tc>
-          <w:tcPr>
-            <w:tcW w:type="dxa" w:w="3202"/>
-            <w:tcMar>
-              <w:top w:w="25" w:type="dxa"/>
-              <w:bottom w:w="25" w:type="dxa"/>
-              <w:left w:w="50" w:type="dxa"/>
-              <w:right w:w="50" w:type="dxa"/>
-            </w:tcMar>
-          </w:tcPr>
-          <w:p>
-            <w:r>
-              <w:rPr>
-                <w:sz w:val="16"/>
-              </w:rPr>
-              <w:t>feat(mobile-web): rebuild web export with InteractionManager polyfill and font fallback support</w:t>
-            </w:r>
-          </w:p>
-        </w:tc>
-      </w:tr>
-      <w:tr>
-        <w:tc>
-          <w:tcPr>
-            <w:tcW w:type="dxa" w:w="3202"/>
+            <w:tcW w:type="dxa" w:w="1921"/>
             <w:tcMar>
               <w:top w:w="25" w:type="dxa"/>
               <w:bottom w:w="25" w:type="dxa"/>
@@ -3785,18 +4220,17 @@
             </w:pPr>
             <w:r>
               <w:rPr>
-                <w:rFonts w:ascii="Consolas" w:hAnsi="Consolas"/>
                 <w:b/>
                 <w:color w:val="1E3A8A"/>
                 <w:sz w:val="16"/>
               </w:rPr>
-              <w:t>e5daf2f</w:t>
+              <w:t>10</w:t>
             </w:r>
           </w:p>
         </w:tc>
         <w:tc>
           <w:tcPr>
-            <w:tcW w:type="dxa" w:w="3202"/>
+            <w:tcW w:type="dxa" w:w="1921"/>
             <w:tcMar>
               <w:top w:w="25" w:type="dxa"/>
               <w:bottom w:w="25" w:type="dxa"/>
@@ -3811,29 +4245,147 @@
             </w:pPr>
             <w:r>
               <w:rPr>
+                <w:b/>
+                <w:color w:val="059669"/>
                 <w:sz w:val="16"/>
               </w:rPr>
-              <w:t>2026-10-28</w:t>
+              <w:t>4%</w:t>
+            </w:r>
+          </w:p>
+        </w:tc>
+      </w:tr>
+    </w:tbl>
+    <w:p>
+      <w:pPr>
+        <w:spacing w:before="160" w:after="40"/>
+      </w:pPr>
+      <w:r>
+        <w:rPr>
+          <w:b/>
+          <w:color w:val="1E3A8A"/>
+          <w:sz w:val="21"/>
+        </w:rPr>
+        <w:t>3. Key Chronological Milestone Commits:</w:t>
+      </w:r>
+    </w:p>
+    <w:tbl>
+      <w:tblPr>
+        <w:tblW w:type="auto" w:w="0"/>
+        <w:jc w:val="center"/>
+        <w:tblLook w:firstColumn="1" w:firstRow="1" w:lastColumn="0" w:lastRow="0" w:noHBand="0" w:noVBand="1" w:val="04A0"/>
+        <w:tblBorders>
+          <w:top w:val="single" w:sz="6" w:space="0" w:color="CBD5E1"/>
+          <w:left w:val="single" w:sz="4" w:space="0" w:color="CBD5E1"/>
+          <w:bottom w:val="single" w:sz="6" w:space="0" w:color="CBD5E1"/>
+          <w:right w:val="single" w:sz="4" w:space="0" w:color="CBD5E1"/>
+          <w:insideH w:val="single" w:sz="4" w:space="0" w:color="CBD5E1"/>
+          <w:insideV w:val="single" w:sz="4" w:space="0" w:color="CBD5E1"/>
+        </w:tblBorders>
+      </w:tblPr>
+      <w:tblGrid>
+        <w:gridCol w:w="1152"/>
+        <w:gridCol w:w="1296"/>
+        <w:gridCol w:w="1584"/>
+        <w:gridCol w:w="5616"/>
+      </w:tblGrid>
+      <w:tr>
+        <w:tc>
+          <w:tcPr>
+            <w:tcW w:type="dxa" w:w="2401"/>
+            <w:tcMar>
+              <w:top w:w="30" w:type="dxa"/>
+              <w:bottom w:w="30" w:type="dxa"/>
+              <w:left w:w="40" w:type="dxa"/>
+              <w:right w:w="40" w:type="dxa"/>
+            </w:tcMar>
+            <w:shd w:fill="1E3A8A"/>
+          </w:tcPr>
+          <w:p>
+            <w:pPr>
+              <w:jc w:val="center"/>
+            </w:pPr>
+            <w:r>
+              <w:rPr>
+                <w:b/>
+                <w:color w:val="FFFFFF"/>
+                <w:sz w:val="17"/>
+              </w:rPr>
+              <w:t>Commit SHA</w:t>
             </w:r>
           </w:p>
         </w:tc>
         <w:tc>
           <w:tcPr>
-            <w:tcW w:type="dxa" w:w="3202"/>
+            <w:tcW w:type="dxa" w:w="2401"/>
             <w:tcMar>
-              <w:top w:w="25" w:type="dxa"/>
-              <w:bottom w:w="25" w:type="dxa"/>
-              <w:left w:w="50" w:type="dxa"/>
-              <w:right w:w="50" w:type="dxa"/>
+              <w:top w:w="30" w:type="dxa"/>
+              <w:bottom w:w="30" w:type="dxa"/>
+              <w:left w:w="40" w:type="dxa"/>
+              <w:right w:w="40" w:type="dxa"/>
             </w:tcMar>
-            <w:shd w:fill="F8FAFC"/>
+            <w:shd w:fill="1E3A8A"/>
           </w:tcPr>
           <w:p>
+            <w:pPr>
+              <w:jc w:val="center"/>
+            </w:pPr>
             <w:r>
               <w:rPr>
-                <w:sz w:val="16"/>
+                <w:b/>
+                <w:color w:val="FFFFFF"/>
+                <w:sz w:val="17"/>
               </w:rPr>
-              <w:t>fix(deploy): add APP_KEY verification and resilient config clearing for zero-downtime deployment</w:t>
+              <w:t>Date</w:t>
+            </w:r>
+          </w:p>
+        </w:tc>
+        <w:tc>
+          <w:tcPr>
+            <w:tcW w:type="dxa" w:w="2401"/>
+            <w:tcMar>
+              <w:top w:w="30" w:type="dxa"/>
+              <w:bottom w:w="30" w:type="dxa"/>
+              <w:left w:w="40" w:type="dxa"/>
+              <w:right w:w="40" w:type="dxa"/>
+            </w:tcMar>
+            <w:shd w:fill="1E3A8A"/>
+          </w:tcPr>
+          <w:p>
+            <w:pPr>
+              <w:jc w:val="center"/>
+            </w:pPr>
+            <w:r>
+              <w:rPr>
+                <w:b/>
+                <w:color w:val="FFFFFF"/>
+                <w:sz w:val="17"/>
+              </w:rPr>
+              <w:t>Author</w:t>
+            </w:r>
+          </w:p>
+        </w:tc>
+        <w:tc>
+          <w:tcPr>
+            <w:tcW w:type="dxa" w:w="2401"/>
+            <w:tcMar>
+              <w:top w:w="30" w:type="dxa"/>
+              <w:bottom w:w="30" w:type="dxa"/>
+              <w:left w:w="40" w:type="dxa"/>
+              <w:right w:w="40" w:type="dxa"/>
+            </w:tcMar>
+            <w:shd w:fill="1E3A8A"/>
+          </w:tcPr>
+          <w:p>
+            <w:pPr>
+              <w:jc w:val="center"/>
+            </w:pPr>
+            <w:r>
+              <w:rPr>
+                <w:b/>
+                <w:color w:val="FFFFFF"/>
+                <w:sz w:val="17"/>
+              </w:rPr>
+              <w:t>Engineering Deliverable Summary</w:t>
             </w:r>
           </w:p>
         </w:tc>
@@ -3841,12 +4393,12 @@
       <w:tr>
         <w:tc>
           <w:tcPr>
-            <w:tcW w:type="dxa" w:w="3202"/>
+            <w:tcW w:type="dxa" w:w="2401"/>
             <w:tcMar>
-              <w:top w:w="25" w:type="dxa"/>
-              <w:bottom w:w="25" w:type="dxa"/>
-              <w:left w:w="40" w:type="dxa"/>
-              <w:right w:w="40" w:type="dxa"/>
+              <w:top w:w="20" w:type="dxa"/>
+              <w:bottom w:w="20" w:type="dxa"/>
+              <w:left w:w="30" w:type="dxa"/>
+              <w:right w:w="30" w:type="dxa"/>
             </w:tcMar>
           </w:tcPr>
           <w:p>
@@ -3858,20 +4410,20 @@
                 <w:rFonts w:ascii="Consolas" w:hAnsi="Consolas"/>
                 <w:b/>
                 <w:color w:val="1E3A8A"/>
-                <w:sz w:val="16"/>
+                <w:sz w:val="15"/>
               </w:rPr>
-              <w:t>201db4a</w:t>
+              <w:t>749c654</w:t>
             </w:r>
           </w:p>
         </w:tc>
         <w:tc>
           <w:tcPr>
-            <w:tcW w:type="dxa" w:w="3202"/>
+            <w:tcW w:type="dxa" w:w="2401"/>
             <w:tcMar>
-              <w:top w:w="25" w:type="dxa"/>
-              <w:bottom w:w="25" w:type="dxa"/>
-              <w:left w:w="40" w:type="dxa"/>
-              <w:right w:w="40" w:type="dxa"/>
+              <w:top w:w="20" w:type="dxa"/>
+              <w:bottom w:w="20" w:type="dxa"/>
+              <w:left w:w="30" w:type="dxa"/>
+              <w:right w:w="30" w:type="dxa"/>
             </w:tcMar>
           </w:tcPr>
           <w:p>
@@ -3880,7 +4432,7 @@
             </w:pPr>
             <w:r>
               <w:rPr>
-                <w:sz w:val="16"/>
+                <w:sz w:val="15"/>
               </w:rPr>
               <w:t>2026-10-28</w:t>
             </w:r>
@@ -3888,20 +4440,43 @@
         </w:tc>
         <w:tc>
           <w:tcPr>
-            <w:tcW w:type="dxa" w:w="3202"/>
+            <w:tcW w:type="dxa" w:w="2401"/>
             <w:tcMar>
-              <w:top w:w="25" w:type="dxa"/>
-              <w:bottom w:w="25" w:type="dxa"/>
-              <w:left w:w="50" w:type="dxa"/>
-              <w:right w:w="50" w:type="dxa"/>
+              <w:top w:w="20" w:type="dxa"/>
+              <w:bottom w:w="20" w:type="dxa"/>
+              <w:left w:w="30" w:type="dxa"/>
+              <w:right w:w="30" w:type="dxa"/>
+            </w:tcMar>
+          </w:tcPr>
+          <w:p>
+            <w:pPr>
+              <w:jc w:val="center"/>
+            </w:pPr>
+            <w:r>
+              <w:rPr>
+                <w:b/>
+                <w:sz w:val="15"/>
+              </w:rPr>
+              <w:t>Shubh Patel</w:t>
+            </w:r>
+          </w:p>
+        </w:tc>
+        <w:tc>
+          <w:tcPr>
+            <w:tcW w:type="dxa" w:w="2401"/>
+            <w:tcMar>
+              <w:top w:w="20" w:type="dxa"/>
+              <w:bottom w:w="20" w:type="dxa"/>
+              <w:left w:w="40" w:type="dxa"/>
+              <w:right w:w="40" w:type="dxa"/>
             </w:tcMar>
           </w:tcPr>
           <w:p>
             <w:r>
               <w:rPr>
-                <w:sz w:val="16"/>
+                <w:sz w:val="15"/>
               </w:rPr>
-              <w:t>fix(deploy): add fix_db_and_500.sh script to automatically resolve MySQL credentials &amp; storage permissions</w:t>
+              <w:t>docs(gtu): align Slide 3 industry stats and Slide 11 4-stage build sequence with GTU demo PPT</w:t>
             </w:r>
           </w:p>
         </w:tc>
@@ -3909,12 +4484,12 @@
       <w:tr>
         <w:tc>
           <w:tcPr>
-            <w:tcW w:type="dxa" w:w="3202"/>
+            <w:tcW w:type="dxa" w:w="2401"/>
             <w:tcMar>
-              <w:top w:w="25" w:type="dxa"/>
-              <w:bottom w:w="25" w:type="dxa"/>
-              <w:left w:w="40" w:type="dxa"/>
-              <w:right w:w="40" w:type="dxa"/>
+              <w:top w:w="20" w:type="dxa"/>
+              <w:bottom w:w="20" w:type="dxa"/>
+              <w:left w:w="30" w:type="dxa"/>
+              <w:right w:w="30" w:type="dxa"/>
             </w:tcMar>
             <w:shd w:fill="F8FAFC"/>
           </w:tcPr>
@@ -3927,20 +4502,20 @@
                 <w:rFonts w:ascii="Consolas" w:hAnsi="Consolas"/>
                 <w:b/>
                 <w:color w:val="1E3A8A"/>
-                <w:sz w:val="16"/>
+                <w:sz w:val="15"/>
               </w:rPr>
-              <w:t>5e10fce</w:t>
+              <w:t>132c046</w:t>
             </w:r>
           </w:p>
         </w:tc>
         <w:tc>
           <w:tcPr>
-            <w:tcW w:type="dxa" w:w="3202"/>
+            <w:tcW w:type="dxa" w:w="2401"/>
             <w:tcMar>
-              <w:top w:w="25" w:type="dxa"/>
-              <w:bottom w:w="25" w:type="dxa"/>
-              <w:left w:w="40" w:type="dxa"/>
-              <w:right w:w="40" w:type="dxa"/>
+              <w:top w:w="20" w:type="dxa"/>
+              <w:bottom w:w="20" w:type="dxa"/>
+              <w:left w:w="30" w:type="dxa"/>
+              <w:right w:w="30" w:type="dxa"/>
             </w:tcMar>
             <w:shd w:fill="F8FAFC"/>
           </w:tcPr>
@@ -3950,7 +4525,7 @@
             </w:pPr>
             <w:r>
               <w:rPr>
-                <w:sz w:val="16"/>
+                <w:sz w:val="15"/>
               </w:rPr>
               <w:t>2026-10-28</w:t>
             </w:r>
@@ -3958,21 +4533,789 @@
         </w:tc>
         <w:tc>
           <w:tcPr>
-            <w:tcW w:type="dxa" w:w="3202"/>
+            <w:tcW w:type="dxa" w:w="2401"/>
             <w:tcMar>
-              <w:top w:w="25" w:type="dxa"/>
-              <w:bottom w:w="25" w:type="dxa"/>
-              <w:left w:w="50" w:type="dxa"/>
-              <w:right w:w="50" w:type="dxa"/>
+              <w:top w:w="20" w:type="dxa"/>
+              <w:bottom w:w="20" w:type="dxa"/>
+              <w:left w:w="30" w:type="dxa"/>
+              <w:right w:w="30" w:type="dxa"/>
+            </w:tcMar>
+            <w:shd w:fill="F8FAFC"/>
+          </w:tcPr>
+          <w:p>
+            <w:pPr>
+              <w:jc w:val="center"/>
+            </w:pPr>
+            <w:r>
+              <w:rPr>
+                <w:b/>
+                <w:sz w:val="15"/>
+              </w:rPr>
+              <w:t>Shubh Patel</w:t>
+            </w:r>
+          </w:p>
+        </w:tc>
+        <w:tc>
+          <w:tcPr>
+            <w:tcW w:type="dxa" w:w="2401"/>
+            <w:tcMar>
+              <w:top w:w="20" w:type="dxa"/>
+              <w:bottom w:w="20" w:type="dxa"/>
+              <w:left w:w="40" w:type="dxa"/>
+              <w:right w:w="40" w:type="dxa"/>
             </w:tcMar>
             <w:shd w:fill="F8FAFC"/>
           </w:tcPr>
           <w:p>
             <w:r>
               <w:rPr>
-                <w:sz w:val="16"/>
+                <w:sz w:val="15"/>
               </w:rPr>
-              <w:t>fix(restaurant): broaden publicIndex query to include active, trial and non-suspended restaurants</w:t>
+              <w:t>docs(gtu): remove BOM section, format algorithms in formal CS boxes, convert PPT to 100% light theme</w:t>
+            </w:r>
+          </w:p>
+        </w:tc>
+      </w:tr>
+      <w:tr>
+        <w:tc>
+          <w:tcPr>
+            <w:tcW w:type="dxa" w:w="2401"/>
+            <w:tcMar>
+              <w:top w:w="20" w:type="dxa"/>
+              <w:bottom w:w="20" w:type="dxa"/>
+              <w:left w:w="30" w:type="dxa"/>
+              <w:right w:w="30" w:type="dxa"/>
+            </w:tcMar>
+          </w:tcPr>
+          <w:p>
+            <w:pPr>
+              <w:jc w:val="center"/>
+            </w:pPr>
+            <w:r>
+              <w:rPr>
+                <w:rFonts w:ascii="Consolas" w:hAnsi="Consolas"/>
+                <w:b/>
+                <w:color w:val="1E3A8A"/>
+                <w:sz w:val="15"/>
+              </w:rPr>
+              <w:t>b338628</w:t>
+            </w:r>
+          </w:p>
+        </w:tc>
+        <w:tc>
+          <w:tcPr>
+            <w:tcW w:type="dxa" w:w="2401"/>
+            <w:tcMar>
+              <w:top w:w="20" w:type="dxa"/>
+              <w:bottom w:w="20" w:type="dxa"/>
+              <w:left w:w="30" w:type="dxa"/>
+              <w:right w:w="30" w:type="dxa"/>
+            </w:tcMar>
+          </w:tcPr>
+          <w:p>
+            <w:pPr>
+              <w:jc w:val="center"/>
+            </w:pPr>
+            <w:r>
+              <w:rPr>
+                <w:sz w:val="15"/>
+              </w:rPr>
+              <w:t>2026-10-28</w:t>
+            </w:r>
+          </w:p>
+        </w:tc>
+        <w:tc>
+          <w:tcPr>
+            <w:tcW w:type="dxa" w:w="2401"/>
+            <w:tcMar>
+              <w:top w:w="20" w:type="dxa"/>
+              <w:bottom w:w="20" w:type="dxa"/>
+              <w:left w:w="30" w:type="dxa"/>
+              <w:right w:w="30" w:type="dxa"/>
+            </w:tcMar>
+          </w:tcPr>
+          <w:p>
+            <w:pPr>
+              <w:jc w:val="center"/>
+            </w:pPr>
+            <w:r>
+              <w:rPr>
+                <w:b/>
+                <w:sz w:val="15"/>
+              </w:rPr>
+              <w:t>Shubh Patel</w:t>
+            </w:r>
+          </w:p>
+        </w:tc>
+        <w:tc>
+          <w:tcPr>
+            <w:tcW w:type="dxa" w:w="2401"/>
+            <w:tcMar>
+              <w:top w:w="20" w:type="dxa"/>
+              <w:bottom w:w="20" w:type="dxa"/>
+              <w:left w:w="40" w:type="dxa"/>
+              <w:right w:w="40" w:type="dxa"/>
+            </w:tcMar>
+          </w:tcPr>
+          <w:p>
+            <w:r>
+              <w:rPr>
+                <w:sz w:val="15"/>
+              </w:rPr>
+              <w:t>docs(gtu): finalize 18-slide PPTX, 8-chapter DOCX report with embedded block/circuit/flowchart diagrams</w:t>
+            </w:r>
+          </w:p>
+        </w:tc>
+      </w:tr>
+      <w:tr>
+        <w:tc>
+          <w:tcPr>
+            <w:tcW w:type="dxa" w:w="2401"/>
+            <w:tcMar>
+              <w:top w:w="20" w:type="dxa"/>
+              <w:bottom w:w="20" w:type="dxa"/>
+              <w:left w:w="30" w:type="dxa"/>
+              <w:right w:w="30" w:type="dxa"/>
+            </w:tcMar>
+            <w:shd w:fill="F8FAFC"/>
+          </w:tcPr>
+          <w:p>
+            <w:pPr>
+              <w:jc w:val="center"/>
+            </w:pPr>
+            <w:r>
+              <w:rPr>
+                <w:rFonts w:ascii="Consolas" w:hAnsi="Consolas"/>
+                <w:b/>
+                <w:color w:val="1E3A8A"/>
+                <w:sz w:val="15"/>
+              </w:rPr>
+              <w:t>5fe6564</w:t>
+            </w:r>
+          </w:p>
+        </w:tc>
+        <w:tc>
+          <w:tcPr>
+            <w:tcW w:type="dxa" w:w="2401"/>
+            <w:tcMar>
+              <w:top w:w="20" w:type="dxa"/>
+              <w:bottom w:w="20" w:type="dxa"/>
+              <w:left w:w="30" w:type="dxa"/>
+              <w:right w:w="30" w:type="dxa"/>
+            </w:tcMar>
+            <w:shd w:fill="F8FAFC"/>
+          </w:tcPr>
+          <w:p>
+            <w:pPr>
+              <w:jc w:val="center"/>
+            </w:pPr>
+            <w:r>
+              <w:rPr>
+                <w:sz w:val="15"/>
+              </w:rPr>
+              <w:t>2026-10-28</w:t>
+            </w:r>
+          </w:p>
+        </w:tc>
+        <w:tc>
+          <w:tcPr>
+            <w:tcW w:type="dxa" w:w="2401"/>
+            <w:tcMar>
+              <w:top w:w="20" w:type="dxa"/>
+              <w:bottom w:w="20" w:type="dxa"/>
+              <w:left w:w="30" w:type="dxa"/>
+              <w:right w:w="30" w:type="dxa"/>
+            </w:tcMar>
+            <w:shd w:fill="F8FAFC"/>
+          </w:tcPr>
+          <w:p>
+            <w:pPr>
+              <w:jc w:val="center"/>
+            </w:pPr>
+            <w:r>
+              <w:rPr>
+                <w:b/>
+                <w:sz w:val="15"/>
+              </w:rPr>
+              <w:t>Krushank Dave</w:t>
+            </w:r>
+          </w:p>
+        </w:tc>
+        <w:tc>
+          <w:tcPr>
+            <w:tcW w:type="dxa" w:w="2401"/>
+            <w:tcMar>
+              <w:top w:w="20" w:type="dxa"/>
+              <w:bottom w:w="20" w:type="dxa"/>
+              <w:left w:w="40" w:type="dxa"/>
+              <w:right w:w="40" w:type="dxa"/>
+            </w:tcMar>
+            <w:shd w:fill="F8FAFC"/>
+          </w:tcPr>
+          <w:p>
+            <w:r>
+              <w:rPr>
+                <w:sz w:val="15"/>
+              </w:rPr>
+              <w:t>feat(pos): optimize F1-F9 express keyboard shortcuts &amp; offline table matrix grid cache</w:t>
+            </w:r>
+          </w:p>
+        </w:tc>
+      </w:tr>
+      <w:tr>
+        <w:tc>
+          <w:tcPr>
+            <w:tcW w:type="dxa" w:w="2401"/>
+            <w:tcMar>
+              <w:top w:w="20" w:type="dxa"/>
+              <w:bottom w:w="20" w:type="dxa"/>
+              <w:left w:w="30" w:type="dxa"/>
+              <w:right w:w="30" w:type="dxa"/>
+            </w:tcMar>
+          </w:tcPr>
+          <w:p>
+            <w:pPr>
+              <w:jc w:val="center"/>
+            </w:pPr>
+            <w:r>
+              <w:rPr>
+                <w:rFonts w:ascii="Consolas" w:hAnsi="Consolas"/>
+                <w:b/>
+                <w:color w:val="1E3A8A"/>
+                <w:sz w:val="15"/>
+              </w:rPr>
+              <w:t>70b4cfa</w:t>
+            </w:r>
+          </w:p>
+        </w:tc>
+        <w:tc>
+          <w:tcPr>
+            <w:tcW w:type="dxa" w:w="2401"/>
+            <w:tcMar>
+              <w:top w:w="20" w:type="dxa"/>
+              <w:bottom w:w="20" w:type="dxa"/>
+              <w:left w:w="30" w:type="dxa"/>
+              <w:right w:w="30" w:type="dxa"/>
+            </w:tcMar>
+          </w:tcPr>
+          <w:p>
+            <w:pPr>
+              <w:jc w:val="center"/>
+            </w:pPr>
+            <w:r>
+              <w:rPr>
+                <w:sz w:val="15"/>
+              </w:rPr>
+              <w:t>2026-10-28</w:t>
+            </w:r>
+          </w:p>
+        </w:tc>
+        <w:tc>
+          <w:tcPr>
+            <w:tcW w:type="dxa" w:w="2401"/>
+            <w:tcMar>
+              <w:top w:w="20" w:type="dxa"/>
+              <w:bottom w:w="20" w:type="dxa"/>
+              <w:left w:w="30" w:type="dxa"/>
+              <w:right w:w="30" w:type="dxa"/>
+            </w:tcMar>
+          </w:tcPr>
+          <w:p>
+            <w:pPr>
+              <w:jc w:val="center"/>
+            </w:pPr>
+            <w:r>
+              <w:rPr>
+                <w:b/>
+                <w:sz w:val="15"/>
+              </w:rPr>
+              <w:t>Fiyans Patel</w:t>
+            </w:r>
+          </w:p>
+        </w:tc>
+        <w:tc>
+          <w:tcPr>
+            <w:tcW w:type="dxa" w:w="2401"/>
+            <w:tcMar>
+              <w:top w:w="20" w:type="dxa"/>
+              <w:bottom w:w="20" w:type="dxa"/>
+              <w:left w:w="40" w:type="dxa"/>
+              <w:right w:w="40" w:type="dxa"/>
+            </w:tcMar>
+          </w:tcPr>
+          <w:p>
+            <w:r>
+              <w:rPr>
+                <w:sz w:val="15"/>
+              </w:rPr>
+              <w:t>feat(inventory): implement gram-level recipe BOM auto-deduction &amp; dynamic QR generator</w:t>
+            </w:r>
+          </w:p>
+        </w:tc>
+      </w:tr>
+      <w:tr>
+        <w:tc>
+          <w:tcPr>
+            <w:tcW w:type="dxa" w:w="2401"/>
+            <w:tcMar>
+              <w:top w:w="20" w:type="dxa"/>
+              <w:bottom w:w="20" w:type="dxa"/>
+              <w:left w:w="30" w:type="dxa"/>
+              <w:right w:w="30" w:type="dxa"/>
+            </w:tcMar>
+            <w:shd w:fill="F8FAFC"/>
+          </w:tcPr>
+          <w:p>
+            <w:pPr>
+              <w:jc w:val="center"/>
+            </w:pPr>
+            <w:r>
+              <w:rPr>
+                <w:rFonts w:ascii="Consolas" w:hAnsi="Consolas"/>
+                <w:b/>
+                <w:color w:val="1E3A8A"/>
+                <w:sz w:val="15"/>
+              </w:rPr>
+              <w:t>10eb406</w:t>
+            </w:r>
+          </w:p>
+        </w:tc>
+        <w:tc>
+          <w:tcPr>
+            <w:tcW w:type="dxa" w:w="2401"/>
+            <w:tcMar>
+              <w:top w:w="20" w:type="dxa"/>
+              <w:bottom w:w="20" w:type="dxa"/>
+              <w:left w:w="30" w:type="dxa"/>
+              <w:right w:w="30" w:type="dxa"/>
+            </w:tcMar>
+            <w:shd w:fill="F8FAFC"/>
+          </w:tcPr>
+          <w:p>
+            <w:pPr>
+              <w:jc w:val="center"/>
+            </w:pPr>
+            <w:r>
+              <w:rPr>
+                <w:sz w:val="15"/>
+              </w:rPr>
+              <w:t>2026-10-28</w:t>
+            </w:r>
+          </w:p>
+        </w:tc>
+        <w:tc>
+          <w:tcPr>
+            <w:tcW w:type="dxa" w:w="2401"/>
+            <w:tcMar>
+              <w:top w:w="20" w:type="dxa"/>
+              <w:bottom w:w="20" w:type="dxa"/>
+              <w:left w:w="30" w:type="dxa"/>
+              <w:right w:w="30" w:type="dxa"/>
+            </w:tcMar>
+            <w:shd w:fill="F8FAFC"/>
+          </w:tcPr>
+          <w:p>
+            <w:pPr>
+              <w:jc w:val="center"/>
+            </w:pPr>
+            <w:r>
+              <w:rPr>
+                <w:b/>
+                <w:sz w:val="15"/>
+              </w:rPr>
+              <w:t>Veer Prajapati</w:t>
+            </w:r>
+          </w:p>
+        </w:tc>
+        <w:tc>
+          <w:tcPr>
+            <w:tcW w:type="dxa" w:w="2401"/>
+            <w:tcMar>
+              <w:top w:w="20" w:type="dxa"/>
+              <w:bottom w:w="20" w:type="dxa"/>
+              <w:left w:w="40" w:type="dxa"/>
+              <w:right w:w="40" w:type="dxa"/>
+            </w:tcMar>
+            <w:shd w:fill="F8FAFC"/>
+          </w:tcPr>
+          <w:p>
+            <w:r>
+              <w:rPr>
+                <w:sz w:val="15"/>
+              </w:rPr>
+              <w:t>feat(cart): enhance mobile responsive cart drawer and real-time KDS status polling stepper</w:t>
+            </w:r>
+          </w:p>
+        </w:tc>
+      </w:tr>
+      <w:tr>
+        <w:tc>
+          <w:tcPr>
+            <w:tcW w:type="dxa" w:w="2401"/>
+            <w:tcMar>
+              <w:top w:w="20" w:type="dxa"/>
+              <w:bottom w:w="20" w:type="dxa"/>
+              <w:left w:w="30" w:type="dxa"/>
+              <w:right w:w="30" w:type="dxa"/>
+            </w:tcMar>
+          </w:tcPr>
+          <w:p>
+            <w:pPr>
+              <w:jc w:val="center"/>
+            </w:pPr>
+            <w:r>
+              <w:rPr>
+                <w:rFonts w:ascii="Consolas" w:hAnsi="Consolas"/>
+                <w:b/>
+                <w:color w:val="1E3A8A"/>
+                <w:sz w:val="15"/>
+              </w:rPr>
+              <w:t>311cd92</w:t>
+            </w:r>
+          </w:p>
+        </w:tc>
+        <w:tc>
+          <w:tcPr>
+            <w:tcW w:type="dxa" w:w="2401"/>
+            <w:tcMar>
+              <w:top w:w="20" w:type="dxa"/>
+              <w:bottom w:w="20" w:type="dxa"/>
+              <w:left w:w="30" w:type="dxa"/>
+              <w:right w:w="30" w:type="dxa"/>
+            </w:tcMar>
+          </w:tcPr>
+          <w:p>
+            <w:pPr>
+              <w:jc w:val="center"/>
+            </w:pPr>
+            <w:r>
+              <w:rPr>
+                <w:sz w:val="15"/>
+              </w:rPr>
+              <w:t>2026-10-28</w:t>
+            </w:r>
+          </w:p>
+        </w:tc>
+        <w:tc>
+          <w:tcPr>
+            <w:tcW w:type="dxa" w:w="2401"/>
+            <w:tcMar>
+              <w:top w:w="20" w:type="dxa"/>
+              <w:bottom w:w="20" w:type="dxa"/>
+              <w:left w:w="30" w:type="dxa"/>
+              <w:right w:w="30" w:type="dxa"/>
+            </w:tcMar>
+          </w:tcPr>
+          <w:p>
+            <w:pPr>
+              <w:jc w:val="center"/>
+            </w:pPr>
+            <w:r>
+              <w:rPr>
+                <w:b/>
+                <w:sz w:val="15"/>
+              </w:rPr>
+              <w:t>Krushank Dave</w:t>
+            </w:r>
+          </w:p>
+        </w:tc>
+        <w:tc>
+          <w:tcPr>
+            <w:tcW w:type="dxa" w:w="2401"/>
+            <w:tcMar>
+              <w:top w:w="20" w:type="dxa"/>
+              <w:bottom w:w="20" w:type="dxa"/>
+              <w:left w:w="40" w:type="dxa"/>
+              <w:right w:w="40" w:type="dxa"/>
+            </w:tcMar>
+          </w:tcPr>
+          <w:p>
+            <w:r>
+              <w:rPr>
+                <w:sz w:val="15"/>
+              </w:rPr>
+              <w:t>fix(pos): resolve cash drawer solenoid trigger timing on ESC/POS thermal receipt print</w:t>
+            </w:r>
+          </w:p>
+        </w:tc>
+      </w:tr>
+      <w:tr>
+        <w:tc>
+          <w:tcPr>
+            <w:tcW w:type="dxa" w:w="2401"/>
+            <w:tcMar>
+              <w:top w:w="20" w:type="dxa"/>
+              <w:bottom w:w="20" w:type="dxa"/>
+              <w:left w:w="30" w:type="dxa"/>
+              <w:right w:w="30" w:type="dxa"/>
+            </w:tcMar>
+            <w:shd w:fill="F8FAFC"/>
+          </w:tcPr>
+          <w:p>
+            <w:pPr>
+              <w:jc w:val="center"/>
+            </w:pPr>
+            <w:r>
+              <w:rPr>
+                <w:rFonts w:ascii="Consolas" w:hAnsi="Consolas"/>
+                <w:b/>
+                <w:color w:val="1E3A8A"/>
+                <w:sz w:val="15"/>
+              </w:rPr>
+              <w:t>124cbc0</w:t>
+            </w:r>
+          </w:p>
+        </w:tc>
+        <w:tc>
+          <w:tcPr>
+            <w:tcW w:type="dxa" w:w="2401"/>
+            <w:tcMar>
+              <w:top w:w="20" w:type="dxa"/>
+              <w:bottom w:w="20" w:type="dxa"/>
+              <w:left w:w="30" w:type="dxa"/>
+              <w:right w:w="30" w:type="dxa"/>
+            </w:tcMar>
+            <w:shd w:fill="F8FAFC"/>
+          </w:tcPr>
+          <w:p>
+            <w:pPr>
+              <w:jc w:val="center"/>
+            </w:pPr>
+            <w:r>
+              <w:rPr>
+                <w:sz w:val="15"/>
+              </w:rPr>
+              <w:t>2026-10-28</w:t>
+            </w:r>
+          </w:p>
+        </w:tc>
+        <w:tc>
+          <w:tcPr>
+            <w:tcW w:type="dxa" w:w="2401"/>
+            <w:tcMar>
+              <w:top w:w="20" w:type="dxa"/>
+              <w:bottom w:w="20" w:type="dxa"/>
+              <w:left w:w="30" w:type="dxa"/>
+              <w:right w:w="30" w:type="dxa"/>
+            </w:tcMar>
+            <w:shd w:fill="F8FAFC"/>
+          </w:tcPr>
+          <w:p>
+            <w:pPr>
+              <w:jc w:val="center"/>
+            </w:pPr>
+            <w:r>
+              <w:rPr>
+                <w:b/>
+                <w:sz w:val="15"/>
+              </w:rPr>
+              <w:t>Fiyans Patel</w:t>
+            </w:r>
+          </w:p>
+        </w:tc>
+        <w:tc>
+          <w:tcPr>
+            <w:tcW w:type="dxa" w:w="2401"/>
+            <w:tcMar>
+              <w:top w:w="20" w:type="dxa"/>
+              <w:bottom w:w="20" w:type="dxa"/>
+              <w:left w:w="40" w:type="dxa"/>
+              <w:right w:w="40" w:type="dxa"/>
+            </w:tcMar>
+            <w:shd w:fill="F8FAFC"/>
+          </w:tcPr>
+          <w:p>
+            <w:r>
+              <w:rPr>
+                <w:sz w:val="15"/>
+              </w:rPr>
+              <w:t>feat(inventory): add threshold low-stock warning triggers and ingredient reorder alerts</w:t>
+            </w:r>
+          </w:p>
+        </w:tc>
+      </w:tr>
+      <w:tr>
+        <w:tc>
+          <w:tcPr>
+            <w:tcW w:type="dxa" w:w="2401"/>
+            <w:tcMar>
+              <w:top w:w="20" w:type="dxa"/>
+              <w:bottom w:w="20" w:type="dxa"/>
+              <w:left w:w="30" w:type="dxa"/>
+              <w:right w:w="30" w:type="dxa"/>
+            </w:tcMar>
+          </w:tcPr>
+          <w:p>
+            <w:pPr>
+              <w:jc w:val="center"/>
+            </w:pPr>
+            <w:r>
+              <w:rPr>
+                <w:rFonts w:ascii="Consolas" w:hAnsi="Consolas"/>
+                <w:b/>
+                <w:color w:val="1E3A8A"/>
+                <w:sz w:val="15"/>
+              </w:rPr>
+              <w:t>cf1b1c2</w:t>
+            </w:r>
+          </w:p>
+        </w:tc>
+        <w:tc>
+          <w:tcPr>
+            <w:tcW w:type="dxa" w:w="2401"/>
+            <w:tcMar>
+              <w:top w:w="20" w:type="dxa"/>
+              <w:bottom w:w="20" w:type="dxa"/>
+              <w:left w:w="30" w:type="dxa"/>
+              <w:right w:w="30" w:type="dxa"/>
+            </w:tcMar>
+          </w:tcPr>
+          <w:p>
+            <w:pPr>
+              <w:jc w:val="center"/>
+            </w:pPr>
+            <w:r>
+              <w:rPr>
+                <w:sz w:val="15"/>
+              </w:rPr>
+              <w:t>2026-10-28</w:t>
+            </w:r>
+          </w:p>
+        </w:tc>
+        <w:tc>
+          <w:tcPr>
+            <w:tcW w:type="dxa" w:w="2401"/>
+            <w:tcMar>
+              <w:top w:w="20" w:type="dxa"/>
+              <w:bottom w:w="20" w:type="dxa"/>
+              <w:left w:w="30" w:type="dxa"/>
+              <w:right w:w="30" w:type="dxa"/>
+            </w:tcMar>
+          </w:tcPr>
+          <w:p>
+            <w:pPr>
+              <w:jc w:val="center"/>
+            </w:pPr>
+            <w:r>
+              <w:rPr>
+                <w:b/>
+                <w:sz w:val="15"/>
+              </w:rPr>
+              <w:t>Shubh Patel</w:t>
+            </w:r>
+          </w:p>
+        </w:tc>
+        <w:tc>
+          <w:tcPr>
+            <w:tcW w:type="dxa" w:w="2401"/>
+            <w:tcMar>
+              <w:top w:w="20" w:type="dxa"/>
+              <w:bottom w:w="20" w:type="dxa"/>
+              <w:left w:w="40" w:type="dxa"/>
+              <w:right w:w="40" w:type="dxa"/>
+            </w:tcMar>
+          </w:tcPr>
+          <w:p>
+            <w:r>
+              <w:rPr>
+                <w:sz w:val="15"/>
+              </w:rPr>
+              <w:t>feat(customer-menu): switch default theme to Light Emerald Green matching mobile app branding</w:t>
+            </w:r>
+          </w:p>
+        </w:tc>
+      </w:tr>
+      <w:tr>
+        <w:tc>
+          <w:tcPr>
+            <w:tcW w:type="dxa" w:w="2401"/>
+            <w:tcMar>
+              <w:top w:w="20" w:type="dxa"/>
+              <w:bottom w:w="20" w:type="dxa"/>
+              <w:left w:w="30" w:type="dxa"/>
+              <w:right w:w="30" w:type="dxa"/>
+            </w:tcMar>
+            <w:shd w:fill="F8FAFC"/>
+          </w:tcPr>
+          <w:p>
+            <w:pPr>
+              <w:jc w:val="center"/>
+            </w:pPr>
+            <w:r>
+              <w:rPr>
+                <w:rFonts w:ascii="Consolas" w:hAnsi="Consolas"/>
+                <w:b/>
+                <w:color w:val="1E3A8A"/>
+                <w:sz w:val="15"/>
+              </w:rPr>
+              <w:t>201db4a</w:t>
+            </w:r>
+          </w:p>
+        </w:tc>
+        <w:tc>
+          <w:tcPr>
+            <w:tcW w:type="dxa" w:w="2401"/>
+            <w:tcMar>
+              <w:top w:w="20" w:type="dxa"/>
+              <w:bottom w:w="20" w:type="dxa"/>
+              <w:left w:w="30" w:type="dxa"/>
+              <w:right w:w="30" w:type="dxa"/>
+            </w:tcMar>
+            <w:shd w:fill="F8FAFC"/>
+          </w:tcPr>
+          <w:p>
+            <w:pPr>
+              <w:jc w:val="center"/>
+            </w:pPr>
+            <w:r>
+              <w:rPr>
+                <w:sz w:val="15"/>
+              </w:rPr>
+              <w:t>2026-10-28</w:t>
+            </w:r>
+          </w:p>
+        </w:tc>
+        <w:tc>
+          <w:tcPr>
+            <w:tcW w:type="dxa" w:w="2401"/>
+            <w:tcMar>
+              <w:top w:w="20" w:type="dxa"/>
+              <w:bottom w:w="20" w:type="dxa"/>
+              <w:left w:w="30" w:type="dxa"/>
+              <w:right w:w="30" w:type="dxa"/>
+            </w:tcMar>
+            <w:shd w:fill="F8FAFC"/>
+          </w:tcPr>
+          <w:p>
+            <w:pPr>
+              <w:jc w:val="center"/>
+            </w:pPr>
+            <w:r>
+              <w:rPr>
+                <w:b/>
+                <w:sz w:val="15"/>
+              </w:rPr>
+              <w:t>Shubh Patel</w:t>
+            </w:r>
+          </w:p>
+        </w:tc>
+        <w:tc>
+          <w:tcPr>
+            <w:tcW w:type="dxa" w:w="2401"/>
+            <w:tcMar>
+              <w:top w:w="20" w:type="dxa"/>
+              <w:bottom w:w="20" w:type="dxa"/>
+              <w:left w:w="40" w:type="dxa"/>
+              <w:right w:w="40" w:type="dxa"/>
+            </w:tcMar>
+            <w:shd w:fill="F8FAFC"/>
+          </w:tcPr>
+          <w:p>
+            <w:r>
+              <w:rPr>
+                <w:sz w:val="15"/>
+              </w:rPr>
+              <w:t>fix(deploy): add fix_db_and_500.sh script to automatically resolve MySQL credentials &amp; permissions</w:t>
             </w:r>
           </w:p>
         </w:tc>
@@ -3980,7 +5323,7 @@
     </w:tbl>
     <w:p>
       <w:pPr>
-        <w:spacing w:before="160"/>
+        <w:spacing w:before="120"/>
       </w:pPr>
     </w:p>
     <w:tbl>
@@ -4006,10 +5349,10 @@
           <w:tcPr>
             <w:tcW w:type="dxa" w:w="4802"/>
             <w:tcMar>
-              <w:top w:w="40" w:type="dxa"/>
-              <w:bottom w:w="40" w:type="dxa"/>
-              <w:left w:w="80" w:type="dxa"/>
-              <w:right w:w="80" w:type="dxa"/>
+              <w:top w:w="35" w:type="dxa"/>
+              <w:bottom w:w="35" w:type="dxa"/>
+              <w:left w:w="60" w:type="dxa"/>
+              <w:right w:w="60" w:type="dxa"/>
             </w:tcMar>
             <w:shd w:fill="F8FAFC"/>
           </w:tcPr>
@@ -4020,21 +5363,21 @@
             <w:r>
               <w:rPr>
                 <w:b/>
-                <w:sz w:val="18"/>
+                <w:sz w:val="17"/>
               </w:rPr>
-              <w:t>Student Verification Signature:</w:t>
+              <w:t>Candidate Verification Signature:</w:t>
               <w:br/>
               <w:br/>
             </w:r>
             <w:r>
               <w:rPr>
-                <w:sz w:val="17"/>
+                <w:sz w:val="16"/>
               </w:rPr>
               <w:t>_______________________________</w:t>
               <w:br/>
               <w:t>PATEL SHUBH MAHESHKUMAR</w:t>
               <w:br/>
-              <w:t>(Enrolment: 246310307123)</w:t>
+              <w:t>(For and on behalf of Project Team - 246310307123)</w:t>
             </w:r>
           </w:p>
         </w:tc>
@@ -4042,10 +5385,10 @@
           <w:tcPr>
             <w:tcW w:type="dxa" w:w="4802"/>
             <w:tcMar>
-              <w:top w:w="40" w:type="dxa"/>
-              <w:bottom w:w="40" w:type="dxa"/>
-              <w:left w:w="80" w:type="dxa"/>
-              <w:right w:w="80" w:type="dxa"/>
+              <w:top w:w="35" w:type="dxa"/>
+              <w:bottom w:w="35" w:type="dxa"/>
+              <w:left w:w="60" w:type="dxa"/>
+              <w:right w:w="60" w:type="dxa"/>
             </w:tcMar>
             <w:shd w:fill="F8FAFC"/>
           </w:tcPr>
@@ -4056,7 +5399,7 @@
             <w:r>
               <w:rPr>
                 <w:b/>
-                <w:sz w:val="18"/>
+                <w:sz w:val="17"/>
               </w:rPr>
               <w:t>Project Guide Approval &amp; Signature:</w:t>
               <w:br/>
@@ -4064,13 +5407,13 @@
             </w:r>
             <w:r>
               <w:rPr>
-                <w:sz w:val="17"/>
+                <w:sz w:val="16"/>
               </w:rPr>
               <w:t>_______________________________</w:t>
               <w:br/>
               <w:t>Prof. Yagnesh Patel</w:t>
               <w:br/>
-              <w:t>(Lecturer, Computer Engg.)</w:t>
+              <w:t>(Lecturer, Computer Engg., KDP Patan)</w:t>
             </w:r>
           </w:p>
         </w:tc>

--- a/docs/DineFlow_AI_GTU_Minor_Project_Logbook.docx
+++ b/docs/DineFlow_AI_GTU_Minor_Project_Logbook.docx
@@ -4257,6 +4257,20 @@
     </w:tbl>
     <w:p>
       <w:pPr>
+        <w:spacing w:before="80" w:after="80"/>
+      </w:pPr>
+      <w:r>
+        <w:rPr>
+          <w:rFonts w:ascii="Times New Roman" w:hAnsi="Times New Roman"/>
+          <w:i/>
+          <w:color w:val="475569"/>
+          <w:sz w:val="16"/>
+        </w:rPr>
+        <w:t>Note on Collaborative Git Distribution: In agile full-stack engineering, the Team Lead acts as DevOps maintainer and central release manager, accumulating merge, deployment, and configuration commits across 15 weeks (1,422 commits). Team members engineer specialized domain modules on dedicated feature branches (feature-krushank: 68 commits, feature-fiyans: 32 commits, feature-veer: 10 commits), where each member's academic and engineering evaluation is recognized by complete functional module delivery rather than commit count alone.</w:t>
+      </w:r>
+    </w:p>
+    <w:p>
+      <w:pPr>
         <w:spacing w:before="160" w:after="40"/>
       </w:pPr>
       <w:r>

--- a/docs/DineFlow_AI_GTU_Minor_Project_Logbook.docx
+++ b/docs/DineFlow_AI_GTU_Minor_Project_Logbook.docx
@@ -6,18 +6,23 @@
       <w:tblPr>
         <w:tblW w:type="auto" w:w="0"/>
         <w:jc w:val="center"/>
+        <w:tblLayout w:type="fixed"/>
         <w:tblLook w:firstColumn="1" w:firstRow="1" w:lastColumn="0" w:lastRow="0" w:noHBand="0" w:noVBand="1" w:val="04A0"/>
       </w:tblPr>
       <w:tblGrid>
-        <w:gridCol w:w="1800"/>
-        <w:gridCol w:w="6005"/>
-        <w:gridCol w:w="1800"/>
+        <w:gridCol w:w="2016"/>
+        <w:gridCol w:w="5760"/>
+        <w:gridCol w:w="2016"/>
       </w:tblGrid>
       <w:tr>
+        <w:trPr>
+          <w:cantSplit/>
+        </w:trPr>
         <w:tc>
           <w:tcPr>
-            <w:tcW w:type="dxa" w:w="3202"/>
+            <w:tcW w:type="dxa" w:w="2016"/>
             <w:vAlign w:val="center"/>
+            <w:tcW w:w="2015" w:type="dxa"/>
           </w:tcPr>
           <w:p>
             <w:pPr>
@@ -61,8 +66,9 @@
         </w:tc>
         <w:tc>
           <w:tcPr>
-            <w:tcW w:type="dxa" w:w="3202"/>
+            <w:tcW w:type="dxa" w:w="5760"/>
             <w:vAlign w:val="center"/>
+            <w:tcW w:w="5760" w:type="dxa"/>
           </w:tcPr>
           <w:p>
             <w:pPr>
@@ -72,7 +78,7 @@
               <w:rPr>
                 <w:rFonts w:ascii="Times New Roman" w:hAnsi="Times New Roman"/>
                 <w:b/>
-                <w:sz w:val="26"/>
+                <w:sz w:val="22"/>
               </w:rPr>
               <w:t>GUJARAT TECHNOLOGICAL UNIVERSITY</w:t>
               <w:br/>
@@ -81,7 +87,7 @@
               <w:rPr>
                 <w:rFonts w:ascii="Times New Roman" w:hAnsi="Times New Roman"/>
                 <w:b/>
-                <w:sz w:val="24"/>
+                <w:sz w:val="22"/>
               </w:rPr>
               <w:t>K. D. POLYTECHNIC, PATAN</w:t>
               <w:br/>
@@ -107,8 +113,9 @@
         </w:tc>
         <w:tc>
           <w:tcPr>
-            <w:tcW w:type="dxa" w:w="3202"/>
+            <w:tcW w:type="dxa" w:w="2016"/>
             <w:vAlign w:val="center"/>
+            <w:tcW w:w="2015" w:type="dxa"/>
           </w:tcPr>
           <w:p>
             <w:pPr>
@@ -154,13 +161,14 @@
     </w:tbl>
     <w:p>
       <w:pPr>
-        <w:spacing w:before="480" w:after="400"/>
+        <w:spacing w:before="160" w:after="160"/>
         <w:jc w:val="center"/>
       </w:pPr>
       <w:r>
         <w:rPr>
           <w:rFonts w:ascii="Times New Roman" w:hAnsi="Times New Roman"/>
           <w:b/>
+          <w:color w:val="1E3A8A"/>
           <w:sz w:val="30"/>
           <w:u w:val="single"/>
         </w:rPr>
@@ -169,22 +177,24 @@
     </w:p>
     <w:p>
       <w:pPr>
-        <w:spacing w:before="200" w:after="120"/>
+        <w:spacing w:before="120" w:after="80"/>
       </w:pPr>
+      <w:r/>
       <w:r>
         <w:rPr>
           <w:rFonts w:ascii="Times New Roman" w:hAnsi="Times New Roman"/>
           <w:b/>
-          <w:color w:val="1E40AF"/>
-          <w:sz w:val="23"/>
+          <w:color w:val="1E3A8A"/>
+          <w:sz w:val="22"/>
         </w:rPr>
-        <w:t>Team Details (Group Size: Minimum 2 – Maximum 5 Students)</w:t>
+        <w:t>Team Details</w:t>
       </w:r>
     </w:p>
     <w:tbl>
       <w:tblPr>
         <w:tblW w:type="auto" w:w="0"/>
         <w:jc w:val="center"/>
+        <w:tblLayout w:type="fixed"/>
         <w:tblLook w:firstColumn="1" w:firstRow="1" w:lastColumn="0" w:lastRow="0" w:noHBand="0" w:noVBand="1" w:val="04A0"/>
         <w:tblBorders>
           <w:top w:val="single" w:sz="6" w:space="0" w:color="475569"/>
@@ -194,18 +204,29 @@
           <w:insideH w:val="single" w:sz="6" w:space="0" w:color="475569"/>
           <w:insideV w:val="single" w:sz="6" w:space="0" w:color="475569"/>
         </w:tblBorders>
+        <w:tblBorders>
+          <w:top w:val="single" w:sz="6" w:space="0" w:color="CBD5E1"/>
+          <w:left w:val="single" w:sz="4" w:space="0" w:color="CBD5E1"/>
+          <w:bottom w:val="single" w:sz="6" w:space="0" w:color="CBD5E1"/>
+          <w:right w:val="single" w:sz="4" w:space="0" w:color="CBD5E1"/>
+          <w:insideH w:val="single" w:sz="4" w:space="0" w:color="CBD5E1"/>
+          <w:insideV w:val="single" w:sz="4" w:space="0" w:color="CBD5E1"/>
+        </w:tblBorders>
       </w:tblPr>
       <w:tblGrid>
-        <w:gridCol w:w="1152"/>
-        <w:gridCol w:w="2592"/>
-        <w:gridCol w:w="3312"/>
-        <w:gridCol w:w="1296"/>
-        <w:gridCol w:w="1253"/>
+        <w:gridCol w:w="792"/>
+        <w:gridCol w:w="2232"/>
+        <w:gridCol w:w="4608"/>
+        <w:gridCol w:w="1080"/>
+        <w:gridCol w:w="1080"/>
       </w:tblGrid>
       <w:tr>
+        <w:trPr>
+          <w:cantSplit/>
+        </w:trPr>
         <w:tc>
           <w:tcPr>
-            <w:tcW w:type="dxa" w:w="1921"/>
+            <w:tcW w:type="dxa" w:w="792"/>
             <w:shd w:fill="E2E8F0"/>
             <w:tcMar>
               <w:top w:w="120" w:type="dxa"/>
@@ -213,16 +234,26 @@
               <w:left w:w="100" w:type="dxa"/>
               <w:right w:w="100" w:type="dxa"/>
             </w:tcMar>
+            <w:tcMar>
+              <w:top w:w="25" w:type="dxa"/>
+              <w:bottom w:w="25" w:type="dxa"/>
+              <w:left w:w="35" w:type="dxa"/>
+              <w:right w:w="35" w:type="dxa"/>
+            </w:tcMar>
+            <w:shd w:fill="1E3A8A"/>
+            <w:tcW w:w="792" w:type="dxa"/>
           </w:tcPr>
           <w:p>
             <w:pPr>
               <w:jc w:val="center"/>
             </w:pPr>
+            <w:r/>
             <w:r>
               <w:rPr>
                 <w:rFonts w:ascii="Times New Roman" w:hAnsi="Times New Roman"/>
                 <w:b/>
-                <w:sz w:val="20"/>
+                <w:color w:val="FFFFFF"/>
+                <w:sz w:val="19"/>
               </w:rPr>
               <w:t>Sr. No.</w:t>
             </w:r>
@@ -230,7 +261,7 @@
         </w:tc>
         <w:tc>
           <w:tcPr>
-            <w:tcW w:type="dxa" w:w="1921"/>
+            <w:tcW w:type="dxa" w:w="2232"/>
             <w:shd w:fill="E2E8F0"/>
             <w:tcMar>
               <w:top w:w="120" w:type="dxa"/>
@@ -238,16 +269,26 @@
               <w:left w:w="100" w:type="dxa"/>
               <w:right w:w="100" w:type="dxa"/>
             </w:tcMar>
+            <w:tcMar>
+              <w:top w:w="25" w:type="dxa"/>
+              <w:bottom w:w="25" w:type="dxa"/>
+              <w:left w:w="35" w:type="dxa"/>
+              <w:right w:w="35" w:type="dxa"/>
+            </w:tcMar>
+            <w:shd w:fill="1E3A8A"/>
+            <w:tcW w:w="2232" w:type="dxa"/>
           </w:tcPr>
           <w:p>
             <w:pPr>
               <w:jc w:val="center"/>
             </w:pPr>
+            <w:r/>
             <w:r>
               <w:rPr>
                 <w:rFonts w:ascii="Times New Roman" w:hAnsi="Times New Roman"/>
                 <w:b/>
-                <w:sz w:val="20"/>
+                <w:color w:val="FFFFFF"/>
+                <w:sz w:val="19"/>
               </w:rPr>
               <w:t>Enrollment Number</w:t>
             </w:r>
@@ -255,7 +296,7 @@
         </w:tc>
         <w:tc>
           <w:tcPr>
-            <w:tcW w:type="dxa" w:w="1921"/>
+            <w:tcW w:type="dxa" w:w="4608"/>
             <w:shd w:fill="E2E8F0"/>
             <w:tcMar>
               <w:top w:w="120" w:type="dxa"/>
@@ -263,16 +304,26 @@
               <w:left w:w="100" w:type="dxa"/>
               <w:right w:w="100" w:type="dxa"/>
             </w:tcMar>
+            <w:tcMar>
+              <w:top w:w="25" w:type="dxa"/>
+              <w:bottom w:w="25" w:type="dxa"/>
+              <w:left w:w="35" w:type="dxa"/>
+              <w:right w:w="35" w:type="dxa"/>
+            </w:tcMar>
+            <w:shd w:fill="1E3A8A"/>
+            <w:tcW w:w="4608" w:type="dxa"/>
           </w:tcPr>
           <w:p>
             <w:pPr>
               <w:jc w:val="center"/>
             </w:pPr>
+            <w:r/>
             <w:r>
               <w:rPr>
                 <w:rFonts w:ascii="Times New Roman" w:hAnsi="Times New Roman"/>
                 <w:b/>
-                <w:sz w:val="20"/>
+                <w:color w:val="FFFFFF"/>
+                <w:sz w:val="19"/>
               </w:rPr>
               <w:t>Student Name</w:t>
             </w:r>
@@ -280,7 +331,7 @@
         </w:tc>
         <w:tc>
           <w:tcPr>
-            <w:tcW w:type="dxa" w:w="1921"/>
+            <w:tcW w:type="dxa" w:w="1080"/>
             <w:shd w:fill="E2E8F0"/>
             <w:tcMar>
               <w:top w:w="120" w:type="dxa"/>
@@ -288,16 +339,26 @@
               <w:left w:w="100" w:type="dxa"/>
               <w:right w:w="100" w:type="dxa"/>
             </w:tcMar>
+            <w:tcMar>
+              <w:top w:w="25" w:type="dxa"/>
+              <w:bottom w:w="25" w:type="dxa"/>
+              <w:left w:w="35" w:type="dxa"/>
+              <w:right w:w="35" w:type="dxa"/>
+            </w:tcMar>
+            <w:shd w:fill="1E3A8A"/>
+            <w:tcW w:w="1080" w:type="dxa"/>
           </w:tcPr>
           <w:p>
             <w:pPr>
               <w:jc w:val="center"/>
             </w:pPr>
+            <w:r/>
             <w:r>
               <w:rPr>
                 <w:rFonts w:ascii="Times New Roman" w:hAnsi="Times New Roman"/>
                 <w:b/>
-                <w:sz w:val="20"/>
+                <w:color w:val="FFFFFF"/>
+                <w:sz w:val="19"/>
               </w:rPr>
               <w:t>Class</w:t>
             </w:r>
@@ -305,7 +366,7 @@
         </w:tc>
         <w:tc>
           <w:tcPr>
-            <w:tcW w:type="dxa" w:w="1921"/>
+            <w:tcW w:type="dxa" w:w="1080"/>
             <w:shd w:fill="E2E8F0"/>
             <w:tcMar>
               <w:top w:w="120" w:type="dxa"/>
@@ -313,16 +374,26 @@
               <w:left w:w="100" w:type="dxa"/>
               <w:right w:w="100" w:type="dxa"/>
             </w:tcMar>
+            <w:tcMar>
+              <w:top w:w="25" w:type="dxa"/>
+              <w:bottom w:w="25" w:type="dxa"/>
+              <w:left w:w="35" w:type="dxa"/>
+              <w:right w:w="35" w:type="dxa"/>
+            </w:tcMar>
+            <w:shd w:fill="1E3A8A"/>
+            <w:tcW w:w="1080" w:type="dxa"/>
           </w:tcPr>
           <w:p>
             <w:pPr>
               <w:jc w:val="center"/>
             </w:pPr>
+            <w:r/>
             <w:r>
               <w:rPr>
                 <w:rFonts w:ascii="Times New Roman" w:hAnsi="Times New Roman"/>
                 <w:b/>
-                <w:sz w:val="20"/>
+                <w:color w:val="FFFFFF"/>
+                <w:sz w:val="19"/>
               </w:rPr>
               <w:t>Batch</w:t>
             </w:r>
@@ -330,9 +401,19 @@
         </w:tc>
       </w:tr>
       <w:tr>
+        <w:trPr>
+          <w:cantSplit/>
+        </w:trPr>
         <w:tc>
           <w:tcPr>
-            <w:tcW w:type="dxa" w:w="1152"/>
+            <w:tcW w:type="dxa" w:w="792"/>
+            <w:tcMar>
+              <w:top w:w="25" w:type="dxa"/>
+              <w:bottom w:w="25" w:type="dxa"/>
+              <w:left w:w="45" w:type="dxa"/>
+              <w:right w:w="45" w:type="dxa"/>
+            </w:tcMar>
+            <w:tcW w:w="792" w:type="dxa"/>
           </w:tcPr>
           <w:p>
             <w:pPr>
@@ -344,13 +425,20 @@
                 <w:b/>
                 <w:sz w:val="19"/>
               </w:rPr>
-              <w:t>1 (TL)</w:t>
+              <w:t>1</w:t>
             </w:r>
           </w:p>
         </w:tc>
         <w:tc>
           <w:tcPr>
-            <w:tcW w:type="dxa" w:w="2592"/>
+            <w:tcW w:type="dxa" w:w="2232"/>
+            <w:tcMar>
+              <w:top w:w="25" w:type="dxa"/>
+              <w:bottom w:w="25" w:type="dxa"/>
+              <w:left w:w="45" w:type="dxa"/>
+              <w:right w:w="45" w:type="dxa"/>
+            </w:tcMar>
+            <w:tcW w:w="2232" w:type="dxa"/>
           </w:tcPr>
           <w:p>
             <w:pPr>
@@ -367,7 +455,14 @@
         </w:tc>
         <w:tc>
           <w:tcPr>
-            <w:tcW w:type="dxa" w:w="3312"/>
+            <w:tcW w:type="dxa" w:w="4608"/>
+            <w:tcMar>
+              <w:top w:w="25" w:type="dxa"/>
+              <w:bottom w:w="25" w:type="dxa"/>
+              <w:left w:w="45" w:type="dxa"/>
+              <w:right w:w="45" w:type="dxa"/>
+            </w:tcMar>
+            <w:tcW w:w="4608" w:type="dxa"/>
           </w:tcPr>
           <w:p>
             <w:pPr>
@@ -377,15 +472,23 @@
               <w:rPr>
                 <w:rFonts w:ascii="Times New Roman" w:hAnsi="Times New Roman"/>
                 <w:b/>
+                <w:color w:val="1E3A8A"/>
                 <w:sz w:val="19"/>
               </w:rPr>
-              <w:t>PATEL SHUBH MAHESHKUMAR</w:t>
+              <w:t>PATEL SHUBH MAHESHKUMAR (Team Lead)</w:t>
             </w:r>
           </w:p>
         </w:tc>
         <w:tc>
           <w:tcPr>
-            <w:tcW w:type="dxa" w:w="1296"/>
+            <w:tcW w:type="dxa" w:w="1080"/>
+            <w:tcMar>
+              <w:top w:w="25" w:type="dxa"/>
+              <w:bottom w:w="25" w:type="dxa"/>
+              <w:left w:w="45" w:type="dxa"/>
+              <w:right w:w="45" w:type="dxa"/>
+            </w:tcMar>
+            <w:tcW w:w="1080" w:type="dxa"/>
           </w:tcPr>
           <w:p>
             <w:pPr>
@@ -396,13 +499,20 @@
                 <w:rFonts w:ascii="Times New Roman" w:hAnsi="Times New Roman"/>
                 <w:sz w:val="19"/>
               </w:rPr>
-              <w:t>5th Sem</w:t>
+              <w:t>B</w:t>
             </w:r>
           </w:p>
         </w:tc>
         <w:tc>
           <w:tcPr>
-            <w:tcW w:type="dxa" w:w="1253"/>
+            <w:tcW w:type="dxa" w:w="1080"/>
+            <w:tcMar>
+              <w:top w:w="25" w:type="dxa"/>
+              <w:bottom w:w="25" w:type="dxa"/>
+              <w:left w:w="45" w:type="dxa"/>
+              <w:right w:w="45" w:type="dxa"/>
+            </w:tcMar>
+            <w:tcW w:w="1080" w:type="dxa"/>
           </w:tcPr>
           <w:p>
             <w:pPr>
@@ -413,15 +523,26 @@
                 <w:rFonts w:ascii="Times New Roman" w:hAnsi="Times New Roman"/>
                 <w:sz w:val="19"/>
               </w:rPr>
-              <w:t>Batch A</w:t>
+              <w:t>B1</w:t>
             </w:r>
           </w:p>
         </w:tc>
       </w:tr>
       <w:tr>
+        <w:trPr>
+          <w:cantSplit/>
+        </w:trPr>
         <w:tc>
           <w:tcPr>
-            <w:tcW w:type="dxa" w:w="1152"/>
+            <w:tcW w:type="dxa" w:w="792"/>
+            <w:tcMar>
+              <w:top w:w="25" w:type="dxa"/>
+              <w:bottom w:w="25" w:type="dxa"/>
+              <w:left w:w="45" w:type="dxa"/>
+              <w:right w:w="45" w:type="dxa"/>
+            </w:tcMar>
+            <w:shd w:fill="F8FAFC"/>
+            <w:tcW w:w="792" w:type="dxa"/>
           </w:tcPr>
           <w:p>
             <w:pPr>
@@ -439,7 +560,15 @@
         </w:tc>
         <w:tc>
           <w:tcPr>
-            <w:tcW w:type="dxa" w:w="2592"/>
+            <w:tcW w:type="dxa" w:w="2232"/>
+            <w:tcMar>
+              <w:top w:w="25" w:type="dxa"/>
+              <w:bottom w:w="25" w:type="dxa"/>
+              <w:left w:w="45" w:type="dxa"/>
+              <w:right w:w="45" w:type="dxa"/>
+            </w:tcMar>
+            <w:shd w:fill="F8FAFC"/>
+            <w:tcW w:w="2232" w:type="dxa"/>
           </w:tcPr>
           <w:p>
             <w:pPr>
@@ -456,7 +585,15 @@
         </w:tc>
         <w:tc>
           <w:tcPr>
-            <w:tcW w:type="dxa" w:w="3312"/>
+            <w:tcW w:type="dxa" w:w="4608"/>
+            <w:tcMar>
+              <w:top w:w="25" w:type="dxa"/>
+              <w:bottom w:w="25" w:type="dxa"/>
+              <w:left w:w="45" w:type="dxa"/>
+              <w:right w:w="45" w:type="dxa"/>
+            </w:tcMar>
+            <w:shd w:fill="F8FAFC"/>
+            <w:tcW w:w="4608" w:type="dxa"/>
           </w:tcPr>
           <w:p>
             <w:pPr>
@@ -465,6 +602,7 @@
             <w:r>
               <w:rPr>
                 <w:rFonts w:ascii="Times New Roman" w:hAnsi="Times New Roman"/>
+                <w:b/>
                 <w:sz w:val="19"/>
               </w:rPr>
               <w:t>DAVE KRUSHANK JIGNESHBHAI</w:t>
@@ -473,7 +611,15 @@
         </w:tc>
         <w:tc>
           <w:tcPr>
-            <w:tcW w:type="dxa" w:w="1296"/>
+            <w:tcW w:type="dxa" w:w="1080"/>
+            <w:tcMar>
+              <w:top w:w="25" w:type="dxa"/>
+              <w:bottom w:w="25" w:type="dxa"/>
+              <w:left w:w="45" w:type="dxa"/>
+              <w:right w:w="45" w:type="dxa"/>
+            </w:tcMar>
+            <w:shd w:fill="F8FAFC"/>
+            <w:tcW w:w="1080" w:type="dxa"/>
           </w:tcPr>
           <w:p>
             <w:pPr>
@@ -484,13 +630,21 @@
                 <w:rFonts w:ascii="Times New Roman" w:hAnsi="Times New Roman"/>
                 <w:sz w:val="19"/>
               </w:rPr>
-              <w:t>5th Sem</w:t>
+              <w:t>A</w:t>
             </w:r>
           </w:p>
         </w:tc>
         <w:tc>
           <w:tcPr>
-            <w:tcW w:type="dxa" w:w="1253"/>
+            <w:tcW w:type="dxa" w:w="1080"/>
+            <w:tcMar>
+              <w:top w:w="25" w:type="dxa"/>
+              <w:bottom w:w="25" w:type="dxa"/>
+              <w:left w:w="45" w:type="dxa"/>
+              <w:right w:w="45" w:type="dxa"/>
+            </w:tcMar>
+            <w:shd w:fill="F8FAFC"/>
+            <w:tcW w:w="1080" w:type="dxa"/>
           </w:tcPr>
           <w:p>
             <w:pPr>
@@ -501,15 +655,25 @@
                 <w:rFonts w:ascii="Times New Roman" w:hAnsi="Times New Roman"/>
                 <w:sz w:val="19"/>
               </w:rPr>
-              <w:t>Batch A</w:t>
+              <w:t>A2</w:t>
             </w:r>
           </w:p>
         </w:tc>
       </w:tr>
       <w:tr>
+        <w:trPr>
+          <w:cantSplit/>
+        </w:trPr>
         <w:tc>
           <w:tcPr>
-            <w:tcW w:type="dxa" w:w="1152"/>
+            <w:tcW w:type="dxa" w:w="792"/>
+            <w:tcMar>
+              <w:top w:w="25" w:type="dxa"/>
+              <w:bottom w:w="25" w:type="dxa"/>
+              <w:left w:w="45" w:type="dxa"/>
+              <w:right w:w="45" w:type="dxa"/>
+            </w:tcMar>
+            <w:tcW w:w="792" w:type="dxa"/>
           </w:tcPr>
           <w:p>
             <w:pPr>
@@ -527,7 +691,14 @@
         </w:tc>
         <w:tc>
           <w:tcPr>
-            <w:tcW w:type="dxa" w:w="2592"/>
+            <w:tcW w:type="dxa" w:w="2232"/>
+            <w:tcMar>
+              <w:top w:w="25" w:type="dxa"/>
+              <w:bottom w:w="25" w:type="dxa"/>
+              <w:left w:w="45" w:type="dxa"/>
+              <w:right w:w="45" w:type="dxa"/>
+            </w:tcMar>
+            <w:tcW w:w="2232" w:type="dxa"/>
           </w:tcPr>
           <w:p>
             <w:pPr>
@@ -544,7 +715,14 @@
         </w:tc>
         <w:tc>
           <w:tcPr>
-            <w:tcW w:type="dxa" w:w="3312"/>
+            <w:tcW w:type="dxa" w:w="4608"/>
+            <w:tcMar>
+              <w:top w:w="25" w:type="dxa"/>
+              <w:bottom w:w="25" w:type="dxa"/>
+              <w:left w:w="45" w:type="dxa"/>
+              <w:right w:w="45" w:type="dxa"/>
+            </w:tcMar>
+            <w:tcW w:w="4608" w:type="dxa"/>
           </w:tcPr>
           <w:p>
             <w:pPr>
@@ -553,6 +731,7 @@
             <w:r>
               <w:rPr>
                 <w:rFonts w:ascii="Times New Roman" w:hAnsi="Times New Roman"/>
+                <w:b/>
                 <w:sz w:val="19"/>
               </w:rPr>
               <w:t>PATEL FIYANS BABUBHAI</w:t>
@@ -561,7 +740,14 @@
         </w:tc>
         <w:tc>
           <w:tcPr>
-            <w:tcW w:type="dxa" w:w="1296"/>
+            <w:tcW w:type="dxa" w:w="1080"/>
+            <w:tcMar>
+              <w:top w:w="25" w:type="dxa"/>
+              <w:bottom w:w="25" w:type="dxa"/>
+              <w:left w:w="45" w:type="dxa"/>
+              <w:right w:w="45" w:type="dxa"/>
+            </w:tcMar>
+            <w:tcW w:w="1080" w:type="dxa"/>
           </w:tcPr>
           <w:p>
             <w:pPr>
@@ -572,13 +758,20 @@
                 <w:rFonts w:ascii="Times New Roman" w:hAnsi="Times New Roman"/>
                 <w:sz w:val="19"/>
               </w:rPr>
-              <w:t>5th Sem</w:t>
+              <w:t>A</w:t>
             </w:r>
           </w:p>
         </w:tc>
         <w:tc>
           <w:tcPr>
-            <w:tcW w:type="dxa" w:w="1253"/>
+            <w:tcW w:type="dxa" w:w="1080"/>
+            <w:tcMar>
+              <w:top w:w="25" w:type="dxa"/>
+              <w:bottom w:w="25" w:type="dxa"/>
+              <w:left w:w="45" w:type="dxa"/>
+              <w:right w:w="45" w:type="dxa"/>
+            </w:tcMar>
+            <w:tcW w:w="1080" w:type="dxa"/>
           </w:tcPr>
           <w:p>
             <w:pPr>
@@ -589,15 +782,26 @@
                 <w:rFonts w:ascii="Times New Roman" w:hAnsi="Times New Roman"/>
                 <w:sz w:val="19"/>
               </w:rPr>
-              <w:t>Batch A</w:t>
+              <w:t>A4</w:t>
             </w:r>
           </w:p>
         </w:tc>
       </w:tr>
       <w:tr>
+        <w:trPr>
+          <w:cantSplit/>
+        </w:trPr>
         <w:tc>
           <w:tcPr>
-            <w:tcW w:type="dxa" w:w="1152"/>
+            <w:tcW w:type="dxa" w:w="792"/>
+            <w:tcMar>
+              <w:top w:w="25" w:type="dxa"/>
+              <w:bottom w:w="25" w:type="dxa"/>
+              <w:left w:w="45" w:type="dxa"/>
+              <w:right w:w="45" w:type="dxa"/>
+            </w:tcMar>
+            <w:shd w:fill="F8FAFC"/>
+            <w:tcW w:w="792" w:type="dxa"/>
           </w:tcPr>
           <w:p>
             <w:pPr>
@@ -615,7 +819,15 @@
         </w:tc>
         <w:tc>
           <w:tcPr>
-            <w:tcW w:type="dxa" w:w="2592"/>
+            <w:tcW w:type="dxa" w:w="2232"/>
+            <w:tcMar>
+              <w:top w:w="25" w:type="dxa"/>
+              <w:bottom w:w="25" w:type="dxa"/>
+              <w:left w:w="45" w:type="dxa"/>
+              <w:right w:w="45" w:type="dxa"/>
+            </w:tcMar>
+            <w:shd w:fill="F8FAFC"/>
+            <w:tcW w:w="2232" w:type="dxa"/>
           </w:tcPr>
           <w:p>
             <w:pPr>
@@ -632,7 +844,15 @@
         </w:tc>
         <w:tc>
           <w:tcPr>
-            <w:tcW w:type="dxa" w:w="3312"/>
+            <w:tcW w:type="dxa" w:w="4608"/>
+            <w:tcMar>
+              <w:top w:w="25" w:type="dxa"/>
+              <w:bottom w:w="25" w:type="dxa"/>
+              <w:left w:w="45" w:type="dxa"/>
+              <w:right w:w="45" w:type="dxa"/>
+            </w:tcMar>
+            <w:shd w:fill="F8FAFC"/>
+            <w:tcW w:w="4608" w:type="dxa"/>
           </w:tcPr>
           <w:p>
             <w:pPr>
@@ -641,6 +861,7 @@
             <w:r>
               <w:rPr>
                 <w:rFonts w:ascii="Times New Roman" w:hAnsi="Times New Roman"/>
+                <w:b/>
                 <w:sz w:val="19"/>
               </w:rPr>
               <w:t>PRAJAPATI VEER HEMENDRAKUMAR</w:t>
@@ -649,7 +870,15 @@
         </w:tc>
         <w:tc>
           <w:tcPr>
-            <w:tcW w:type="dxa" w:w="1296"/>
+            <w:tcW w:type="dxa" w:w="1080"/>
+            <w:tcMar>
+              <w:top w:w="25" w:type="dxa"/>
+              <w:bottom w:w="25" w:type="dxa"/>
+              <w:left w:w="45" w:type="dxa"/>
+              <w:right w:w="45" w:type="dxa"/>
+            </w:tcMar>
+            <w:shd w:fill="F8FAFC"/>
+            <w:tcW w:w="1080" w:type="dxa"/>
           </w:tcPr>
           <w:p>
             <w:pPr>
@@ -660,13 +889,21 @@
                 <w:rFonts w:ascii="Times New Roman" w:hAnsi="Times New Roman"/>
                 <w:sz w:val="19"/>
               </w:rPr>
-              <w:t>5th Sem</w:t>
+              <w:t>B</w:t>
             </w:r>
           </w:p>
         </w:tc>
         <w:tc>
           <w:tcPr>
-            <w:tcW w:type="dxa" w:w="1253"/>
+            <w:tcW w:type="dxa" w:w="1080"/>
+            <w:tcMar>
+              <w:top w:w="25" w:type="dxa"/>
+              <w:bottom w:w="25" w:type="dxa"/>
+              <w:left w:w="45" w:type="dxa"/>
+              <w:right w:w="45" w:type="dxa"/>
+            </w:tcMar>
+            <w:shd w:fill="F8FAFC"/>
+            <w:tcW w:w="1080" w:type="dxa"/>
           </w:tcPr>
           <w:p>
             <w:pPr>
@@ -677,7 +914,7 @@
                 <w:rFonts w:ascii="Times New Roman" w:hAnsi="Times New Roman"/>
                 <w:sz w:val="19"/>
               </w:rPr>
-              <w:t>Batch A</w:t>
+              <w:t>B2</w:t>
             </w:r>
           </w:p>
         </w:tc>
@@ -685,48 +922,51 @@
     </w:tbl>
     <w:p>
       <w:pPr>
-        <w:spacing w:before="80" w:after="400"/>
+        <w:spacing w:before="60" w:after="240"/>
       </w:pPr>
+      <w:r/>
       <w:r>
         <w:rPr>
           <w:rFonts w:ascii="Times New Roman" w:hAnsi="Times New Roman"/>
           <w:i/>
           <w:color w:val="64748B"/>
-          <w:sz w:val="18"/>
+          <w:sz w:val="17"/>
         </w:rPr>
         <w:t>Note: Fill only the required number of rows as per actual team size.</w:t>
       </w:r>
     </w:p>
     <w:p>
       <w:pPr>
-        <w:spacing w:before="160" w:after="200"/>
+        <w:spacing w:before="120" w:after="80"/>
       </w:pPr>
+      <w:r/>
       <w:r>
         <w:rPr>
           <w:rFonts w:ascii="Times New Roman" w:hAnsi="Times New Roman"/>
           <w:b/>
-          <w:color w:val="1E40AF"/>
-          <w:sz w:val="23"/>
+          <w:color w:val="1E3A8A"/>
+          <w:sz w:val="22"/>
         </w:rPr>
         <w:t>Project Details</w:t>
       </w:r>
     </w:p>
     <w:p>
       <w:pPr>
-        <w:spacing w:after="800"/>
+        <w:spacing w:after="400" w:before="0"/>
       </w:pPr>
+      <w:r/>
       <w:r>
         <w:rPr>
           <w:rFonts w:ascii="Times New Roman" w:hAnsi="Times New Roman"/>
           <w:b/>
-          <w:sz w:val="22"/>
+          <w:sz w:val="20"/>
         </w:rPr>
         <w:t xml:space="preserve">Project Title: </w:t>
       </w:r>
       <w:r>
         <w:rPr>
           <w:rFonts w:ascii="Times New Roman" w:hAnsi="Times New Roman"/>
-          <w:sz w:val="22"/>
+          <w:sz w:val="20"/>
         </w:rPr>
         <w:t>DineFlow AI: Next-Generation Restaurant Cloud POS, Contactless QR Ordering, Real-Time KDS &amp; Smart ERP System</w:t>
       </w:r>
@@ -735,50 +975,108 @@
       <w:tblPr>
         <w:tblW w:type="auto" w:w="0"/>
         <w:jc w:val="center"/>
+        <w:tblLayout w:type="fixed"/>
         <w:tblLook w:firstColumn="1" w:firstRow="1" w:lastColumn="0" w:lastRow="0" w:noHBand="0" w:noVBand="1" w:val="04A0"/>
       </w:tblPr>
       <w:tblGrid>
-        <w:gridCol w:w="4795"/>
-        <w:gridCol w:w="4795"/>
+        <w:gridCol w:w="4896"/>
+        <w:gridCol w:w="4896"/>
       </w:tblGrid>
       <w:tr>
+        <w:trPr>
+          <w:cantSplit/>
+        </w:trPr>
         <w:tc>
           <w:tcPr>
-            <w:tcW w:type="dxa" w:w="4802"/>
+            <w:tcW w:type="dxa" w:w="4896"/>
+            <w:tcW w:w="4896" w:type="dxa"/>
+            <w:tcMar>
+              <w:top w:w="40" w:type="dxa"/>
+              <w:bottom w:w="40" w:type="dxa"/>
+              <w:left w:w="60" w:type="dxa"/>
+              <w:right w:w="60" w:type="dxa"/>
+            </w:tcMar>
           </w:tcPr>
           <w:p>
+            <w:pPr>
+              <w:spacing w:line="276" w:lineRule="auto" w:after="0"/>
+            </w:pPr>
+            <w:r/>
             <w:r>
               <w:rPr>
                 <w:rFonts w:ascii="Times New Roman" w:hAnsi="Times New Roman"/>
                 <w:b/>
-                <w:sz w:val="22"/>
+                <w:sz w:val="20"/>
               </w:rPr>
               <w:t>Name of Project Guide:</w:t>
               <w:br/>
+            </w:r>
+            <w:r>
+              <w:rPr>
+                <w:rFonts w:ascii="Times New Roman" w:hAnsi="Times New Roman"/>
+                <w:b/>
+                <w:color w:val="1E3A8A"/>
+                <w:sz w:val="21"/>
+              </w:rPr>
               <w:t>Prof. Yagnesh Patel</w:t>
               <w:br/>
-              <w:t>__________________________________</w:t>
+            </w:r>
+            <w:r>
+              <w:rPr>
+                <w:rFonts w:ascii="Times New Roman" w:hAnsi="Times New Roman"/>
+                <w:color w:val="475569"/>
+                <w:sz w:val="18"/>
+              </w:rPr>
+              <w:t>Lecturer, Department of Computer Engineering</w:t>
+              <w:br/>
+              <w:t>K. D. Polytechnic, Patan</w:t>
             </w:r>
           </w:p>
         </w:tc>
         <w:tc>
           <w:tcPr>
-            <w:tcW w:type="dxa" w:w="4802"/>
+            <w:tcW w:type="dxa" w:w="4896"/>
+            <w:tcW w:w="4896" w:type="dxa"/>
+            <w:tcMar>
+              <w:top w:w="40" w:type="dxa"/>
+              <w:bottom w:w="40" w:type="dxa"/>
+              <w:left w:w="60" w:type="dxa"/>
+              <w:right w:w="60" w:type="dxa"/>
+            </w:tcMar>
           </w:tcPr>
           <w:p>
             <w:pPr>
+              <w:spacing w:line="276" w:lineRule="auto" w:after="0"/>
               <w:jc w:val="right"/>
             </w:pPr>
+            <w:r/>
             <w:r>
               <w:rPr>
                 <w:rFonts w:ascii="Times New Roman" w:hAnsi="Times New Roman"/>
                 <w:b/>
-                <w:sz w:val="22"/>
+                <w:sz w:val="20"/>
               </w:rPr>
               <w:t>Signature:</w:t>
               <w:br/>
               <w:br/>
-              <w:t>__________________________________</w:t>
+            </w:r>
+            <w:r>
+              <w:rPr>
+                <w:rFonts w:ascii="Times New Roman" w:hAnsi="Times New Roman"/>
+                <w:b/>
+                <w:color w:val="94A3B8"/>
+                <w:sz w:val="20"/>
+              </w:rPr>
+              <w:t>____________________________________</w:t>
+              <w:br/>
+            </w:r>
+            <w:r>
+              <w:rPr>
+                <w:rFonts w:ascii="Times New Roman" w:hAnsi="Times New Roman"/>
+                <w:color w:val="64748B"/>
+                <w:sz w:val="18"/>
+              </w:rPr>
+              <w:t>Date: ______ / ______ / 2026</w:t>
             </w:r>
           </w:p>
         </w:tc>
@@ -791,22 +1089,25 @@
     </w:p>
     <w:p>
       <w:pPr>
-        <w:spacing w:before="120" w:after="200"/>
+        <w:spacing w:before="80" w:after="120"/>
         <w:jc w:val="center"/>
       </w:pPr>
+      <w:r/>
       <w:r>
         <w:rPr>
           <w:rFonts w:ascii="Times New Roman" w:hAnsi="Times New Roman"/>
           <w:b/>
-          <w:sz w:val="26"/>
+          <w:color w:val="1E3A8A"/>
+          <w:sz w:val="24"/>
         </w:rPr>
-        <w:t>WEEKLY LOGBOOK RECORD (WEEK 1 – WEEK 15)</w:t>
+        <w:t>WEEKLY LOGBOOK RECORD (WEEK 1 TO WEEK 8)</w:t>
       </w:r>
     </w:p>
     <w:tbl>
       <w:tblPr>
         <w:tblW w:type="auto" w:w="0"/>
         <w:jc w:val="center"/>
+        <w:tblLayout w:type="fixed"/>
         <w:tblLook w:firstColumn="1" w:firstRow="1" w:lastColumn="0" w:lastRow="0" w:noHBand="0" w:noVBand="1" w:val="04A0"/>
         <w:tblBorders>
           <w:top w:val="single" w:sz="6" w:space="0" w:color="475569"/>
@@ -816,19 +1117,30 @@
           <w:insideH w:val="single" w:sz="6" w:space="0" w:color="475569"/>
           <w:insideV w:val="single" w:sz="6" w:space="0" w:color="475569"/>
         </w:tblBorders>
+        <w:tblBorders>
+          <w:top w:val="single" w:sz="6" w:space="0" w:color="CBD5E1"/>
+          <w:left w:val="single" w:sz="4" w:space="0" w:color="CBD5E1"/>
+          <w:bottom w:val="single" w:sz="6" w:space="0" w:color="CBD5E1"/>
+          <w:right w:val="single" w:sz="4" w:space="0" w:color="CBD5E1"/>
+          <w:insideH w:val="single" w:sz="4" w:space="0" w:color="CBD5E1"/>
+          <w:insideV w:val="single" w:sz="4" w:space="0" w:color="CBD5E1"/>
+        </w:tblBorders>
       </w:tblPr>
       <w:tblGrid>
         <w:gridCol w:w="792"/>
-        <w:gridCol w:w="1584"/>
-        <w:gridCol w:w="2664"/>
-        <w:gridCol w:w="2664"/>
-        <w:gridCol w:w="1728"/>
+        <w:gridCol w:w="1368"/>
+        <w:gridCol w:w="2808"/>
+        <w:gridCol w:w="2880"/>
         <w:gridCol w:w="1152"/>
+        <w:gridCol w:w="893"/>
       </w:tblGrid>
       <w:tr>
+        <w:trPr>
+          <w:cantSplit/>
+        </w:trPr>
         <w:tc>
           <w:tcPr>
-            <w:tcW w:type="dxa" w:w="1601"/>
+            <w:tcW w:type="dxa" w:w="792"/>
             <w:shd w:fill="E2E8F0"/>
             <w:tcMar>
               <w:top w:w="100" w:type="dxa"/>
@@ -836,6 +1148,14 @@
               <w:left w:w="60" w:type="dxa"/>
               <w:right w:w="60" w:type="dxa"/>
             </w:tcMar>
+            <w:tcW w:w="792" w:type="dxa"/>
+            <w:tcMar>
+              <w:top w:w="25" w:type="dxa"/>
+              <w:bottom w:w="25" w:type="dxa"/>
+              <w:left w:w="30" w:type="dxa"/>
+              <w:right w:w="30" w:type="dxa"/>
+            </w:tcMar>
+            <w:shd w:fill="1E3A8A"/>
           </w:tcPr>
           <w:p>
             <w:pPr>
@@ -845,7 +1165,8 @@
               <w:rPr>
                 <w:rFonts w:ascii="Times New Roman" w:hAnsi="Times New Roman"/>
                 <w:b/>
-                <w:sz w:val="19"/>
+                <w:color w:val="FFFFFF"/>
+                <w:sz w:val="17"/>
               </w:rPr>
               <w:t>Week</w:t>
               <w:br/>
@@ -855,7 +1176,7 @@
         </w:tc>
         <w:tc>
           <w:tcPr>
-            <w:tcW w:type="dxa" w:w="1601"/>
+            <w:tcW w:type="dxa" w:w="1368"/>
             <w:shd w:fill="E2E8F0"/>
             <w:tcMar>
               <w:top w:w="100" w:type="dxa"/>
@@ -863,6 +1184,14 @@
               <w:left w:w="60" w:type="dxa"/>
               <w:right w:w="60" w:type="dxa"/>
             </w:tcMar>
+            <w:tcW w:w="1368" w:type="dxa"/>
+            <w:tcMar>
+              <w:top w:w="25" w:type="dxa"/>
+              <w:bottom w:w="25" w:type="dxa"/>
+              <w:left w:w="30" w:type="dxa"/>
+              <w:right w:w="30" w:type="dxa"/>
+            </w:tcMar>
+            <w:shd w:fill="1E3A8A"/>
           </w:tcPr>
           <w:p>
             <w:pPr>
@@ -872,7 +1201,8 @@
               <w:rPr>
                 <w:rFonts w:ascii="Times New Roman" w:hAnsi="Times New Roman"/>
                 <w:b/>
-                <w:sz w:val="19"/>
+                <w:color w:val="FFFFFF"/>
+                <w:sz w:val="17"/>
               </w:rPr>
               <w:t>Date</w:t>
             </w:r>
@@ -880,7 +1210,7 @@
         </w:tc>
         <w:tc>
           <w:tcPr>
-            <w:tcW w:type="dxa" w:w="1601"/>
+            <w:tcW w:type="dxa" w:w="2808"/>
             <w:shd w:fill="E2E8F0"/>
             <w:tcMar>
               <w:top w:w="100" w:type="dxa"/>
@@ -888,6 +1218,14 @@
               <w:left w:w="60" w:type="dxa"/>
               <w:right w:w="60" w:type="dxa"/>
             </w:tcMar>
+            <w:tcW w:w="2808" w:type="dxa"/>
+            <w:tcMar>
+              <w:top w:w="25" w:type="dxa"/>
+              <w:bottom w:w="25" w:type="dxa"/>
+              <w:left w:w="30" w:type="dxa"/>
+              <w:right w:w="30" w:type="dxa"/>
+            </w:tcMar>
+            <w:shd w:fill="1E3A8A"/>
           </w:tcPr>
           <w:p>
             <w:pPr>
@@ -897,7 +1235,8 @@
               <w:rPr>
                 <w:rFonts w:ascii="Times New Roman" w:hAnsi="Times New Roman"/>
                 <w:b/>
-                <w:sz w:val="19"/>
+                <w:color w:val="FFFFFF"/>
+                <w:sz w:val="17"/>
               </w:rPr>
               <w:t>Work Planned</w:t>
             </w:r>
@@ -905,7 +1244,7 @@
         </w:tc>
         <w:tc>
           <w:tcPr>
-            <w:tcW w:type="dxa" w:w="1601"/>
+            <w:tcW w:type="dxa" w:w="2880"/>
             <w:shd w:fill="E2E8F0"/>
             <w:tcMar>
               <w:top w:w="100" w:type="dxa"/>
@@ -913,6 +1252,14 @@
               <w:left w:w="60" w:type="dxa"/>
               <w:right w:w="60" w:type="dxa"/>
             </w:tcMar>
+            <w:tcW w:w="2880" w:type="dxa"/>
+            <w:tcMar>
+              <w:top w:w="25" w:type="dxa"/>
+              <w:bottom w:w="25" w:type="dxa"/>
+              <w:left w:w="30" w:type="dxa"/>
+              <w:right w:w="30" w:type="dxa"/>
+            </w:tcMar>
+            <w:shd w:fill="1E3A8A"/>
           </w:tcPr>
           <w:p>
             <w:pPr>
@@ -922,7 +1269,8 @@
               <w:rPr>
                 <w:rFonts w:ascii="Times New Roman" w:hAnsi="Times New Roman"/>
                 <w:b/>
-                <w:sz w:val="19"/>
+                <w:color w:val="FFFFFF"/>
+                <w:sz w:val="17"/>
               </w:rPr>
               <w:t>Work Completed</w:t>
             </w:r>
@@ -930,7 +1278,7 @@
         </w:tc>
         <w:tc>
           <w:tcPr>
-            <w:tcW w:type="dxa" w:w="1601"/>
+            <w:tcW w:type="dxa" w:w="1152"/>
             <w:shd w:fill="E2E8F0"/>
             <w:tcMar>
               <w:top w:w="100" w:type="dxa"/>
@@ -938,6 +1286,14 @@
               <w:left w:w="60" w:type="dxa"/>
               <w:right w:w="60" w:type="dxa"/>
             </w:tcMar>
+            <w:tcW w:w="1152" w:type="dxa"/>
+            <w:tcMar>
+              <w:top w:w="25" w:type="dxa"/>
+              <w:bottom w:w="25" w:type="dxa"/>
+              <w:left w:w="30" w:type="dxa"/>
+              <w:right w:w="30" w:type="dxa"/>
+            </w:tcMar>
+            <w:shd w:fill="1E3A8A"/>
           </w:tcPr>
           <w:p>
             <w:pPr>
@@ -947,7 +1303,8 @@
               <w:rPr>
                 <w:rFonts w:ascii="Times New Roman" w:hAnsi="Times New Roman"/>
                 <w:b/>
-                <w:sz w:val="19"/>
+                <w:color w:val="FFFFFF"/>
+                <w:sz w:val="17"/>
               </w:rPr>
               <w:t>Remark</w:t>
             </w:r>
@@ -955,7 +1312,7 @@
         </w:tc>
         <w:tc>
           <w:tcPr>
-            <w:tcW w:type="dxa" w:w="1601"/>
+            <w:tcW w:type="dxa" w:w="893"/>
             <w:shd w:fill="E2E8F0"/>
             <w:tcMar>
               <w:top w:w="100" w:type="dxa"/>
@@ -963,6 +1320,14 @@
               <w:left w:w="60" w:type="dxa"/>
               <w:right w:w="60" w:type="dxa"/>
             </w:tcMar>
+            <w:tcW w:w="892" w:type="dxa"/>
+            <w:tcMar>
+              <w:top w:w="25" w:type="dxa"/>
+              <w:bottom w:w="25" w:type="dxa"/>
+              <w:left w:w="30" w:type="dxa"/>
+              <w:right w:w="30" w:type="dxa"/>
+            </w:tcMar>
+            <w:shd w:fill="1E3A8A"/>
           </w:tcPr>
           <w:p>
             <w:pPr>
@@ -972,7 +1337,8 @@
               <w:rPr>
                 <w:rFonts w:ascii="Times New Roman" w:hAnsi="Times New Roman"/>
                 <w:b/>
-                <w:sz w:val="19"/>
+                <w:color w:val="FFFFFF"/>
+                <w:sz w:val="17"/>
               </w:rPr>
               <w:t>Guide</w:t>
               <w:br/>
@@ -982,25 +1348,36 @@
         </w:tc>
       </w:tr>
       <w:tr>
+        <w:trPr>
+          <w:cantSplit/>
+        </w:trPr>
         <w:tc>
           <w:tcPr>
-            <w:tcW w:type="dxa" w:w="1601"/>
+            <w:tcW w:type="dxa" w:w="792"/>
             <w:tcMar>
               <w:top w:w="80" w:type="dxa"/>
               <w:bottom w:w="80" w:type="dxa"/>
               <w:left w:w="60" w:type="dxa"/>
               <w:right w:w="60" w:type="dxa"/>
             </w:tcMar>
+            <w:tcW w:w="792" w:type="dxa"/>
+            <w:tcMar>
+              <w:top w:w="18" w:type="dxa"/>
+              <w:bottom w:w="18" w:type="dxa"/>
+              <w:left w:w="30" w:type="dxa"/>
+              <w:right w:w="30" w:type="dxa"/>
+            </w:tcMar>
           </w:tcPr>
           <w:p>
             <w:pPr>
+              <w:spacing w:line="252" w:lineRule="auto" w:before="0" w:after="0"/>
               <w:jc w:val="center"/>
             </w:pPr>
             <w:r>
               <w:rPr>
                 <w:rFonts w:ascii="Times New Roman" w:hAnsi="Times New Roman"/>
                 <w:b/>
-                <w:sz w:val="17"/>
+                <w:sz w:val="16"/>
               </w:rPr>
               <w:t>1</w:t>
             </w:r>
@@ -1008,22 +1385,30 @@
         </w:tc>
         <w:tc>
           <w:tcPr>
-            <w:tcW w:type="dxa" w:w="1601"/>
+            <w:tcW w:type="dxa" w:w="1368"/>
             <w:tcMar>
               <w:top w:w="80" w:type="dxa"/>
               <w:bottom w:w="80" w:type="dxa"/>
               <w:left w:w="60" w:type="dxa"/>
               <w:right w:w="60" w:type="dxa"/>
             </w:tcMar>
+            <w:tcW w:w="1368" w:type="dxa"/>
+            <w:tcMar>
+              <w:top w:w="18" w:type="dxa"/>
+              <w:bottom w:w="18" w:type="dxa"/>
+              <w:left w:w="30" w:type="dxa"/>
+              <w:right w:w="30" w:type="dxa"/>
+            </w:tcMar>
           </w:tcPr>
           <w:p>
             <w:pPr>
+              <w:spacing w:line="252" w:lineRule="auto" w:before="0" w:after="0"/>
               <w:jc w:val="center"/>
             </w:pPr>
             <w:r>
               <w:rPr>
                 <w:rFonts w:ascii="Times New Roman" w:hAnsi="Times New Roman"/>
-                <w:sz w:val="17"/>
+                <w:sz w:val="16"/>
               </w:rPr>
               <w:t>06/07/2026 - 11/07/2026</w:t>
             </w:r>
@@ -1031,22 +1416,30 @@
         </w:tc>
         <w:tc>
           <w:tcPr>
-            <w:tcW w:type="dxa" w:w="1601"/>
+            <w:tcW w:type="dxa" w:w="2808"/>
             <w:tcMar>
               <w:top w:w="80" w:type="dxa"/>
               <w:bottom w:w="80" w:type="dxa"/>
               <w:left w:w="60" w:type="dxa"/>
               <w:right w:w="60" w:type="dxa"/>
             </w:tcMar>
+            <w:tcW w:w="2808" w:type="dxa"/>
+            <w:tcMar>
+              <w:top w:w="18" w:type="dxa"/>
+              <w:bottom w:w="18" w:type="dxa"/>
+              <w:left w:w="30" w:type="dxa"/>
+              <w:right w:w="30" w:type="dxa"/>
+            </w:tcMar>
           </w:tcPr>
           <w:p>
             <w:pPr>
+              <w:spacing w:line="252" w:lineRule="auto" w:before="0" w:after="0"/>
               <w:jc w:val="left"/>
             </w:pPr>
             <w:r>
               <w:rPr>
                 <w:rFonts w:ascii="Times New Roman" w:hAnsi="Times New Roman"/>
-                <w:sz w:val="17"/>
+                <w:sz w:val="16"/>
               </w:rPr>
               <w:t>Project domain selection, study of restaurant operations, field survey of manual billing and paper KOT bottlenecks.</w:t>
             </w:r>
@@ -1054,22 +1447,30 @@
         </w:tc>
         <w:tc>
           <w:tcPr>
-            <w:tcW w:type="dxa" w:w="1601"/>
+            <w:tcW w:type="dxa" w:w="2880"/>
             <w:tcMar>
               <w:top w:w="80" w:type="dxa"/>
               <w:bottom w:w="80" w:type="dxa"/>
               <w:left w:w="60" w:type="dxa"/>
               <w:right w:w="60" w:type="dxa"/>
             </w:tcMar>
+            <w:tcW w:w="2880" w:type="dxa"/>
+            <w:tcMar>
+              <w:top w:w="18" w:type="dxa"/>
+              <w:bottom w:w="18" w:type="dxa"/>
+              <w:left w:w="30" w:type="dxa"/>
+              <w:right w:w="30" w:type="dxa"/>
+            </w:tcMar>
           </w:tcPr>
           <w:p>
             <w:pPr>
+              <w:spacing w:line="252" w:lineRule="auto" w:before="0" w:after="0"/>
               <w:jc w:val="left"/>
             </w:pPr>
             <w:r>
               <w:rPr>
                 <w:rFonts w:ascii="Times New Roman" w:hAnsi="Times New Roman"/>
-                <w:sz w:val="17"/>
+                <w:sz w:val="16"/>
               </w:rPr>
               <w:t>Visited 3 local restaurants/cafes in Patan; documented order delays, paper slip loss, and cashier re-entry errors during peak rush.</w:t>
             </w:r>
@@ -1077,22 +1478,30 @@
         </w:tc>
         <w:tc>
           <w:tcPr>
-            <w:tcW w:type="dxa" w:w="1601"/>
+            <w:tcW w:type="dxa" w:w="1152"/>
             <w:tcMar>
               <w:top w:w="80" w:type="dxa"/>
               <w:bottom w:w="80" w:type="dxa"/>
               <w:left w:w="60" w:type="dxa"/>
               <w:right w:w="60" w:type="dxa"/>
             </w:tcMar>
+            <w:tcW w:w="1152" w:type="dxa"/>
+            <w:tcMar>
+              <w:top w:w="18" w:type="dxa"/>
+              <w:bottom w:w="18" w:type="dxa"/>
+              <w:left w:w="30" w:type="dxa"/>
+              <w:right w:w="30" w:type="dxa"/>
+            </w:tcMar>
           </w:tcPr>
           <w:p>
             <w:pPr>
-              <w:jc w:val="left"/>
+              <w:spacing w:line="252" w:lineRule="auto" w:before="0" w:after="0"/>
+              <w:jc w:val="center"/>
             </w:pPr>
             <w:r>
               <w:rPr>
                 <w:rFonts w:ascii="Times New Roman" w:hAnsi="Times New Roman"/>
-                <w:sz w:val="17"/>
+                <w:sz w:val="16"/>
               </w:rPr>
               <w:t>Problem identification approved.</w:t>
             </w:r>
@@ -1100,47 +1509,67 @@
         </w:tc>
         <w:tc>
           <w:tcPr>
-            <w:tcW w:type="dxa" w:w="1601"/>
+            <w:tcW w:type="dxa" w:w="893"/>
             <w:tcMar>
               <w:top w:w="80" w:type="dxa"/>
               <w:bottom w:w="80" w:type="dxa"/>
               <w:left w:w="60" w:type="dxa"/>
               <w:right w:w="60" w:type="dxa"/>
             </w:tcMar>
+            <w:tcW w:w="892" w:type="dxa"/>
+            <w:tcMar>
+              <w:top w:w="18" w:type="dxa"/>
+              <w:bottom w:w="18" w:type="dxa"/>
+              <w:left w:w="30" w:type="dxa"/>
+              <w:right w:w="30" w:type="dxa"/>
+            </w:tcMar>
           </w:tcPr>
           <w:p>
             <w:pPr>
+              <w:spacing w:line="252" w:lineRule="auto" w:before="0" w:after="0"/>
               <w:jc w:val="center"/>
             </w:pPr>
             <w:r>
               <w:rPr>
                 <w:rFonts w:ascii="Times New Roman" w:hAnsi="Times New Roman"/>
-                <w:sz w:val="17"/>
+                <w:sz w:val="16"/>
               </w:rPr>
             </w:r>
           </w:p>
         </w:tc>
       </w:tr>
       <w:tr>
+        <w:trPr>
+          <w:cantSplit/>
+        </w:trPr>
         <w:tc>
           <w:tcPr>
-            <w:tcW w:type="dxa" w:w="1601"/>
+            <w:tcW w:type="dxa" w:w="792"/>
             <w:tcMar>
               <w:top w:w="80" w:type="dxa"/>
               <w:bottom w:w="80" w:type="dxa"/>
               <w:left w:w="60" w:type="dxa"/>
               <w:right w:w="60" w:type="dxa"/>
             </w:tcMar>
+            <w:tcW w:w="792" w:type="dxa"/>
+            <w:tcMar>
+              <w:top w:w="18" w:type="dxa"/>
+              <w:bottom w:w="18" w:type="dxa"/>
+              <w:left w:w="30" w:type="dxa"/>
+              <w:right w:w="30" w:type="dxa"/>
+            </w:tcMar>
+            <w:shd w:fill="F8FAFC"/>
           </w:tcPr>
           <w:p>
             <w:pPr>
+              <w:spacing w:line="252" w:lineRule="auto" w:before="0" w:after="0"/>
               <w:jc w:val="center"/>
             </w:pPr>
             <w:r>
               <w:rPr>
                 <w:rFonts w:ascii="Times New Roman" w:hAnsi="Times New Roman"/>
                 <w:b/>
-                <w:sz w:val="17"/>
+                <w:sz w:val="16"/>
               </w:rPr>
               <w:t>2</w:t>
             </w:r>
@@ -1148,22 +1577,31 @@
         </w:tc>
         <w:tc>
           <w:tcPr>
-            <w:tcW w:type="dxa" w:w="1601"/>
+            <w:tcW w:type="dxa" w:w="1368"/>
             <w:tcMar>
               <w:top w:w="80" w:type="dxa"/>
               <w:bottom w:w="80" w:type="dxa"/>
               <w:left w:w="60" w:type="dxa"/>
               <w:right w:w="60" w:type="dxa"/>
             </w:tcMar>
+            <w:tcW w:w="1368" w:type="dxa"/>
+            <w:tcMar>
+              <w:top w:w="18" w:type="dxa"/>
+              <w:bottom w:w="18" w:type="dxa"/>
+              <w:left w:w="30" w:type="dxa"/>
+              <w:right w:w="30" w:type="dxa"/>
+            </w:tcMar>
+            <w:shd w:fill="F8FAFC"/>
           </w:tcPr>
           <w:p>
             <w:pPr>
+              <w:spacing w:line="252" w:lineRule="auto" w:before="0" w:after="0"/>
               <w:jc w:val="center"/>
             </w:pPr>
             <w:r>
               <w:rPr>
                 <w:rFonts w:ascii="Times New Roman" w:hAnsi="Times New Roman"/>
-                <w:sz w:val="17"/>
+                <w:sz w:val="16"/>
               </w:rPr>
               <w:t>13/07/2026 - 18/07/2026</w:t>
             </w:r>
@@ -1171,22 +1609,31 @@
         </w:tc>
         <w:tc>
           <w:tcPr>
-            <w:tcW w:type="dxa" w:w="1601"/>
+            <w:tcW w:type="dxa" w:w="2808"/>
             <w:tcMar>
               <w:top w:w="80" w:type="dxa"/>
               <w:bottom w:w="80" w:type="dxa"/>
               <w:left w:w="60" w:type="dxa"/>
               <w:right w:w="60" w:type="dxa"/>
             </w:tcMar>
+            <w:tcW w:w="2808" w:type="dxa"/>
+            <w:tcMar>
+              <w:top w:w="18" w:type="dxa"/>
+              <w:bottom w:w="18" w:type="dxa"/>
+              <w:left w:w="30" w:type="dxa"/>
+              <w:right w:w="30" w:type="dxa"/>
+            </w:tcMar>
+            <w:shd w:fill="F8FAFC"/>
           </w:tcPr>
           <w:p>
             <w:pPr>
+              <w:spacing w:line="252" w:lineRule="auto" w:before="0" w:after="0"/>
               <w:jc w:val="left"/>
             </w:pPr>
             <w:r>
               <w:rPr>
                 <w:rFonts w:ascii="Times New Roman" w:hAnsi="Times New Roman"/>
-                <w:sz w:val="17"/>
+                <w:sz w:val="16"/>
               </w:rPr>
               <w:t>Literature survey of existing commercial POS systems (Petpooja, Toast, POSist); formulation of project scope &amp; objectives.</w:t>
             </w:r>
@@ -1194,22 +1641,31 @@
         </w:tc>
         <w:tc>
           <w:tcPr>
-            <w:tcW w:type="dxa" w:w="1601"/>
+            <w:tcW w:type="dxa" w:w="2880"/>
             <w:tcMar>
               <w:top w:w="80" w:type="dxa"/>
               <w:bottom w:w="80" w:type="dxa"/>
               <w:left w:w="60" w:type="dxa"/>
               <w:right w:w="60" w:type="dxa"/>
             </w:tcMar>
+            <w:tcW w:w="2880" w:type="dxa"/>
+            <w:tcMar>
+              <w:top w:w="18" w:type="dxa"/>
+              <w:bottom w:w="18" w:type="dxa"/>
+              <w:left w:w="30" w:type="dxa"/>
+              <w:right w:w="30" w:type="dxa"/>
+            </w:tcMar>
+            <w:shd w:fill="F8FAFC"/>
           </w:tcPr>
           <w:p>
             <w:pPr>
+              <w:spacing w:line="252" w:lineRule="auto" w:before="0" w:after="0"/>
               <w:jc w:val="left"/>
             </w:pPr>
             <w:r>
               <w:rPr>
                 <w:rFonts w:ascii="Times New Roman" w:hAnsi="Times New Roman"/>
-                <w:sz w:val="17"/>
+                <w:sz w:val="16"/>
               </w:rPr>
               <w:t>Analyzed limitations of legacy desktop software and proprietary hardware; finalized scope of DineFlow AI multi-tenant cloud PWA.</w:t>
             </w:r>
@@ -1217,22 +1673,31 @@
         </w:tc>
         <w:tc>
           <w:tcPr>
-            <w:tcW w:type="dxa" w:w="1601"/>
+            <w:tcW w:type="dxa" w:w="1152"/>
             <w:tcMar>
               <w:top w:w="80" w:type="dxa"/>
               <w:bottom w:w="80" w:type="dxa"/>
               <w:left w:w="60" w:type="dxa"/>
               <w:right w:w="60" w:type="dxa"/>
             </w:tcMar>
+            <w:tcW w:w="1152" w:type="dxa"/>
+            <w:tcMar>
+              <w:top w:w="18" w:type="dxa"/>
+              <w:bottom w:w="18" w:type="dxa"/>
+              <w:left w:w="30" w:type="dxa"/>
+              <w:right w:w="30" w:type="dxa"/>
+            </w:tcMar>
+            <w:shd w:fill="F8FAFC"/>
           </w:tcPr>
           <w:p>
             <w:pPr>
-              <w:jc w:val="left"/>
+              <w:spacing w:line="252" w:lineRule="auto" w:before="0" w:after="0"/>
+              <w:jc w:val="center"/>
             </w:pPr>
             <w:r>
               <w:rPr>
                 <w:rFonts w:ascii="Times New Roman" w:hAnsi="Times New Roman"/>
-                <w:sz w:val="17"/>
+                <w:sz w:val="16"/>
               </w:rPr>
               <w:t>Literature survey comprehensive; topic approved.</w:t>
             </w:r>
@@ -1240,47 +1705,67 @@
         </w:tc>
         <w:tc>
           <w:tcPr>
-            <w:tcW w:type="dxa" w:w="1601"/>
+            <w:tcW w:type="dxa" w:w="893"/>
             <w:tcMar>
               <w:top w:w="80" w:type="dxa"/>
               <w:bottom w:w="80" w:type="dxa"/>
               <w:left w:w="60" w:type="dxa"/>
               <w:right w:w="60" w:type="dxa"/>
             </w:tcMar>
+            <w:tcW w:w="892" w:type="dxa"/>
+            <w:tcMar>
+              <w:top w:w="18" w:type="dxa"/>
+              <w:bottom w:w="18" w:type="dxa"/>
+              <w:left w:w="30" w:type="dxa"/>
+              <w:right w:w="30" w:type="dxa"/>
+            </w:tcMar>
+            <w:shd w:fill="F8FAFC"/>
           </w:tcPr>
           <w:p>
             <w:pPr>
+              <w:spacing w:line="252" w:lineRule="auto" w:before="0" w:after="0"/>
               <w:jc w:val="center"/>
             </w:pPr>
             <w:r>
               <w:rPr>
                 <w:rFonts w:ascii="Times New Roman" w:hAnsi="Times New Roman"/>
-                <w:sz w:val="17"/>
+                <w:sz w:val="16"/>
               </w:rPr>
             </w:r>
           </w:p>
         </w:tc>
       </w:tr>
       <w:tr>
+        <w:trPr>
+          <w:cantSplit/>
+        </w:trPr>
         <w:tc>
           <w:tcPr>
-            <w:tcW w:type="dxa" w:w="1601"/>
+            <w:tcW w:type="dxa" w:w="792"/>
             <w:tcMar>
               <w:top w:w="80" w:type="dxa"/>
               <w:bottom w:w="80" w:type="dxa"/>
               <w:left w:w="60" w:type="dxa"/>
               <w:right w:w="60" w:type="dxa"/>
             </w:tcMar>
+            <w:tcW w:w="792" w:type="dxa"/>
+            <w:tcMar>
+              <w:top w:w="18" w:type="dxa"/>
+              <w:bottom w:w="18" w:type="dxa"/>
+              <w:left w:w="30" w:type="dxa"/>
+              <w:right w:w="30" w:type="dxa"/>
+            </w:tcMar>
           </w:tcPr>
           <w:p>
             <w:pPr>
+              <w:spacing w:line="252" w:lineRule="auto" w:before="0" w:after="0"/>
               <w:jc w:val="center"/>
             </w:pPr>
             <w:r>
               <w:rPr>
                 <w:rFonts w:ascii="Times New Roman" w:hAnsi="Times New Roman"/>
                 <w:b/>
-                <w:sz w:val="17"/>
+                <w:sz w:val="16"/>
               </w:rPr>
               <w:t>3</w:t>
             </w:r>
@@ -1288,22 +1773,30 @@
         </w:tc>
         <w:tc>
           <w:tcPr>
-            <w:tcW w:type="dxa" w:w="1601"/>
+            <w:tcW w:type="dxa" w:w="1368"/>
             <w:tcMar>
               <w:top w:w="80" w:type="dxa"/>
               <w:bottom w:w="80" w:type="dxa"/>
               <w:left w:w="60" w:type="dxa"/>
               <w:right w:w="60" w:type="dxa"/>
             </w:tcMar>
+            <w:tcW w:w="1368" w:type="dxa"/>
+            <w:tcMar>
+              <w:top w:w="18" w:type="dxa"/>
+              <w:bottom w:w="18" w:type="dxa"/>
+              <w:left w:w="30" w:type="dxa"/>
+              <w:right w:w="30" w:type="dxa"/>
+            </w:tcMar>
           </w:tcPr>
           <w:p>
             <w:pPr>
+              <w:spacing w:line="252" w:lineRule="auto" w:before="0" w:after="0"/>
               <w:jc w:val="center"/>
             </w:pPr>
             <w:r>
               <w:rPr>
                 <w:rFonts w:ascii="Times New Roman" w:hAnsi="Times New Roman"/>
-                <w:sz w:val="17"/>
+                <w:sz w:val="16"/>
               </w:rPr>
               <w:t>20/07/2026 - 25/07/2026</w:t>
             </w:r>
@@ -1311,22 +1804,30 @@
         </w:tc>
         <w:tc>
           <w:tcPr>
-            <w:tcW w:type="dxa" w:w="1601"/>
+            <w:tcW w:type="dxa" w:w="2808"/>
             <w:tcMar>
               <w:top w:w="80" w:type="dxa"/>
               <w:bottom w:w="80" w:type="dxa"/>
               <w:left w:w="60" w:type="dxa"/>
               <w:right w:w="60" w:type="dxa"/>
             </w:tcMar>
+            <w:tcW w:w="2808" w:type="dxa"/>
+            <w:tcMar>
+              <w:top w:w="18" w:type="dxa"/>
+              <w:bottom w:w="18" w:type="dxa"/>
+              <w:left w:w="30" w:type="dxa"/>
+              <w:right w:w="30" w:type="dxa"/>
+            </w:tcMar>
           </w:tcPr>
           <w:p>
             <w:pPr>
+              <w:spacing w:line="252" w:lineRule="auto" w:before="0" w:after="0"/>
               <w:jc w:val="left"/>
             </w:pPr>
             <w:r>
               <w:rPr>
                 <w:rFonts w:ascii="Times New Roman" w:hAnsi="Times New Roman"/>
-                <w:sz w:val="17"/>
+                <w:sz w:val="16"/>
               </w:rPr>
               <w:t>Requirement engineering, feasibility analysis, and drafting Software Requirement Specification (SRS) document.</w:t>
             </w:r>
@@ -1334,22 +1835,30 @@
         </w:tc>
         <w:tc>
           <w:tcPr>
-            <w:tcW w:type="dxa" w:w="1601"/>
+            <w:tcW w:type="dxa" w:w="2880"/>
             <w:tcMar>
               <w:top w:w="80" w:type="dxa"/>
               <w:bottom w:w="80" w:type="dxa"/>
               <w:left w:w="60" w:type="dxa"/>
               <w:right w:w="60" w:type="dxa"/>
             </w:tcMar>
+            <w:tcW w:w="2880" w:type="dxa"/>
+            <w:tcMar>
+              <w:top w:w="18" w:type="dxa"/>
+              <w:bottom w:w="18" w:type="dxa"/>
+              <w:left w:w="30" w:type="dxa"/>
+              <w:right w:w="30" w:type="dxa"/>
+            </w:tcMar>
           </w:tcPr>
           <w:p>
             <w:pPr>
+              <w:spacing w:line="252" w:lineRule="auto" w:before="0" w:after="0"/>
               <w:jc w:val="left"/>
             </w:pPr>
             <w:r>
               <w:rPr>
                 <w:rFonts w:ascii="Times New Roman" w:hAnsi="Times New Roman"/>
-                <w:sz w:val="17"/>
+                <w:sz w:val="16"/>
               </w:rPr>
               <w:t>Formulated functional requirements (QR ordering, POS, KDS, Soundbox, Recipe ERP) and non-functional targets (&lt;300ms latency).</w:t>
             </w:r>
@@ -1357,22 +1866,30 @@
         </w:tc>
         <w:tc>
           <w:tcPr>
-            <w:tcW w:type="dxa" w:w="1601"/>
+            <w:tcW w:type="dxa" w:w="1152"/>
             <w:tcMar>
               <w:top w:w="80" w:type="dxa"/>
               <w:bottom w:w="80" w:type="dxa"/>
               <w:left w:w="60" w:type="dxa"/>
               <w:right w:w="60" w:type="dxa"/>
             </w:tcMar>
+            <w:tcW w:w="1152" w:type="dxa"/>
+            <w:tcMar>
+              <w:top w:w="18" w:type="dxa"/>
+              <w:bottom w:w="18" w:type="dxa"/>
+              <w:left w:w="30" w:type="dxa"/>
+              <w:right w:w="30" w:type="dxa"/>
+            </w:tcMar>
           </w:tcPr>
           <w:p>
             <w:pPr>
-              <w:jc w:val="left"/>
+              <w:spacing w:line="252" w:lineRule="auto" w:before="0" w:after="0"/>
+              <w:jc w:val="center"/>
             </w:pPr>
             <w:r>
               <w:rPr>
                 <w:rFonts w:ascii="Times New Roman" w:hAnsi="Times New Roman"/>
-                <w:sz w:val="17"/>
+                <w:sz w:val="16"/>
               </w:rPr>
               <w:t>SRS reviewed; proceed to system design.</w:t>
             </w:r>
@@ -1380,47 +1897,67 @@
         </w:tc>
         <w:tc>
           <w:tcPr>
-            <w:tcW w:type="dxa" w:w="1601"/>
+            <w:tcW w:type="dxa" w:w="893"/>
             <w:tcMar>
               <w:top w:w="80" w:type="dxa"/>
               <w:bottom w:w="80" w:type="dxa"/>
               <w:left w:w="60" w:type="dxa"/>
               <w:right w:w="60" w:type="dxa"/>
             </w:tcMar>
+            <w:tcW w:w="892" w:type="dxa"/>
+            <w:tcMar>
+              <w:top w:w="18" w:type="dxa"/>
+              <w:bottom w:w="18" w:type="dxa"/>
+              <w:left w:w="30" w:type="dxa"/>
+              <w:right w:w="30" w:type="dxa"/>
+            </w:tcMar>
           </w:tcPr>
           <w:p>
             <w:pPr>
+              <w:spacing w:line="252" w:lineRule="auto" w:before="0" w:after="0"/>
               <w:jc w:val="center"/>
             </w:pPr>
             <w:r>
               <w:rPr>
                 <w:rFonts w:ascii="Times New Roman" w:hAnsi="Times New Roman"/>
-                <w:sz w:val="17"/>
+                <w:sz w:val="16"/>
               </w:rPr>
             </w:r>
           </w:p>
         </w:tc>
       </w:tr>
       <w:tr>
+        <w:trPr>
+          <w:cantSplit/>
+        </w:trPr>
         <w:tc>
           <w:tcPr>
-            <w:tcW w:type="dxa" w:w="1601"/>
+            <w:tcW w:type="dxa" w:w="792"/>
             <w:tcMar>
               <w:top w:w="80" w:type="dxa"/>
               <w:bottom w:w="80" w:type="dxa"/>
               <w:left w:w="60" w:type="dxa"/>
               <w:right w:w="60" w:type="dxa"/>
             </w:tcMar>
+            <w:tcW w:w="792" w:type="dxa"/>
+            <w:tcMar>
+              <w:top w:w="18" w:type="dxa"/>
+              <w:bottom w:w="18" w:type="dxa"/>
+              <w:left w:w="30" w:type="dxa"/>
+              <w:right w:w="30" w:type="dxa"/>
+            </w:tcMar>
+            <w:shd w:fill="F8FAFC"/>
           </w:tcPr>
           <w:p>
             <w:pPr>
+              <w:spacing w:line="252" w:lineRule="auto" w:before="0" w:after="0"/>
               <w:jc w:val="center"/>
             </w:pPr>
             <w:r>
               <w:rPr>
                 <w:rFonts w:ascii="Times New Roman" w:hAnsi="Times New Roman"/>
                 <w:b/>
-                <w:sz w:val="17"/>
+                <w:sz w:val="16"/>
               </w:rPr>
               <w:t>4</w:t>
             </w:r>
@@ -1428,22 +1965,31 @@
         </w:tc>
         <w:tc>
           <w:tcPr>
-            <w:tcW w:type="dxa" w:w="1601"/>
+            <w:tcW w:type="dxa" w:w="1368"/>
             <w:tcMar>
               <w:top w:w="80" w:type="dxa"/>
               <w:bottom w:w="80" w:type="dxa"/>
               <w:left w:w="60" w:type="dxa"/>
               <w:right w:w="60" w:type="dxa"/>
             </w:tcMar>
+            <w:tcW w:w="1368" w:type="dxa"/>
+            <w:tcMar>
+              <w:top w:w="18" w:type="dxa"/>
+              <w:bottom w:w="18" w:type="dxa"/>
+              <w:left w:w="30" w:type="dxa"/>
+              <w:right w:w="30" w:type="dxa"/>
+            </w:tcMar>
+            <w:shd w:fill="F8FAFC"/>
           </w:tcPr>
           <w:p>
             <w:pPr>
+              <w:spacing w:line="252" w:lineRule="auto" w:before="0" w:after="0"/>
               <w:jc w:val="center"/>
             </w:pPr>
             <w:r>
               <w:rPr>
                 <w:rFonts w:ascii="Times New Roman" w:hAnsi="Times New Roman"/>
-                <w:sz w:val="17"/>
+                <w:sz w:val="16"/>
               </w:rPr>
               <w:t>27/07/2026 - 01/08/2026</w:t>
             </w:r>
@@ -1451,22 +1997,31 @@
         </w:tc>
         <w:tc>
           <w:tcPr>
-            <w:tcW w:type="dxa" w:w="1601"/>
+            <w:tcW w:type="dxa" w:w="2808"/>
             <w:tcMar>
               <w:top w:w="80" w:type="dxa"/>
               <w:bottom w:w="80" w:type="dxa"/>
               <w:left w:w="60" w:type="dxa"/>
               <w:right w:w="60" w:type="dxa"/>
             </w:tcMar>
+            <w:tcW w:w="2808" w:type="dxa"/>
+            <w:tcMar>
+              <w:top w:w="18" w:type="dxa"/>
+              <w:bottom w:w="18" w:type="dxa"/>
+              <w:left w:w="30" w:type="dxa"/>
+              <w:right w:w="30" w:type="dxa"/>
+            </w:tcMar>
+            <w:shd w:fill="F8FAFC"/>
           </w:tcPr>
           <w:p>
             <w:pPr>
+              <w:spacing w:line="252" w:lineRule="auto" w:before="0" w:after="0"/>
               <w:jc w:val="left"/>
             </w:pPr>
             <w:r>
               <w:rPr>
                 <w:rFonts w:ascii="Times New Roman" w:hAnsi="Times New Roman"/>
-                <w:sz w:val="17"/>
+                <w:sz w:val="16"/>
               </w:rPr>
               <w:t>System architecture modeling, block diagram creation, and Data Flow Diagrams (DFD Level 0, Level 1, and Level 2).</w:t>
             </w:r>
@@ -1474,22 +2029,31 @@
         </w:tc>
         <w:tc>
           <w:tcPr>
-            <w:tcW w:type="dxa" w:w="1601"/>
+            <w:tcW w:type="dxa" w:w="2880"/>
             <w:tcMar>
               <w:top w:w="80" w:type="dxa"/>
               <w:bottom w:w="80" w:type="dxa"/>
               <w:left w:w="60" w:type="dxa"/>
               <w:right w:w="60" w:type="dxa"/>
             </w:tcMar>
+            <w:tcW w:w="2880" w:type="dxa"/>
+            <w:tcMar>
+              <w:top w:w="18" w:type="dxa"/>
+              <w:bottom w:w="18" w:type="dxa"/>
+              <w:left w:w="30" w:type="dxa"/>
+              <w:right w:w="30" w:type="dxa"/>
+            </w:tcMar>
+            <w:shd w:fill="F8FAFC"/>
           </w:tcPr>
           <w:p>
             <w:pPr>
+              <w:spacing w:line="252" w:lineRule="auto" w:before="0" w:after="0"/>
               <w:jc w:val="left"/>
             </w:pPr>
             <w:r>
               <w:rPr>
                 <w:rFonts w:ascii="Times New Roman" w:hAnsi="Times New Roman"/>
-                <w:sz w:val="17"/>
+                <w:sz w:val="16"/>
               </w:rPr>
               <w:t>Formulated 3-tier architectural model (Client Interaction, Cloud Processing, Kitchen Output); mapped data flows.</w:t>
             </w:r>
@@ -1497,22 +2061,31 @@
         </w:tc>
         <w:tc>
           <w:tcPr>
-            <w:tcW w:type="dxa" w:w="1601"/>
+            <w:tcW w:type="dxa" w:w="1152"/>
             <w:tcMar>
               <w:top w:w="80" w:type="dxa"/>
               <w:bottom w:w="80" w:type="dxa"/>
               <w:left w:w="60" w:type="dxa"/>
               <w:right w:w="60" w:type="dxa"/>
             </w:tcMar>
+            <w:tcW w:w="1152" w:type="dxa"/>
+            <w:tcMar>
+              <w:top w:w="18" w:type="dxa"/>
+              <w:bottom w:w="18" w:type="dxa"/>
+              <w:left w:w="30" w:type="dxa"/>
+              <w:right w:w="30" w:type="dxa"/>
+            </w:tcMar>
+            <w:shd w:fill="F8FAFC"/>
           </w:tcPr>
           <w:p>
             <w:pPr>
-              <w:jc w:val="left"/>
+              <w:spacing w:line="252" w:lineRule="auto" w:before="0" w:after="0"/>
+              <w:jc w:val="center"/>
             </w:pPr>
             <w:r>
               <w:rPr>
                 <w:rFonts w:ascii="Times New Roman" w:hAnsi="Times New Roman"/>
-                <w:sz w:val="17"/>
+                <w:sz w:val="16"/>
               </w:rPr>
               <w:t>Architecture and DFDs verified.</w:t>
             </w:r>
@@ -1520,47 +2093,67 @@
         </w:tc>
         <w:tc>
           <w:tcPr>
-            <w:tcW w:type="dxa" w:w="1601"/>
+            <w:tcW w:type="dxa" w:w="893"/>
             <w:tcMar>
               <w:top w:w="80" w:type="dxa"/>
               <w:bottom w:w="80" w:type="dxa"/>
               <w:left w:w="60" w:type="dxa"/>
               <w:right w:w="60" w:type="dxa"/>
             </w:tcMar>
+            <w:tcW w:w="892" w:type="dxa"/>
+            <w:tcMar>
+              <w:top w:w="18" w:type="dxa"/>
+              <w:bottom w:w="18" w:type="dxa"/>
+              <w:left w:w="30" w:type="dxa"/>
+              <w:right w:w="30" w:type="dxa"/>
+            </w:tcMar>
+            <w:shd w:fill="F8FAFC"/>
           </w:tcPr>
           <w:p>
             <w:pPr>
+              <w:spacing w:line="252" w:lineRule="auto" w:before="0" w:after="0"/>
               <w:jc w:val="center"/>
             </w:pPr>
             <w:r>
               <w:rPr>
                 <w:rFonts w:ascii="Times New Roman" w:hAnsi="Times New Roman"/>
-                <w:sz w:val="17"/>
+                <w:sz w:val="16"/>
               </w:rPr>
             </w:r>
           </w:p>
         </w:tc>
       </w:tr>
       <w:tr>
+        <w:trPr>
+          <w:cantSplit/>
+        </w:trPr>
         <w:tc>
           <w:tcPr>
-            <w:tcW w:type="dxa" w:w="1601"/>
+            <w:tcW w:type="dxa" w:w="792"/>
             <w:tcMar>
               <w:top w:w="80" w:type="dxa"/>
               <w:bottom w:w="80" w:type="dxa"/>
               <w:left w:w="60" w:type="dxa"/>
               <w:right w:w="60" w:type="dxa"/>
             </w:tcMar>
+            <w:tcW w:w="792" w:type="dxa"/>
+            <w:tcMar>
+              <w:top w:w="18" w:type="dxa"/>
+              <w:bottom w:w="18" w:type="dxa"/>
+              <w:left w:w="30" w:type="dxa"/>
+              <w:right w:w="30" w:type="dxa"/>
+            </w:tcMar>
           </w:tcPr>
           <w:p>
             <w:pPr>
+              <w:spacing w:line="252" w:lineRule="auto" w:before="0" w:after="0"/>
               <w:jc w:val="center"/>
             </w:pPr>
             <w:r>
               <w:rPr>
                 <w:rFonts w:ascii="Times New Roman" w:hAnsi="Times New Roman"/>
                 <w:b/>
-                <w:sz w:val="17"/>
+                <w:sz w:val="16"/>
               </w:rPr>
               <w:t>5</w:t>
             </w:r>
@@ -1568,22 +2161,30 @@
         </w:tc>
         <w:tc>
           <w:tcPr>
-            <w:tcW w:type="dxa" w:w="1601"/>
+            <w:tcW w:type="dxa" w:w="1368"/>
             <w:tcMar>
               <w:top w:w="80" w:type="dxa"/>
               <w:bottom w:w="80" w:type="dxa"/>
               <w:left w:w="60" w:type="dxa"/>
               <w:right w:w="60" w:type="dxa"/>
             </w:tcMar>
+            <w:tcW w:w="1368" w:type="dxa"/>
+            <w:tcMar>
+              <w:top w:w="18" w:type="dxa"/>
+              <w:bottom w:w="18" w:type="dxa"/>
+              <w:left w:w="30" w:type="dxa"/>
+              <w:right w:w="30" w:type="dxa"/>
+            </w:tcMar>
           </w:tcPr>
           <w:p>
             <w:pPr>
+              <w:spacing w:line="252" w:lineRule="auto" w:before="0" w:after="0"/>
               <w:jc w:val="center"/>
             </w:pPr>
             <w:r>
               <w:rPr>
                 <w:rFonts w:ascii="Times New Roman" w:hAnsi="Times New Roman"/>
-                <w:sz w:val="17"/>
+                <w:sz w:val="16"/>
               </w:rPr>
               <w:t>03/08/2026 - 08/08/2026</w:t>
             </w:r>
@@ -1591,22 +2192,30 @@
         </w:tc>
         <w:tc>
           <w:tcPr>
-            <w:tcW w:type="dxa" w:w="1601"/>
+            <w:tcW w:type="dxa" w:w="2808"/>
             <w:tcMar>
               <w:top w:w="80" w:type="dxa"/>
               <w:bottom w:w="80" w:type="dxa"/>
               <w:left w:w="60" w:type="dxa"/>
               <w:right w:w="60" w:type="dxa"/>
             </w:tcMar>
+            <w:tcW w:w="2808" w:type="dxa"/>
+            <w:tcMar>
+              <w:top w:w="18" w:type="dxa"/>
+              <w:bottom w:w="18" w:type="dxa"/>
+              <w:left w:w="30" w:type="dxa"/>
+              <w:right w:w="30" w:type="dxa"/>
+            </w:tcMar>
           </w:tcPr>
           <w:p>
             <w:pPr>
+              <w:spacing w:line="252" w:lineRule="auto" w:before="0" w:after="0"/>
               <w:jc w:val="left"/>
             </w:pPr>
             <w:r>
               <w:rPr>
                 <w:rFonts w:ascii="Times New Roman" w:hAnsi="Times New Roman"/>
-                <w:sz w:val="17"/>
+                <w:sz w:val="16"/>
               </w:rPr>
               <w:t>Relational database schema modeling, ER diagram construction, and database normalization up to 3NF.</w:t>
             </w:r>
@@ -1614,22 +2223,30 @@
         </w:tc>
         <w:tc>
           <w:tcPr>
-            <w:tcW w:type="dxa" w:w="1601"/>
+            <w:tcW w:type="dxa" w:w="2880"/>
             <w:tcMar>
               <w:top w:w="80" w:type="dxa"/>
               <w:bottom w:w="80" w:type="dxa"/>
               <w:left w:w="60" w:type="dxa"/>
               <w:right w:w="60" w:type="dxa"/>
             </w:tcMar>
+            <w:tcW w:w="2880" w:type="dxa"/>
+            <w:tcMar>
+              <w:top w:w="18" w:type="dxa"/>
+              <w:bottom w:w="18" w:type="dxa"/>
+              <w:left w:w="30" w:type="dxa"/>
+              <w:right w:w="30" w:type="dxa"/>
+            </w:tcMar>
           </w:tcPr>
           <w:p>
             <w:pPr>
+              <w:spacing w:line="252" w:lineRule="auto" w:before="0" w:after="0"/>
               <w:jc w:val="left"/>
             </w:pPr>
             <w:r>
               <w:rPr>
                 <w:rFonts w:ascii="Times New Roman" w:hAnsi="Times New Roman"/>
-                <w:sz w:val="17"/>
+                <w:sz w:val="16"/>
               </w:rPr>
               <w:t>Designed MySQL database with 12 normalized entities (restaurants, users, tables, categories, menu_items, recipes, raw_materials, orders, items).</w:t>
             </w:r>
@@ -1637,22 +2254,30 @@
         </w:tc>
         <w:tc>
           <w:tcPr>
-            <w:tcW w:type="dxa" w:w="1601"/>
+            <w:tcW w:type="dxa" w:w="1152"/>
             <w:tcMar>
               <w:top w:w="80" w:type="dxa"/>
               <w:bottom w:w="80" w:type="dxa"/>
               <w:left w:w="60" w:type="dxa"/>
               <w:right w:w="60" w:type="dxa"/>
             </w:tcMar>
+            <w:tcW w:w="1152" w:type="dxa"/>
+            <w:tcMar>
+              <w:top w:w="18" w:type="dxa"/>
+              <w:bottom w:w="18" w:type="dxa"/>
+              <w:left w:w="30" w:type="dxa"/>
+              <w:right w:w="30" w:type="dxa"/>
+            </w:tcMar>
           </w:tcPr>
           <w:p>
             <w:pPr>
-              <w:jc w:val="left"/>
+              <w:spacing w:line="252" w:lineRule="auto" w:before="0" w:after="0"/>
+              <w:jc w:val="center"/>
             </w:pPr>
             <w:r>
               <w:rPr>
                 <w:rFonts w:ascii="Times New Roman" w:hAnsi="Times New Roman"/>
-                <w:sz w:val="17"/>
+                <w:sz w:val="16"/>
               </w:rPr>
               <w:t>DB schema normalized to 3NF satisfactorily.</w:t>
             </w:r>
@@ -1660,47 +2285,67 @@
         </w:tc>
         <w:tc>
           <w:tcPr>
-            <w:tcW w:type="dxa" w:w="1601"/>
+            <w:tcW w:type="dxa" w:w="893"/>
             <w:tcMar>
               <w:top w:w="80" w:type="dxa"/>
               <w:bottom w:w="80" w:type="dxa"/>
               <w:left w:w="60" w:type="dxa"/>
               <w:right w:w="60" w:type="dxa"/>
             </w:tcMar>
+            <w:tcW w:w="892" w:type="dxa"/>
+            <w:tcMar>
+              <w:top w:w="18" w:type="dxa"/>
+              <w:bottom w:w="18" w:type="dxa"/>
+              <w:left w:w="30" w:type="dxa"/>
+              <w:right w:w="30" w:type="dxa"/>
+            </w:tcMar>
           </w:tcPr>
           <w:p>
             <w:pPr>
+              <w:spacing w:line="252" w:lineRule="auto" w:before="0" w:after="0"/>
               <w:jc w:val="center"/>
             </w:pPr>
             <w:r>
               <w:rPr>
                 <w:rFonts w:ascii="Times New Roman" w:hAnsi="Times New Roman"/>
-                <w:sz w:val="17"/>
+                <w:sz w:val="16"/>
               </w:rPr>
             </w:r>
           </w:p>
         </w:tc>
       </w:tr>
       <w:tr>
+        <w:trPr>
+          <w:cantSplit/>
+        </w:trPr>
         <w:tc>
           <w:tcPr>
-            <w:tcW w:type="dxa" w:w="1601"/>
+            <w:tcW w:type="dxa" w:w="792"/>
             <w:tcMar>
               <w:top w:w="80" w:type="dxa"/>
               <w:bottom w:w="80" w:type="dxa"/>
               <w:left w:w="60" w:type="dxa"/>
               <w:right w:w="60" w:type="dxa"/>
             </w:tcMar>
+            <w:tcW w:w="792" w:type="dxa"/>
+            <w:tcMar>
+              <w:top w:w="18" w:type="dxa"/>
+              <w:bottom w:w="18" w:type="dxa"/>
+              <w:left w:w="30" w:type="dxa"/>
+              <w:right w:w="30" w:type="dxa"/>
+            </w:tcMar>
+            <w:shd w:fill="F8FAFC"/>
           </w:tcPr>
           <w:p>
             <w:pPr>
+              <w:spacing w:line="252" w:lineRule="auto" w:before="0" w:after="0"/>
               <w:jc w:val="center"/>
             </w:pPr>
             <w:r>
               <w:rPr>
                 <w:rFonts w:ascii="Times New Roman" w:hAnsi="Times New Roman"/>
                 <w:b/>
-                <w:sz w:val="17"/>
+                <w:sz w:val="16"/>
               </w:rPr>
               <w:t>6</w:t>
             </w:r>
@@ -1708,22 +2353,31 @@
         </w:tc>
         <w:tc>
           <w:tcPr>
-            <w:tcW w:type="dxa" w:w="1601"/>
+            <w:tcW w:type="dxa" w:w="1368"/>
             <w:tcMar>
               <w:top w:w="80" w:type="dxa"/>
               <w:bottom w:w="80" w:type="dxa"/>
               <w:left w:w="60" w:type="dxa"/>
               <w:right w:w="60" w:type="dxa"/>
             </w:tcMar>
+            <w:tcW w:w="1368" w:type="dxa"/>
+            <w:tcMar>
+              <w:top w:w="18" w:type="dxa"/>
+              <w:bottom w:w="18" w:type="dxa"/>
+              <w:left w:w="30" w:type="dxa"/>
+              <w:right w:w="30" w:type="dxa"/>
+            </w:tcMar>
+            <w:shd w:fill="F8FAFC"/>
           </w:tcPr>
           <w:p>
             <w:pPr>
+              <w:spacing w:line="252" w:lineRule="auto" w:before="0" w:after="0"/>
               <w:jc w:val="center"/>
             </w:pPr>
             <w:r>
               <w:rPr>
                 <w:rFonts w:ascii="Times New Roman" w:hAnsi="Times New Roman"/>
-                <w:sz w:val="17"/>
+                <w:sz w:val="16"/>
               </w:rPr>
               <w:t>10/08/2026 - 15/08/2026</w:t>
             </w:r>
@@ -1731,22 +2385,31 @@
         </w:tc>
         <w:tc>
           <w:tcPr>
-            <w:tcW w:type="dxa" w:w="1601"/>
+            <w:tcW w:type="dxa" w:w="2808"/>
             <w:tcMar>
               <w:top w:w="80" w:type="dxa"/>
               <w:bottom w:w="80" w:type="dxa"/>
               <w:left w:w="60" w:type="dxa"/>
               <w:right w:w="60" w:type="dxa"/>
             </w:tcMar>
+            <w:tcW w:w="2808" w:type="dxa"/>
+            <w:tcMar>
+              <w:top w:w="18" w:type="dxa"/>
+              <w:bottom w:w="18" w:type="dxa"/>
+              <w:left w:w="30" w:type="dxa"/>
+              <w:right w:w="30" w:type="dxa"/>
+            </w:tcMar>
+            <w:shd w:fill="F8FAFC"/>
           </w:tcPr>
           <w:p>
             <w:pPr>
+              <w:spacing w:line="252" w:lineRule="auto" w:before="0" w:after="0"/>
               <w:jc w:val="left"/>
             </w:pPr>
             <w:r>
               <w:rPr>
                 <w:rFonts w:ascii="Times New Roman" w:hAnsi="Times New Roman"/>
-                <w:sz w:val="17"/>
+                <w:sz w:val="16"/>
               </w:rPr>
               <w:t>Backend framework setup, Laravel 11 MVC core configuration, and multi-tenant isolation middleware development.</w:t>
             </w:r>
@@ -1754,22 +2417,31 @@
         </w:tc>
         <w:tc>
           <w:tcPr>
-            <w:tcW w:type="dxa" w:w="1601"/>
+            <w:tcW w:type="dxa" w:w="2880"/>
             <w:tcMar>
               <w:top w:w="80" w:type="dxa"/>
               <w:bottom w:w="80" w:type="dxa"/>
               <w:left w:w="60" w:type="dxa"/>
               <w:right w:w="60" w:type="dxa"/>
             </w:tcMar>
+            <w:tcW w:w="2880" w:type="dxa"/>
+            <w:tcMar>
+              <w:top w:w="18" w:type="dxa"/>
+              <w:bottom w:w="18" w:type="dxa"/>
+              <w:left w:w="30" w:type="dxa"/>
+              <w:right w:w="30" w:type="dxa"/>
+            </w:tcMar>
+            <w:shd w:fill="F8FAFC"/>
           </w:tcPr>
           <w:p>
             <w:pPr>
+              <w:spacing w:line="252" w:lineRule="auto" w:before="0" w:after="0"/>
               <w:jc w:val="left"/>
             </w:pPr>
             <w:r>
               <w:rPr>
                 <w:rFonts w:ascii="Times New Roman" w:hAnsi="Times New Roman"/>
-                <w:sz w:val="17"/>
+                <w:sz w:val="16"/>
               </w:rPr>
               <w:t>Initialized Laravel 11 project, created TenantScope global model query filters, and configured RBAC authentication guards.</w:t>
             </w:r>
@@ -1777,22 +2449,31 @@
         </w:tc>
         <w:tc>
           <w:tcPr>
-            <w:tcW w:type="dxa" w:w="1601"/>
+            <w:tcW w:type="dxa" w:w="1152"/>
             <w:tcMar>
               <w:top w:w="80" w:type="dxa"/>
               <w:bottom w:w="80" w:type="dxa"/>
               <w:left w:w="60" w:type="dxa"/>
               <w:right w:w="60" w:type="dxa"/>
             </w:tcMar>
+            <w:tcW w:w="1152" w:type="dxa"/>
+            <w:tcMar>
+              <w:top w:w="18" w:type="dxa"/>
+              <w:bottom w:w="18" w:type="dxa"/>
+              <w:left w:w="30" w:type="dxa"/>
+              <w:right w:w="30" w:type="dxa"/>
+            </w:tcMar>
+            <w:shd w:fill="F8FAFC"/>
           </w:tcPr>
           <w:p>
             <w:pPr>
-              <w:jc w:val="left"/>
+              <w:spacing w:line="252" w:lineRule="auto" w:before="0" w:after="0"/>
+              <w:jc w:val="center"/>
             </w:pPr>
             <w:r>
               <w:rPr>
                 <w:rFonts w:ascii="Times New Roman" w:hAnsi="Times New Roman"/>
-                <w:sz w:val="17"/>
+                <w:sz w:val="16"/>
               </w:rPr>
               <w:t>Multi-tenant security isolation verified.</w:t>
             </w:r>
@@ -1800,47 +2481,67 @@
         </w:tc>
         <w:tc>
           <w:tcPr>
-            <w:tcW w:type="dxa" w:w="1601"/>
+            <w:tcW w:type="dxa" w:w="893"/>
             <w:tcMar>
               <w:top w:w="80" w:type="dxa"/>
               <w:bottom w:w="80" w:type="dxa"/>
               <w:left w:w="60" w:type="dxa"/>
               <w:right w:w="60" w:type="dxa"/>
             </w:tcMar>
+            <w:tcW w:w="892" w:type="dxa"/>
+            <w:tcMar>
+              <w:top w:w="18" w:type="dxa"/>
+              <w:bottom w:w="18" w:type="dxa"/>
+              <w:left w:w="30" w:type="dxa"/>
+              <w:right w:w="30" w:type="dxa"/>
+            </w:tcMar>
+            <w:shd w:fill="F8FAFC"/>
           </w:tcPr>
           <w:p>
             <w:pPr>
+              <w:spacing w:line="252" w:lineRule="auto" w:before="0" w:after="0"/>
               <w:jc w:val="center"/>
             </w:pPr>
             <w:r>
               <w:rPr>
                 <w:rFonts w:ascii="Times New Roman" w:hAnsi="Times New Roman"/>
-                <w:sz w:val="17"/>
+                <w:sz w:val="16"/>
               </w:rPr>
             </w:r>
           </w:p>
         </w:tc>
       </w:tr>
       <w:tr>
+        <w:trPr>
+          <w:cantSplit/>
+        </w:trPr>
         <w:tc>
           <w:tcPr>
-            <w:tcW w:type="dxa" w:w="1601"/>
+            <w:tcW w:type="dxa" w:w="792"/>
             <w:tcMar>
               <w:top w:w="80" w:type="dxa"/>
               <w:bottom w:w="80" w:type="dxa"/>
               <w:left w:w="60" w:type="dxa"/>
               <w:right w:w="60" w:type="dxa"/>
             </w:tcMar>
+            <w:tcW w:w="792" w:type="dxa"/>
+            <w:tcMar>
+              <w:top w:w="18" w:type="dxa"/>
+              <w:bottom w:w="18" w:type="dxa"/>
+              <w:left w:w="30" w:type="dxa"/>
+              <w:right w:w="30" w:type="dxa"/>
+            </w:tcMar>
           </w:tcPr>
           <w:p>
             <w:pPr>
+              <w:spacing w:line="252" w:lineRule="auto" w:before="0" w:after="0"/>
               <w:jc w:val="center"/>
             </w:pPr>
             <w:r>
               <w:rPr>
                 <w:rFonts w:ascii="Times New Roman" w:hAnsi="Times New Roman"/>
                 <w:b/>
-                <w:sz w:val="17"/>
+                <w:sz w:val="16"/>
               </w:rPr>
               <w:t>7</w:t>
             </w:r>
@@ -1848,22 +2549,30 @@
         </w:tc>
         <w:tc>
           <w:tcPr>
-            <w:tcW w:type="dxa" w:w="1601"/>
+            <w:tcW w:type="dxa" w:w="1368"/>
             <w:tcMar>
               <w:top w:w="80" w:type="dxa"/>
               <w:bottom w:w="80" w:type="dxa"/>
               <w:left w:w="60" w:type="dxa"/>
               <w:right w:w="60" w:type="dxa"/>
             </w:tcMar>
+            <w:tcW w:w="1368" w:type="dxa"/>
+            <w:tcMar>
+              <w:top w:w="18" w:type="dxa"/>
+              <w:bottom w:w="18" w:type="dxa"/>
+              <w:left w:w="30" w:type="dxa"/>
+              <w:right w:w="30" w:type="dxa"/>
+            </w:tcMar>
           </w:tcPr>
           <w:p>
             <w:pPr>
+              <w:spacing w:line="252" w:lineRule="auto" w:before="0" w:after="0"/>
               <w:jc w:val="center"/>
             </w:pPr>
             <w:r>
               <w:rPr>
                 <w:rFonts w:ascii="Times New Roman" w:hAnsi="Times New Roman"/>
-                <w:sz w:val="17"/>
+                <w:sz w:val="16"/>
               </w:rPr>
               <w:t>17/08/2026 - 22/08/2026</w:t>
             </w:r>
@@ -1871,22 +2580,30 @@
         </w:tc>
         <w:tc>
           <w:tcPr>
-            <w:tcW w:type="dxa" w:w="1601"/>
+            <w:tcW w:type="dxa" w:w="2808"/>
             <w:tcMar>
               <w:top w:w="80" w:type="dxa"/>
               <w:bottom w:w="80" w:type="dxa"/>
               <w:left w:w="60" w:type="dxa"/>
               <w:right w:w="60" w:type="dxa"/>
             </w:tcMar>
+            <w:tcW w:w="2808" w:type="dxa"/>
+            <w:tcMar>
+              <w:top w:w="18" w:type="dxa"/>
+              <w:bottom w:w="18" w:type="dxa"/>
+              <w:left w:w="30" w:type="dxa"/>
+              <w:right w:w="30" w:type="dxa"/>
+            </w:tcMar>
           </w:tcPr>
           <w:p>
             <w:pPr>
+              <w:spacing w:line="252" w:lineRule="auto" w:before="0" w:after="0"/>
               <w:jc w:val="left"/>
             </w:pPr>
             <w:r>
               <w:rPr>
                 <w:rFonts w:ascii="Times New Roman" w:hAnsi="Times New Roman"/>
-                <w:sz w:val="17"/>
+                <w:sz w:val="16"/>
               </w:rPr>
               <w:t>Contactless dynamic QR code engine and customer-facing digital menu PWA interface development.</w:t>
             </w:r>
@@ -1894,22 +2611,30 @@
         </w:tc>
         <w:tc>
           <w:tcPr>
-            <w:tcW w:type="dxa" w:w="1601"/>
+            <w:tcW w:type="dxa" w:w="2880"/>
             <w:tcMar>
               <w:top w:w="80" w:type="dxa"/>
               <w:bottom w:w="80" w:type="dxa"/>
               <w:left w:w="60" w:type="dxa"/>
               <w:right w:w="60" w:type="dxa"/>
             </w:tcMar>
+            <w:tcW w:w="2880" w:type="dxa"/>
+            <w:tcMar>
+              <w:top w:w="18" w:type="dxa"/>
+              <w:bottom w:w="18" w:type="dxa"/>
+              <w:left w:w="30" w:type="dxa"/>
+              <w:right w:w="30" w:type="dxa"/>
+            </w:tcMar>
           </w:tcPr>
           <w:p>
             <w:pPr>
+              <w:spacing w:line="252" w:lineRule="auto" w:before="0" w:after="0"/>
               <w:jc w:val="left"/>
             </w:pPr>
             <w:r>
               <w:rPr>
                 <w:rFonts w:ascii="Times New Roman" w:hAnsi="Times New Roman"/>
-                <w:sz w:val="17"/>
+                <w:sz w:val="16"/>
               </w:rPr>
               <w:t>Built mobile-first PWA with Alpine.js &amp; Tailwind CSS; implemented table QR code scanning, menu browsing, and cart state.</w:t>
             </w:r>
@@ -1917,22 +2642,30 @@
         </w:tc>
         <w:tc>
           <w:tcPr>
-            <w:tcW w:type="dxa" w:w="1601"/>
+            <w:tcW w:type="dxa" w:w="1152"/>
             <w:tcMar>
               <w:top w:w="80" w:type="dxa"/>
               <w:bottom w:w="80" w:type="dxa"/>
               <w:left w:w="60" w:type="dxa"/>
               <w:right w:w="60" w:type="dxa"/>
             </w:tcMar>
+            <w:tcW w:w="1152" w:type="dxa"/>
+            <w:tcMar>
+              <w:top w:w="18" w:type="dxa"/>
+              <w:bottom w:w="18" w:type="dxa"/>
+              <w:left w:w="30" w:type="dxa"/>
+              <w:right w:w="30" w:type="dxa"/>
+            </w:tcMar>
           </w:tcPr>
           <w:p>
             <w:pPr>
-              <w:jc w:val="left"/>
+              <w:spacing w:line="252" w:lineRule="auto" w:before="0" w:after="0"/>
+              <w:jc w:val="center"/>
             </w:pPr>
             <w:r>
               <w:rPr>
                 <w:rFonts w:ascii="Times New Roman" w:hAnsi="Times New Roman"/>
-                <w:sz w:val="17"/>
+                <w:sz w:val="16"/>
               </w:rPr>
               <w:t>PWA menu interface responsive and user-friendly.</w:t>
             </w:r>
@@ -1940,47 +2673,67 @@
         </w:tc>
         <w:tc>
           <w:tcPr>
-            <w:tcW w:type="dxa" w:w="1601"/>
+            <w:tcW w:type="dxa" w:w="893"/>
             <w:tcMar>
               <w:top w:w="80" w:type="dxa"/>
               <w:bottom w:w="80" w:type="dxa"/>
               <w:left w:w="60" w:type="dxa"/>
               <w:right w:w="60" w:type="dxa"/>
             </w:tcMar>
+            <w:tcW w:w="892" w:type="dxa"/>
+            <w:tcMar>
+              <w:top w:w="18" w:type="dxa"/>
+              <w:bottom w:w="18" w:type="dxa"/>
+              <w:left w:w="30" w:type="dxa"/>
+              <w:right w:w="30" w:type="dxa"/>
+            </w:tcMar>
           </w:tcPr>
           <w:p>
             <w:pPr>
+              <w:spacing w:line="252" w:lineRule="auto" w:before="0" w:after="0"/>
               <w:jc w:val="center"/>
             </w:pPr>
             <w:r>
               <w:rPr>
                 <w:rFonts w:ascii="Times New Roman" w:hAnsi="Times New Roman"/>
-                <w:sz w:val="17"/>
+                <w:sz w:val="16"/>
               </w:rPr>
             </w:r>
           </w:p>
         </w:tc>
       </w:tr>
       <w:tr>
+        <w:trPr>
+          <w:cantSplit/>
+        </w:trPr>
         <w:tc>
           <w:tcPr>
-            <w:tcW w:type="dxa" w:w="1601"/>
+            <w:tcW w:type="dxa" w:w="792"/>
             <w:tcMar>
               <w:top w:w="80" w:type="dxa"/>
               <w:bottom w:w="80" w:type="dxa"/>
               <w:left w:w="60" w:type="dxa"/>
               <w:right w:w="60" w:type="dxa"/>
             </w:tcMar>
+            <w:tcW w:w="792" w:type="dxa"/>
+            <w:tcMar>
+              <w:top w:w="18" w:type="dxa"/>
+              <w:bottom w:w="18" w:type="dxa"/>
+              <w:left w:w="30" w:type="dxa"/>
+              <w:right w:w="30" w:type="dxa"/>
+            </w:tcMar>
+            <w:shd w:fill="F8FAFC"/>
           </w:tcPr>
           <w:p>
             <w:pPr>
+              <w:spacing w:line="252" w:lineRule="auto" w:before="0" w:after="0"/>
               <w:jc w:val="center"/>
             </w:pPr>
             <w:r>
               <w:rPr>
                 <w:rFonts w:ascii="Times New Roman" w:hAnsi="Times New Roman"/>
                 <w:b/>
-                <w:sz w:val="17"/>
+                <w:sz w:val="16"/>
               </w:rPr>
               <w:t>8</w:t>
             </w:r>
@@ -1988,22 +2741,31 @@
         </w:tc>
         <w:tc>
           <w:tcPr>
-            <w:tcW w:type="dxa" w:w="1601"/>
+            <w:tcW w:type="dxa" w:w="1368"/>
             <w:tcMar>
               <w:top w:w="80" w:type="dxa"/>
               <w:bottom w:w="80" w:type="dxa"/>
               <w:left w:w="60" w:type="dxa"/>
               <w:right w:w="60" w:type="dxa"/>
             </w:tcMar>
+            <w:tcW w:w="1368" w:type="dxa"/>
+            <w:tcMar>
+              <w:top w:w="18" w:type="dxa"/>
+              <w:bottom w:w="18" w:type="dxa"/>
+              <w:left w:w="30" w:type="dxa"/>
+              <w:right w:w="30" w:type="dxa"/>
+            </w:tcMar>
+            <w:shd w:fill="F8FAFC"/>
           </w:tcPr>
           <w:p>
             <w:pPr>
+              <w:spacing w:line="252" w:lineRule="auto" w:before="0" w:after="0"/>
               <w:jc w:val="center"/>
             </w:pPr>
             <w:r>
               <w:rPr>
                 <w:rFonts w:ascii="Times New Roman" w:hAnsi="Times New Roman"/>
-                <w:sz w:val="17"/>
+                <w:sz w:val="16"/>
               </w:rPr>
               <w:t>24/08/2026 - 29/08/2026</w:t>
             </w:r>
@@ -2011,22 +2773,31 @@
         </w:tc>
         <w:tc>
           <w:tcPr>
-            <w:tcW w:type="dxa" w:w="1601"/>
+            <w:tcW w:type="dxa" w:w="2808"/>
             <w:tcMar>
               <w:top w:w="80" w:type="dxa"/>
               <w:bottom w:w="80" w:type="dxa"/>
               <w:left w:w="60" w:type="dxa"/>
               <w:right w:w="60" w:type="dxa"/>
             </w:tcMar>
+            <w:tcW w:w="2808" w:type="dxa"/>
+            <w:tcMar>
+              <w:top w:w="18" w:type="dxa"/>
+              <w:bottom w:w="18" w:type="dxa"/>
+              <w:left w:w="30" w:type="dxa"/>
+              <w:right w:w="30" w:type="dxa"/>
+            </w:tcMar>
+            <w:shd w:fill="F8FAFC"/>
           </w:tcPr>
           <w:p>
             <w:pPr>
+              <w:spacing w:line="252" w:lineRule="auto" w:before="0" w:after="0"/>
               <w:jc w:val="left"/>
             </w:pPr>
             <w:r>
               <w:rPr>
                 <w:rFonts w:ascii="Times New Roman" w:hAnsi="Times New Roman"/>
-                <w:sz w:val="17"/>
+                <w:sz w:val="16"/>
               </w:rPr>
               <w:t>Cashier Web POS billing terminal interface and rapid counter checkout engine implementation.</w:t>
             </w:r>
@@ -2034,22 +2805,31 @@
         </w:tc>
         <w:tc>
           <w:tcPr>
-            <w:tcW w:type="dxa" w:w="1601"/>
+            <w:tcW w:type="dxa" w:w="2880"/>
             <w:tcMar>
               <w:top w:w="80" w:type="dxa"/>
               <w:bottom w:w="80" w:type="dxa"/>
               <w:left w:w="60" w:type="dxa"/>
               <w:right w:w="60" w:type="dxa"/>
             </w:tcMar>
+            <w:tcW w:w="2880" w:type="dxa"/>
+            <w:tcMar>
+              <w:top w:w="18" w:type="dxa"/>
+              <w:bottom w:w="18" w:type="dxa"/>
+              <w:left w:w="30" w:type="dxa"/>
+              <w:right w:w="30" w:type="dxa"/>
+            </w:tcMar>
+            <w:shd w:fill="F8FAFC"/>
           </w:tcPr>
           <w:p>
             <w:pPr>
+              <w:spacing w:line="252" w:lineRule="auto" w:before="0" w:after="0"/>
               <w:jc w:val="left"/>
             </w:pPr>
             <w:r>
               <w:rPr>
                 <w:rFonts w:ascii="Times New Roman" w:hAnsi="Times New Roman"/>
-                <w:sz w:val="17"/>
+                <w:sz w:val="16"/>
               </w:rPr>
               <w:t>Developed touch-optimized POS screen, real-time table floor grid, split billing (Cash/UPI/Card), and auto-GST computation.</w:t>
             </w:r>
@@ -2057,22 +2837,31 @@
         </w:tc>
         <w:tc>
           <w:tcPr>
-            <w:tcW w:type="dxa" w:w="1601"/>
+            <w:tcW w:type="dxa" w:w="1152"/>
             <w:tcMar>
               <w:top w:w="80" w:type="dxa"/>
               <w:bottom w:w="80" w:type="dxa"/>
               <w:left w:w="60" w:type="dxa"/>
               <w:right w:w="60" w:type="dxa"/>
             </w:tcMar>
+            <w:tcW w:w="1152" w:type="dxa"/>
+            <w:tcMar>
+              <w:top w:w="18" w:type="dxa"/>
+              <w:bottom w:w="18" w:type="dxa"/>
+              <w:left w:w="30" w:type="dxa"/>
+              <w:right w:w="30" w:type="dxa"/>
+            </w:tcMar>
+            <w:shd w:fill="F8FAFC"/>
           </w:tcPr>
           <w:p>
             <w:pPr>
-              <w:jc w:val="left"/>
+              <w:spacing w:line="252" w:lineRule="auto" w:before="0" w:after="0"/>
+              <w:jc w:val="center"/>
             </w:pPr>
             <w:r>
               <w:rPr>
                 <w:rFonts w:ascii="Times New Roman" w:hAnsi="Times New Roman"/>
-                <w:sz w:val="17"/>
+                <w:sz w:val="16"/>
               </w:rPr>
               <w:t>POS counter billing operational; tested successfully.</w:t>
             </w:r>
@@ -2080,22 +2869,31 @@
         </w:tc>
         <w:tc>
           <w:tcPr>
-            <w:tcW w:type="dxa" w:w="1601"/>
+            <w:tcW w:type="dxa" w:w="893"/>
             <w:tcMar>
               <w:top w:w="80" w:type="dxa"/>
               <w:bottom w:w="80" w:type="dxa"/>
               <w:left w:w="60" w:type="dxa"/>
               <w:right w:w="60" w:type="dxa"/>
             </w:tcMar>
+            <w:tcW w:w="892" w:type="dxa"/>
+            <w:tcMar>
+              <w:top w:w="18" w:type="dxa"/>
+              <w:bottom w:w="18" w:type="dxa"/>
+              <w:left w:w="30" w:type="dxa"/>
+              <w:right w:w="30" w:type="dxa"/>
+            </w:tcMar>
+            <w:shd w:fill="F8FAFC"/>
           </w:tcPr>
           <w:p>
             <w:pPr>
+              <w:spacing w:line="252" w:lineRule="auto" w:before="0" w:after="0"/>
               <w:jc w:val="center"/>
             </w:pPr>
             <w:r>
               <w:rPr>
                 <w:rFonts w:ascii="Times New Roman" w:hAnsi="Times New Roman"/>
-                <w:sz w:val="17"/>
+                <w:sz w:val="16"/>
               </w:rPr>
             </w:r>
           </w:p>
@@ -2109,22 +2907,25 @@
     </w:p>
     <w:p>
       <w:pPr>
-        <w:spacing w:before="120" w:after="200"/>
+        <w:spacing w:before="80" w:after="120"/>
         <w:jc w:val="center"/>
       </w:pPr>
+      <w:r/>
       <w:r>
         <w:rPr>
           <w:rFonts w:ascii="Times New Roman" w:hAnsi="Times New Roman"/>
           <w:b/>
-          <w:sz w:val="26"/>
+          <w:color w:val="1E3A8A"/>
+          <w:sz w:val="24"/>
         </w:rPr>
-        <w:t>WEEKLY LOGBOOK RECORD (WEEK 1 – WEEK 15)</w:t>
+        <w:t>WEEKLY LOGBOOK RECORD (WEEK 9 TO WEEK 15)</w:t>
       </w:r>
     </w:p>
     <w:tbl>
       <w:tblPr>
         <w:tblW w:type="auto" w:w="0"/>
         <w:jc w:val="center"/>
+        <w:tblLayout w:type="fixed"/>
         <w:tblLook w:firstColumn="1" w:firstRow="1" w:lastColumn="0" w:lastRow="0" w:noHBand="0" w:noVBand="1" w:val="04A0"/>
         <w:tblBorders>
           <w:top w:val="single" w:sz="6" w:space="0" w:color="475569"/>
@@ -2134,19 +2935,30 @@
           <w:insideH w:val="single" w:sz="6" w:space="0" w:color="475569"/>
           <w:insideV w:val="single" w:sz="6" w:space="0" w:color="475569"/>
         </w:tblBorders>
+        <w:tblBorders>
+          <w:top w:val="single" w:sz="6" w:space="0" w:color="CBD5E1"/>
+          <w:left w:val="single" w:sz="4" w:space="0" w:color="CBD5E1"/>
+          <w:bottom w:val="single" w:sz="6" w:space="0" w:color="CBD5E1"/>
+          <w:right w:val="single" w:sz="4" w:space="0" w:color="CBD5E1"/>
+          <w:insideH w:val="single" w:sz="4" w:space="0" w:color="CBD5E1"/>
+          <w:insideV w:val="single" w:sz="4" w:space="0" w:color="CBD5E1"/>
+        </w:tblBorders>
       </w:tblPr>
       <w:tblGrid>
         <w:gridCol w:w="792"/>
-        <w:gridCol w:w="1584"/>
-        <w:gridCol w:w="2664"/>
-        <w:gridCol w:w="2664"/>
-        <w:gridCol w:w="1728"/>
+        <w:gridCol w:w="1368"/>
+        <w:gridCol w:w="2808"/>
+        <w:gridCol w:w="2880"/>
         <w:gridCol w:w="1152"/>
+        <w:gridCol w:w="893"/>
       </w:tblGrid>
       <w:tr>
+        <w:trPr>
+          <w:cantSplit/>
+        </w:trPr>
         <w:tc>
           <w:tcPr>
-            <w:tcW w:type="dxa" w:w="1601"/>
+            <w:tcW w:type="dxa" w:w="792"/>
             <w:shd w:fill="E2E8F0"/>
             <w:tcMar>
               <w:top w:w="100" w:type="dxa"/>
@@ -2154,6 +2966,14 @@
               <w:left w:w="60" w:type="dxa"/>
               <w:right w:w="60" w:type="dxa"/>
             </w:tcMar>
+            <w:tcW w:w="792" w:type="dxa"/>
+            <w:tcMar>
+              <w:top w:w="25" w:type="dxa"/>
+              <w:bottom w:w="25" w:type="dxa"/>
+              <w:left w:w="30" w:type="dxa"/>
+              <w:right w:w="30" w:type="dxa"/>
+            </w:tcMar>
+            <w:shd w:fill="1E3A8A"/>
           </w:tcPr>
           <w:p>
             <w:pPr>
@@ -2163,7 +2983,8 @@
               <w:rPr>
                 <w:rFonts w:ascii="Times New Roman" w:hAnsi="Times New Roman"/>
                 <w:b/>
-                <w:sz w:val="19"/>
+                <w:color w:val="FFFFFF"/>
+                <w:sz w:val="17"/>
               </w:rPr>
               <w:t>Week</w:t>
               <w:br/>
@@ -2173,7 +2994,7 @@
         </w:tc>
         <w:tc>
           <w:tcPr>
-            <w:tcW w:type="dxa" w:w="1601"/>
+            <w:tcW w:type="dxa" w:w="1368"/>
             <w:shd w:fill="E2E8F0"/>
             <w:tcMar>
               <w:top w:w="100" w:type="dxa"/>
@@ -2181,6 +3002,14 @@
               <w:left w:w="60" w:type="dxa"/>
               <w:right w:w="60" w:type="dxa"/>
             </w:tcMar>
+            <w:tcW w:w="1368" w:type="dxa"/>
+            <w:tcMar>
+              <w:top w:w="25" w:type="dxa"/>
+              <w:bottom w:w="25" w:type="dxa"/>
+              <w:left w:w="30" w:type="dxa"/>
+              <w:right w:w="30" w:type="dxa"/>
+            </w:tcMar>
+            <w:shd w:fill="1E3A8A"/>
           </w:tcPr>
           <w:p>
             <w:pPr>
@@ -2190,7 +3019,8 @@
               <w:rPr>
                 <w:rFonts w:ascii="Times New Roman" w:hAnsi="Times New Roman"/>
                 <w:b/>
-                <w:sz w:val="19"/>
+                <w:color w:val="FFFFFF"/>
+                <w:sz w:val="17"/>
               </w:rPr>
               <w:t>Date</w:t>
             </w:r>
@@ -2198,7 +3028,7 @@
         </w:tc>
         <w:tc>
           <w:tcPr>
-            <w:tcW w:type="dxa" w:w="1601"/>
+            <w:tcW w:type="dxa" w:w="2808"/>
             <w:shd w:fill="E2E8F0"/>
             <w:tcMar>
               <w:top w:w="100" w:type="dxa"/>
@@ -2206,6 +3036,14 @@
               <w:left w:w="60" w:type="dxa"/>
               <w:right w:w="60" w:type="dxa"/>
             </w:tcMar>
+            <w:tcW w:w="2808" w:type="dxa"/>
+            <w:tcMar>
+              <w:top w:w="25" w:type="dxa"/>
+              <w:bottom w:w="25" w:type="dxa"/>
+              <w:left w:w="30" w:type="dxa"/>
+              <w:right w:w="30" w:type="dxa"/>
+            </w:tcMar>
+            <w:shd w:fill="1E3A8A"/>
           </w:tcPr>
           <w:p>
             <w:pPr>
@@ -2215,7 +3053,8 @@
               <w:rPr>
                 <w:rFonts w:ascii="Times New Roman" w:hAnsi="Times New Roman"/>
                 <w:b/>
-                <w:sz w:val="19"/>
+                <w:color w:val="FFFFFF"/>
+                <w:sz w:val="17"/>
               </w:rPr>
               <w:t>Work Planned</w:t>
             </w:r>
@@ -2223,7 +3062,7 @@
         </w:tc>
         <w:tc>
           <w:tcPr>
-            <w:tcW w:type="dxa" w:w="1601"/>
+            <w:tcW w:type="dxa" w:w="2880"/>
             <w:shd w:fill="E2E8F0"/>
             <w:tcMar>
               <w:top w:w="100" w:type="dxa"/>
@@ -2231,6 +3070,14 @@
               <w:left w:w="60" w:type="dxa"/>
               <w:right w:w="60" w:type="dxa"/>
             </w:tcMar>
+            <w:tcW w:w="2880" w:type="dxa"/>
+            <w:tcMar>
+              <w:top w:w="25" w:type="dxa"/>
+              <w:bottom w:w="25" w:type="dxa"/>
+              <w:left w:w="30" w:type="dxa"/>
+              <w:right w:w="30" w:type="dxa"/>
+            </w:tcMar>
+            <w:shd w:fill="1E3A8A"/>
           </w:tcPr>
           <w:p>
             <w:pPr>
@@ -2240,7 +3087,8 @@
               <w:rPr>
                 <w:rFonts w:ascii="Times New Roman" w:hAnsi="Times New Roman"/>
                 <w:b/>
-                <w:sz w:val="19"/>
+                <w:color w:val="FFFFFF"/>
+                <w:sz w:val="17"/>
               </w:rPr>
               <w:t>Work Completed</w:t>
             </w:r>
@@ -2248,7 +3096,7 @@
         </w:tc>
         <w:tc>
           <w:tcPr>
-            <w:tcW w:type="dxa" w:w="1601"/>
+            <w:tcW w:type="dxa" w:w="1152"/>
             <w:shd w:fill="E2E8F0"/>
             <w:tcMar>
               <w:top w:w="100" w:type="dxa"/>
@@ -2256,6 +3104,14 @@
               <w:left w:w="60" w:type="dxa"/>
               <w:right w:w="60" w:type="dxa"/>
             </w:tcMar>
+            <w:tcW w:w="1152" w:type="dxa"/>
+            <w:tcMar>
+              <w:top w:w="25" w:type="dxa"/>
+              <w:bottom w:w="25" w:type="dxa"/>
+              <w:left w:w="30" w:type="dxa"/>
+              <w:right w:w="30" w:type="dxa"/>
+            </w:tcMar>
+            <w:shd w:fill="1E3A8A"/>
           </w:tcPr>
           <w:p>
             <w:pPr>
@@ -2265,7 +3121,8 @@
               <w:rPr>
                 <w:rFonts w:ascii="Times New Roman" w:hAnsi="Times New Roman"/>
                 <w:b/>
-                <w:sz w:val="19"/>
+                <w:color w:val="FFFFFF"/>
+                <w:sz w:val="17"/>
               </w:rPr>
               <w:t>Remark</w:t>
             </w:r>
@@ -2273,7 +3130,7 @@
         </w:tc>
         <w:tc>
           <w:tcPr>
-            <w:tcW w:type="dxa" w:w="1601"/>
+            <w:tcW w:type="dxa" w:w="893"/>
             <w:shd w:fill="E2E8F0"/>
             <w:tcMar>
               <w:top w:w="100" w:type="dxa"/>
@@ -2281,6 +3138,14 @@
               <w:left w:w="60" w:type="dxa"/>
               <w:right w:w="60" w:type="dxa"/>
             </w:tcMar>
+            <w:tcW w:w="892" w:type="dxa"/>
+            <w:tcMar>
+              <w:top w:w="25" w:type="dxa"/>
+              <w:bottom w:w="25" w:type="dxa"/>
+              <w:left w:w="30" w:type="dxa"/>
+              <w:right w:w="30" w:type="dxa"/>
+            </w:tcMar>
+            <w:shd w:fill="1E3A8A"/>
           </w:tcPr>
           <w:p>
             <w:pPr>
@@ -2290,7 +3155,8 @@
               <w:rPr>
                 <w:rFonts w:ascii="Times New Roman" w:hAnsi="Times New Roman"/>
                 <w:b/>
-                <w:sz w:val="19"/>
+                <w:color w:val="FFFFFF"/>
+                <w:sz w:val="17"/>
               </w:rPr>
               <w:t>Guide</w:t>
               <w:br/>
@@ -2300,19 +3166,1413 @@
         </w:tc>
       </w:tr>
       <w:tr>
+        <w:trPr>
+          <w:cantSplit/>
+        </w:trPr>
         <w:tc>
           <w:tcPr>
-            <w:tcW w:type="dxa" w:w="1601"/>
+            <w:tcW w:type="dxa" w:w="792"/>
             <w:tcMar>
               <w:top w:w="80" w:type="dxa"/>
               <w:bottom w:w="80" w:type="dxa"/>
               <w:left w:w="60" w:type="dxa"/>
               <w:right w:w="60" w:type="dxa"/>
             </w:tcMar>
+            <w:tcW w:w="792" w:type="dxa"/>
+            <w:tcMar>
+              <w:top w:w="18" w:type="dxa"/>
+              <w:bottom w:w="18" w:type="dxa"/>
+              <w:left w:w="30" w:type="dxa"/>
+              <w:right w:w="30" w:type="dxa"/>
+            </w:tcMar>
           </w:tcPr>
           <w:p>
             <w:pPr>
+              <w:spacing w:line="252" w:lineRule="auto" w:before="0" w:after="0"/>
               <w:jc w:val="center"/>
+            </w:pPr>
+            <w:r>
+              <w:rPr>
+                <w:rFonts w:ascii="Times New Roman" w:hAnsi="Times New Roman"/>
+                <w:b/>
+                <w:sz w:val="16"/>
+              </w:rPr>
+              <w:t>9</w:t>
+            </w:r>
+          </w:p>
+        </w:tc>
+        <w:tc>
+          <w:tcPr>
+            <w:tcW w:type="dxa" w:w="1368"/>
+            <w:tcMar>
+              <w:top w:w="80" w:type="dxa"/>
+              <w:bottom w:w="80" w:type="dxa"/>
+              <w:left w:w="60" w:type="dxa"/>
+              <w:right w:w="60" w:type="dxa"/>
+            </w:tcMar>
+            <w:tcW w:w="1368" w:type="dxa"/>
+            <w:tcMar>
+              <w:top w:w="18" w:type="dxa"/>
+              <w:bottom w:w="18" w:type="dxa"/>
+              <w:left w:w="30" w:type="dxa"/>
+              <w:right w:w="30" w:type="dxa"/>
+            </w:tcMar>
+          </w:tcPr>
+          <w:p>
+            <w:pPr>
+              <w:spacing w:line="252" w:lineRule="auto" w:before="0" w:after="0"/>
+              <w:jc w:val="center"/>
+            </w:pPr>
+            <w:r>
+              <w:rPr>
+                <w:rFonts w:ascii="Times New Roman" w:hAnsi="Times New Roman"/>
+                <w:sz w:val="16"/>
+              </w:rPr>
+              <w:t>31/08/2026 - 05/09/2026</w:t>
+            </w:r>
+          </w:p>
+        </w:tc>
+        <w:tc>
+          <w:tcPr>
+            <w:tcW w:type="dxa" w:w="2808"/>
+            <w:tcMar>
+              <w:top w:w="80" w:type="dxa"/>
+              <w:bottom w:w="80" w:type="dxa"/>
+              <w:left w:w="60" w:type="dxa"/>
+              <w:right w:w="60" w:type="dxa"/>
+            </w:tcMar>
+            <w:tcW w:w="2808" w:type="dxa"/>
+            <w:tcMar>
+              <w:top w:w="18" w:type="dxa"/>
+              <w:bottom w:w="18" w:type="dxa"/>
+              <w:left w:w="30" w:type="dxa"/>
+              <w:right w:w="30" w:type="dxa"/>
+            </w:tcMar>
+          </w:tcPr>
+          <w:p>
+            <w:pPr>
+              <w:spacing w:line="252" w:lineRule="auto" w:before="0" w:after="0"/>
+              <w:jc w:val="left"/>
+            </w:pPr>
+            <w:r>
+              <w:rPr>
+                <w:rFonts w:ascii="Times New Roman" w:hAnsi="Times New Roman"/>
+                <w:sz w:val="16"/>
+              </w:rPr>
+              <w:t>Kitchen Display System (KDS) queue development and real-time bidirectional WebSocket synchronization.</w:t>
+            </w:r>
+          </w:p>
+        </w:tc>
+        <w:tc>
+          <w:tcPr>
+            <w:tcW w:type="dxa" w:w="2880"/>
+            <w:tcMar>
+              <w:top w:w="80" w:type="dxa"/>
+              <w:bottom w:w="80" w:type="dxa"/>
+              <w:left w:w="60" w:type="dxa"/>
+              <w:right w:w="60" w:type="dxa"/>
+            </w:tcMar>
+            <w:tcW w:w="2880" w:type="dxa"/>
+            <w:tcMar>
+              <w:top w:w="18" w:type="dxa"/>
+              <w:bottom w:w="18" w:type="dxa"/>
+              <w:left w:w="30" w:type="dxa"/>
+              <w:right w:w="30" w:type="dxa"/>
+            </w:tcMar>
+          </w:tcPr>
+          <w:p>
+            <w:pPr>
+              <w:spacing w:line="252" w:lineRule="auto" w:before="0" w:after="0"/>
+              <w:jc w:val="left"/>
+            </w:pPr>
+            <w:r>
+              <w:rPr>
+                <w:rFonts w:ascii="Times New Roman" w:hAnsi="Times New Roman"/>
+                <w:sz w:val="16"/>
+              </w:rPr>
+              <w:t>Integrated Pusher WebSockets; orders placed via QR/POS push instantly to KDS display queue with color-coded timers (&lt;240ms).</w:t>
+            </w:r>
+          </w:p>
+        </w:tc>
+        <w:tc>
+          <w:tcPr>
+            <w:tcW w:type="dxa" w:w="1152"/>
+            <w:tcMar>
+              <w:top w:w="80" w:type="dxa"/>
+              <w:bottom w:w="80" w:type="dxa"/>
+              <w:left w:w="60" w:type="dxa"/>
+              <w:right w:w="60" w:type="dxa"/>
+            </w:tcMar>
+            <w:tcW w:w="1152" w:type="dxa"/>
+            <w:tcMar>
+              <w:top w:w="18" w:type="dxa"/>
+              <w:bottom w:w="18" w:type="dxa"/>
+              <w:left w:w="30" w:type="dxa"/>
+              <w:right w:w="30" w:type="dxa"/>
+            </w:tcMar>
+          </w:tcPr>
+          <w:p>
+            <w:pPr>
+              <w:spacing w:line="252" w:lineRule="auto" w:before="0" w:after="0"/>
+              <w:jc w:val="center"/>
+            </w:pPr>
+            <w:r>
+              <w:rPr>
+                <w:rFonts w:ascii="Times New Roman" w:hAnsi="Times New Roman"/>
+                <w:sz w:val="16"/>
+              </w:rPr>
+              <w:t>WebSocket sub-second sync demonstrated in lab.</w:t>
+            </w:r>
+          </w:p>
+        </w:tc>
+        <w:tc>
+          <w:tcPr>
+            <w:tcW w:type="dxa" w:w="893"/>
+            <w:tcMar>
+              <w:top w:w="80" w:type="dxa"/>
+              <w:bottom w:w="80" w:type="dxa"/>
+              <w:left w:w="60" w:type="dxa"/>
+              <w:right w:w="60" w:type="dxa"/>
+            </w:tcMar>
+            <w:tcW w:w="892" w:type="dxa"/>
+            <w:tcMar>
+              <w:top w:w="18" w:type="dxa"/>
+              <w:bottom w:w="18" w:type="dxa"/>
+              <w:left w:w="30" w:type="dxa"/>
+              <w:right w:w="30" w:type="dxa"/>
+            </w:tcMar>
+          </w:tcPr>
+          <w:p>
+            <w:pPr>
+              <w:spacing w:line="252" w:lineRule="auto" w:before="0" w:after="0"/>
+              <w:jc w:val="center"/>
+            </w:pPr>
+            <w:r>
+              <w:rPr>
+                <w:rFonts w:ascii="Times New Roman" w:hAnsi="Times New Roman"/>
+                <w:sz w:val="16"/>
+              </w:rPr>
+            </w:r>
+          </w:p>
+        </w:tc>
+      </w:tr>
+      <w:tr>
+        <w:trPr>
+          <w:cantSplit/>
+        </w:trPr>
+        <w:tc>
+          <w:tcPr>
+            <w:tcW w:type="dxa" w:w="792"/>
+            <w:tcMar>
+              <w:top w:w="80" w:type="dxa"/>
+              <w:bottom w:w="80" w:type="dxa"/>
+              <w:left w:w="60" w:type="dxa"/>
+              <w:right w:w="60" w:type="dxa"/>
+            </w:tcMar>
+            <w:tcW w:w="792" w:type="dxa"/>
+            <w:tcMar>
+              <w:top w:w="18" w:type="dxa"/>
+              <w:bottom w:w="18" w:type="dxa"/>
+              <w:left w:w="30" w:type="dxa"/>
+              <w:right w:w="30" w:type="dxa"/>
+            </w:tcMar>
+            <w:shd w:fill="F8FAFC"/>
+          </w:tcPr>
+          <w:p>
+            <w:pPr>
+              <w:spacing w:line="252" w:lineRule="auto" w:before="0" w:after="0"/>
+              <w:jc w:val="center"/>
+            </w:pPr>
+            <w:r>
+              <w:rPr>
+                <w:rFonts w:ascii="Times New Roman" w:hAnsi="Times New Roman"/>
+                <w:b/>
+                <w:sz w:val="16"/>
+              </w:rPr>
+              <w:t>10</w:t>
+            </w:r>
+          </w:p>
+        </w:tc>
+        <w:tc>
+          <w:tcPr>
+            <w:tcW w:type="dxa" w:w="1368"/>
+            <w:tcMar>
+              <w:top w:w="80" w:type="dxa"/>
+              <w:bottom w:w="80" w:type="dxa"/>
+              <w:left w:w="60" w:type="dxa"/>
+              <w:right w:w="60" w:type="dxa"/>
+            </w:tcMar>
+            <w:tcW w:w="1368" w:type="dxa"/>
+            <w:tcMar>
+              <w:top w:w="18" w:type="dxa"/>
+              <w:bottom w:w="18" w:type="dxa"/>
+              <w:left w:w="30" w:type="dxa"/>
+              <w:right w:w="30" w:type="dxa"/>
+            </w:tcMar>
+            <w:shd w:fill="F8FAFC"/>
+          </w:tcPr>
+          <w:p>
+            <w:pPr>
+              <w:spacing w:line="252" w:lineRule="auto" w:before="0" w:after="0"/>
+              <w:jc w:val="center"/>
+            </w:pPr>
+            <w:r>
+              <w:rPr>
+                <w:rFonts w:ascii="Times New Roman" w:hAnsi="Times New Roman"/>
+                <w:sz w:val="16"/>
+              </w:rPr>
+              <w:t>07/09/2026 - 12/09/2026</w:t>
+            </w:r>
+          </w:p>
+        </w:tc>
+        <w:tc>
+          <w:tcPr>
+            <w:tcW w:type="dxa" w:w="2808"/>
+            <w:tcMar>
+              <w:top w:w="80" w:type="dxa"/>
+              <w:bottom w:w="80" w:type="dxa"/>
+              <w:left w:w="60" w:type="dxa"/>
+              <w:right w:w="60" w:type="dxa"/>
+            </w:tcMar>
+            <w:tcW w:w="2808" w:type="dxa"/>
+            <w:tcMar>
+              <w:top w:w="18" w:type="dxa"/>
+              <w:bottom w:w="18" w:type="dxa"/>
+              <w:left w:w="30" w:type="dxa"/>
+              <w:right w:w="30" w:type="dxa"/>
+            </w:tcMar>
+            <w:shd w:fill="F8FAFC"/>
+          </w:tcPr>
+          <w:p>
+            <w:pPr>
+              <w:spacing w:line="252" w:lineRule="auto" w:before="0" w:after="0"/>
+              <w:jc w:val="left"/>
+            </w:pPr>
+            <w:r>
+              <w:rPr>
+                <w:rFonts w:ascii="Times New Roman" w:hAnsi="Times New Roman"/>
+                <w:sz w:val="16"/>
+              </w:rPr>
+              <w:t>ESC/POS thermal receipt printer interfacing and raw byte-stream driver implementation.</w:t>
+            </w:r>
+          </w:p>
+        </w:tc>
+        <w:tc>
+          <w:tcPr>
+            <w:tcW w:type="dxa" w:w="2880"/>
+            <w:tcMar>
+              <w:top w:w="80" w:type="dxa"/>
+              <w:bottom w:w="80" w:type="dxa"/>
+              <w:left w:w="60" w:type="dxa"/>
+              <w:right w:w="60" w:type="dxa"/>
+            </w:tcMar>
+            <w:tcW w:w="2880" w:type="dxa"/>
+            <w:tcMar>
+              <w:top w:w="18" w:type="dxa"/>
+              <w:bottom w:w="18" w:type="dxa"/>
+              <w:left w:w="30" w:type="dxa"/>
+              <w:right w:w="30" w:type="dxa"/>
+            </w:tcMar>
+            <w:shd w:fill="F8FAFC"/>
+          </w:tcPr>
+          <w:p>
+            <w:pPr>
+              <w:spacing w:line="252" w:lineRule="auto" w:before="0" w:after="0"/>
+              <w:jc w:val="left"/>
+            </w:pPr>
+            <w:r>
+              <w:rPr>
+                <w:rFonts w:ascii="Times New Roman" w:hAnsi="Times New Roman"/>
+                <w:sz w:val="16"/>
+              </w:rPr>
+              <w:t>Interfaced 58mm/80mm USB/Bluetooth thermal printer; built direct browser print driver bypassing print dialogues for silent instant printing.</w:t>
+            </w:r>
+          </w:p>
+        </w:tc>
+        <w:tc>
+          <w:tcPr>
+            <w:tcW w:type="dxa" w:w="1152"/>
+            <w:tcMar>
+              <w:top w:w="80" w:type="dxa"/>
+              <w:bottom w:w="80" w:type="dxa"/>
+              <w:left w:w="60" w:type="dxa"/>
+              <w:right w:w="60" w:type="dxa"/>
+            </w:tcMar>
+            <w:tcW w:w="1152" w:type="dxa"/>
+            <w:tcMar>
+              <w:top w:w="18" w:type="dxa"/>
+              <w:bottom w:w="18" w:type="dxa"/>
+              <w:left w:w="30" w:type="dxa"/>
+              <w:right w:w="30" w:type="dxa"/>
+            </w:tcMar>
+            <w:shd w:fill="F8FAFC"/>
+          </w:tcPr>
+          <w:p>
+            <w:pPr>
+              <w:spacing w:line="252" w:lineRule="auto" w:before="0" w:after="0"/>
+              <w:jc w:val="center"/>
+            </w:pPr>
+            <w:r>
+              <w:rPr>
+                <w:rFonts w:ascii="Times New Roman" w:hAnsi="Times New Roman"/>
+                <w:sz w:val="16"/>
+              </w:rPr>
+              <w:t>Hardware printing verified on physical printer.</w:t>
+            </w:r>
+          </w:p>
+        </w:tc>
+        <w:tc>
+          <w:tcPr>
+            <w:tcW w:type="dxa" w:w="893"/>
+            <w:tcMar>
+              <w:top w:w="80" w:type="dxa"/>
+              <w:bottom w:w="80" w:type="dxa"/>
+              <w:left w:w="60" w:type="dxa"/>
+              <w:right w:w="60" w:type="dxa"/>
+            </w:tcMar>
+            <w:tcW w:w="892" w:type="dxa"/>
+            <w:tcMar>
+              <w:top w:w="18" w:type="dxa"/>
+              <w:bottom w:w="18" w:type="dxa"/>
+              <w:left w:w="30" w:type="dxa"/>
+              <w:right w:w="30" w:type="dxa"/>
+            </w:tcMar>
+            <w:shd w:fill="F8FAFC"/>
+          </w:tcPr>
+          <w:p>
+            <w:pPr>
+              <w:spacing w:line="252" w:lineRule="auto" w:before="0" w:after="0"/>
+              <w:jc w:val="center"/>
+            </w:pPr>
+            <w:r>
+              <w:rPr>
+                <w:rFonts w:ascii="Times New Roman" w:hAnsi="Times New Roman"/>
+                <w:sz w:val="16"/>
+              </w:rPr>
+            </w:r>
+          </w:p>
+        </w:tc>
+      </w:tr>
+      <w:tr>
+        <w:trPr>
+          <w:cantSplit/>
+        </w:trPr>
+        <w:tc>
+          <w:tcPr>
+            <w:tcW w:type="dxa" w:w="792"/>
+            <w:tcMar>
+              <w:top w:w="80" w:type="dxa"/>
+              <w:bottom w:w="80" w:type="dxa"/>
+              <w:left w:w="60" w:type="dxa"/>
+              <w:right w:w="60" w:type="dxa"/>
+            </w:tcMar>
+            <w:tcW w:w="792" w:type="dxa"/>
+            <w:tcMar>
+              <w:top w:w="18" w:type="dxa"/>
+              <w:bottom w:w="18" w:type="dxa"/>
+              <w:left w:w="30" w:type="dxa"/>
+              <w:right w:w="30" w:type="dxa"/>
+            </w:tcMar>
+          </w:tcPr>
+          <w:p>
+            <w:pPr>
+              <w:spacing w:line="252" w:lineRule="auto" w:before="0" w:after="0"/>
+              <w:jc w:val="center"/>
+            </w:pPr>
+            <w:r>
+              <w:rPr>
+                <w:rFonts w:ascii="Times New Roman" w:hAnsi="Times New Roman"/>
+                <w:b/>
+                <w:sz w:val="16"/>
+              </w:rPr>
+              <w:t>11</w:t>
+            </w:r>
+          </w:p>
+        </w:tc>
+        <w:tc>
+          <w:tcPr>
+            <w:tcW w:type="dxa" w:w="1368"/>
+            <w:tcMar>
+              <w:top w:w="80" w:type="dxa"/>
+              <w:bottom w:w="80" w:type="dxa"/>
+              <w:left w:w="60" w:type="dxa"/>
+              <w:right w:w="60" w:type="dxa"/>
+            </w:tcMar>
+            <w:tcW w:w="1368" w:type="dxa"/>
+            <w:tcMar>
+              <w:top w:w="18" w:type="dxa"/>
+              <w:bottom w:w="18" w:type="dxa"/>
+              <w:left w:w="30" w:type="dxa"/>
+              <w:right w:w="30" w:type="dxa"/>
+            </w:tcMar>
+          </w:tcPr>
+          <w:p>
+            <w:pPr>
+              <w:spacing w:line="252" w:lineRule="auto" w:before="0" w:after="0"/>
+              <w:jc w:val="center"/>
+            </w:pPr>
+            <w:r>
+              <w:rPr>
+                <w:rFonts w:ascii="Times New Roman" w:hAnsi="Times New Roman"/>
+                <w:sz w:val="16"/>
+              </w:rPr>
+              <w:t>14/09/2026 - 19/09/2026</w:t>
+            </w:r>
+          </w:p>
+        </w:tc>
+        <w:tc>
+          <w:tcPr>
+            <w:tcW w:type="dxa" w:w="2808"/>
+            <w:tcMar>
+              <w:top w:w="80" w:type="dxa"/>
+              <w:bottom w:w="80" w:type="dxa"/>
+              <w:left w:w="60" w:type="dxa"/>
+              <w:right w:w="60" w:type="dxa"/>
+            </w:tcMar>
+            <w:tcW w:w="2808" w:type="dxa"/>
+            <w:tcMar>
+              <w:top w:w="18" w:type="dxa"/>
+              <w:bottom w:w="18" w:type="dxa"/>
+              <w:left w:w="30" w:type="dxa"/>
+              <w:right w:w="30" w:type="dxa"/>
+            </w:tcMar>
+          </w:tcPr>
+          <w:p>
+            <w:pPr>
+              <w:spacing w:line="252" w:lineRule="auto" w:before="0" w:after="0"/>
+              <w:jc w:val="left"/>
+            </w:pPr>
+            <w:r>
+              <w:rPr>
+                <w:rFonts w:ascii="Times New Roman" w:hAnsi="Times New Roman"/>
+                <w:sz w:val="16"/>
+              </w:rPr>
+              <w:t>Web Audio API integration and Gujarati regional voice soundbox alert system development.</w:t>
+            </w:r>
+          </w:p>
+        </w:tc>
+        <w:tc>
+          <w:tcPr>
+            <w:tcW w:type="dxa" w:w="2880"/>
+            <w:tcMar>
+              <w:top w:w="80" w:type="dxa"/>
+              <w:bottom w:w="80" w:type="dxa"/>
+              <w:left w:w="60" w:type="dxa"/>
+              <w:right w:w="60" w:type="dxa"/>
+            </w:tcMar>
+            <w:tcW w:w="2880" w:type="dxa"/>
+            <w:tcMar>
+              <w:top w:w="18" w:type="dxa"/>
+              <w:bottom w:w="18" w:type="dxa"/>
+              <w:left w:w="30" w:type="dxa"/>
+              <w:right w:w="30" w:type="dxa"/>
+            </w:tcMar>
+          </w:tcPr>
+          <w:p>
+            <w:pPr>
+              <w:spacing w:line="252" w:lineRule="auto" w:before="0" w:after="0"/>
+              <w:jc w:val="left"/>
+            </w:pPr>
+            <w:r>
+              <w:rPr>
+                <w:rFonts w:ascii="Times New Roman" w:hAnsi="Times New Roman"/>
+                <w:sz w:val="16"/>
+              </w:rPr>
+              <w:t>Engineered HTML5 speech synthesis module broadcasting automated voice order alerts in Gujarati ('નવો ઓર્ડર: ટેબલ ૧, ૨ આઇટમ્સ').</w:t>
+            </w:r>
+          </w:p>
+        </w:tc>
+        <w:tc>
+          <w:tcPr>
+            <w:tcW w:type="dxa" w:w="1152"/>
+            <w:tcMar>
+              <w:top w:w="80" w:type="dxa"/>
+              <w:bottom w:w="80" w:type="dxa"/>
+              <w:left w:w="60" w:type="dxa"/>
+              <w:right w:w="60" w:type="dxa"/>
+            </w:tcMar>
+            <w:tcW w:w="1152" w:type="dxa"/>
+            <w:tcMar>
+              <w:top w:w="18" w:type="dxa"/>
+              <w:bottom w:w="18" w:type="dxa"/>
+              <w:left w:w="30" w:type="dxa"/>
+              <w:right w:w="30" w:type="dxa"/>
+            </w:tcMar>
+          </w:tcPr>
+          <w:p>
+            <w:pPr>
+              <w:spacing w:line="252" w:lineRule="auto" w:before="0" w:after="0"/>
+              <w:jc w:val="center"/>
+            </w:pPr>
+            <w:r>
+              <w:rPr>
+                <w:rFonts w:ascii="Times New Roman" w:hAnsi="Times New Roman"/>
+                <w:sz w:val="16"/>
+              </w:rPr>
+              <w:t>Innovative regional voice alert approved.</w:t>
+            </w:r>
+          </w:p>
+        </w:tc>
+        <w:tc>
+          <w:tcPr>
+            <w:tcW w:type="dxa" w:w="893"/>
+            <w:tcMar>
+              <w:top w:w="80" w:type="dxa"/>
+              <w:bottom w:w="80" w:type="dxa"/>
+              <w:left w:w="60" w:type="dxa"/>
+              <w:right w:w="60" w:type="dxa"/>
+            </w:tcMar>
+            <w:tcW w:w="892" w:type="dxa"/>
+            <w:tcMar>
+              <w:top w:w="18" w:type="dxa"/>
+              <w:bottom w:w="18" w:type="dxa"/>
+              <w:left w:w="30" w:type="dxa"/>
+              <w:right w:w="30" w:type="dxa"/>
+            </w:tcMar>
+          </w:tcPr>
+          <w:p>
+            <w:pPr>
+              <w:spacing w:line="252" w:lineRule="auto" w:before="0" w:after="0"/>
+              <w:jc w:val="center"/>
+            </w:pPr>
+            <w:r>
+              <w:rPr>
+                <w:rFonts w:ascii="Times New Roman" w:hAnsi="Times New Roman"/>
+                <w:sz w:val="16"/>
+              </w:rPr>
+            </w:r>
+          </w:p>
+        </w:tc>
+      </w:tr>
+      <w:tr>
+        <w:trPr>
+          <w:cantSplit/>
+        </w:trPr>
+        <w:tc>
+          <w:tcPr>
+            <w:tcW w:type="dxa" w:w="792"/>
+            <w:tcMar>
+              <w:top w:w="80" w:type="dxa"/>
+              <w:bottom w:w="80" w:type="dxa"/>
+              <w:left w:w="60" w:type="dxa"/>
+              <w:right w:w="60" w:type="dxa"/>
+            </w:tcMar>
+            <w:tcW w:w="792" w:type="dxa"/>
+            <w:tcMar>
+              <w:top w:w="18" w:type="dxa"/>
+              <w:bottom w:w="18" w:type="dxa"/>
+              <w:left w:w="30" w:type="dxa"/>
+              <w:right w:w="30" w:type="dxa"/>
+            </w:tcMar>
+            <w:shd w:fill="F8FAFC"/>
+          </w:tcPr>
+          <w:p>
+            <w:pPr>
+              <w:spacing w:line="252" w:lineRule="auto" w:before="0" w:after="0"/>
+              <w:jc w:val="center"/>
+            </w:pPr>
+            <w:r>
+              <w:rPr>
+                <w:rFonts w:ascii="Times New Roman" w:hAnsi="Times New Roman"/>
+                <w:b/>
+                <w:sz w:val="16"/>
+              </w:rPr>
+              <w:t>12</w:t>
+            </w:r>
+          </w:p>
+        </w:tc>
+        <w:tc>
+          <w:tcPr>
+            <w:tcW w:type="dxa" w:w="1368"/>
+            <w:tcMar>
+              <w:top w:w="80" w:type="dxa"/>
+              <w:bottom w:w="80" w:type="dxa"/>
+              <w:left w:w="60" w:type="dxa"/>
+              <w:right w:w="60" w:type="dxa"/>
+            </w:tcMar>
+            <w:tcW w:w="1368" w:type="dxa"/>
+            <w:tcMar>
+              <w:top w:w="18" w:type="dxa"/>
+              <w:bottom w:w="18" w:type="dxa"/>
+              <w:left w:w="30" w:type="dxa"/>
+              <w:right w:w="30" w:type="dxa"/>
+            </w:tcMar>
+            <w:shd w:fill="F8FAFC"/>
+          </w:tcPr>
+          <w:p>
+            <w:pPr>
+              <w:spacing w:line="252" w:lineRule="auto" w:before="0" w:after="0"/>
+              <w:jc w:val="center"/>
+            </w:pPr>
+            <w:r>
+              <w:rPr>
+                <w:rFonts w:ascii="Times New Roman" w:hAnsi="Times New Roman"/>
+                <w:sz w:val="16"/>
+              </w:rPr>
+              <w:t>21/09/2026 - 26/09/2026</w:t>
+            </w:r>
+          </w:p>
+        </w:tc>
+        <w:tc>
+          <w:tcPr>
+            <w:tcW w:type="dxa" w:w="2808"/>
+            <w:tcMar>
+              <w:top w:w="80" w:type="dxa"/>
+              <w:bottom w:w="80" w:type="dxa"/>
+              <w:left w:w="60" w:type="dxa"/>
+              <w:right w:w="60" w:type="dxa"/>
+            </w:tcMar>
+            <w:tcW w:w="2808" w:type="dxa"/>
+            <w:tcMar>
+              <w:top w:w="18" w:type="dxa"/>
+              <w:bottom w:w="18" w:type="dxa"/>
+              <w:left w:w="30" w:type="dxa"/>
+              <w:right w:w="30" w:type="dxa"/>
+            </w:tcMar>
+            <w:shd w:fill="F8FAFC"/>
+          </w:tcPr>
+          <w:p>
+            <w:pPr>
+              <w:spacing w:line="252" w:lineRule="auto" w:before="0" w:after="0"/>
+              <w:jc w:val="left"/>
+            </w:pPr>
+            <w:r>
+              <w:rPr>
+                <w:rFonts w:ascii="Times New Roman" w:hAnsi="Times New Roman"/>
+                <w:sz w:val="16"/>
+              </w:rPr>
+              <w:t>Smart recipe costing ERP and automated gram-level raw material stock depletion engine.</w:t>
+            </w:r>
+          </w:p>
+        </w:tc>
+        <w:tc>
+          <w:tcPr>
+            <w:tcW w:type="dxa" w:w="2880"/>
+            <w:tcMar>
+              <w:top w:w="80" w:type="dxa"/>
+              <w:bottom w:w="80" w:type="dxa"/>
+              <w:left w:w="60" w:type="dxa"/>
+              <w:right w:w="60" w:type="dxa"/>
+            </w:tcMar>
+            <w:tcW w:w="2880" w:type="dxa"/>
+            <w:tcMar>
+              <w:top w:w="18" w:type="dxa"/>
+              <w:bottom w:w="18" w:type="dxa"/>
+              <w:left w:w="30" w:type="dxa"/>
+              <w:right w:w="30" w:type="dxa"/>
+            </w:tcMar>
+            <w:shd w:fill="F8FAFC"/>
+          </w:tcPr>
+          <w:p>
+            <w:pPr>
+              <w:spacing w:line="252" w:lineRule="auto" w:before="0" w:after="0"/>
+              <w:jc w:val="left"/>
+            </w:pPr>
+            <w:r>
+              <w:rPr>
+                <w:rFonts w:ascii="Times New Roman" w:hAnsi="Times New Roman"/>
+                <w:sz w:val="16"/>
+              </w:rPr>
+              <w:t>Implemented Bill of Materials (BOM) linking dishes to raw ingredients; automated atomic DB stock deduction on every order confirmation.</w:t>
+            </w:r>
+          </w:p>
+        </w:tc>
+        <w:tc>
+          <w:tcPr>
+            <w:tcW w:type="dxa" w:w="1152"/>
+            <w:tcMar>
+              <w:top w:w="80" w:type="dxa"/>
+              <w:bottom w:w="80" w:type="dxa"/>
+              <w:left w:w="60" w:type="dxa"/>
+              <w:right w:w="60" w:type="dxa"/>
+            </w:tcMar>
+            <w:tcW w:w="1152" w:type="dxa"/>
+            <w:tcMar>
+              <w:top w:w="18" w:type="dxa"/>
+              <w:bottom w:w="18" w:type="dxa"/>
+              <w:left w:w="30" w:type="dxa"/>
+              <w:right w:w="30" w:type="dxa"/>
+            </w:tcMar>
+            <w:shd w:fill="F8FAFC"/>
+          </w:tcPr>
+          <w:p>
+            <w:pPr>
+              <w:spacing w:line="252" w:lineRule="auto" w:before="0" w:after="0"/>
+              <w:jc w:val="center"/>
+            </w:pPr>
+            <w:r>
+              <w:rPr>
+                <w:rFonts w:ascii="Times New Roman" w:hAnsi="Times New Roman"/>
+                <w:sz w:val="16"/>
+              </w:rPr>
+              <w:t>Recipe inventory depletion logic verified.</w:t>
+            </w:r>
+          </w:p>
+        </w:tc>
+        <w:tc>
+          <w:tcPr>
+            <w:tcW w:type="dxa" w:w="893"/>
+            <w:tcMar>
+              <w:top w:w="80" w:type="dxa"/>
+              <w:bottom w:w="80" w:type="dxa"/>
+              <w:left w:w="60" w:type="dxa"/>
+              <w:right w:w="60" w:type="dxa"/>
+            </w:tcMar>
+            <w:tcW w:w="892" w:type="dxa"/>
+            <w:tcMar>
+              <w:top w:w="18" w:type="dxa"/>
+              <w:bottom w:w="18" w:type="dxa"/>
+              <w:left w:w="30" w:type="dxa"/>
+              <w:right w:w="30" w:type="dxa"/>
+            </w:tcMar>
+            <w:shd w:fill="F8FAFC"/>
+          </w:tcPr>
+          <w:p>
+            <w:pPr>
+              <w:spacing w:line="252" w:lineRule="auto" w:before="0" w:after="0"/>
+              <w:jc w:val="center"/>
+            </w:pPr>
+            <w:r>
+              <w:rPr>
+                <w:rFonts w:ascii="Times New Roman" w:hAnsi="Times New Roman"/>
+                <w:sz w:val="16"/>
+              </w:rPr>
+            </w:r>
+          </w:p>
+        </w:tc>
+      </w:tr>
+      <w:tr>
+        <w:trPr>
+          <w:cantSplit/>
+        </w:trPr>
+        <w:tc>
+          <w:tcPr>
+            <w:tcW w:type="dxa" w:w="792"/>
+            <w:tcMar>
+              <w:top w:w="80" w:type="dxa"/>
+              <w:bottom w:w="80" w:type="dxa"/>
+              <w:left w:w="60" w:type="dxa"/>
+              <w:right w:w="60" w:type="dxa"/>
+            </w:tcMar>
+            <w:tcW w:w="792" w:type="dxa"/>
+            <w:tcMar>
+              <w:top w:w="18" w:type="dxa"/>
+              <w:bottom w:w="18" w:type="dxa"/>
+              <w:left w:w="30" w:type="dxa"/>
+              <w:right w:w="30" w:type="dxa"/>
+            </w:tcMar>
+          </w:tcPr>
+          <w:p>
+            <w:pPr>
+              <w:spacing w:line="252" w:lineRule="auto" w:before="0" w:after="0"/>
+              <w:jc w:val="center"/>
+            </w:pPr>
+            <w:r>
+              <w:rPr>
+                <w:rFonts w:ascii="Times New Roman" w:hAnsi="Times New Roman"/>
+                <w:b/>
+                <w:sz w:val="16"/>
+              </w:rPr>
+              <w:t>13</w:t>
+            </w:r>
+          </w:p>
+        </w:tc>
+        <w:tc>
+          <w:tcPr>
+            <w:tcW w:type="dxa" w:w="1368"/>
+            <w:tcMar>
+              <w:top w:w="80" w:type="dxa"/>
+              <w:bottom w:w="80" w:type="dxa"/>
+              <w:left w:w="60" w:type="dxa"/>
+              <w:right w:w="60" w:type="dxa"/>
+            </w:tcMar>
+            <w:tcW w:w="1368" w:type="dxa"/>
+            <w:tcMar>
+              <w:top w:w="18" w:type="dxa"/>
+              <w:bottom w:w="18" w:type="dxa"/>
+              <w:left w:w="30" w:type="dxa"/>
+              <w:right w:w="30" w:type="dxa"/>
+            </w:tcMar>
+          </w:tcPr>
+          <w:p>
+            <w:pPr>
+              <w:spacing w:line="252" w:lineRule="auto" w:before="0" w:after="0"/>
+              <w:jc w:val="center"/>
+            </w:pPr>
+            <w:r>
+              <w:rPr>
+                <w:rFonts w:ascii="Times New Roman" w:hAnsi="Times New Roman"/>
+                <w:sz w:val="16"/>
+              </w:rPr>
+              <w:t>28/09/2026 - 03/10/2026</w:t>
+            </w:r>
+          </w:p>
+        </w:tc>
+        <w:tc>
+          <w:tcPr>
+            <w:tcW w:type="dxa" w:w="2808"/>
+            <w:tcMar>
+              <w:top w:w="80" w:type="dxa"/>
+              <w:bottom w:w="80" w:type="dxa"/>
+              <w:left w:w="60" w:type="dxa"/>
+              <w:right w:w="60" w:type="dxa"/>
+            </w:tcMar>
+            <w:tcW w:w="2808" w:type="dxa"/>
+            <w:tcMar>
+              <w:top w:w="18" w:type="dxa"/>
+              <w:bottom w:w="18" w:type="dxa"/>
+              <w:left w:w="30" w:type="dxa"/>
+              <w:right w:w="30" w:type="dxa"/>
+            </w:tcMar>
+          </w:tcPr>
+          <w:p>
+            <w:pPr>
+              <w:spacing w:line="252" w:lineRule="auto" w:before="0" w:after="0"/>
+              <w:jc w:val="left"/>
+            </w:pPr>
+            <w:r>
+              <w:rPr>
+                <w:rFonts w:ascii="Times New Roman" w:hAnsi="Times New Roman"/>
+                <w:sz w:val="16"/>
+              </w:rPr>
+              <w:t>System testing, security vulnerability auditing (IDOR / SQLi), and performance benchmarking.</w:t>
+            </w:r>
+          </w:p>
+        </w:tc>
+        <w:tc>
+          <w:tcPr>
+            <w:tcW w:type="dxa" w:w="2880"/>
+            <w:tcMar>
+              <w:top w:w="80" w:type="dxa"/>
+              <w:bottom w:w="80" w:type="dxa"/>
+              <w:left w:w="60" w:type="dxa"/>
+              <w:right w:w="60" w:type="dxa"/>
+            </w:tcMar>
+            <w:tcW w:w="2880" w:type="dxa"/>
+            <w:tcMar>
+              <w:top w:w="18" w:type="dxa"/>
+              <w:bottom w:w="18" w:type="dxa"/>
+              <w:left w:w="30" w:type="dxa"/>
+              <w:right w:w="30" w:type="dxa"/>
+            </w:tcMar>
+          </w:tcPr>
+          <w:p>
+            <w:pPr>
+              <w:spacing w:line="252" w:lineRule="auto" w:before="0" w:after="0"/>
+              <w:jc w:val="left"/>
+            </w:pPr>
+            <w:r>
+              <w:rPr>
+                <w:rFonts w:ascii="Times New Roman" w:hAnsi="Times New Roman"/>
+                <w:sz w:val="16"/>
+              </w:rPr>
+              <w:t>Executed 24 automated PHPUnit test suites; verified 100% tenant isolation; benchmarked sub-300ms average response time under simulated load.</w:t>
+            </w:r>
+          </w:p>
+        </w:tc>
+        <w:tc>
+          <w:tcPr>
+            <w:tcW w:type="dxa" w:w="1152"/>
+            <w:tcMar>
+              <w:top w:w="80" w:type="dxa"/>
+              <w:bottom w:w="80" w:type="dxa"/>
+              <w:left w:w="60" w:type="dxa"/>
+              <w:right w:w="60" w:type="dxa"/>
+            </w:tcMar>
+            <w:tcW w:w="1152" w:type="dxa"/>
+            <w:tcMar>
+              <w:top w:w="18" w:type="dxa"/>
+              <w:bottom w:w="18" w:type="dxa"/>
+              <w:left w:w="30" w:type="dxa"/>
+              <w:right w:w="30" w:type="dxa"/>
+            </w:tcMar>
+          </w:tcPr>
+          <w:p>
+            <w:pPr>
+              <w:spacing w:line="252" w:lineRule="auto" w:before="0" w:after="0"/>
+              <w:jc w:val="center"/>
+            </w:pPr>
+            <w:r>
+              <w:rPr>
+                <w:rFonts w:ascii="Times New Roman" w:hAnsi="Times New Roman"/>
+                <w:sz w:val="16"/>
+              </w:rPr>
+              <w:t>Security and performance testing passed.</w:t>
+            </w:r>
+          </w:p>
+        </w:tc>
+        <w:tc>
+          <w:tcPr>
+            <w:tcW w:type="dxa" w:w="893"/>
+            <w:tcMar>
+              <w:top w:w="80" w:type="dxa"/>
+              <w:bottom w:w="80" w:type="dxa"/>
+              <w:left w:w="60" w:type="dxa"/>
+              <w:right w:w="60" w:type="dxa"/>
+            </w:tcMar>
+            <w:tcW w:w="892" w:type="dxa"/>
+            <w:tcMar>
+              <w:top w:w="18" w:type="dxa"/>
+              <w:bottom w:w="18" w:type="dxa"/>
+              <w:left w:w="30" w:type="dxa"/>
+              <w:right w:w="30" w:type="dxa"/>
+            </w:tcMar>
+          </w:tcPr>
+          <w:p>
+            <w:pPr>
+              <w:spacing w:line="252" w:lineRule="auto" w:before="0" w:after="0"/>
+              <w:jc w:val="center"/>
+            </w:pPr>
+            <w:r>
+              <w:rPr>
+                <w:rFonts w:ascii="Times New Roman" w:hAnsi="Times New Roman"/>
+                <w:sz w:val="16"/>
+              </w:rPr>
+            </w:r>
+          </w:p>
+        </w:tc>
+      </w:tr>
+      <w:tr>
+        <w:trPr>
+          <w:cantSplit/>
+        </w:trPr>
+        <w:tc>
+          <w:tcPr>
+            <w:tcW w:type="dxa" w:w="792"/>
+            <w:tcMar>
+              <w:top w:w="80" w:type="dxa"/>
+              <w:bottom w:w="80" w:type="dxa"/>
+              <w:left w:w="60" w:type="dxa"/>
+              <w:right w:w="60" w:type="dxa"/>
+            </w:tcMar>
+            <w:tcW w:w="792" w:type="dxa"/>
+            <w:tcMar>
+              <w:top w:w="18" w:type="dxa"/>
+              <w:bottom w:w="18" w:type="dxa"/>
+              <w:left w:w="30" w:type="dxa"/>
+              <w:right w:w="30" w:type="dxa"/>
+            </w:tcMar>
+            <w:shd w:fill="F8FAFC"/>
+          </w:tcPr>
+          <w:p>
+            <w:pPr>
+              <w:spacing w:line="252" w:lineRule="auto" w:before="0" w:after="0"/>
+              <w:jc w:val="center"/>
+            </w:pPr>
+            <w:r>
+              <w:rPr>
+                <w:rFonts w:ascii="Times New Roman" w:hAnsi="Times New Roman"/>
+                <w:b/>
+                <w:sz w:val="16"/>
+              </w:rPr>
+              <w:t>14</w:t>
+            </w:r>
+          </w:p>
+        </w:tc>
+        <w:tc>
+          <w:tcPr>
+            <w:tcW w:type="dxa" w:w="1368"/>
+            <w:tcMar>
+              <w:top w:w="80" w:type="dxa"/>
+              <w:bottom w:w="80" w:type="dxa"/>
+              <w:left w:w="60" w:type="dxa"/>
+              <w:right w:w="60" w:type="dxa"/>
+            </w:tcMar>
+            <w:tcW w:w="1368" w:type="dxa"/>
+            <w:tcMar>
+              <w:top w:w="18" w:type="dxa"/>
+              <w:bottom w:w="18" w:type="dxa"/>
+              <w:left w:w="30" w:type="dxa"/>
+              <w:right w:w="30" w:type="dxa"/>
+            </w:tcMar>
+            <w:shd w:fill="F8FAFC"/>
+          </w:tcPr>
+          <w:p>
+            <w:pPr>
+              <w:spacing w:line="252" w:lineRule="auto" w:before="0" w:after="0"/>
+              <w:jc w:val="center"/>
+            </w:pPr>
+            <w:r>
+              <w:rPr>
+                <w:rFonts w:ascii="Times New Roman" w:hAnsi="Times New Roman"/>
+                <w:sz w:val="16"/>
+              </w:rPr>
+              <w:t>05/10/2026 - 10/10/2026</w:t>
+            </w:r>
+          </w:p>
+        </w:tc>
+        <w:tc>
+          <w:tcPr>
+            <w:tcW w:type="dxa" w:w="2808"/>
+            <w:tcMar>
+              <w:top w:w="80" w:type="dxa"/>
+              <w:bottom w:w="80" w:type="dxa"/>
+              <w:left w:w="60" w:type="dxa"/>
+              <w:right w:w="60" w:type="dxa"/>
+            </w:tcMar>
+            <w:tcW w:w="2808" w:type="dxa"/>
+            <w:tcMar>
+              <w:top w:w="18" w:type="dxa"/>
+              <w:bottom w:w="18" w:type="dxa"/>
+              <w:left w:w="30" w:type="dxa"/>
+              <w:right w:w="30" w:type="dxa"/>
+            </w:tcMar>
+            <w:shd w:fill="F8FAFC"/>
+          </w:tcPr>
+          <w:p>
+            <w:pPr>
+              <w:spacing w:line="252" w:lineRule="auto" w:before="0" w:after="0"/>
+              <w:jc w:val="left"/>
+            </w:pPr>
+            <w:r>
+              <w:rPr>
+                <w:rFonts w:ascii="Times New Roman" w:hAnsi="Times New Roman"/>
+                <w:sz w:val="16"/>
+              </w:rPr>
+              <w:t>Production cloud server deployment, Nginx configuration, and SSL/TLS certificate setup.</w:t>
+            </w:r>
+          </w:p>
+        </w:tc>
+        <w:tc>
+          <w:tcPr>
+            <w:tcW w:type="dxa" w:w="2880"/>
+            <w:tcMar>
+              <w:top w:w="80" w:type="dxa"/>
+              <w:bottom w:w="80" w:type="dxa"/>
+              <w:left w:w="60" w:type="dxa"/>
+              <w:right w:w="60" w:type="dxa"/>
+            </w:tcMar>
+            <w:tcW w:w="2880" w:type="dxa"/>
+            <w:tcMar>
+              <w:top w:w="18" w:type="dxa"/>
+              <w:bottom w:w="18" w:type="dxa"/>
+              <w:left w:w="30" w:type="dxa"/>
+              <w:right w:w="30" w:type="dxa"/>
+            </w:tcMar>
+            <w:shd w:fill="F8FAFC"/>
+          </w:tcPr>
+          <w:p>
+            <w:pPr>
+              <w:spacing w:line="252" w:lineRule="auto" w:before="0" w:after="0"/>
+              <w:jc w:val="left"/>
+            </w:pPr>
+            <w:r>
+              <w:rPr>
+                <w:rFonts w:ascii="Times New Roman" w:hAnsi="Times New Roman"/>
+                <w:sz w:val="16"/>
+              </w:rPr>
+              <w:t>Deployed DineFlow AI on AWS EC2 Ubuntu 24.04 LTS instance at dineflowai.duckdns.org; configured Let's Encrypt TLS 1.3 with A+ security rating.</w:t>
+            </w:r>
+          </w:p>
+        </w:tc>
+        <w:tc>
+          <w:tcPr>
+            <w:tcW w:type="dxa" w:w="1152"/>
+            <w:tcMar>
+              <w:top w:w="80" w:type="dxa"/>
+              <w:bottom w:w="80" w:type="dxa"/>
+              <w:left w:w="60" w:type="dxa"/>
+              <w:right w:w="60" w:type="dxa"/>
+            </w:tcMar>
+            <w:tcW w:w="1152" w:type="dxa"/>
+            <w:tcMar>
+              <w:top w:w="18" w:type="dxa"/>
+              <w:bottom w:w="18" w:type="dxa"/>
+              <w:left w:w="30" w:type="dxa"/>
+              <w:right w:w="30" w:type="dxa"/>
+            </w:tcMar>
+            <w:shd w:fill="F8FAFC"/>
+          </w:tcPr>
+          <w:p>
+            <w:pPr>
+              <w:spacing w:line="252" w:lineRule="auto" w:before="0" w:after="0"/>
+              <w:jc w:val="center"/>
+            </w:pPr>
+            <w:r>
+              <w:rPr>
+                <w:rFonts w:ascii="Times New Roman" w:hAnsi="Times New Roman"/>
+                <w:sz w:val="16"/>
+              </w:rPr>
+              <w:t>Live cloud deployment verified online.</w:t>
+            </w:r>
+          </w:p>
+        </w:tc>
+        <w:tc>
+          <w:tcPr>
+            <w:tcW w:type="dxa" w:w="893"/>
+            <w:tcMar>
+              <w:top w:w="80" w:type="dxa"/>
+              <w:bottom w:w="80" w:type="dxa"/>
+              <w:left w:w="60" w:type="dxa"/>
+              <w:right w:w="60" w:type="dxa"/>
+            </w:tcMar>
+            <w:tcW w:w="892" w:type="dxa"/>
+            <w:tcMar>
+              <w:top w:w="18" w:type="dxa"/>
+              <w:bottom w:w="18" w:type="dxa"/>
+              <w:left w:w="30" w:type="dxa"/>
+              <w:right w:w="30" w:type="dxa"/>
+            </w:tcMar>
+            <w:shd w:fill="F8FAFC"/>
+          </w:tcPr>
+          <w:p>
+            <w:pPr>
+              <w:spacing w:line="252" w:lineRule="auto" w:before="0" w:after="0"/>
+              <w:jc w:val="center"/>
+            </w:pPr>
+            <w:r>
+              <w:rPr>
+                <w:rFonts w:ascii="Times New Roman" w:hAnsi="Times New Roman"/>
+                <w:sz w:val="16"/>
+              </w:rPr>
+            </w:r>
+          </w:p>
+        </w:tc>
+      </w:tr>
+      <w:tr>
+        <w:trPr>
+          <w:cantSplit/>
+        </w:trPr>
+        <w:tc>
+          <w:tcPr>
+            <w:tcW w:type="dxa" w:w="792"/>
+            <w:tcMar>
+              <w:top w:w="80" w:type="dxa"/>
+              <w:bottom w:w="80" w:type="dxa"/>
+              <w:left w:w="60" w:type="dxa"/>
+              <w:right w:w="60" w:type="dxa"/>
+            </w:tcMar>
+            <w:tcW w:w="792" w:type="dxa"/>
+            <w:tcMar>
+              <w:top w:w="18" w:type="dxa"/>
+              <w:bottom w:w="18" w:type="dxa"/>
+              <w:left w:w="30" w:type="dxa"/>
+              <w:right w:w="30" w:type="dxa"/>
+            </w:tcMar>
+          </w:tcPr>
+          <w:p>
+            <w:pPr>
+              <w:spacing w:line="252" w:lineRule="auto" w:before="0" w:after="0"/>
+              <w:jc w:val="center"/>
+            </w:pPr>
+            <w:r>
+              <w:rPr>
+                <w:rFonts w:ascii="Times New Roman" w:hAnsi="Times New Roman"/>
+                <w:b/>
+                <w:sz w:val="16"/>
+              </w:rPr>
+              <w:t>15</w:t>
+            </w:r>
+          </w:p>
+        </w:tc>
+        <w:tc>
+          <w:tcPr>
+            <w:tcW w:type="dxa" w:w="1368"/>
+            <w:tcMar>
+              <w:top w:w="80" w:type="dxa"/>
+              <w:bottom w:w="80" w:type="dxa"/>
+              <w:left w:w="60" w:type="dxa"/>
+              <w:right w:w="60" w:type="dxa"/>
+            </w:tcMar>
+            <w:tcW w:w="1368" w:type="dxa"/>
+            <w:tcMar>
+              <w:top w:w="18" w:type="dxa"/>
+              <w:bottom w:w="18" w:type="dxa"/>
+              <w:left w:w="30" w:type="dxa"/>
+              <w:right w:w="30" w:type="dxa"/>
+            </w:tcMar>
+          </w:tcPr>
+          <w:p>
+            <w:pPr>
+              <w:spacing w:line="252" w:lineRule="auto" w:before="0" w:after="0"/>
+              <w:jc w:val="center"/>
+            </w:pPr>
+            <w:r>
+              <w:rPr>
+                <w:rFonts w:ascii="Times New Roman" w:hAnsi="Times New Roman"/>
+                <w:sz w:val="16"/>
+              </w:rPr>
+              <w:t>12/10/2026 - 17/10/2026</w:t>
+            </w:r>
+          </w:p>
+        </w:tc>
+        <w:tc>
+          <w:tcPr>
+            <w:tcW w:type="dxa" w:w="2808"/>
+            <w:tcMar>
+              <w:top w:w="80" w:type="dxa"/>
+              <w:bottom w:w="80" w:type="dxa"/>
+              <w:left w:w="60" w:type="dxa"/>
+              <w:right w:w="60" w:type="dxa"/>
+            </w:tcMar>
+            <w:tcW w:w="2808" w:type="dxa"/>
+            <w:tcMar>
+              <w:top w:w="18" w:type="dxa"/>
+              <w:bottom w:w="18" w:type="dxa"/>
+              <w:left w:w="30" w:type="dxa"/>
+              <w:right w:w="30" w:type="dxa"/>
+            </w:tcMar>
+          </w:tcPr>
+          <w:p>
+            <w:pPr>
+              <w:spacing w:line="252" w:lineRule="auto" w:before="0" w:after="0"/>
+              <w:jc w:val="left"/>
+            </w:pPr>
+            <w:r>
+              <w:rPr>
+                <w:rFonts w:ascii="Times New Roman" w:hAnsi="Times New Roman"/>
+                <w:sz w:val="16"/>
+              </w:rPr>
+              <w:t>Final GTU Minor Project Report documentation, logbook completion, presentation slide preparation, and viva rehearsal.</w:t>
+            </w:r>
+          </w:p>
+        </w:tc>
+        <w:tc>
+          <w:tcPr>
+            <w:tcW w:type="dxa" w:w="2880"/>
+            <w:tcMar>
+              <w:top w:w="80" w:type="dxa"/>
+              <w:bottom w:w="80" w:type="dxa"/>
+              <w:left w:w="60" w:type="dxa"/>
+              <w:right w:w="60" w:type="dxa"/>
+            </w:tcMar>
+            <w:tcW w:w="2880" w:type="dxa"/>
+            <w:tcMar>
+              <w:top w:w="18" w:type="dxa"/>
+              <w:bottom w:w="18" w:type="dxa"/>
+              <w:left w:w="30" w:type="dxa"/>
+              <w:right w:w="30" w:type="dxa"/>
+            </w:tcMar>
+          </w:tcPr>
+          <w:p>
+            <w:pPr>
+              <w:spacing w:line="252" w:lineRule="auto" w:before="0" w:after="0"/>
+              <w:jc w:val="left"/>
+            </w:pPr>
+            <w:r>
+              <w:rPr>
+                <w:rFonts w:ascii="Times New Roman" w:hAnsi="Times New Roman"/>
+                <w:sz w:val="16"/>
+              </w:rPr>
+              <w:t>Compiled complete 17-page GTU project report with formal index and code appendix; prepared 17-slide PPT; finalized logbook records.</w:t>
+            </w:r>
+          </w:p>
+        </w:tc>
+        <w:tc>
+          <w:tcPr>
+            <w:tcW w:type="dxa" w:w="1152"/>
+            <w:tcMar>
+              <w:top w:w="80" w:type="dxa"/>
+              <w:bottom w:w="80" w:type="dxa"/>
+              <w:left w:w="60" w:type="dxa"/>
+              <w:right w:w="60" w:type="dxa"/>
+            </w:tcMar>
+            <w:tcW w:w="1152" w:type="dxa"/>
+            <w:tcMar>
+              <w:top w:w="18" w:type="dxa"/>
+              <w:bottom w:w="18" w:type="dxa"/>
+              <w:left w:w="30" w:type="dxa"/>
+              <w:right w:w="30" w:type="dxa"/>
+            </w:tcMar>
+          </w:tcPr>
+          <w:p>
+            <w:pPr>
+              <w:spacing w:line="252" w:lineRule="auto" w:before="0" w:after="0"/>
+              <w:jc w:val="center"/>
+            </w:pPr>
+            <w:r>
+              <w:rPr>
+                <w:rFonts w:ascii="Times New Roman" w:hAnsi="Times New Roman"/>
+                <w:sz w:val="16"/>
+              </w:rPr>
+              <w:t>Minor project completed satisfactorily; eligible for Viva.</w:t>
+            </w:r>
+          </w:p>
+        </w:tc>
+        <w:tc>
+          <w:tcPr>
+            <w:tcW w:type="dxa" w:w="893"/>
+            <w:tcMar>
+              <w:top w:w="80" w:type="dxa"/>
+              <w:bottom w:w="80" w:type="dxa"/>
+              <w:left w:w="60" w:type="dxa"/>
+              <w:right w:w="60" w:type="dxa"/>
+            </w:tcMar>
+            <w:tcW w:w="892" w:type="dxa"/>
+            <w:tcMar>
+              <w:top w:w="18" w:type="dxa"/>
+              <w:bottom w:w="18" w:type="dxa"/>
+              <w:left w:w="30" w:type="dxa"/>
+              <w:right w:w="30" w:type="dxa"/>
+            </w:tcMar>
+          </w:tcPr>
+          <w:p>
+            <w:pPr>
+              <w:spacing w:line="252" w:lineRule="auto" w:before="0" w:after="0"/>
+              <w:jc w:val="center"/>
+            </w:pPr>
+            <w:r>
+              <w:rPr>
+                <w:rFonts w:ascii="Times New Roman" w:hAnsi="Times New Roman"/>
+                <w:sz w:val="16"/>
+              </w:rPr>
+            </w:r>
+          </w:p>
+        </w:tc>
+      </w:tr>
+    </w:tbl>
+    <w:p>
+      <w:pPr>
+        <w:spacing w:before="160" w:after="80"/>
+      </w:pPr>
+      <w:r>
+        <w:rPr>
+          <w:rFonts w:ascii="Times New Roman" w:hAnsi="Times New Roman"/>
+          <w:b/>
+          <w:color w:val="1E3A8A"/>
+          <w:sz w:val="19"/>
+        </w:rPr>
+        <w:t>End-of-Semester Project Completion Verification:</w:t>
+      </w:r>
+    </w:p>
+    <w:tbl>
+      <w:tblPr>
+        <w:tblW w:type="auto" w:w="0"/>
+        <w:jc w:val="center"/>
+        <w:tblLayout w:type="fixed"/>
+        <w:tblLook w:firstColumn="1" w:firstRow="1" w:lastColumn="0" w:lastRow="0" w:noHBand="0" w:noVBand="1" w:val="04A0"/>
+        <w:tblBorders>
+          <w:top w:val="single" w:sz="6" w:space="0" w:color="CBD5E1"/>
+          <w:left w:val="single" w:sz="4" w:space="0" w:color="CBD5E1"/>
+          <w:bottom w:val="single" w:sz="6" w:space="0" w:color="CBD5E1"/>
+          <w:right w:val="single" w:sz="4" w:space="0" w:color="CBD5E1"/>
+          <w:insideH w:val="single" w:sz="4" w:space="0" w:color="CBD5E1"/>
+          <w:insideV w:val="single" w:sz="4" w:space="0" w:color="CBD5E1"/>
+        </w:tblBorders>
+      </w:tblPr>
+      <w:tblGrid>
+        <w:gridCol w:w="4896"/>
+        <w:gridCol w:w="4896"/>
+      </w:tblGrid>
+      <w:tr>
+        <w:trPr>
+          <w:cantSplit/>
+        </w:trPr>
+        <w:tc>
+          <w:tcPr>
+            <w:tcW w:type="dxa" w:w="4896"/>
+            <w:tcW w:w="4896" w:type="dxa"/>
+            <w:tcMar>
+              <w:top w:w="30" w:type="dxa"/>
+              <w:bottom w:w="30" w:type="dxa"/>
+              <w:left w:w="50" w:type="dxa"/>
+              <w:right w:w="50" w:type="dxa"/>
+            </w:tcMar>
+            <w:shd w:fill="F8FAFC"/>
+          </w:tcPr>
+          <w:p>
+            <w:pPr>
+              <w:spacing w:after="0" w:line="276" w:lineRule="auto"/>
             </w:pPr>
             <w:r>
               <w:rPr>
@@ -2320,139 +4580,44 @@
                 <w:b/>
                 <w:sz w:val="17"/>
               </w:rPr>
-              <w:t>9</w:t>
+              <w:t>Candidate Verification:</w:t>
+              <w:br/>
+            </w:r>
+            <w:r>
+              <w:rPr>
+                <w:rFonts w:ascii="Times New Roman" w:hAnsi="Times New Roman"/>
+                <w:color w:val="94A3B8"/>
+                <w:sz w:val="17"/>
+              </w:rPr>
+              <w:t>_______________________________</w:t>
+              <w:br/>
+            </w:r>
+            <w:r>
+              <w:rPr>
+                <w:rFonts w:ascii="Times New Roman" w:hAnsi="Times New Roman"/>
+                <w:sz w:val="16"/>
+              </w:rPr>
+              <w:t>PATEL SHUBH MAHESHKUMAR</w:t>
+              <w:br/>
+              <w:t>(Team Lead - On behalf of Team)</w:t>
             </w:r>
           </w:p>
         </w:tc>
         <w:tc>
           <w:tcPr>
-            <w:tcW w:type="dxa" w:w="1601"/>
-            <w:tcMar>
-              <w:top w:w="80" w:type="dxa"/>
-              <w:bottom w:w="80" w:type="dxa"/>
-              <w:left w:w="60" w:type="dxa"/>
-              <w:right w:w="60" w:type="dxa"/>
-            </w:tcMar>
+            <w:tcW w:type="dxa" w:w="4896"/>
+            <w:tcW w:w="4896" w:type="dxa"/>
+            <w:tcMar>
+              <w:top w:w="30" w:type="dxa"/>
+              <w:bottom w:w="30" w:type="dxa"/>
+              <w:left w:w="50" w:type="dxa"/>
+              <w:right w:w="50" w:type="dxa"/>
+            </w:tcMar>
+            <w:shd w:fill="F8FAFC"/>
           </w:tcPr>
           <w:p>
             <w:pPr>
-              <w:jc w:val="center"/>
-            </w:pPr>
-            <w:r>
-              <w:rPr>
-                <w:rFonts w:ascii="Times New Roman" w:hAnsi="Times New Roman"/>
-                <w:sz w:val="17"/>
-              </w:rPr>
-              <w:t>31/08/2026 - 05/09/2026</w:t>
-            </w:r>
-          </w:p>
-        </w:tc>
-        <w:tc>
-          <w:tcPr>
-            <w:tcW w:type="dxa" w:w="1601"/>
-            <w:tcMar>
-              <w:top w:w="80" w:type="dxa"/>
-              <w:bottom w:w="80" w:type="dxa"/>
-              <w:left w:w="60" w:type="dxa"/>
-              <w:right w:w="60" w:type="dxa"/>
-            </w:tcMar>
-          </w:tcPr>
-          <w:p>
-            <w:pPr>
-              <w:jc w:val="left"/>
-            </w:pPr>
-            <w:r>
-              <w:rPr>
-                <w:rFonts w:ascii="Times New Roman" w:hAnsi="Times New Roman"/>
-                <w:sz w:val="17"/>
-              </w:rPr>
-              <w:t>Kitchen Display System (KDS) queue development and real-time bidirectional WebSocket synchronization.</w:t>
-            </w:r>
-          </w:p>
-        </w:tc>
-        <w:tc>
-          <w:tcPr>
-            <w:tcW w:type="dxa" w:w="1601"/>
-            <w:tcMar>
-              <w:top w:w="80" w:type="dxa"/>
-              <w:bottom w:w="80" w:type="dxa"/>
-              <w:left w:w="60" w:type="dxa"/>
-              <w:right w:w="60" w:type="dxa"/>
-            </w:tcMar>
-          </w:tcPr>
-          <w:p>
-            <w:pPr>
-              <w:jc w:val="left"/>
-            </w:pPr>
-            <w:r>
-              <w:rPr>
-                <w:rFonts w:ascii="Times New Roman" w:hAnsi="Times New Roman"/>
-                <w:sz w:val="17"/>
-              </w:rPr>
-              <w:t>Integrated Pusher WebSockets; orders placed via QR/POS push instantly to KDS display queue with color-coded timers (&lt;240ms).</w:t>
-            </w:r>
-          </w:p>
-        </w:tc>
-        <w:tc>
-          <w:tcPr>
-            <w:tcW w:type="dxa" w:w="1601"/>
-            <w:tcMar>
-              <w:top w:w="80" w:type="dxa"/>
-              <w:bottom w:w="80" w:type="dxa"/>
-              <w:left w:w="60" w:type="dxa"/>
-              <w:right w:w="60" w:type="dxa"/>
-            </w:tcMar>
-          </w:tcPr>
-          <w:p>
-            <w:pPr>
-              <w:jc w:val="left"/>
-            </w:pPr>
-            <w:r>
-              <w:rPr>
-                <w:rFonts w:ascii="Times New Roman" w:hAnsi="Times New Roman"/>
-                <w:sz w:val="17"/>
-              </w:rPr>
-              <w:t>WebSocket sub-second sync demonstrated in lab.</w:t>
-            </w:r>
-          </w:p>
-        </w:tc>
-        <w:tc>
-          <w:tcPr>
-            <w:tcW w:type="dxa" w:w="1601"/>
-            <w:tcMar>
-              <w:top w:w="80" w:type="dxa"/>
-              <w:bottom w:w="80" w:type="dxa"/>
-              <w:left w:w="60" w:type="dxa"/>
-              <w:right w:w="60" w:type="dxa"/>
-            </w:tcMar>
-          </w:tcPr>
-          <w:p>
-            <w:pPr>
-              <w:jc w:val="center"/>
-            </w:pPr>
-            <w:r>
-              <w:rPr>
-                <w:rFonts w:ascii="Times New Roman" w:hAnsi="Times New Roman"/>
-                <w:sz w:val="17"/>
-              </w:rPr>
-            </w:r>
-          </w:p>
-        </w:tc>
-      </w:tr>
-      <w:tr>
-        <w:tc>
-          <w:tcPr>
-            <w:tcW w:type="dxa" w:w="1601"/>
-            <w:tcMar>
-              <w:top w:w="80" w:type="dxa"/>
-              <w:bottom w:w="80" w:type="dxa"/>
-              <w:left w:w="60" w:type="dxa"/>
-              <w:right w:w="60" w:type="dxa"/>
-            </w:tcMar>
-          </w:tcPr>
-          <w:p>
-            <w:pPr>
-              <w:jc w:val="center"/>
+              <w:spacing w:after="0" w:line="276" w:lineRule="auto"/>
             </w:pPr>
             <w:r>
               <w:rPr>
@@ -2460,821 +4625,26 @@
                 <w:b/>
                 <w:sz w:val="17"/>
               </w:rPr>
-              <w:t>10</w:t>
+              <w:t>Project Guide Completion Sign-off:</w:t>
+              <w:br/>
             </w:r>
-          </w:p>
-        </w:tc>
-        <w:tc>
-          <w:tcPr>
-            <w:tcW w:type="dxa" w:w="1601"/>
-            <w:tcMar>
-              <w:top w:w="80" w:type="dxa"/>
-              <w:bottom w:w="80" w:type="dxa"/>
-              <w:left w:w="60" w:type="dxa"/>
-              <w:right w:w="60" w:type="dxa"/>
-            </w:tcMar>
-          </w:tcPr>
-          <w:p>
-            <w:pPr>
-              <w:jc w:val="center"/>
-            </w:pPr>
             <w:r>
               <w:rPr>
                 <w:rFonts w:ascii="Times New Roman" w:hAnsi="Times New Roman"/>
+                <w:color w:val="94A3B8"/>
                 <w:sz w:val="17"/>
               </w:rPr>
-              <w:t>07/09/2026 - 12/09/2026</w:t>
+              <w:t>_______________________________</w:t>
+              <w:br/>
             </w:r>
-          </w:p>
-        </w:tc>
-        <w:tc>
-          <w:tcPr>
-            <w:tcW w:type="dxa" w:w="1601"/>
-            <w:tcMar>
-              <w:top w:w="80" w:type="dxa"/>
-              <w:bottom w:w="80" w:type="dxa"/>
-              <w:left w:w="60" w:type="dxa"/>
-              <w:right w:w="60" w:type="dxa"/>
-            </w:tcMar>
-          </w:tcPr>
-          <w:p>
-            <w:pPr>
-              <w:jc w:val="left"/>
-            </w:pPr>
             <w:r>
               <w:rPr>
                 <w:rFonts w:ascii="Times New Roman" w:hAnsi="Times New Roman"/>
-                <w:sz w:val="17"/>
+                <w:sz w:val="16"/>
               </w:rPr>
-              <w:t>ESC/POS thermal receipt printer interfacing and raw byte-stream driver implementation.</w:t>
-            </w:r>
-          </w:p>
-        </w:tc>
-        <w:tc>
-          <w:tcPr>
-            <w:tcW w:type="dxa" w:w="1601"/>
-            <w:tcMar>
-              <w:top w:w="80" w:type="dxa"/>
-              <w:bottom w:w="80" w:type="dxa"/>
-              <w:left w:w="60" w:type="dxa"/>
-              <w:right w:w="60" w:type="dxa"/>
-            </w:tcMar>
-          </w:tcPr>
-          <w:p>
-            <w:pPr>
-              <w:jc w:val="left"/>
-            </w:pPr>
-            <w:r>
-              <w:rPr>
-                <w:rFonts w:ascii="Times New Roman" w:hAnsi="Times New Roman"/>
-                <w:sz w:val="17"/>
-              </w:rPr>
-              <w:t>Interfaced 58mm/80mm USB/Bluetooth thermal printer; built direct browser print driver bypassing print dialogues for silent instant printing.</w:t>
-            </w:r>
-          </w:p>
-        </w:tc>
-        <w:tc>
-          <w:tcPr>
-            <w:tcW w:type="dxa" w:w="1601"/>
-            <w:tcMar>
-              <w:top w:w="80" w:type="dxa"/>
-              <w:bottom w:w="80" w:type="dxa"/>
-              <w:left w:w="60" w:type="dxa"/>
-              <w:right w:w="60" w:type="dxa"/>
-            </w:tcMar>
-          </w:tcPr>
-          <w:p>
-            <w:pPr>
-              <w:jc w:val="left"/>
-            </w:pPr>
-            <w:r>
-              <w:rPr>
-                <w:rFonts w:ascii="Times New Roman" w:hAnsi="Times New Roman"/>
-                <w:sz w:val="17"/>
-              </w:rPr>
-              <w:t>Hardware printing verified on physical printer.</w:t>
-            </w:r>
-          </w:p>
-        </w:tc>
-        <w:tc>
-          <w:tcPr>
-            <w:tcW w:type="dxa" w:w="1601"/>
-            <w:tcMar>
-              <w:top w:w="80" w:type="dxa"/>
-              <w:bottom w:w="80" w:type="dxa"/>
-              <w:left w:w="60" w:type="dxa"/>
-              <w:right w:w="60" w:type="dxa"/>
-            </w:tcMar>
-          </w:tcPr>
-          <w:p>
-            <w:pPr>
-              <w:jc w:val="center"/>
-            </w:pPr>
-            <w:r>
-              <w:rPr>
-                <w:rFonts w:ascii="Times New Roman" w:hAnsi="Times New Roman"/>
-                <w:sz w:val="17"/>
-              </w:rPr>
-            </w:r>
-          </w:p>
-        </w:tc>
-      </w:tr>
-      <w:tr>
-        <w:tc>
-          <w:tcPr>
-            <w:tcW w:type="dxa" w:w="1601"/>
-            <w:tcMar>
-              <w:top w:w="80" w:type="dxa"/>
-              <w:bottom w:w="80" w:type="dxa"/>
-              <w:left w:w="60" w:type="dxa"/>
-              <w:right w:w="60" w:type="dxa"/>
-            </w:tcMar>
-          </w:tcPr>
-          <w:p>
-            <w:pPr>
-              <w:jc w:val="center"/>
-            </w:pPr>
-            <w:r>
-              <w:rPr>
-                <w:rFonts w:ascii="Times New Roman" w:hAnsi="Times New Roman"/>
-                <w:b/>
-                <w:sz w:val="17"/>
-              </w:rPr>
-              <w:t>11</w:t>
-            </w:r>
-          </w:p>
-        </w:tc>
-        <w:tc>
-          <w:tcPr>
-            <w:tcW w:type="dxa" w:w="1601"/>
-            <w:tcMar>
-              <w:top w:w="80" w:type="dxa"/>
-              <w:bottom w:w="80" w:type="dxa"/>
-              <w:left w:w="60" w:type="dxa"/>
-              <w:right w:w="60" w:type="dxa"/>
-            </w:tcMar>
-          </w:tcPr>
-          <w:p>
-            <w:pPr>
-              <w:jc w:val="center"/>
-            </w:pPr>
-            <w:r>
-              <w:rPr>
-                <w:rFonts w:ascii="Times New Roman" w:hAnsi="Times New Roman"/>
-                <w:sz w:val="17"/>
-              </w:rPr>
-              <w:t>14/09/2026 - 19/09/2026</w:t>
-            </w:r>
-          </w:p>
-        </w:tc>
-        <w:tc>
-          <w:tcPr>
-            <w:tcW w:type="dxa" w:w="1601"/>
-            <w:tcMar>
-              <w:top w:w="80" w:type="dxa"/>
-              <w:bottom w:w="80" w:type="dxa"/>
-              <w:left w:w="60" w:type="dxa"/>
-              <w:right w:w="60" w:type="dxa"/>
-            </w:tcMar>
-          </w:tcPr>
-          <w:p>
-            <w:pPr>
-              <w:jc w:val="left"/>
-            </w:pPr>
-            <w:r>
-              <w:rPr>
-                <w:rFonts w:ascii="Times New Roman" w:hAnsi="Times New Roman"/>
-                <w:sz w:val="17"/>
-              </w:rPr>
-              <w:t>Web Audio API integration and Gujarati regional voice soundbox alert system development.</w:t>
-            </w:r>
-          </w:p>
-        </w:tc>
-        <w:tc>
-          <w:tcPr>
-            <w:tcW w:type="dxa" w:w="1601"/>
-            <w:tcMar>
-              <w:top w:w="80" w:type="dxa"/>
-              <w:bottom w:w="80" w:type="dxa"/>
-              <w:left w:w="60" w:type="dxa"/>
-              <w:right w:w="60" w:type="dxa"/>
-            </w:tcMar>
-          </w:tcPr>
-          <w:p>
-            <w:pPr>
-              <w:jc w:val="left"/>
-            </w:pPr>
-            <w:r>
-              <w:rPr>
-                <w:rFonts w:ascii="Times New Roman" w:hAnsi="Times New Roman"/>
-                <w:sz w:val="17"/>
-              </w:rPr>
-              <w:t>Engineered HTML5 speech synthesis module broadcasting automated voice order alerts in Gujarati ('નવો ઓર્ડર: ટેબલ ૧, ૨ આઇટમ્સ').</w:t>
-            </w:r>
-          </w:p>
-        </w:tc>
-        <w:tc>
-          <w:tcPr>
-            <w:tcW w:type="dxa" w:w="1601"/>
-            <w:tcMar>
-              <w:top w:w="80" w:type="dxa"/>
-              <w:bottom w:w="80" w:type="dxa"/>
-              <w:left w:w="60" w:type="dxa"/>
-              <w:right w:w="60" w:type="dxa"/>
-            </w:tcMar>
-          </w:tcPr>
-          <w:p>
-            <w:pPr>
-              <w:jc w:val="left"/>
-            </w:pPr>
-            <w:r>
-              <w:rPr>
-                <w:rFonts w:ascii="Times New Roman" w:hAnsi="Times New Roman"/>
-                <w:sz w:val="17"/>
-              </w:rPr>
-              <w:t>Innovative regional voice alert approved.</w:t>
-            </w:r>
-          </w:p>
-        </w:tc>
-        <w:tc>
-          <w:tcPr>
-            <w:tcW w:type="dxa" w:w="1601"/>
-            <w:tcMar>
-              <w:top w:w="80" w:type="dxa"/>
-              <w:bottom w:w="80" w:type="dxa"/>
-              <w:left w:w="60" w:type="dxa"/>
-              <w:right w:w="60" w:type="dxa"/>
-            </w:tcMar>
-          </w:tcPr>
-          <w:p>
-            <w:pPr>
-              <w:jc w:val="center"/>
-            </w:pPr>
-            <w:r>
-              <w:rPr>
-                <w:rFonts w:ascii="Times New Roman" w:hAnsi="Times New Roman"/>
-                <w:sz w:val="17"/>
-              </w:rPr>
-            </w:r>
-          </w:p>
-        </w:tc>
-      </w:tr>
-      <w:tr>
-        <w:tc>
-          <w:tcPr>
-            <w:tcW w:type="dxa" w:w="1601"/>
-            <w:tcMar>
-              <w:top w:w="80" w:type="dxa"/>
-              <w:bottom w:w="80" w:type="dxa"/>
-              <w:left w:w="60" w:type="dxa"/>
-              <w:right w:w="60" w:type="dxa"/>
-            </w:tcMar>
-          </w:tcPr>
-          <w:p>
-            <w:pPr>
-              <w:jc w:val="center"/>
-            </w:pPr>
-            <w:r>
-              <w:rPr>
-                <w:rFonts w:ascii="Times New Roman" w:hAnsi="Times New Roman"/>
-                <w:b/>
-                <w:sz w:val="17"/>
-              </w:rPr>
-              <w:t>12</w:t>
-            </w:r>
-          </w:p>
-        </w:tc>
-        <w:tc>
-          <w:tcPr>
-            <w:tcW w:type="dxa" w:w="1601"/>
-            <w:tcMar>
-              <w:top w:w="80" w:type="dxa"/>
-              <w:bottom w:w="80" w:type="dxa"/>
-              <w:left w:w="60" w:type="dxa"/>
-              <w:right w:w="60" w:type="dxa"/>
-            </w:tcMar>
-          </w:tcPr>
-          <w:p>
-            <w:pPr>
-              <w:jc w:val="center"/>
-            </w:pPr>
-            <w:r>
-              <w:rPr>
-                <w:rFonts w:ascii="Times New Roman" w:hAnsi="Times New Roman"/>
-                <w:sz w:val="17"/>
-              </w:rPr>
-              <w:t>21/09/2026 - 26/09/2026</w:t>
-            </w:r>
-          </w:p>
-        </w:tc>
-        <w:tc>
-          <w:tcPr>
-            <w:tcW w:type="dxa" w:w="1601"/>
-            <w:tcMar>
-              <w:top w:w="80" w:type="dxa"/>
-              <w:bottom w:w="80" w:type="dxa"/>
-              <w:left w:w="60" w:type="dxa"/>
-              <w:right w:w="60" w:type="dxa"/>
-            </w:tcMar>
-          </w:tcPr>
-          <w:p>
-            <w:pPr>
-              <w:jc w:val="left"/>
-            </w:pPr>
-            <w:r>
-              <w:rPr>
-                <w:rFonts w:ascii="Times New Roman" w:hAnsi="Times New Roman"/>
-                <w:sz w:val="17"/>
-              </w:rPr>
-              <w:t>Smart recipe costing ERP and automated gram-level raw material stock depletion engine.</w:t>
-            </w:r>
-          </w:p>
-        </w:tc>
-        <w:tc>
-          <w:tcPr>
-            <w:tcW w:type="dxa" w:w="1601"/>
-            <w:tcMar>
-              <w:top w:w="80" w:type="dxa"/>
-              <w:bottom w:w="80" w:type="dxa"/>
-              <w:left w:w="60" w:type="dxa"/>
-              <w:right w:w="60" w:type="dxa"/>
-            </w:tcMar>
-          </w:tcPr>
-          <w:p>
-            <w:pPr>
-              <w:jc w:val="left"/>
-            </w:pPr>
-            <w:r>
-              <w:rPr>
-                <w:rFonts w:ascii="Times New Roman" w:hAnsi="Times New Roman"/>
-                <w:sz w:val="17"/>
-              </w:rPr>
-              <w:t>Implemented Bill of Materials (BOM) linking dishes to raw ingredients; automated atomic DB stock deduction on every order confirmation.</w:t>
-            </w:r>
-          </w:p>
-        </w:tc>
-        <w:tc>
-          <w:tcPr>
-            <w:tcW w:type="dxa" w:w="1601"/>
-            <w:tcMar>
-              <w:top w:w="80" w:type="dxa"/>
-              <w:bottom w:w="80" w:type="dxa"/>
-              <w:left w:w="60" w:type="dxa"/>
-              <w:right w:w="60" w:type="dxa"/>
-            </w:tcMar>
-          </w:tcPr>
-          <w:p>
-            <w:pPr>
-              <w:jc w:val="left"/>
-            </w:pPr>
-            <w:r>
-              <w:rPr>
-                <w:rFonts w:ascii="Times New Roman" w:hAnsi="Times New Roman"/>
-                <w:sz w:val="17"/>
-              </w:rPr>
-              <w:t>Recipe inventory depletion logic verified.</w:t>
-            </w:r>
-          </w:p>
-        </w:tc>
-        <w:tc>
-          <w:tcPr>
-            <w:tcW w:type="dxa" w:w="1601"/>
-            <w:tcMar>
-              <w:top w:w="80" w:type="dxa"/>
-              <w:bottom w:w="80" w:type="dxa"/>
-              <w:left w:w="60" w:type="dxa"/>
-              <w:right w:w="60" w:type="dxa"/>
-            </w:tcMar>
-          </w:tcPr>
-          <w:p>
-            <w:pPr>
-              <w:jc w:val="center"/>
-            </w:pPr>
-            <w:r>
-              <w:rPr>
-                <w:rFonts w:ascii="Times New Roman" w:hAnsi="Times New Roman"/>
-                <w:sz w:val="17"/>
-              </w:rPr>
-            </w:r>
-          </w:p>
-        </w:tc>
-      </w:tr>
-      <w:tr>
-        <w:tc>
-          <w:tcPr>
-            <w:tcW w:type="dxa" w:w="1601"/>
-            <w:tcMar>
-              <w:top w:w="80" w:type="dxa"/>
-              <w:bottom w:w="80" w:type="dxa"/>
-              <w:left w:w="60" w:type="dxa"/>
-              <w:right w:w="60" w:type="dxa"/>
-            </w:tcMar>
-          </w:tcPr>
-          <w:p>
-            <w:pPr>
-              <w:jc w:val="center"/>
-            </w:pPr>
-            <w:r>
-              <w:rPr>
-                <w:rFonts w:ascii="Times New Roman" w:hAnsi="Times New Roman"/>
-                <w:b/>
-                <w:sz w:val="17"/>
-              </w:rPr>
-              <w:t>13</w:t>
-            </w:r>
-          </w:p>
-        </w:tc>
-        <w:tc>
-          <w:tcPr>
-            <w:tcW w:type="dxa" w:w="1601"/>
-            <w:tcMar>
-              <w:top w:w="80" w:type="dxa"/>
-              <w:bottom w:w="80" w:type="dxa"/>
-              <w:left w:w="60" w:type="dxa"/>
-              <w:right w:w="60" w:type="dxa"/>
-            </w:tcMar>
-          </w:tcPr>
-          <w:p>
-            <w:pPr>
-              <w:jc w:val="center"/>
-            </w:pPr>
-            <w:r>
-              <w:rPr>
-                <w:rFonts w:ascii="Times New Roman" w:hAnsi="Times New Roman"/>
-                <w:sz w:val="17"/>
-              </w:rPr>
-              <w:t>28/09/2026 - 03/10/2026</w:t>
-            </w:r>
-          </w:p>
-        </w:tc>
-        <w:tc>
-          <w:tcPr>
-            <w:tcW w:type="dxa" w:w="1601"/>
-            <w:tcMar>
-              <w:top w:w="80" w:type="dxa"/>
-              <w:bottom w:w="80" w:type="dxa"/>
-              <w:left w:w="60" w:type="dxa"/>
-              <w:right w:w="60" w:type="dxa"/>
-            </w:tcMar>
-          </w:tcPr>
-          <w:p>
-            <w:pPr>
-              <w:jc w:val="left"/>
-            </w:pPr>
-            <w:r>
-              <w:rPr>
-                <w:rFonts w:ascii="Times New Roman" w:hAnsi="Times New Roman"/>
-                <w:sz w:val="17"/>
-              </w:rPr>
-              <w:t>System testing, security vulnerability auditing (IDOR / SQLi), and performance benchmarking.</w:t>
-            </w:r>
-          </w:p>
-        </w:tc>
-        <w:tc>
-          <w:tcPr>
-            <w:tcW w:type="dxa" w:w="1601"/>
-            <w:tcMar>
-              <w:top w:w="80" w:type="dxa"/>
-              <w:bottom w:w="80" w:type="dxa"/>
-              <w:left w:w="60" w:type="dxa"/>
-              <w:right w:w="60" w:type="dxa"/>
-            </w:tcMar>
-          </w:tcPr>
-          <w:p>
-            <w:pPr>
-              <w:jc w:val="left"/>
-            </w:pPr>
-            <w:r>
-              <w:rPr>
-                <w:rFonts w:ascii="Times New Roman" w:hAnsi="Times New Roman"/>
-                <w:sz w:val="17"/>
-              </w:rPr>
-              <w:t>Executed 24 automated PHPUnit test suites; verified 100% tenant isolation; benchmarked sub-300ms average response time under simulated load.</w:t>
-            </w:r>
-          </w:p>
-        </w:tc>
-        <w:tc>
-          <w:tcPr>
-            <w:tcW w:type="dxa" w:w="1601"/>
-            <w:tcMar>
-              <w:top w:w="80" w:type="dxa"/>
-              <w:bottom w:w="80" w:type="dxa"/>
-              <w:left w:w="60" w:type="dxa"/>
-              <w:right w:w="60" w:type="dxa"/>
-            </w:tcMar>
-          </w:tcPr>
-          <w:p>
-            <w:pPr>
-              <w:jc w:val="left"/>
-            </w:pPr>
-            <w:r>
-              <w:rPr>
-                <w:rFonts w:ascii="Times New Roman" w:hAnsi="Times New Roman"/>
-                <w:sz w:val="17"/>
-              </w:rPr>
-              <w:t>Security and performance testing passed.</w:t>
-            </w:r>
-          </w:p>
-        </w:tc>
-        <w:tc>
-          <w:tcPr>
-            <w:tcW w:type="dxa" w:w="1601"/>
-            <w:tcMar>
-              <w:top w:w="80" w:type="dxa"/>
-              <w:bottom w:w="80" w:type="dxa"/>
-              <w:left w:w="60" w:type="dxa"/>
-              <w:right w:w="60" w:type="dxa"/>
-            </w:tcMar>
-          </w:tcPr>
-          <w:p>
-            <w:pPr>
-              <w:jc w:val="center"/>
-            </w:pPr>
-            <w:r>
-              <w:rPr>
-                <w:rFonts w:ascii="Times New Roman" w:hAnsi="Times New Roman"/>
-                <w:sz w:val="17"/>
-              </w:rPr>
-            </w:r>
-          </w:p>
-        </w:tc>
-      </w:tr>
-      <w:tr>
-        <w:tc>
-          <w:tcPr>
-            <w:tcW w:type="dxa" w:w="1601"/>
-            <w:tcMar>
-              <w:top w:w="80" w:type="dxa"/>
-              <w:bottom w:w="80" w:type="dxa"/>
-              <w:left w:w="60" w:type="dxa"/>
-              <w:right w:w="60" w:type="dxa"/>
-            </w:tcMar>
-          </w:tcPr>
-          <w:p>
-            <w:pPr>
-              <w:jc w:val="center"/>
-            </w:pPr>
-            <w:r>
-              <w:rPr>
-                <w:rFonts w:ascii="Times New Roman" w:hAnsi="Times New Roman"/>
-                <w:b/>
-                <w:sz w:val="17"/>
-              </w:rPr>
-              <w:t>14</w:t>
-            </w:r>
-          </w:p>
-        </w:tc>
-        <w:tc>
-          <w:tcPr>
-            <w:tcW w:type="dxa" w:w="1601"/>
-            <w:tcMar>
-              <w:top w:w="80" w:type="dxa"/>
-              <w:bottom w:w="80" w:type="dxa"/>
-              <w:left w:w="60" w:type="dxa"/>
-              <w:right w:w="60" w:type="dxa"/>
-            </w:tcMar>
-          </w:tcPr>
-          <w:p>
-            <w:pPr>
-              <w:jc w:val="center"/>
-            </w:pPr>
-            <w:r>
-              <w:rPr>
-                <w:rFonts w:ascii="Times New Roman" w:hAnsi="Times New Roman"/>
-                <w:sz w:val="17"/>
-              </w:rPr>
-              <w:t>05/10/2026 - 10/10/2026</w:t>
-            </w:r>
-          </w:p>
-        </w:tc>
-        <w:tc>
-          <w:tcPr>
-            <w:tcW w:type="dxa" w:w="1601"/>
-            <w:tcMar>
-              <w:top w:w="80" w:type="dxa"/>
-              <w:bottom w:w="80" w:type="dxa"/>
-              <w:left w:w="60" w:type="dxa"/>
-              <w:right w:w="60" w:type="dxa"/>
-            </w:tcMar>
-          </w:tcPr>
-          <w:p>
-            <w:pPr>
-              <w:jc w:val="left"/>
-            </w:pPr>
-            <w:r>
-              <w:rPr>
-                <w:rFonts w:ascii="Times New Roman" w:hAnsi="Times New Roman"/>
-                <w:sz w:val="17"/>
-              </w:rPr>
-              <w:t>Production cloud server deployment, Nginx configuration, and SSL/TLS certificate setup.</w:t>
-            </w:r>
-          </w:p>
-        </w:tc>
-        <w:tc>
-          <w:tcPr>
-            <w:tcW w:type="dxa" w:w="1601"/>
-            <w:tcMar>
-              <w:top w:w="80" w:type="dxa"/>
-              <w:bottom w:w="80" w:type="dxa"/>
-              <w:left w:w="60" w:type="dxa"/>
-              <w:right w:w="60" w:type="dxa"/>
-            </w:tcMar>
-          </w:tcPr>
-          <w:p>
-            <w:pPr>
-              <w:jc w:val="left"/>
-            </w:pPr>
-            <w:r>
-              <w:rPr>
-                <w:rFonts w:ascii="Times New Roman" w:hAnsi="Times New Roman"/>
-                <w:sz w:val="17"/>
-              </w:rPr>
-              <w:t>Deployed DineFlow AI on AWS EC2 Ubuntu 24.04 LTS instance at dineflowai.duckdns.org; configured Let's Encrypt TLS 1.3 with A+ security rating.</w:t>
-            </w:r>
-          </w:p>
-        </w:tc>
-        <w:tc>
-          <w:tcPr>
-            <w:tcW w:type="dxa" w:w="1601"/>
-            <w:tcMar>
-              <w:top w:w="80" w:type="dxa"/>
-              <w:bottom w:w="80" w:type="dxa"/>
-              <w:left w:w="60" w:type="dxa"/>
-              <w:right w:w="60" w:type="dxa"/>
-            </w:tcMar>
-          </w:tcPr>
-          <w:p>
-            <w:pPr>
-              <w:jc w:val="left"/>
-            </w:pPr>
-            <w:r>
-              <w:rPr>
-                <w:rFonts w:ascii="Times New Roman" w:hAnsi="Times New Roman"/>
-                <w:sz w:val="17"/>
-              </w:rPr>
-              <w:t>Live cloud deployment verified online.</w:t>
-            </w:r>
-          </w:p>
-        </w:tc>
-        <w:tc>
-          <w:tcPr>
-            <w:tcW w:type="dxa" w:w="1601"/>
-            <w:tcMar>
-              <w:top w:w="80" w:type="dxa"/>
-              <w:bottom w:w="80" w:type="dxa"/>
-              <w:left w:w="60" w:type="dxa"/>
-              <w:right w:w="60" w:type="dxa"/>
-            </w:tcMar>
-          </w:tcPr>
-          <w:p>
-            <w:pPr>
-              <w:jc w:val="center"/>
-            </w:pPr>
-            <w:r>
-              <w:rPr>
-                <w:rFonts w:ascii="Times New Roman" w:hAnsi="Times New Roman"/>
-                <w:sz w:val="17"/>
-              </w:rPr>
-            </w:r>
-          </w:p>
-        </w:tc>
-      </w:tr>
-      <w:tr>
-        <w:tc>
-          <w:tcPr>
-            <w:tcW w:type="dxa" w:w="1601"/>
-            <w:tcMar>
-              <w:top w:w="80" w:type="dxa"/>
-              <w:bottom w:w="80" w:type="dxa"/>
-              <w:left w:w="60" w:type="dxa"/>
-              <w:right w:w="60" w:type="dxa"/>
-            </w:tcMar>
-          </w:tcPr>
-          <w:p>
-            <w:pPr>
-              <w:jc w:val="center"/>
-            </w:pPr>
-            <w:r>
-              <w:rPr>
-                <w:rFonts w:ascii="Times New Roman" w:hAnsi="Times New Roman"/>
-                <w:b/>
-                <w:sz w:val="17"/>
-              </w:rPr>
-              <w:t>15</w:t>
-            </w:r>
-          </w:p>
-        </w:tc>
-        <w:tc>
-          <w:tcPr>
-            <w:tcW w:type="dxa" w:w="1601"/>
-            <w:tcMar>
-              <w:top w:w="80" w:type="dxa"/>
-              <w:bottom w:w="80" w:type="dxa"/>
-              <w:left w:w="60" w:type="dxa"/>
-              <w:right w:w="60" w:type="dxa"/>
-            </w:tcMar>
-          </w:tcPr>
-          <w:p>
-            <w:pPr>
-              <w:jc w:val="center"/>
-            </w:pPr>
-            <w:r>
-              <w:rPr>
-                <w:rFonts w:ascii="Times New Roman" w:hAnsi="Times New Roman"/>
-                <w:sz w:val="17"/>
-              </w:rPr>
-              <w:t>12/10/2026 - 17/10/2026</w:t>
-            </w:r>
-          </w:p>
-        </w:tc>
-        <w:tc>
-          <w:tcPr>
-            <w:tcW w:type="dxa" w:w="1601"/>
-            <w:tcMar>
-              <w:top w:w="80" w:type="dxa"/>
-              <w:bottom w:w="80" w:type="dxa"/>
-              <w:left w:w="60" w:type="dxa"/>
-              <w:right w:w="60" w:type="dxa"/>
-            </w:tcMar>
-          </w:tcPr>
-          <w:p>
-            <w:pPr>
-              <w:jc w:val="left"/>
-            </w:pPr>
-            <w:r>
-              <w:rPr>
-                <w:rFonts w:ascii="Times New Roman" w:hAnsi="Times New Roman"/>
-                <w:sz w:val="17"/>
-              </w:rPr>
-              <w:t>Final GTU Minor Project Report documentation, logbook completion, presentation slide preparation, and viva rehearsal.</w:t>
-            </w:r>
-          </w:p>
-        </w:tc>
-        <w:tc>
-          <w:tcPr>
-            <w:tcW w:type="dxa" w:w="1601"/>
-            <w:tcMar>
-              <w:top w:w="80" w:type="dxa"/>
-              <w:bottom w:w="80" w:type="dxa"/>
-              <w:left w:w="60" w:type="dxa"/>
-              <w:right w:w="60" w:type="dxa"/>
-            </w:tcMar>
-          </w:tcPr>
-          <w:p>
-            <w:pPr>
-              <w:jc w:val="left"/>
-            </w:pPr>
-            <w:r>
-              <w:rPr>
-                <w:rFonts w:ascii="Times New Roman" w:hAnsi="Times New Roman"/>
-                <w:sz w:val="17"/>
-              </w:rPr>
-              <w:t>Compiled complete 17-page GTU project report with formal index and code appendix; prepared 17-slide PPT; finalized logbook records.</w:t>
-            </w:r>
-          </w:p>
-        </w:tc>
-        <w:tc>
-          <w:tcPr>
-            <w:tcW w:type="dxa" w:w="1601"/>
-            <w:tcMar>
-              <w:top w:w="80" w:type="dxa"/>
-              <w:bottom w:w="80" w:type="dxa"/>
-              <w:left w:w="60" w:type="dxa"/>
-              <w:right w:w="60" w:type="dxa"/>
-            </w:tcMar>
-          </w:tcPr>
-          <w:p>
-            <w:pPr>
-              <w:jc w:val="left"/>
-            </w:pPr>
-            <w:r>
-              <w:rPr>
-                <w:rFonts w:ascii="Times New Roman" w:hAnsi="Times New Roman"/>
-                <w:sz w:val="17"/>
-              </w:rPr>
-              <w:t>Minor project completed satisfactorily; eligible for Viva.</w:t>
-            </w:r>
-          </w:p>
-        </w:tc>
-        <w:tc>
-          <w:tcPr>
-            <w:tcW w:type="dxa" w:w="1601"/>
-            <w:tcMar>
-              <w:top w:w="80" w:type="dxa"/>
-              <w:bottom w:w="80" w:type="dxa"/>
-              <w:left w:w="60" w:type="dxa"/>
-              <w:right w:w="60" w:type="dxa"/>
-            </w:tcMar>
-          </w:tcPr>
-          <w:p>
-            <w:pPr>
-              <w:jc w:val="center"/>
-            </w:pPr>
-            <w:r>
-              <w:rPr>
-                <w:rFonts w:ascii="Times New Roman" w:hAnsi="Times New Roman"/>
-                <w:sz w:val="17"/>
-              </w:rPr>
+              <w:t>Prof. Yagnesh Patel</w:t>
+              <w:br/>
+              <w:t>(Lecturer, Computer Engg., KDP Patan)</w:t>
             </w:r>
           </w:p>
         </w:tc>
@@ -3287,7 +4657,7 @@
     </w:p>
     <w:p>
       <w:pPr>
-        <w:spacing w:before="160" w:after="40"/>
+        <w:spacing w:before="0" w:after="20"/>
         <w:jc w:val="center"/>
       </w:pPr>
       <w:r>
@@ -3295,14 +4665,14 @@
           <w:rFonts w:ascii="Times New Roman" w:hAnsi="Times New Roman"/>
           <w:b/>
           <w:color w:val="1E3A8A"/>
-          <w:sz w:val="24"/>
+          <w:sz w:val="22"/>
         </w:rPr>
         <w:t>ANNEXURE: OFFICIAL GITHUB REPOSITORY &amp; CODE CONTRIBUTION SUMMARY</w:t>
       </w:r>
     </w:p>
     <w:p>
       <w:pPr>
-        <w:spacing w:after="120"/>
+        <w:spacing w:before="0" w:after="80"/>
         <w:jc w:val="center"/>
       </w:pPr>
       <w:r>
@@ -3310,20 +4680,21 @@
           <w:rFonts w:ascii="Times New Roman" w:hAnsi="Times New Roman"/>
           <w:b/>
           <w:color w:val="059669"/>
-          <w:sz w:val="20"/>
+          <w:sz w:val="18"/>
         </w:rPr>
         <w:t>DineFlow AI: Minor Project (DI05000341) | Git Verification Record</w:t>
       </w:r>
     </w:p>
     <w:p>
       <w:pPr>
-        <w:spacing w:before="120" w:after="40"/>
+        <w:spacing w:before="40" w:after="40"/>
       </w:pPr>
       <w:r>
         <w:rPr>
+          <w:rFonts w:ascii="Times New Roman" w:hAnsi="Times New Roman"/>
           <w:b/>
           <w:color w:val="1E3A8A"/>
-          <w:sz w:val="21"/>
+          <w:sz w:val="19"/>
         </w:rPr>
         <w:t>1. GitHub Repository Overview &amp; Verification Details</w:t>
       </w:r>
@@ -3332,6 +4703,7 @@
       <w:tblPr>
         <w:tblW w:type="auto" w:w="0"/>
         <w:jc w:val="center"/>
+        <w:tblLayout w:type="fixed"/>
         <w:tblLook w:firstColumn="1" w:firstRow="1" w:lastColumn="0" w:lastRow="0" w:noHBand="0" w:noVBand="1" w:val="04A0"/>
         <w:tblBorders>
           <w:top w:val="single" w:sz="6" w:space="0" w:color="CBD5E1"/>
@@ -3343,25 +4715,33 @@
         </w:tblBorders>
       </w:tblPr>
       <w:tblGrid>
-        <w:gridCol w:w="3168"/>
-        <w:gridCol w:w="6480"/>
+        <w:gridCol w:w="3024"/>
+        <w:gridCol w:w="6840"/>
       </w:tblGrid>
       <w:tr>
+        <w:trPr>
+          <w:cantSplit/>
+        </w:trPr>
         <w:tc>
           <w:tcPr>
-            <w:tcW w:type="dxa" w:w="4802"/>
-            <w:tcMar>
-              <w:top w:w="25" w:type="dxa"/>
-              <w:bottom w:w="25" w:type="dxa"/>
-              <w:left w:w="60" w:type="dxa"/>
-              <w:right w:w="60" w:type="dxa"/>
+            <w:tcW w:type="dxa" w:w="3024"/>
+            <w:tcW w:w="3024" w:type="dxa"/>
+            <w:tcMar>
+              <w:top w:w="14" w:type="dxa"/>
+              <w:bottom w:w="14" w:type="dxa"/>
+              <w:left w:w="35" w:type="dxa"/>
+              <w:right w:w="35" w:type="dxa"/>
             </w:tcMar>
           </w:tcPr>
           <w:p>
+            <w:pPr>
+              <w:spacing w:after="0" w:line="252" w:lineRule="auto"/>
+            </w:pPr>
             <w:r>
               <w:rPr>
+                <w:rFonts w:ascii="Times New Roman" w:hAnsi="Times New Roman"/>
                 <w:b/>
-                <w:sz w:val="17"/>
+                <w:sz w:val="16"/>
               </w:rPr>
               <w:t>Public GitHub Repository</w:t>
             </w:r>
@@ -3369,20 +4749,25 @@
         </w:tc>
         <w:tc>
           <w:tcPr>
-            <w:tcW w:type="dxa" w:w="4802"/>
-            <w:tcMar>
-              <w:top w:w="25" w:type="dxa"/>
-              <w:bottom w:w="25" w:type="dxa"/>
-              <w:left w:w="60" w:type="dxa"/>
-              <w:right w:w="60" w:type="dxa"/>
+            <w:tcW w:type="dxa" w:w="6840"/>
+            <w:tcW w:w="6840" w:type="dxa"/>
+            <w:tcMar>
+              <w:top w:w="14" w:type="dxa"/>
+              <w:bottom w:w="14" w:type="dxa"/>
+              <w:left w:w="35" w:type="dxa"/>
+              <w:right w:w="35" w:type="dxa"/>
             </w:tcMar>
           </w:tcPr>
           <w:p>
+            <w:pPr>
+              <w:spacing w:after="0" w:line="252" w:lineRule="auto"/>
+            </w:pPr>
             <w:r>
               <w:rPr>
+                <w:rFonts w:ascii="Times New Roman" w:hAnsi="Times New Roman"/>
                 <w:b/>
                 <w:color w:val="1D4ED8"/>
-                <w:sz w:val="17"/>
+                <w:sz w:val="16"/>
               </w:rPr>
               <w:t>https://github.com/Shubh-Patel-07/DineFlow-AI</w:t>
             </w:r>
@@ -3390,22 +4775,30 @@
         </w:tc>
       </w:tr>
       <w:tr>
+        <w:trPr>
+          <w:cantSplit/>
+        </w:trPr>
         <w:tc>
           <w:tcPr>
-            <w:tcW w:type="dxa" w:w="4802"/>
-            <w:tcMar>
-              <w:top w:w="25" w:type="dxa"/>
-              <w:bottom w:w="25" w:type="dxa"/>
-              <w:left w:w="60" w:type="dxa"/>
-              <w:right w:w="60" w:type="dxa"/>
+            <w:tcW w:type="dxa" w:w="3024"/>
+            <w:tcW w:w="3024" w:type="dxa"/>
+            <w:tcMar>
+              <w:top w:w="14" w:type="dxa"/>
+              <w:bottom w:w="14" w:type="dxa"/>
+              <w:left w:w="35" w:type="dxa"/>
+              <w:right w:w="35" w:type="dxa"/>
             </w:tcMar>
             <w:shd w:fill="F8FAFC"/>
           </w:tcPr>
           <w:p>
+            <w:pPr>
+              <w:spacing w:after="0" w:line="252" w:lineRule="auto"/>
+            </w:pPr>
             <w:r>
               <w:rPr>
+                <w:rFonts w:ascii="Times New Roman" w:hAnsi="Times New Roman"/>
                 <w:b/>
-                <w:sz w:val="17"/>
+                <w:sz w:val="16"/>
               </w:rPr>
               <w:t>Repository Owner / Account</w:t>
             </w:r>
@@ -3413,19 +4806,24 @@
         </w:tc>
         <w:tc>
           <w:tcPr>
-            <w:tcW w:type="dxa" w:w="4802"/>
-            <w:tcMar>
-              <w:top w:w="25" w:type="dxa"/>
-              <w:bottom w:w="25" w:type="dxa"/>
-              <w:left w:w="60" w:type="dxa"/>
-              <w:right w:w="60" w:type="dxa"/>
+            <w:tcW w:type="dxa" w:w="6840"/>
+            <w:tcW w:w="6840" w:type="dxa"/>
+            <w:tcMar>
+              <w:top w:w="14" w:type="dxa"/>
+              <w:bottom w:w="14" w:type="dxa"/>
+              <w:left w:w="35" w:type="dxa"/>
+              <w:right w:w="35" w:type="dxa"/>
             </w:tcMar>
             <w:shd w:fill="F8FAFC"/>
           </w:tcPr>
           <w:p>
+            <w:pPr>
+              <w:spacing w:after="0" w:line="252" w:lineRule="auto"/>
+            </w:pPr>
             <w:r>
               <w:rPr>
-                <w:sz w:val="17"/>
+                <w:rFonts w:ascii="Times New Roman" w:hAnsi="Times New Roman"/>
+                <w:sz w:val="16"/>
               </w:rPr>
               <w:t>Shubh-Patel-07 (Patel-Shubh-07)</w:t>
             </w:r>
@@ -3433,21 +4831,29 @@
         </w:tc>
       </w:tr>
       <w:tr>
+        <w:trPr>
+          <w:cantSplit/>
+        </w:trPr>
         <w:tc>
           <w:tcPr>
-            <w:tcW w:type="dxa" w:w="4802"/>
-            <w:tcMar>
-              <w:top w:w="25" w:type="dxa"/>
-              <w:bottom w:w="25" w:type="dxa"/>
-              <w:left w:w="60" w:type="dxa"/>
-              <w:right w:w="60" w:type="dxa"/>
+            <w:tcW w:type="dxa" w:w="3024"/>
+            <w:tcW w:w="3024" w:type="dxa"/>
+            <w:tcMar>
+              <w:top w:w="14" w:type="dxa"/>
+              <w:bottom w:w="14" w:type="dxa"/>
+              <w:left w:w="35" w:type="dxa"/>
+              <w:right w:w="35" w:type="dxa"/>
             </w:tcMar>
           </w:tcPr>
           <w:p>
+            <w:pPr>
+              <w:spacing w:after="0" w:line="252" w:lineRule="auto"/>
+            </w:pPr>
             <w:r>
               <w:rPr>
+                <w:rFonts w:ascii="Times New Roman" w:hAnsi="Times New Roman"/>
                 <w:b/>
-                <w:sz w:val="17"/>
+                <w:sz w:val="16"/>
               </w:rPr>
               <w:t>Total Commits Recorded</w:t>
             </w:r>
@@ -3455,20 +4861,25 @@
         </w:tc>
         <w:tc>
           <w:tcPr>
-            <w:tcW w:type="dxa" w:w="4802"/>
-            <w:tcMar>
-              <w:top w:w="25" w:type="dxa"/>
-              <w:bottom w:w="25" w:type="dxa"/>
-              <w:left w:w="60" w:type="dxa"/>
-              <w:right w:w="60" w:type="dxa"/>
+            <w:tcW w:type="dxa" w:w="6840"/>
+            <w:tcW w:w="6840" w:type="dxa"/>
+            <w:tcMar>
+              <w:top w:w="14" w:type="dxa"/>
+              <w:bottom w:w="14" w:type="dxa"/>
+              <w:left w:w="35" w:type="dxa"/>
+              <w:right w:w="35" w:type="dxa"/>
             </w:tcMar>
           </w:tcPr>
           <w:p>
+            <w:pPr>
+              <w:spacing w:after="0" w:line="252" w:lineRule="auto"/>
+            </w:pPr>
             <w:r>
               <w:rPr>
+                <w:rFonts w:ascii="Times New Roman" w:hAnsi="Times New Roman"/>
                 <w:b/>
                 <w:color w:val="059669"/>
-                <w:sz w:val="17"/>
+                <w:sz w:val="16"/>
               </w:rPr>
               <w:t>1,532+ Commits (Verified via Git Shortlog across 15 Weeks)</w:t>
             </w:r>
@@ -3476,22 +4887,30 @@
         </w:tc>
       </w:tr>
       <w:tr>
+        <w:trPr>
+          <w:cantSplit/>
+        </w:trPr>
         <w:tc>
           <w:tcPr>
-            <w:tcW w:type="dxa" w:w="4802"/>
-            <w:tcMar>
-              <w:top w:w="25" w:type="dxa"/>
-              <w:bottom w:w="25" w:type="dxa"/>
-              <w:left w:w="60" w:type="dxa"/>
-              <w:right w:w="60" w:type="dxa"/>
+            <w:tcW w:type="dxa" w:w="3024"/>
+            <w:tcW w:w="3024" w:type="dxa"/>
+            <w:tcMar>
+              <w:top w:w="14" w:type="dxa"/>
+              <w:bottom w:w="14" w:type="dxa"/>
+              <w:left w:w="35" w:type="dxa"/>
+              <w:right w:w="35" w:type="dxa"/>
             </w:tcMar>
             <w:shd w:fill="F8FAFC"/>
           </w:tcPr>
           <w:p>
+            <w:pPr>
+              <w:spacing w:after="0" w:line="252" w:lineRule="auto"/>
+            </w:pPr>
             <w:r>
               <w:rPr>
+                <w:rFonts w:ascii="Times New Roman" w:hAnsi="Times New Roman"/>
                 <w:b/>
-                <w:sz w:val="17"/>
+                <w:sz w:val="16"/>
               </w:rPr>
               <w:t>Primary Active Branches</w:t>
             </w:r>
@@ -3499,19 +4918,24 @@
         </w:tc>
         <w:tc>
           <w:tcPr>
-            <w:tcW w:type="dxa" w:w="4802"/>
-            <w:tcMar>
-              <w:top w:w="25" w:type="dxa"/>
-              <w:bottom w:w="25" w:type="dxa"/>
-              <w:left w:w="60" w:type="dxa"/>
-              <w:right w:w="60" w:type="dxa"/>
+            <w:tcW w:type="dxa" w:w="6840"/>
+            <w:tcW w:w="6840" w:type="dxa"/>
+            <w:tcMar>
+              <w:top w:w="14" w:type="dxa"/>
+              <w:bottom w:w="14" w:type="dxa"/>
+              <w:left w:w="35" w:type="dxa"/>
+              <w:right w:w="35" w:type="dxa"/>
             </w:tcMar>
             <w:shd w:fill="F8FAFC"/>
           </w:tcPr>
           <w:p>
+            <w:pPr>
+              <w:spacing w:after="0" w:line="252" w:lineRule="auto"/>
+            </w:pPr>
             <w:r>
               <w:rPr>
-                <w:sz w:val="17"/>
+                <w:rFonts w:ascii="Times New Roman" w:hAnsi="Times New Roman"/>
+                <w:sz w:val="16"/>
               </w:rPr>
               <w:t>main, feature-teamlead, feature-krushank, feature-fiyans, feature-veer</w:t>
             </w:r>
@@ -3519,21 +4943,29 @@
         </w:tc>
       </w:tr>
       <w:tr>
+        <w:trPr>
+          <w:cantSplit/>
+        </w:trPr>
         <w:tc>
           <w:tcPr>
-            <w:tcW w:type="dxa" w:w="4802"/>
-            <w:tcMar>
-              <w:top w:w="25" w:type="dxa"/>
-              <w:bottom w:w="25" w:type="dxa"/>
-              <w:left w:w="60" w:type="dxa"/>
-              <w:right w:w="60" w:type="dxa"/>
+            <w:tcW w:type="dxa" w:w="3024"/>
+            <w:tcW w:w="3024" w:type="dxa"/>
+            <w:tcMar>
+              <w:top w:w="14" w:type="dxa"/>
+              <w:bottom w:w="14" w:type="dxa"/>
+              <w:left w:w="35" w:type="dxa"/>
+              <w:right w:w="35" w:type="dxa"/>
             </w:tcMar>
           </w:tcPr>
           <w:p>
+            <w:pPr>
+              <w:spacing w:after="0" w:line="252" w:lineRule="auto"/>
+            </w:pPr>
             <w:r>
               <w:rPr>
+                <w:rFonts w:ascii="Times New Roman" w:hAnsi="Times New Roman"/>
                 <w:b/>
-                <w:sz w:val="17"/>
+                <w:sz w:val="16"/>
               </w:rPr>
               <w:t>Live AWS Cloud Server</w:t>
             </w:r>
@@ -3541,20 +4973,25 @@
         </w:tc>
         <w:tc>
           <w:tcPr>
-            <w:tcW w:type="dxa" w:w="4802"/>
-            <w:tcMar>
-              <w:top w:w="25" w:type="dxa"/>
-              <w:bottom w:w="25" w:type="dxa"/>
-              <w:left w:w="60" w:type="dxa"/>
-              <w:right w:w="60" w:type="dxa"/>
+            <w:tcW w:type="dxa" w:w="6840"/>
+            <w:tcW w:w="6840" w:type="dxa"/>
+            <w:tcMar>
+              <w:top w:w="14" w:type="dxa"/>
+              <w:bottom w:w="14" w:type="dxa"/>
+              <w:left w:w="35" w:type="dxa"/>
+              <w:right w:w="35" w:type="dxa"/>
             </w:tcMar>
           </w:tcPr>
           <w:p>
+            <w:pPr>
+              <w:spacing w:after="0" w:line="252" w:lineRule="auto"/>
+            </w:pPr>
             <w:r>
               <w:rPr>
+                <w:rFonts w:ascii="Times New Roman" w:hAnsi="Times New Roman"/>
                 <w:b/>
                 <w:color w:val="1D4ED8"/>
-                <w:sz w:val="17"/>
+                <w:sz w:val="16"/>
               </w:rPr>
               <w:t>https://dineflowai.duckdns.org (Ubuntu 24.04 LTS)</w:t>
             </w:r>
@@ -3562,22 +4999,30 @@
         </w:tc>
       </w:tr>
       <w:tr>
+        <w:trPr>
+          <w:cantSplit/>
+        </w:trPr>
         <w:tc>
           <w:tcPr>
-            <w:tcW w:type="dxa" w:w="4802"/>
-            <w:tcMar>
-              <w:top w:w="25" w:type="dxa"/>
-              <w:bottom w:w="25" w:type="dxa"/>
-              <w:left w:w="60" w:type="dxa"/>
-              <w:right w:w="60" w:type="dxa"/>
+            <w:tcW w:type="dxa" w:w="3024"/>
+            <w:tcW w:w="3024" w:type="dxa"/>
+            <w:tcMar>
+              <w:top w:w="14" w:type="dxa"/>
+              <w:bottom w:w="14" w:type="dxa"/>
+              <w:left w:w="35" w:type="dxa"/>
+              <w:right w:w="35" w:type="dxa"/>
             </w:tcMar>
             <w:shd w:fill="F8FAFC"/>
           </w:tcPr>
           <w:p>
+            <w:pPr>
+              <w:spacing w:after="0" w:line="252" w:lineRule="auto"/>
+            </w:pPr>
             <w:r>
               <w:rPr>
+                <w:rFonts w:ascii="Times New Roman" w:hAnsi="Times New Roman"/>
                 <w:b/>
-                <w:sz w:val="17"/>
+                <w:sz w:val="16"/>
               </w:rPr>
               <w:t>Project Guide &amp; Dept.</w:t>
             </w:r>
@@ -3585,19 +5030,24 @@
         </w:tc>
         <w:tc>
           <w:tcPr>
-            <w:tcW w:type="dxa" w:w="4802"/>
-            <w:tcMar>
-              <w:top w:w="25" w:type="dxa"/>
-              <w:bottom w:w="25" w:type="dxa"/>
-              <w:left w:w="60" w:type="dxa"/>
-              <w:right w:w="60" w:type="dxa"/>
+            <w:tcW w:type="dxa" w:w="6840"/>
+            <w:tcW w:w="6840" w:type="dxa"/>
+            <w:tcMar>
+              <w:top w:w="14" w:type="dxa"/>
+              <w:bottom w:w="14" w:type="dxa"/>
+              <w:left w:w="35" w:type="dxa"/>
+              <w:right w:w="35" w:type="dxa"/>
             </w:tcMar>
             <w:shd w:fill="F8FAFC"/>
           </w:tcPr>
           <w:p>
+            <w:pPr>
+              <w:spacing w:after="0" w:line="252" w:lineRule="auto"/>
+            </w:pPr>
             <w:r>
               <w:rPr>
-                <w:sz w:val="17"/>
+                <w:rFonts w:ascii="Times New Roman" w:hAnsi="Times New Roman"/>
+                <w:sz w:val="16"/>
               </w:rPr>
               <w:t>Prof. Yagnesh Patel | Computer Engineering, KDP Patan</w:t>
             </w:r>
@@ -3607,13 +5057,14 @@
     </w:tbl>
     <w:p>
       <w:pPr>
-        <w:spacing w:before="160" w:after="40"/>
+        <w:spacing w:before="80" w:after="40"/>
       </w:pPr>
       <w:r>
         <w:rPr>
+          <w:rFonts w:ascii="Times New Roman" w:hAnsi="Times New Roman"/>
           <w:b/>
           <w:color w:val="1E3A8A"/>
-          <w:sz w:val="21"/>
+          <w:sz w:val="19"/>
         </w:rPr>
         <w:t>2. Team Member Code Contribution &amp; Task Allocation Breakdown</w:t>
       </w:r>
@@ -3622,6 +5073,7 @@
       <w:tblPr>
         <w:tblW w:type="auto" w:w="0"/>
         <w:jc w:val="center"/>
+        <w:tblLayout w:type="fixed"/>
         <w:tblLook w:firstColumn="1" w:firstRow="1" w:lastColumn="0" w:lastRow="0" w:noHBand="0" w:noVBand="1" w:val="04A0"/>
         <w:tblBorders>
           <w:top w:val="single" w:sz="6" w:space="0" w:color="CBD5E1"/>
@@ -3634,32 +5086,38 @@
       </w:tblPr>
       <w:tblGrid>
         <w:gridCol w:w="2592"/>
-        <w:gridCol w:w="1728"/>
-        <w:gridCol w:w="3312"/>
+        <w:gridCol w:w="1656"/>
+        <w:gridCol w:w="3600"/>
         <w:gridCol w:w="1008"/>
         <w:gridCol w:w="1008"/>
       </w:tblGrid>
       <w:tr>
+        <w:trPr>
+          <w:cantSplit/>
+        </w:trPr>
         <w:tc>
           <w:tcPr>
-            <w:tcW w:type="dxa" w:w="1921"/>
-            <w:tcMar>
-              <w:top w:w="30" w:type="dxa"/>
-              <w:bottom w:w="30" w:type="dxa"/>
-              <w:left w:w="40" w:type="dxa"/>
-              <w:right w:w="40" w:type="dxa"/>
+            <w:tcW w:type="dxa" w:w="2592"/>
+            <w:tcW w:w="2592" w:type="dxa"/>
+            <w:tcMar>
+              <w:top w:w="18" w:type="dxa"/>
+              <w:bottom w:w="18" w:type="dxa"/>
+              <w:left w:w="30" w:type="dxa"/>
+              <w:right w:w="30" w:type="dxa"/>
             </w:tcMar>
             <w:shd w:fill="1E3A8A"/>
           </w:tcPr>
           <w:p>
             <w:pPr>
+              <w:spacing w:after="0"/>
               <w:jc w:val="center"/>
             </w:pPr>
             <w:r>
               <w:rPr>
+                <w:rFonts w:ascii="Times New Roman" w:hAnsi="Times New Roman"/>
                 <w:b/>
                 <w:color w:val="FFFFFF"/>
-                <w:sz w:val="17"/>
+                <w:sz w:val="16"/>
               </w:rPr>
               <w:t>Member Name</w:t>
             </w:r>
@@ -3667,24 +5125,27 @@
         </w:tc>
         <w:tc>
           <w:tcPr>
-            <w:tcW w:type="dxa" w:w="1921"/>
-            <w:tcMar>
-              <w:top w:w="30" w:type="dxa"/>
-              <w:bottom w:w="30" w:type="dxa"/>
-              <w:left w:w="40" w:type="dxa"/>
-              <w:right w:w="40" w:type="dxa"/>
+            <w:tcW w:type="dxa" w:w="1656"/>
+            <w:tcW w:w="1655" w:type="dxa"/>
+            <w:tcMar>
+              <w:top w:w="18" w:type="dxa"/>
+              <w:bottom w:w="18" w:type="dxa"/>
+              <w:left w:w="30" w:type="dxa"/>
+              <w:right w:w="30" w:type="dxa"/>
             </w:tcMar>
             <w:shd w:fill="1E3A8A"/>
           </w:tcPr>
           <w:p>
             <w:pPr>
+              <w:spacing w:after="0"/>
               <w:jc w:val="center"/>
             </w:pPr>
             <w:r>
               <w:rPr>
+                <w:rFonts w:ascii="Times New Roman" w:hAnsi="Times New Roman"/>
                 <w:b/>
                 <w:color w:val="FFFFFF"/>
-                <w:sz w:val="17"/>
+                <w:sz w:val="16"/>
               </w:rPr>
               <w:t>Branch</w:t>
             </w:r>
@@ -3692,24 +5153,27 @@
         </w:tc>
         <w:tc>
           <w:tcPr>
-            <w:tcW w:type="dxa" w:w="1921"/>
-            <w:tcMar>
-              <w:top w:w="30" w:type="dxa"/>
-              <w:bottom w:w="30" w:type="dxa"/>
-              <w:left w:w="40" w:type="dxa"/>
-              <w:right w:w="40" w:type="dxa"/>
+            <w:tcW w:type="dxa" w:w="3600"/>
+            <w:tcW w:w="3600" w:type="dxa"/>
+            <w:tcMar>
+              <w:top w:w="18" w:type="dxa"/>
+              <w:bottom w:w="18" w:type="dxa"/>
+              <w:left w:w="30" w:type="dxa"/>
+              <w:right w:w="30" w:type="dxa"/>
             </w:tcMar>
             <w:shd w:fill="1E3A8A"/>
           </w:tcPr>
           <w:p>
             <w:pPr>
+              <w:spacing w:after="0"/>
               <w:jc w:val="center"/>
             </w:pPr>
             <w:r>
               <w:rPr>
+                <w:rFonts w:ascii="Times New Roman" w:hAnsi="Times New Roman"/>
                 <w:b/>
                 <w:color w:val="FFFFFF"/>
-                <w:sz w:val="17"/>
+                <w:sz w:val="16"/>
               </w:rPr>
               <w:t>Engineering Module</w:t>
             </w:r>
@@ -3717,24 +5181,27 @@
         </w:tc>
         <w:tc>
           <w:tcPr>
-            <w:tcW w:type="dxa" w:w="1921"/>
-            <w:tcMar>
-              <w:top w:w="30" w:type="dxa"/>
-              <w:bottom w:w="30" w:type="dxa"/>
-              <w:left w:w="40" w:type="dxa"/>
-              <w:right w:w="40" w:type="dxa"/>
+            <w:tcW w:type="dxa" w:w="1008"/>
+            <w:tcW w:w="1007" w:type="dxa"/>
+            <w:tcMar>
+              <w:top w:w="18" w:type="dxa"/>
+              <w:bottom w:w="18" w:type="dxa"/>
+              <w:left w:w="30" w:type="dxa"/>
+              <w:right w:w="30" w:type="dxa"/>
             </w:tcMar>
             <w:shd w:fill="1E3A8A"/>
           </w:tcPr>
           <w:p>
             <w:pPr>
+              <w:spacing w:after="0"/>
               <w:jc w:val="center"/>
             </w:pPr>
             <w:r>
               <w:rPr>
+                <w:rFonts w:ascii="Times New Roman" w:hAnsi="Times New Roman"/>
                 <w:b/>
                 <w:color w:val="FFFFFF"/>
-                <w:sz w:val="17"/>
+                <w:sz w:val="16"/>
               </w:rPr>
               <w:t>Commits</w:t>
             </w:r>
@@ -3742,24 +5209,27 @@
         </w:tc>
         <w:tc>
           <w:tcPr>
-            <w:tcW w:type="dxa" w:w="1921"/>
-            <w:tcMar>
-              <w:top w:w="30" w:type="dxa"/>
-              <w:bottom w:w="30" w:type="dxa"/>
-              <w:left w:w="40" w:type="dxa"/>
-              <w:right w:w="40" w:type="dxa"/>
+            <w:tcW w:type="dxa" w:w="1008"/>
+            <w:tcW w:w="1007" w:type="dxa"/>
+            <w:tcMar>
+              <w:top w:w="18" w:type="dxa"/>
+              <w:bottom w:w="18" w:type="dxa"/>
+              <w:left w:w="30" w:type="dxa"/>
+              <w:right w:w="30" w:type="dxa"/>
             </w:tcMar>
             <w:shd w:fill="1E3A8A"/>
           </w:tcPr>
           <w:p>
             <w:pPr>
+              <w:spacing w:after="0"/>
               <w:jc w:val="center"/>
             </w:pPr>
             <w:r>
               <w:rPr>
+                <w:rFonts w:ascii="Times New Roman" w:hAnsi="Times New Roman"/>
                 <w:b/>
                 <w:color w:val="FFFFFF"/>
-                <w:sz w:val="17"/>
+                <w:sz w:val="16"/>
               </w:rPr>
               <w:t>Share</w:t>
             </w:r>
@@ -3767,24 +5237,30 @@
         </w:tc>
       </w:tr>
       <w:tr>
+        <w:trPr>
+          <w:cantSplit/>
+        </w:trPr>
         <w:tc>
           <w:tcPr>
-            <w:tcW w:type="dxa" w:w="1921"/>
-            <w:tcMar>
-              <w:top w:w="25" w:type="dxa"/>
-              <w:bottom w:w="25" w:type="dxa"/>
-              <w:left w:w="40" w:type="dxa"/>
-              <w:right w:w="40" w:type="dxa"/>
+            <w:tcW w:type="dxa" w:w="2592"/>
+            <w:tcW w:w="2592" w:type="dxa"/>
+            <w:tcMar>
+              <w:top w:w="16" w:type="dxa"/>
+              <w:bottom w:w="16" w:type="dxa"/>
+              <w:left w:w="30" w:type="dxa"/>
+              <w:right w:w="30" w:type="dxa"/>
             </w:tcMar>
           </w:tcPr>
           <w:p>
             <w:pPr>
+              <w:spacing w:line="252" w:lineRule="auto" w:after="0"/>
               <w:jc w:val="left"/>
             </w:pPr>
             <w:r>
               <w:rPr>
+                <w:rFonts w:ascii="Times New Roman" w:hAnsi="Times New Roman"/>
                 <w:b/>
-                <w:sz w:val="16"/>
+                <w:sz w:val="15"/>
               </w:rPr>
               <w:t>PATEL SHUBH MAHESHKUMAR</w:t>
               <w:br/>
@@ -3794,21 +5270,24 @@
         </w:tc>
         <w:tc>
           <w:tcPr>
-            <w:tcW w:type="dxa" w:w="1921"/>
-            <w:tcMar>
-              <w:top w:w="25" w:type="dxa"/>
-              <w:bottom w:w="25" w:type="dxa"/>
-              <w:left w:w="40" w:type="dxa"/>
-              <w:right w:w="40" w:type="dxa"/>
+            <w:tcW w:type="dxa" w:w="1656"/>
+            <w:tcW w:w="1655" w:type="dxa"/>
+            <w:tcMar>
+              <w:top w:w="16" w:type="dxa"/>
+              <w:bottom w:w="16" w:type="dxa"/>
+              <w:left w:w="30" w:type="dxa"/>
+              <w:right w:w="30" w:type="dxa"/>
             </w:tcMar>
           </w:tcPr>
           <w:p>
             <w:pPr>
+              <w:spacing w:line="252" w:lineRule="auto" w:after="0"/>
               <w:jc w:val="center"/>
             </w:pPr>
             <w:r>
               <w:rPr>
-                <w:sz w:val="16"/>
+                <w:rFonts w:ascii="Times New Roman" w:hAnsi="Times New Roman"/>
+                <w:sz w:val="15"/>
               </w:rPr>
               <w:t>feature-teamlead</w:t>
               <w:br/>
@@ -3818,45 +5297,51 @@
         </w:tc>
         <w:tc>
           <w:tcPr>
-            <w:tcW w:type="dxa" w:w="1921"/>
-            <w:tcMar>
-              <w:top w:w="25" w:type="dxa"/>
-              <w:bottom w:w="25" w:type="dxa"/>
-              <w:left w:w="40" w:type="dxa"/>
-              <w:right w:w="40" w:type="dxa"/>
+            <w:tcW w:type="dxa" w:w="3600"/>
+            <w:tcW w:w="3600" w:type="dxa"/>
+            <w:tcMar>
+              <w:top w:w="16" w:type="dxa"/>
+              <w:bottom w:w="16" w:type="dxa"/>
+              <w:left w:w="30" w:type="dxa"/>
+              <w:right w:w="30" w:type="dxa"/>
             </w:tcMar>
           </w:tcPr>
           <w:p>
             <w:pPr>
+              <w:spacing w:line="252" w:lineRule="auto" w:after="0"/>
               <w:jc w:val="left"/>
             </w:pPr>
             <w:r>
               <w:rPr>
-                <w:sz w:val="16"/>
+                <w:rFonts w:ascii="Times New Roman" w:hAnsi="Times New Roman"/>
+                <w:sz w:val="15"/>
               </w:rPr>
-              <w:t>Architecture, Laravel 11 Backend API, MySQL 3NF DB, AWS Cloud Deploy</w:t>
+              <w:t>Architecture, Laravel 11 Backend API, MySQL 3NF DB, Cloud Deploy</w:t>
             </w:r>
           </w:p>
         </w:tc>
         <w:tc>
           <w:tcPr>
-            <w:tcW w:type="dxa" w:w="1921"/>
-            <w:tcMar>
-              <w:top w:w="25" w:type="dxa"/>
-              <w:bottom w:w="25" w:type="dxa"/>
-              <w:left w:w="40" w:type="dxa"/>
-              <w:right w:w="40" w:type="dxa"/>
+            <w:tcW w:type="dxa" w:w="1008"/>
+            <w:tcW w:w="1007" w:type="dxa"/>
+            <w:tcMar>
+              <w:top w:w="16" w:type="dxa"/>
+              <w:bottom w:w="16" w:type="dxa"/>
+              <w:left w:w="30" w:type="dxa"/>
+              <w:right w:w="30" w:type="dxa"/>
             </w:tcMar>
           </w:tcPr>
           <w:p>
             <w:pPr>
+              <w:spacing w:line="252" w:lineRule="auto" w:after="0"/>
               <w:jc w:val="center"/>
             </w:pPr>
             <w:r>
               <w:rPr>
+                <w:rFonts w:ascii="Times New Roman" w:hAnsi="Times New Roman"/>
                 <w:b/>
                 <w:color w:val="1E3A8A"/>
-                <w:sz w:val="16"/>
+                <w:sz w:val="15"/>
               </w:rPr>
               <w:t>1,422</w:t>
             </w:r>
@@ -3864,23 +5349,26 @@
         </w:tc>
         <w:tc>
           <w:tcPr>
-            <w:tcW w:type="dxa" w:w="1921"/>
-            <w:tcMar>
-              <w:top w:w="25" w:type="dxa"/>
-              <w:bottom w:w="25" w:type="dxa"/>
-              <w:left w:w="40" w:type="dxa"/>
-              <w:right w:w="40" w:type="dxa"/>
+            <w:tcW w:type="dxa" w:w="1008"/>
+            <w:tcW w:w="1007" w:type="dxa"/>
+            <w:tcMar>
+              <w:top w:w="16" w:type="dxa"/>
+              <w:bottom w:w="16" w:type="dxa"/>
+              <w:left w:w="30" w:type="dxa"/>
+              <w:right w:w="30" w:type="dxa"/>
             </w:tcMar>
           </w:tcPr>
           <w:p>
             <w:pPr>
+              <w:spacing w:line="252" w:lineRule="auto" w:after="0"/>
               <w:jc w:val="center"/>
             </w:pPr>
             <w:r>
               <w:rPr>
+                <w:rFonts w:ascii="Times New Roman" w:hAnsi="Times New Roman"/>
                 <w:b/>
                 <w:color w:val="059669"/>
-                <w:sz w:val="16"/>
+                <w:sz w:val="15"/>
               </w:rPr>
               <w:t>80%</w:t>
             </w:r>
@@ -3888,25 +5376,31 @@
         </w:tc>
       </w:tr>
       <w:tr>
+        <w:trPr>
+          <w:cantSplit/>
+        </w:trPr>
         <w:tc>
           <w:tcPr>
-            <w:tcW w:type="dxa" w:w="1921"/>
-            <w:tcMar>
-              <w:top w:w="25" w:type="dxa"/>
-              <w:bottom w:w="25" w:type="dxa"/>
-              <w:left w:w="40" w:type="dxa"/>
-              <w:right w:w="40" w:type="dxa"/>
+            <w:tcW w:type="dxa" w:w="2592"/>
+            <w:tcW w:w="2592" w:type="dxa"/>
+            <w:tcMar>
+              <w:top w:w="16" w:type="dxa"/>
+              <w:bottom w:w="16" w:type="dxa"/>
+              <w:left w:w="30" w:type="dxa"/>
+              <w:right w:w="30" w:type="dxa"/>
             </w:tcMar>
             <w:shd w:fill="F8FAFC"/>
           </w:tcPr>
           <w:p>
             <w:pPr>
+              <w:spacing w:line="252" w:lineRule="auto" w:after="0"/>
               <w:jc w:val="left"/>
             </w:pPr>
             <w:r>
               <w:rPr>
+                <w:rFonts w:ascii="Times New Roman" w:hAnsi="Times New Roman"/>
                 <w:b/>
-                <w:sz w:val="16"/>
+                <w:sz w:val="15"/>
               </w:rPr>
               <w:t>DAVE KRUSHANK JIGNESHBHAI</w:t>
               <w:br/>
@@ -3916,22 +5410,25 @@
         </w:tc>
         <w:tc>
           <w:tcPr>
-            <w:tcW w:type="dxa" w:w="1921"/>
-            <w:tcMar>
-              <w:top w:w="25" w:type="dxa"/>
-              <w:bottom w:w="25" w:type="dxa"/>
-              <w:left w:w="40" w:type="dxa"/>
-              <w:right w:w="40" w:type="dxa"/>
+            <w:tcW w:type="dxa" w:w="1656"/>
+            <w:tcW w:w="1655" w:type="dxa"/>
+            <w:tcMar>
+              <w:top w:w="16" w:type="dxa"/>
+              <w:bottom w:w="16" w:type="dxa"/>
+              <w:left w:w="30" w:type="dxa"/>
+              <w:right w:w="30" w:type="dxa"/>
             </w:tcMar>
             <w:shd w:fill="F8FAFC"/>
           </w:tcPr>
           <w:p>
             <w:pPr>
+              <w:spacing w:line="252" w:lineRule="auto" w:after="0"/>
               <w:jc w:val="center"/>
             </w:pPr>
             <w:r>
               <w:rPr>
-                <w:sz w:val="16"/>
+                <w:rFonts w:ascii="Times New Roman" w:hAnsi="Times New Roman"/>
+                <w:sz w:val="15"/>
               </w:rPr>
               <w:t>feature-krushank</w:t>
             </w:r>
@@ -3939,22 +5436,25 @@
         </w:tc>
         <w:tc>
           <w:tcPr>
-            <w:tcW w:type="dxa" w:w="1921"/>
-            <w:tcMar>
-              <w:top w:w="25" w:type="dxa"/>
-              <w:bottom w:w="25" w:type="dxa"/>
-              <w:left w:w="40" w:type="dxa"/>
-              <w:right w:w="40" w:type="dxa"/>
+            <w:tcW w:type="dxa" w:w="3600"/>
+            <w:tcW w:w="3600" w:type="dxa"/>
+            <w:tcMar>
+              <w:top w:w="16" w:type="dxa"/>
+              <w:bottom w:w="16" w:type="dxa"/>
+              <w:left w:w="30" w:type="dxa"/>
+              <w:right w:w="30" w:type="dxa"/>
             </w:tcMar>
             <w:shd w:fill="F8FAFC"/>
           </w:tcPr>
           <w:p>
             <w:pPr>
+              <w:spacing w:line="252" w:lineRule="auto" w:after="0"/>
               <w:jc w:val="left"/>
             </w:pPr>
             <w:r>
               <w:rPr>
-                <w:sz w:val="16"/>
+                <w:rFonts w:ascii="Times New Roman" w:hAnsi="Times New Roman"/>
+                <w:sz w:val="15"/>
               </w:rPr>
               <w:t>Cashier Web POS Screen, F1-F9 Shortcuts, Table Grid Interface</w:t>
             </w:r>
@@ -3962,24 +5462,27 @@
         </w:tc>
         <w:tc>
           <w:tcPr>
-            <w:tcW w:type="dxa" w:w="1921"/>
-            <w:tcMar>
-              <w:top w:w="25" w:type="dxa"/>
-              <w:bottom w:w="25" w:type="dxa"/>
-              <w:left w:w="40" w:type="dxa"/>
-              <w:right w:w="40" w:type="dxa"/>
+            <w:tcW w:type="dxa" w:w="1008"/>
+            <w:tcW w:w="1007" w:type="dxa"/>
+            <w:tcMar>
+              <w:top w:w="16" w:type="dxa"/>
+              <w:bottom w:w="16" w:type="dxa"/>
+              <w:left w:w="30" w:type="dxa"/>
+              <w:right w:w="30" w:type="dxa"/>
             </w:tcMar>
             <w:shd w:fill="F8FAFC"/>
           </w:tcPr>
           <w:p>
             <w:pPr>
+              <w:spacing w:line="252" w:lineRule="auto" w:after="0"/>
               <w:jc w:val="center"/>
             </w:pPr>
             <w:r>
               <w:rPr>
+                <w:rFonts w:ascii="Times New Roman" w:hAnsi="Times New Roman"/>
                 <w:b/>
                 <w:color w:val="1E3A8A"/>
-                <w:sz w:val="16"/>
+                <w:sz w:val="15"/>
               </w:rPr>
               <w:t>68</w:t>
             </w:r>
@@ -3987,24 +5490,27 @@
         </w:tc>
         <w:tc>
           <w:tcPr>
-            <w:tcW w:type="dxa" w:w="1921"/>
-            <w:tcMar>
-              <w:top w:w="25" w:type="dxa"/>
-              <w:bottom w:w="25" w:type="dxa"/>
-              <w:left w:w="40" w:type="dxa"/>
-              <w:right w:w="40" w:type="dxa"/>
+            <w:tcW w:type="dxa" w:w="1008"/>
+            <w:tcW w:w="1007" w:type="dxa"/>
+            <w:tcMar>
+              <w:top w:w="16" w:type="dxa"/>
+              <w:bottom w:w="16" w:type="dxa"/>
+              <w:left w:w="30" w:type="dxa"/>
+              <w:right w:w="30" w:type="dxa"/>
             </w:tcMar>
             <w:shd w:fill="F8FAFC"/>
           </w:tcPr>
           <w:p>
             <w:pPr>
+              <w:spacing w:line="252" w:lineRule="auto" w:after="0"/>
               <w:jc w:val="center"/>
             </w:pPr>
             <w:r>
               <w:rPr>
+                <w:rFonts w:ascii="Times New Roman" w:hAnsi="Times New Roman"/>
                 <w:b/>
                 <w:color w:val="059669"/>
-                <w:sz w:val="16"/>
+                <w:sz w:val="15"/>
               </w:rPr>
               <w:t>10%</w:t>
             </w:r>
@@ -4012,24 +5518,30 @@
         </w:tc>
       </w:tr>
       <w:tr>
+        <w:trPr>
+          <w:cantSplit/>
+        </w:trPr>
         <w:tc>
           <w:tcPr>
-            <w:tcW w:type="dxa" w:w="1921"/>
-            <w:tcMar>
-              <w:top w:w="25" w:type="dxa"/>
-              <w:bottom w:w="25" w:type="dxa"/>
-              <w:left w:w="40" w:type="dxa"/>
-              <w:right w:w="40" w:type="dxa"/>
+            <w:tcW w:type="dxa" w:w="2592"/>
+            <w:tcW w:w="2592" w:type="dxa"/>
+            <w:tcMar>
+              <w:top w:w="16" w:type="dxa"/>
+              <w:bottom w:w="16" w:type="dxa"/>
+              <w:left w:w="30" w:type="dxa"/>
+              <w:right w:w="30" w:type="dxa"/>
             </w:tcMar>
           </w:tcPr>
           <w:p>
             <w:pPr>
+              <w:spacing w:line="252" w:lineRule="auto" w:after="0"/>
               <w:jc w:val="left"/>
             </w:pPr>
             <w:r>
               <w:rPr>
+                <w:rFonts w:ascii="Times New Roman" w:hAnsi="Times New Roman"/>
                 <w:b/>
-                <w:sz w:val="16"/>
+                <w:sz w:val="15"/>
               </w:rPr>
               <w:t>PATEL FIYANS BABUBHAI</w:t>
               <w:br/>
@@ -4039,21 +5551,24 @@
         </w:tc>
         <w:tc>
           <w:tcPr>
-            <w:tcW w:type="dxa" w:w="1921"/>
-            <w:tcMar>
-              <w:top w:w="25" w:type="dxa"/>
-              <w:bottom w:w="25" w:type="dxa"/>
-              <w:left w:w="40" w:type="dxa"/>
-              <w:right w:w="40" w:type="dxa"/>
+            <w:tcW w:type="dxa" w:w="1656"/>
+            <w:tcW w:w="1655" w:type="dxa"/>
+            <w:tcMar>
+              <w:top w:w="16" w:type="dxa"/>
+              <w:bottom w:w="16" w:type="dxa"/>
+              <w:left w:w="30" w:type="dxa"/>
+              <w:right w:w="30" w:type="dxa"/>
             </w:tcMar>
           </w:tcPr>
           <w:p>
             <w:pPr>
+              <w:spacing w:line="252" w:lineRule="auto" w:after="0"/>
               <w:jc w:val="center"/>
             </w:pPr>
             <w:r>
               <w:rPr>
-                <w:sz w:val="16"/>
+                <w:rFonts w:ascii="Times New Roman" w:hAnsi="Times New Roman"/>
+                <w:sz w:val="15"/>
               </w:rPr>
               <w:t>feature-fiyans</w:t>
             </w:r>
@@ -4061,45 +5576,51 @@
         </w:tc>
         <w:tc>
           <w:tcPr>
-            <w:tcW w:type="dxa" w:w="1921"/>
-            <w:tcMar>
-              <w:top w:w="25" w:type="dxa"/>
-              <w:bottom w:w="25" w:type="dxa"/>
-              <w:left w:w="40" w:type="dxa"/>
-              <w:right w:w="40" w:type="dxa"/>
+            <w:tcW w:type="dxa" w:w="3600"/>
+            <w:tcW w:w="3600" w:type="dxa"/>
+            <w:tcMar>
+              <w:top w:w="16" w:type="dxa"/>
+              <w:bottom w:w="16" w:type="dxa"/>
+              <w:left w:w="30" w:type="dxa"/>
+              <w:right w:w="30" w:type="dxa"/>
             </w:tcMar>
           </w:tcPr>
           <w:p>
             <w:pPr>
+              <w:spacing w:line="252" w:lineRule="auto" w:after="0"/>
               <w:jc w:val="left"/>
             </w:pPr>
             <w:r>
               <w:rPr>
-                <w:sz w:val="16"/>
+                <w:rFonts w:ascii="Times New Roman" w:hAnsi="Times New Roman"/>
+                <w:sz w:val="15"/>
               </w:rPr>
-              <w:t>Admin Inventory ERP, Recipe BOM Depletion Logic, Dynamic QR Generator</w:t>
+              <w:t>Admin Inventory ERP, Recipe BOM Depletion Logic, QR Generator</w:t>
             </w:r>
           </w:p>
         </w:tc>
         <w:tc>
           <w:tcPr>
-            <w:tcW w:type="dxa" w:w="1921"/>
-            <w:tcMar>
-              <w:top w:w="25" w:type="dxa"/>
-              <w:bottom w:w="25" w:type="dxa"/>
-              <w:left w:w="40" w:type="dxa"/>
-              <w:right w:w="40" w:type="dxa"/>
+            <w:tcW w:type="dxa" w:w="1008"/>
+            <w:tcW w:w="1007" w:type="dxa"/>
+            <w:tcMar>
+              <w:top w:w="16" w:type="dxa"/>
+              <w:bottom w:w="16" w:type="dxa"/>
+              <w:left w:w="30" w:type="dxa"/>
+              <w:right w:w="30" w:type="dxa"/>
             </w:tcMar>
           </w:tcPr>
           <w:p>
             <w:pPr>
+              <w:spacing w:line="252" w:lineRule="auto" w:after="0"/>
               <w:jc w:val="center"/>
             </w:pPr>
             <w:r>
               <w:rPr>
+                <w:rFonts w:ascii="Times New Roman" w:hAnsi="Times New Roman"/>
                 <w:b/>
                 <w:color w:val="1E3A8A"/>
-                <w:sz w:val="16"/>
+                <w:sz w:val="15"/>
               </w:rPr>
               <w:t>32</w:t>
             </w:r>
@@ -4107,23 +5628,26 @@
         </w:tc>
         <w:tc>
           <w:tcPr>
-            <w:tcW w:type="dxa" w:w="1921"/>
-            <w:tcMar>
-              <w:top w:w="25" w:type="dxa"/>
-              <w:bottom w:w="25" w:type="dxa"/>
-              <w:left w:w="40" w:type="dxa"/>
-              <w:right w:w="40" w:type="dxa"/>
+            <w:tcW w:type="dxa" w:w="1008"/>
+            <w:tcW w:w="1007" w:type="dxa"/>
+            <w:tcMar>
+              <w:top w:w="16" w:type="dxa"/>
+              <w:bottom w:w="16" w:type="dxa"/>
+              <w:left w:w="30" w:type="dxa"/>
+              <w:right w:w="30" w:type="dxa"/>
             </w:tcMar>
           </w:tcPr>
           <w:p>
             <w:pPr>
+              <w:spacing w:line="252" w:lineRule="auto" w:after="0"/>
               <w:jc w:val="center"/>
             </w:pPr>
             <w:r>
               <w:rPr>
+                <w:rFonts w:ascii="Times New Roman" w:hAnsi="Times New Roman"/>
                 <w:b/>
                 <w:color w:val="059669"/>
-                <w:sz w:val="16"/>
+                <w:sz w:val="15"/>
               </w:rPr>
               <w:t>6%</w:t>
             </w:r>
@@ -4131,25 +5655,31 @@
         </w:tc>
       </w:tr>
       <w:tr>
+        <w:trPr>
+          <w:cantSplit/>
+        </w:trPr>
         <w:tc>
           <w:tcPr>
-            <w:tcW w:type="dxa" w:w="1921"/>
-            <w:tcMar>
-              <w:top w:w="25" w:type="dxa"/>
-              <w:bottom w:w="25" w:type="dxa"/>
-              <w:left w:w="40" w:type="dxa"/>
-              <w:right w:w="40" w:type="dxa"/>
+            <w:tcW w:type="dxa" w:w="2592"/>
+            <w:tcW w:w="2592" w:type="dxa"/>
+            <w:tcMar>
+              <w:top w:w="16" w:type="dxa"/>
+              <w:bottom w:w="16" w:type="dxa"/>
+              <w:left w:w="30" w:type="dxa"/>
+              <w:right w:w="30" w:type="dxa"/>
             </w:tcMar>
             <w:shd w:fill="F8FAFC"/>
           </w:tcPr>
           <w:p>
             <w:pPr>
+              <w:spacing w:line="252" w:lineRule="auto" w:after="0"/>
               <w:jc w:val="left"/>
             </w:pPr>
             <w:r>
               <w:rPr>
+                <w:rFonts w:ascii="Times New Roman" w:hAnsi="Times New Roman"/>
                 <w:b/>
-                <w:sz w:val="16"/>
+                <w:sz w:val="15"/>
               </w:rPr>
               <w:t>PRAJAPATI VEER HEMENDRAKUMAR</w:t>
               <w:br/>
@@ -4159,22 +5689,25 @@
         </w:tc>
         <w:tc>
           <w:tcPr>
-            <w:tcW w:type="dxa" w:w="1921"/>
-            <w:tcMar>
-              <w:top w:w="25" w:type="dxa"/>
-              <w:bottom w:w="25" w:type="dxa"/>
-              <w:left w:w="40" w:type="dxa"/>
-              <w:right w:w="40" w:type="dxa"/>
+            <w:tcW w:type="dxa" w:w="1656"/>
+            <w:tcW w:w="1655" w:type="dxa"/>
+            <w:tcMar>
+              <w:top w:w="16" w:type="dxa"/>
+              <w:bottom w:w="16" w:type="dxa"/>
+              <w:left w:w="30" w:type="dxa"/>
+              <w:right w:w="30" w:type="dxa"/>
             </w:tcMar>
             <w:shd w:fill="F8FAFC"/>
           </w:tcPr>
           <w:p>
             <w:pPr>
+              <w:spacing w:line="252" w:lineRule="auto" w:after="0"/>
               <w:jc w:val="center"/>
             </w:pPr>
             <w:r>
               <w:rPr>
-                <w:sz w:val="16"/>
+                <w:rFonts w:ascii="Times New Roman" w:hAnsi="Times New Roman"/>
+                <w:sz w:val="15"/>
               </w:rPr>
               <w:t>feature-veer</w:t>
             </w:r>
@@ -4182,47 +5715,53 @@
         </w:tc>
         <w:tc>
           <w:tcPr>
-            <w:tcW w:type="dxa" w:w="1921"/>
-            <w:tcMar>
-              <w:top w:w="25" w:type="dxa"/>
-              <w:bottom w:w="25" w:type="dxa"/>
-              <w:left w:w="40" w:type="dxa"/>
-              <w:right w:w="40" w:type="dxa"/>
+            <w:tcW w:type="dxa" w:w="3600"/>
+            <w:tcW w:w="3600" w:type="dxa"/>
+            <w:tcMar>
+              <w:top w:w="16" w:type="dxa"/>
+              <w:bottom w:w="16" w:type="dxa"/>
+              <w:left w:w="30" w:type="dxa"/>
+              <w:right w:w="30" w:type="dxa"/>
             </w:tcMar>
             <w:shd w:fill="F8FAFC"/>
           </w:tcPr>
           <w:p>
             <w:pPr>
+              <w:spacing w:line="252" w:lineRule="auto" w:after="0"/>
               <w:jc w:val="left"/>
             </w:pPr>
             <w:r>
               <w:rPr>
-                <w:sz w:val="16"/>
+                <w:rFonts w:ascii="Times New Roman" w:hAnsi="Times New Roman"/>
+                <w:sz w:val="15"/>
               </w:rPr>
-              <w:t>Customer Digital Cart Drawer, Mobile UI Layouts, KDS Stepper, QA</w:t>
+              <w:t>Customer Web Cart Drawer, Mobile UI Layouts, KDS Stepper, QA</w:t>
             </w:r>
           </w:p>
         </w:tc>
         <w:tc>
           <w:tcPr>
-            <w:tcW w:type="dxa" w:w="1921"/>
-            <w:tcMar>
-              <w:top w:w="25" w:type="dxa"/>
-              <w:bottom w:w="25" w:type="dxa"/>
-              <w:left w:w="40" w:type="dxa"/>
-              <w:right w:w="40" w:type="dxa"/>
+            <w:tcW w:type="dxa" w:w="1008"/>
+            <w:tcW w:w="1007" w:type="dxa"/>
+            <w:tcMar>
+              <w:top w:w="16" w:type="dxa"/>
+              <w:bottom w:w="16" w:type="dxa"/>
+              <w:left w:w="30" w:type="dxa"/>
+              <w:right w:w="30" w:type="dxa"/>
             </w:tcMar>
             <w:shd w:fill="F8FAFC"/>
           </w:tcPr>
           <w:p>
             <w:pPr>
+              <w:spacing w:line="252" w:lineRule="auto" w:after="0"/>
               <w:jc w:val="center"/>
             </w:pPr>
             <w:r>
               <w:rPr>
+                <w:rFonts w:ascii="Times New Roman" w:hAnsi="Times New Roman"/>
                 <w:b/>
                 <w:color w:val="1E3A8A"/>
-                <w:sz w:val="16"/>
+                <w:sz w:val="15"/>
               </w:rPr>
               <w:t>10</w:t>
             </w:r>
@@ -4230,24 +5769,27 @@
         </w:tc>
         <w:tc>
           <w:tcPr>
-            <w:tcW w:type="dxa" w:w="1921"/>
-            <w:tcMar>
-              <w:top w:w="25" w:type="dxa"/>
-              <w:bottom w:w="25" w:type="dxa"/>
-              <w:left w:w="40" w:type="dxa"/>
-              <w:right w:w="40" w:type="dxa"/>
+            <w:tcW w:type="dxa" w:w="1008"/>
+            <w:tcW w:w="1007" w:type="dxa"/>
+            <w:tcMar>
+              <w:top w:w="16" w:type="dxa"/>
+              <w:bottom w:w="16" w:type="dxa"/>
+              <w:left w:w="30" w:type="dxa"/>
+              <w:right w:w="30" w:type="dxa"/>
             </w:tcMar>
             <w:shd w:fill="F8FAFC"/>
           </w:tcPr>
           <w:p>
             <w:pPr>
+              <w:spacing w:line="252" w:lineRule="auto" w:after="0"/>
               <w:jc w:val="center"/>
             </w:pPr>
             <w:r>
               <w:rPr>
+                <w:rFonts w:ascii="Times New Roman" w:hAnsi="Times New Roman"/>
                 <w:b/>
                 <w:color w:val="059669"/>
-                <w:sz w:val="16"/>
+                <w:sz w:val="15"/>
               </w:rPr>
               <w:t>4%</w:t>
             </w:r>
@@ -4257,27 +5799,28 @@
     </w:tbl>
     <w:p>
       <w:pPr>
-        <w:spacing w:before="80" w:after="80"/>
+        <w:spacing w:before="40" w:after="40"/>
       </w:pPr>
       <w:r>
         <w:rPr>
           <w:rFonts w:ascii="Times New Roman" w:hAnsi="Times New Roman"/>
           <w:i/>
           <w:color w:val="475569"/>
-          <w:sz w:val="16"/>
+          <w:sz w:val="14"/>
         </w:rPr>
-        <w:t>Note on Collaborative Git Distribution: In agile full-stack engineering, the Team Lead acts as DevOps maintainer and central release manager, accumulating merge, deployment, and configuration commits across 15 weeks (1,422 commits). Team members engineer specialized domain modules on dedicated feature branches (feature-krushank: 68 commits, feature-fiyans: 32 commits, feature-veer: 10 commits), where each member's academic and engineering evaluation is recognized by complete functional module delivery rather than commit count alone.</w:t>
+        <w:t>Note on Collaborative Git Distribution: In agile software engineering, the Team Lead acts as DevOps maintainer accumulating merge and deploy commits (1,422 commits). Members operate on dedicated feature branches (krushank: 68, fiyans: 32, veer: 10 commits), where evaluation is based on complete module ownership.</w:t>
       </w:r>
     </w:p>
     <w:p>
       <w:pPr>
-        <w:spacing w:before="160" w:after="40"/>
+        <w:spacing w:before="60" w:after="40"/>
       </w:pPr>
       <w:r>
         <w:rPr>
+          <w:rFonts w:ascii="Times New Roman" w:hAnsi="Times New Roman"/>
           <w:b/>
           <w:color w:val="1E3A8A"/>
-          <w:sz w:val="21"/>
+          <w:sz w:val="19"/>
         </w:rPr>
         <w:t>3. Key Chronological Milestone Commits:</w:t>
       </w:r>
@@ -4286,6 +5829,7 @@
       <w:tblPr>
         <w:tblW w:type="auto" w:w="0"/>
         <w:jc w:val="center"/>
+        <w:tblLayout w:type="fixed"/>
         <w:tblLook w:firstColumn="1" w:firstRow="1" w:lastColumn="0" w:lastRow="0" w:noHBand="0" w:noVBand="1" w:val="04A0"/>
         <w:tblBorders>
           <w:top w:val="single" w:sz="6" w:space="0" w:color="CBD5E1"/>
@@ -4297,32 +5841,38 @@
         </w:tblBorders>
       </w:tblPr>
       <w:tblGrid>
-        <w:gridCol w:w="1152"/>
-        <w:gridCol w:w="1296"/>
+        <w:gridCol w:w="1080"/>
+        <w:gridCol w:w="1224"/>
         <w:gridCol w:w="1584"/>
-        <w:gridCol w:w="5616"/>
+        <w:gridCol w:w="5976"/>
       </w:tblGrid>
       <w:tr>
+        <w:trPr>
+          <w:cantSplit/>
+        </w:trPr>
         <w:tc>
           <w:tcPr>
-            <w:tcW w:type="dxa" w:w="2401"/>
-            <w:tcMar>
-              <w:top w:w="30" w:type="dxa"/>
-              <w:bottom w:w="30" w:type="dxa"/>
-              <w:left w:w="40" w:type="dxa"/>
-              <w:right w:w="40" w:type="dxa"/>
+            <w:tcW w:type="dxa" w:w="1080"/>
+            <w:tcW w:w="1080" w:type="dxa"/>
+            <w:tcMar>
+              <w:top w:w="16" w:type="dxa"/>
+              <w:bottom w:w="16" w:type="dxa"/>
+              <w:left w:w="25" w:type="dxa"/>
+              <w:right w:w="25" w:type="dxa"/>
             </w:tcMar>
             <w:shd w:fill="1E3A8A"/>
           </w:tcPr>
           <w:p>
             <w:pPr>
+              <w:spacing w:after="0"/>
               <w:jc w:val="center"/>
             </w:pPr>
             <w:r>
               <w:rPr>
+                <w:rFonts w:ascii="Times New Roman" w:hAnsi="Times New Roman"/>
                 <w:b/>
                 <w:color w:val="FFFFFF"/>
-                <w:sz w:val="17"/>
+                <w:sz w:val="15"/>
               </w:rPr>
               <w:t>Commit SHA</w:t>
             </w:r>
@@ -4330,24 +5880,27 @@
         </w:tc>
         <w:tc>
           <w:tcPr>
-            <w:tcW w:type="dxa" w:w="2401"/>
-            <w:tcMar>
-              <w:top w:w="30" w:type="dxa"/>
-              <w:bottom w:w="30" w:type="dxa"/>
-              <w:left w:w="40" w:type="dxa"/>
-              <w:right w:w="40" w:type="dxa"/>
+            <w:tcW w:type="dxa" w:w="1224"/>
+            <w:tcW w:w="1224" w:type="dxa"/>
+            <w:tcMar>
+              <w:top w:w="16" w:type="dxa"/>
+              <w:bottom w:w="16" w:type="dxa"/>
+              <w:left w:w="25" w:type="dxa"/>
+              <w:right w:w="25" w:type="dxa"/>
             </w:tcMar>
             <w:shd w:fill="1E3A8A"/>
           </w:tcPr>
           <w:p>
             <w:pPr>
+              <w:spacing w:after="0"/>
               <w:jc w:val="center"/>
             </w:pPr>
             <w:r>
               <w:rPr>
+                <w:rFonts w:ascii="Times New Roman" w:hAnsi="Times New Roman"/>
                 <w:b/>
                 <w:color w:val="FFFFFF"/>
-                <w:sz w:val="17"/>
+                <w:sz w:val="15"/>
               </w:rPr>
               <w:t>Date</w:t>
             </w:r>
@@ -4355,24 +5908,27 @@
         </w:tc>
         <w:tc>
           <w:tcPr>
-            <w:tcW w:type="dxa" w:w="2401"/>
-            <w:tcMar>
-              <w:top w:w="30" w:type="dxa"/>
-              <w:bottom w:w="30" w:type="dxa"/>
-              <w:left w:w="40" w:type="dxa"/>
-              <w:right w:w="40" w:type="dxa"/>
+            <w:tcW w:type="dxa" w:w="1584"/>
+            <w:tcW w:w="1584" w:type="dxa"/>
+            <w:tcMar>
+              <w:top w:w="16" w:type="dxa"/>
+              <w:bottom w:w="16" w:type="dxa"/>
+              <w:left w:w="25" w:type="dxa"/>
+              <w:right w:w="25" w:type="dxa"/>
             </w:tcMar>
             <w:shd w:fill="1E3A8A"/>
           </w:tcPr>
           <w:p>
             <w:pPr>
+              <w:spacing w:after="0"/>
               <w:jc w:val="center"/>
             </w:pPr>
             <w:r>
               <w:rPr>
+                <w:rFonts w:ascii="Times New Roman" w:hAnsi="Times New Roman"/>
                 <w:b/>
                 <w:color w:val="FFFFFF"/>
-                <w:sz w:val="17"/>
+                <w:sz w:val="15"/>
               </w:rPr>
               <w:t>Author</w:t>
             </w:r>
@@ -4380,24 +5936,27 @@
         </w:tc>
         <w:tc>
           <w:tcPr>
-            <w:tcW w:type="dxa" w:w="2401"/>
-            <w:tcMar>
-              <w:top w:w="30" w:type="dxa"/>
-              <w:bottom w:w="30" w:type="dxa"/>
-              <w:left w:w="40" w:type="dxa"/>
-              <w:right w:w="40" w:type="dxa"/>
+            <w:tcW w:type="dxa" w:w="5976"/>
+            <w:tcW w:w="5976" w:type="dxa"/>
+            <w:tcMar>
+              <w:top w:w="16" w:type="dxa"/>
+              <w:bottom w:w="16" w:type="dxa"/>
+              <w:left w:w="25" w:type="dxa"/>
+              <w:right w:w="25" w:type="dxa"/>
             </w:tcMar>
             <w:shd w:fill="1E3A8A"/>
           </w:tcPr>
           <w:p>
             <w:pPr>
+              <w:spacing w:after="0"/>
               <w:jc w:val="center"/>
             </w:pPr>
             <w:r>
               <w:rPr>
+                <w:rFonts w:ascii="Times New Roman" w:hAnsi="Times New Roman"/>
                 <w:b/>
                 <w:color w:val="FFFFFF"/>
-                <w:sz w:val="17"/>
+                <w:sz w:val="15"/>
               </w:rPr>
               <w:t>Engineering Deliverable Summary</w:t>
             </w:r>
@@ -4405,18 +5964,23 @@
         </w:tc>
       </w:tr>
       <w:tr>
+        <w:trPr>
+          <w:cantSplit/>
+        </w:trPr>
         <w:tc>
           <w:tcPr>
-            <w:tcW w:type="dxa" w:w="2401"/>
-            <w:tcMar>
-              <w:top w:w="20" w:type="dxa"/>
-              <w:bottom w:w="20" w:type="dxa"/>
-              <w:left w:w="30" w:type="dxa"/>
-              <w:right w:w="30" w:type="dxa"/>
+            <w:tcW w:type="dxa" w:w="1080"/>
+            <w:tcW w:w="1080" w:type="dxa"/>
+            <w:tcMar>
+              <w:top w:w="12" w:type="dxa"/>
+              <w:bottom w:w="12" w:type="dxa"/>
+              <w:left w:w="25" w:type="dxa"/>
+              <w:right w:w="25" w:type="dxa"/>
             </w:tcMar>
           </w:tcPr>
           <w:p>
             <w:pPr>
+              <w:spacing w:after="0"/>
               <w:jc w:val="center"/>
             </w:pPr>
             <w:r>
@@ -4424,7 +5988,7 @@
                 <w:rFonts w:ascii="Consolas" w:hAnsi="Consolas"/>
                 <w:b/>
                 <w:color w:val="1E3A8A"/>
-                <w:sz w:val="15"/>
+                <w:sz w:val="14"/>
               </w:rPr>
               <w:t>749c654</w:t>
             </w:r>
@@ -4432,21 +5996,24 @@
         </w:tc>
         <w:tc>
           <w:tcPr>
-            <w:tcW w:type="dxa" w:w="2401"/>
-            <w:tcMar>
-              <w:top w:w="20" w:type="dxa"/>
-              <w:bottom w:w="20" w:type="dxa"/>
-              <w:left w:w="30" w:type="dxa"/>
-              <w:right w:w="30" w:type="dxa"/>
+            <w:tcW w:type="dxa" w:w="1224"/>
+            <w:tcW w:w="1224" w:type="dxa"/>
+            <w:tcMar>
+              <w:top w:w="12" w:type="dxa"/>
+              <w:bottom w:w="12" w:type="dxa"/>
+              <w:left w:w="25" w:type="dxa"/>
+              <w:right w:w="25" w:type="dxa"/>
             </w:tcMar>
           </w:tcPr>
           <w:p>
             <w:pPr>
+              <w:spacing w:after="0"/>
               <w:jc w:val="center"/>
             </w:pPr>
             <w:r>
               <w:rPr>
-                <w:sz w:val="15"/>
+                <w:rFonts w:ascii="Times New Roman" w:hAnsi="Times New Roman"/>
+                <w:sz w:val="14"/>
               </w:rPr>
               <w:t>2026-10-28</w:t>
             </w:r>
@@ -4454,22 +6021,25 @@
         </w:tc>
         <w:tc>
           <w:tcPr>
-            <w:tcW w:type="dxa" w:w="2401"/>
-            <w:tcMar>
-              <w:top w:w="20" w:type="dxa"/>
-              <w:bottom w:w="20" w:type="dxa"/>
-              <w:left w:w="30" w:type="dxa"/>
-              <w:right w:w="30" w:type="dxa"/>
+            <w:tcW w:type="dxa" w:w="1584"/>
+            <w:tcW w:w="1584" w:type="dxa"/>
+            <w:tcMar>
+              <w:top w:w="12" w:type="dxa"/>
+              <w:bottom w:w="12" w:type="dxa"/>
+              <w:left w:w="25" w:type="dxa"/>
+              <w:right w:w="25" w:type="dxa"/>
             </w:tcMar>
           </w:tcPr>
           <w:p>
             <w:pPr>
+              <w:spacing w:after="0"/>
               <w:jc w:val="center"/>
             </w:pPr>
             <w:r>
               <w:rPr>
+                <w:rFonts w:ascii="Times New Roman" w:hAnsi="Times New Roman"/>
                 <w:b/>
-                <w:sz w:val="15"/>
+                <w:sz w:val="14"/>
               </w:rPr>
               <w:t>Shubh Patel</w:t>
             </w:r>
@@ -4477,38 +6047,48 @@
         </w:tc>
         <w:tc>
           <w:tcPr>
-            <w:tcW w:type="dxa" w:w="2401"/>
-            <w:tcMar>
-              <w:top w:w="20" w:type="dxa"/>
-              <w:bottom w:w="20" w:type="dxa"/>
-              <w:left w:w="40" w:type="dxa"/>
-              <w:right w:w="40" w:type="dxa"/>
+            <w:tcW w:type="dxa" w:w="5976"/>
+            <w:tcW w:w="5976" w:type="dxa"/>
+            <w:tcMar>
+              <w:top w:w="12" w:type="dxa"/>
+              <w:bottom w:w="12" w:type="dxa"/>
+              <w:left w:w="25" w:type="dxa"/>
+              <w:right w:w="25" w:type="dxa"/>
             </w:tcMar>
           </w:tcPr>
           <w:p>
+            <w:pPr>
+              <w:spacing w:after="0" w:line="252" w:lineRule="auto"/>
+            </w:pPr>
             <w:r>
               <w:rPr>
-                <w:sz w:val="15"/>
+                <w:rFonts w:ascii="Times New Roman" w:hAnsi="Times New Roman"/>
+                <w:sz w:val="14"/>
               </w:rPr>
-              <w:t>docs(gtu): align Slide 3 industry stats and Slide 11 4-stage build sequence with GTU demo PPT</w:t>
+              <w:t>docs(gtu): align Slide 3 industry stats and Slide 11 build sequence with demo PPT</w:t>
             </w:r>
           </w:p>
         </w:tc>
       </w:tr>
       <w:tr>
+        <w:trPr>
+          <w:cantSplit/>
+        </w:trPr>
         <w:tc>
           <w:tcPr>
-            <w:tcW w:type="dxa" w:w="2401"/>
-            <w:tcMar>
-              <w:top w:w="20" w:type="dxa"/>
-              <w:bottom w:w="20" w:type="dxa"/>
-              <w:left w:w="30" w:type="dxa"/>
-              <w:right w:w="30" w:type="dxa"/>
+            <w:tcW w:type="dxa" w:w="1080"/>
+            <w:tcW w:w="1080" w:type="dxa"/>
+            <w:tcMar>
+              <w:top w:w="12" w:type="dxa"/>
+              <w:bottom w:w="12" w:type="dxa"/>
+              <w:left w:w="25" w:type="dxa"/>
+              <w:right w:w="25" w:type="dxa"/>
             </w:tcMar>
             <w:shd w:fill="F8FAFC"/>
           </w:tcPr>
           <w:p>
             <w:pPr>
+              <w:spacing w:after="0"/>
               <w:jc w:val="center"/>
             </w:pPr>
             <w:r>
@@ -4516,7 +6096,7 @@
                 <w:rFonts w:ascii="Consolas" w:hAnsi="Consolas"/>
                 <w:b/>
                 <w:color w:val="1E3A8A"/>
-                <w:sz w:val="15"/>
+                <w:sz w:val="14"/>
               </w:rPr>
               <w:t>132c046</w:t>
             </w:r>
@@ -4524,22 +6104,25 @@
         </w:tc>
         <w:tc>
           <w:tcPr>
-            <w:tcW w:type="dxa" w:w="2401"/>
-            <w:tcMar>
-              <w:top w:w="20" w:type="dxa"/>
-              <w:bottom w:w="20" w:type="dxa"/>
-              <w:left w:w="30" w:type="dxa"/>
-              <w:right w:w="30" w:type="dxa"/>
+            <w:tcW w:type="dxa" w:w="1224"/>
+            <w:tcW w:w="1224" w:type="dxa"/>
+            <w:tcMar>
+              <w:top w:w="12" w:type="dxa"/>
+              <w:bottom w:w="12" w:type="dxa"/>
+              <w:left w:w="25" w:type="dxa"/>
+              <w:right w:w="25" w:type="dxa"/>
             </w:tcMar>
             <w:shd w:fill="F8FAFC"/>
           </w:tcPr>
           <w:p>
             <w:pPr>
+              <w:spacing w:after="0"/>
               <w:jc w:val="center"/>
             </w:pPr>
             <w:r>
               <w:rPr>
-                <w:sz w:val="15"/>
+                <w:rFonts w:ascii="Times New Roman" w:hAnsi="Times New Roman"/>
+                <w:sz w:val="14"/>
               </w:rPr>
               <w:t>2026-10-28</w:t>
             </w:r>
@@ -4547,23 +6130,26 @@
         </w:tc>
         <w:tc>
           <w:tcPr>
-            <w:tcW w:type="dxa" w:w="2401"/>
-            <w:tcMar>
-              <w:top w:w="20" w:type="dxa"/>
-              <w:bottom w:w="20" w:type="dxa"/>
-              <w:left w:w="30" w:type="dxa"/>
-              <w:right w:w="30" w:type="dxa"/>
+            <w:tcW w:type="dxa" w:w="1584"/>
+            <w:tcW w:w="1584" w:type="dxa"/>
+            <w:tcMar>
+              <w:top w:w="12" w:type="dxa"/>
+              <w:bottom w:w="12" w:type="dxa"/>
+              <w:left w:w="25" w:type="dxa"/>
+              <w:right w:w="25" w:type="dxa"/>
             </w:tcMar>
             <w:shd w:fill="F8FAFC"/>
           </w:tcPr>
           <w:p>
             <w:pPr>
+              <w:spacing w:after="0"/>
               <w:jc w:val="center"/>
             </w:pPr>
             <w:r>
               <w:rPr>
+                <w:rFonts w:ascii="Times New Roman" w:hAnsi="Times New Roman"/>
                 <w:b/>
-                <w:sz w:val="15"/>
+                <w:sz w:val="14"/>
               </w:rPr>
               <w:t>Shubh Patel</w:t>
             </w:r>
@@ -4571,38 +6157,48 @@
         </w:tc>
         <w:tc>
           <w:tcPr>
-            <w:tcW w:type="dxa" w:w="2401"/>
-            <w:tcMar>
-              <w:top w:w="20" w:type="dxa"/>
-              <w:bottom w:w="20" w:type="dxa"/>
-              <w:left w:w="40" w:type="dxa"/>
-              <w:right w:w="40" w:type="dxa"/>
+            <w:tcW w:type="dxa" w:w="5976"/>
+            <w:tcW w:w="5976" w:type="dxa"/>
+            <w:tcMar>
+              <w:top w:w="12" w:type="dxa"/>
+              <w:bottom w:w="12" w:type="dxa"/>
+              <w:left w:w="25" w:type="dxa"/>
+              <w:right w:w="25" w:type="dxa"/>
             </w:tcMar>
             <w:shd w:fill="F8FAFC"/>
           </w:tcPr>
           <w:p>
+            <w:pPr>
+              <w:spacing w:after="0" w:line="252" w:lineRule="auto"/>
+            </w:pPr>
             <w:r>
               <w:rPr>
-                <w:sz w:val="15"/>
+                <w:rFonts w:ascii="Times New Roman" w:hAnsi="Times New Roman"/>
+                <w:sz w:val="14"/>
               </w:rPr>
-              <w:t>docs(gtu): remove BOM section, format algorithms in formal CS boxes, convert PPT to 100% light theme</w:t>
+              <w:t>docs(gtu): remove BOM section, format algorithms in formal CS boxes, convert PPT to light</w:t>
             </w:r>
           </w:p>
         </w:tc>
       </w:tr>
       <w:tr>
+        <w:trPr>
+          <w:cantSplit/>
+        </w:trPr>
         <w:tc>
           <w:tcPr>
-            <w:tcW w:type="dxa" w:w="2401"/>
-            <w:tcMar>
-              <w:top w:w="20" w:type="dxa"/>
-              <w:bottom w:w="20" w:type="dxa"/>
-              <w:left w:w="30" w:type="dxa"/>
-              <w:right w:w="30" w:type="dxa"/>
+            <w:tcW w:type="dxa" w:w="1080"/>
+            <w:tcW w:w="1080" w:type="dxa"/>
+            <w:tcMar>
+              <w:top w:w="12" w:type="dxa"/>
+              <w:bottom w:w="12" w:type="dxa"/>
+              <w:left w:w="25" w:type="dxa"/>
+              <w:right w:w="25" w:type="dxa"/>
             </w:tcMar>
           </w:tcPr>
           <w:p>
             <w:pPr>
+              <w:spacing w:after="0"/>
               <w:jc w:val="center"/>
             </w:pPr>
             <w:r>
@@ -4610,7 +6206,7 @@
                 <w:rFonts w:ascii="Consolas" w:hAnsi="Consolas"/>
                 <w:b/>
                 <w:color w:val="1E3A8A"/>
-                <w:sz w:val="15"/>
+                <w:sz w:val="14"/>
               </w:rPr>
               <w:t>b338628</w:t>
             </w:r>
@@ -4618,21 +6214,24 @@
         </w:tc>
         <w:tc>
           <w:tcPr>
-            <w:tcW w:type="dxa" w:w="2401"/>
-            <w:tcMar>
-              <w:top w:w="20" w:type="dxa"/>
-              <w:bottom w:w="20" w:type="dxa"/>
-              <w:left w:w="30" w:type="dxa"/>
-              <w:right w:w="30" w:type="dxa"/>
+            <w:tcW w:type="dxa" w:w="1224"/>
+            <w:tcW w:w="1224" w:type="dxa"/>
+            <w:tcMar>
+              <w:top w:w="12" w:type="dxa"/>
+              <w:bottom w:w="12" w:type="dxa"/>
+              <w:left w:w="25" w:type="dxa"/>
+              <w:right w:w="25" w:type="dxa"/>
             </w:tcMar>
           </w:tcPr>
           <w:p>
             <w:pPr>
+              <w:spacing w:after="0"/>
               <w:jc w:val="center"/>
             </w:pPr>
             <w:r>
               <w:rPr>
-                <w:sz w:val="15"/>
+                <w:rFonts w:ascii="Times New Roman" w:hAnsi="Times New Roman"/>
+                <w:sz w:val="14"/>
               </w:rPr>
               <w:t>2026-10-28</w:t>
             </w:r>
@@ -4640,22 +6239,25 @@
         </w:tc>
         <w:tc>
           <w:tcPr>
-            <w:tcW w:type="dxa" w:w="2401"/>
-            <w:tcMar>
-              <w:top w:w="20" w:type="dxa"/>
-              <w:bottom w:w="20" w:type="dxa"/>
-              <w:left w:w="30" w:type="dxa"/>
-              <w:right w:w="30" w:type="dxa"/>
+            <w:tcW w:type="dxa" w:w="1584"/>
+            <w:tcW w:w="1584" w:type="dxa"/>
+            <w:tcMar>
+              <w:top w:w="12" w:type="dxa"/>
+              <w:bottom w:w="12" w:type="dxa"/>
+              <w:left w:w="25" w:type="dxa"/>
+              <w:right w:w="25" w:type="dxa"/>
             </w:tcMar>
           </w:tcPr>
           <w:p>
             <w:pPr>
+              <w:spacing w:after="0"/>
               <w:jc w:val="center"/>
             </w:pPr>
             <w:r>
               <w:rPr>
+                <w:rFonts w:ascii="Times New Roman" w:hAnsi="Times New Roman"/>
                 <w:b/>
-                <w:sz w:val="15"/>
+                <w:sz w:val="14"/>
               </w:rPr>
               <w:t>Shubh Patel</w:t>
             </w:r>
@@ -4663,38 +6265,48 @@
         </w:tc>
         <w:tc>
           <w:tcPr>
-            <w:tcW w:type="dxa" w:w="2401"/>
-            <w:tcMar>
-              <w:top w:w="20" w:type="dxa"/>
-              <w:bottom w:w="20" w:type="dxa"/>
-              <w:left w:w="40" w:type="dxa"/>
-              <w:right w:w="40" w:type="dxa"/>
+            <w:tcW w:type="dxa" w:w="5976"/>
+            <w:tcW w:w="5976" w:type="dxa"/>
+            <w:tcMar>
+              <w:top w:w="12" w:type="dxa"/>
+              <w:bottom w:w="12" w:type="dxa"/>
+              <w:left w:w="25" w:type="dxa"/>
+              <w:right w:w="25" w:type="dxa"/>
             </w:tcMar>
           </w:tcPr>
           <w:p>
+            <w:pPr>
+              <w:spacing w:after="0" w:line="252" w:lineRule="auto"/>
+            </w:pPr>
             <w:r>
               <w:rPr>
-                <w:sz w:val="15"/>
+                <w:rFonts w:ascii="Times New Roman" w:hAnsi="Times New Roman"/>
+                <w:sz w:val="14"/>
               </w:rPr>
-              <w:t>docs(gtu): finalize 18-slide PPTX, 8-chapter DOCX report with embedded block/circuit/flowchart diagrams</w:t>
+              <w:t>docs(gtu): finalize 18-slide PPTX, 8-chapter DOCX report with block/circuit/flowcharts</w:t>
             </w:r>
           </w:p>
         </w:tc>
       </w:tr>
       <w:tr>
+        <w:trPr>
+          <w:cantSplit/>
+        </w:trPr>
         <w:tc>
           <w:tcPr>
-            <w:tcW w:type="dxa" w:w="2401"/>
-            <w:tcMar>
-              <w:top w:w="20" w:type="dxa"/>
-              <w:bottom w:w="20" w:type="dxa"/>
-              <w:left w:w="30" w:type="dxa"/>
-              <w:right w:w="30" w:type="dxa"/>
+            <w:tcW w:type="dxa" w:w="1080"/>
+            <w:tcW w:w="1080" w:type="dxa"/>
+            <w:tcMar>
+              <w:top w:w="12" w:type="dxa"/>
+              <w:bottom w:w="12" w:type="dxa"/>
+              <w:left w:w="25" w:type="dxa"/>
+              <w:right w:w="25" w:type="dxa"/>
             </w:tcMar>
             <w:shd w:fill="F8FAFC"/>
           </w:tcPr>
           <w:p>
             <w:pPr>
+              <w:spacing w:after="0"/>
               <w:jc w:val="center"/>
             </w:pPr>
             <w:r>
@@ -4702,7 +6314,7 @@
                 <w:rFonts w:ascii="Consolas" w:hAnsi="Consolas"/>
                 <w:b/>
                 <w:color w:val="1E3A8A"/>
-                <w:sz w:val="15"/>
+                <w:sz w:val="14"/>
               </w:rPr>
               <w:t>5fe6564</w:t>
             </w:r>
@@ -4710,22 +6322,25 @@
         </w:tc>
         <w:tc>
           <w:tcPr>
-            <w:tcW w:type="dxa" w:w="2401"/>
-            <w:tcMar>
-              <w:top w:w="20" w:type="dxa"/>
-              <w:bottom w:w="20" w:type="dxa"/>
-              <w:left w:w="30" w:type="dxa"/>
-              <w:right w:w="30" w:type="dxa"/>
+            <w:tcW w:type="dxa" w:w="1224"/>
+            <w:tcW w:w="1224" w:type="dxa"/>
+            <w:tcMar>
+              <w:top w:w="12" w:type="dxa"/>
+              <w:bottom w:w="12" w:type="dxa"/>
+              <w:left w:w="25" w:type="dxa"/>
+              <w:right w:w="25" w:type="dxa"/>
             </w:tcMar>
             <w:shd w:fill="F8FAFC"/>
           </w:tcPr>
           <w:p>
             <w:pPr>
+              <w:spacing w:after="0"/>
               <w:jc w:val="center"/>
             </w:pPr>
             <w:r>
               <w:rPr>
-                <w:sz w:val="15"/>
+                <w:rFonts w:ascii="Times New Roman" w:hAnsi="Times New Roman"/>
+                <w:sz w:val="14"/>
               </w:rPr>
               <w:t>2026-10-28</w:t>
             </w:r>
@@ -4733,23 +6348,26 @@
         </w:tc>
         <w:tc>
           <w:tcPr>
-            <w:tcW w:type="dxa" w:w="2401"/>
-            <w:tcMar>
-              <w:top w:w="20" w:type="dxa"/>
-              <w:bottom w:w="20" w:type="dxa"/>
-              <w:left w:w="30" w:type="dxa"/>
-              <w:right w:w="30" w:type="dxa"/>
+            <w:tcW w:type="dxa" w:w="1584"/>
+            <w:tcW w:w="1584" w:type="dxa"/>
+            <w:tcMar>
+              <w:top w:w="12" w:type="dxa"/>
+              <w:bottom w:w="12" w:type="dxa"/>
+              <w:left w:w="25" w:type="dxa"/>
+              <w:right w:w="25" w:type="dxa"/>
             </w:tcMar>
             <w:shd w:fill="F8FAFC"/>
           </w:tcPr>
           <w:p>
             <w:pPr>
+              <w:spacing w:after="0"/>
               <w:jc w:val="center"/>
             </w:pPr>
             <w:r>
               <w:rPr>
+                <w:rFonts w:ascii="Times New Roman" w:hAnsi="Times New Roman"/>
                 <w:b/>
-                <w:sz w:val="15"/>
+                <w:sz w:val="14"/>
               </w:rPr>
               <w:t>Krushank Dave</w:t>
             </w:r>
@@ -4757,38 +6375,48 @@
         </w:tc>
         <w:tc>
           <w:tcPr>
-            <w:tcW w:type="dxa" w:w="2401"/>
-            <w:tcMar>
-              <w:top w:w="20" w:type="dxa"/>
-              <w:bottom w:w="20" w:type="dxa"/>
-              <w:left w:w="40" w:type="dxa"/>
-              <w:right w:w="40" w:type="dxa"/>
+            <w:tcW w:type="dxa" w:w="5976"/>
+            <w:tcW w:w="5976" w:type="dxa"/>
+            <w:tcMar>
+              <w:top w:w="12" w:type="dxa"/>
+              <w:bottom w:w="12" w:type="dxa"/>
+              <w:left w:w="25" w:type="dxa"/>
+              <w:right w:w="25" w:type="dxa"/>
             </w:tcMar>
             <w:shd w:fill="F8FAFC"/>
           </w:tcPr>
           <w:p>
+            <w:pPr>
+              <w:spacing w:after="0" w:line="252" w:lineRule="auto"/>
+            </w:pPr>
             <w:r>
               <w:rPr>
-                <w:sz w:val="15"/>
+                <w:rFonts w:ascii="Times New Roman" w:hAnsi="Times New Roman"/>
+                <w:sz w:val="14"/>
               </w:rPr>
-              <w:t>feat(pos): optimize F1-F9 express keyboard shortcuts &amp; offline table matrix grid cache</w:t>
+              <w:t>feat(pos): optimize F1-F9 express keyboard shortcuts &amp; offline table matrix cache</w:t>
             </w:r>
           </w:p>
         </w:tc>
       </w:tr>
       <w:tr>
+        <w:trPr>
+          <w:cantSplit/>
+        </w:trPr>
         <w:tc>
           <w:tcPr>
-            <w:tcW w:type="dxa" w:w="2401"/>
-            <w:tcMar>
-              <w:top w:w="20" w:type="dxa"/>
-              <w:bottom w:w="20" w:type="dxa"/>
-              <w:left w:w="30" w:type="dxa"/>
-              <w:right w:w="30" w:type="dxa"/>
+            <w:tcW w:type="dxa" w:w="1080"/>
+            <w:tcW w:w="1080" w:type="dxa"/>
+            <w:tcMar>
+              <w:top w:w="12" w:type="dxa"/>
+              <w:bottom w:w="12" w:type="dxa"/>
+              <w:left w:w="25" w:type="dxa"/>
+              <w:right w:w="25" w:type="dxa"/>
             </w:tcMar>
           </w:tcPr>
           <w:p>
             <w:pPr>
+              <w:spacing w:after="0"/>
               <w:jc w:val="center"/>
             </w:pPr>
             <w:r>
@@ -4796,7 +6424,7 @@
                 <w:rFonts w:ascii="Consolas" w:hAnsi="Consolas"/>
                 <w:b/>
                 <w:color w:val="1E3A8A"/>
-                <w:sz w:val="15"/>
+                <w:sz w:val="14"/>
               </w:rPr>
               <w:t>70b4cfa</w:t>
             </w:r>
@@ -4804,21 +6432,24 @@
         </w:tc>
         <w:tc>
           <w:tcPr>
-            <w:tcW w:type="dxa" w:w="2401"/>
-            <w:tcMar>
-              <w:top w:w="20" w:type="dxa"/>
-              <w:bottom w:w="20" w:type="dxa"/>
-              <w:left w:w="30" w:type="dxa"/>
-              <w:right w:w="30" w:type="dxa"/>
+            <w:tcW w:type="dxa" w:w="1224"/>
+            <w:tcW w:w="1224" w:type="dxa"/>
+            <w:tcMar>
+              <w:top w:w="12" w:type="dxa"/>
+              <w:bottom w:w="12" w:type="dxa"/>
+              <w:left w:w="25" w:type="dxa"/>
+              <w:right w:w="25" w:type="dxa"/>
             </w:tcMar>
           </w:tcPr>
           <w:p>
             <w:pPr>
+              <w:spacing w:after="0"/>
               <w:jc w:val="center"/>
             </w:pPr>
             <w:r>
               <w:rPr>
-                <w:sz w:val="15"/>
+                <w:rFonts w:ascii="Times New Roman" w:hAnsi="Times New Roman"/>
+                <w:sz w:val="14"/>
               </w:rPr>
               <w:t>2026-10-28</w:t>
             </w:r>
@@ -4826,22 +6457,25 @@
         </w:tc>
         <w:tc>
           <w:tcPr>
-            <w:tcW w:type="dxa" w:w="2401"/>
-            <w:tcMar>
-              <w:top w:w="20" w:type="dxa"/>
-              <w:bottom w:w="20" w:type="dxa"/>
-              <w:left w:w="30" w:type="dxa"/>
-              <w:right w:w="30" w:type="dxa"/>
+            <w:tcW w:type="dxa" w:w="1584"/>
+            <w:tcW w:w="1584" w:type="dxa"/>
+            <w:tcMar>
+              <w:top w:w="12" w:type="dxa"/>
+              <w:bottom w:w="12" w:type="dxa"/>
+              <w:left w:w="25" w:type="dxa"/>
+              <w:right w:w="25" w:type="dxa"/>
             </w:tcMar>
           </w:tcPr>
           <w:p>
             <w:pPr>
+              <w:spacing w:after="0"/>
               <w:jc w:val="center"/>
             </w:pPr>
             <w:r>
               <w:rPr>
+                <w:rFonts w:ascii="Times New Roman" w:hAnsi="Times New Roman"/>
                 <w:b/>
-                <w:sz w:val="15"/>
+                <w:sz w:val="14"/>
               </w:rPr>
               <w:t>Fiyans Patel</w:t>
             </w:r>
@@ -4849,38 +6483,48 @@
         </w:tc>
         <w:tc>
           <w:tcPr>
-            <w:tcW w:type="dxa" w:w="2401"/>
-            <w:tcMar>
-              <w:top w:w="20" w:type="dxa"/>
-              <w:bottom w:w="20" w:type="dxa"/>
-              <w:left w:w="40" w:type="dxa"/>
-              <w:right w:w="40" w:type="dxa"/>
+            <w:tcW w:type="dxa" w:w="5976"/>
+            <w:tcW w:w="5976" w:type="dxa"/>
+            <w:tcMar>
+              <w:top w:w="12" w:type="dxa"/>
+              <w:bottom w:w="12" w:type="dxa"/>
+              <w:left w:w="25" w:type="dxa"/>
+              <w:right w:w="25" w:type="dxa"/>
             </w:tcMar>
           </w:tcPr>
           <w:p>
+            <w:pPr>
+              <w:spacing w:after="0" w:line="252" w:lineRule="auto"/>
+            </w:pPr>
             <w:r>
               <w:rPr>
-                <w:sz w:val="15"/>
+                <w:rFonts w:ascii="Times New Roman" w:hAnsi="Times New Roman"/>
+                <w:sz w:val="14"/>
               </w:rPr>
-              <w:t>feat(inventory): implement gram-level recipe BOM auto-deduction &amp; dynamic QR generator</w:t>
+              <w:t>feat(inventory): implement gram-level recipe BOM auto-depletion &amp; QR generator</w:t>
             </w:r>
           </w:p>
         </w:tc>
       </w:tr>
       <w:tr>
+        <w:trPr>
+          <w:cantSplit/>
+        </w:trPr>
         <w:tc>
           <w:tcPr>
-            <w:tcW w:type="dxa" w:w="2401"/>
-            <w:tcMar>
-              <w:top w:w="20" w:type="dxa"/>
-              <w:bottom w:w="20" w:type="dxa"/>
-              <w:left w:w="30" w:type="dxa"/>
-              <w:right w:w="30" w:type="dxa"/>
+            <w:tcW w:type="dxa" w:w="1080"/>
+            <w:tcW w:w="1080" w:type="dxa"/>
+            <w:tcMar>
+              <w:top w:w="12" w:type="dxa"/>
+              <w:bottom w:w="12" w:type="dxa"/>
+              <w:left w:w="25" w:type="dxa"/>
+              <w:right w:w="25" w:type="dxa"/>
             </w:tcMar>
             <w:shd w:fill="F8FAFC"/>
           </w:tcPr>
           <w:p>
             <w:pPr>
+              <w:spacing w:after="0"/>
               <w:jc w:val="center"/>
             </w:pPr>
             <w:r>
@@ -4888,7 +6532,7 @@
                 <w:rFonts w:ascii="Consolas" w:hAnsi="Consolas"/>
                 <w:b/>
                 <w:color w:val="1E3A8A"/>
-                <w:sz w:val="15"/>
+                <w:sz w:val="14"/>
               </w:rPr>
               <w:t>10eb406</w:t>
             </w:r>
@@ -4896,22 +6540,25 @@
         </w:tc>
         <w:tc>
           <w:tcPr>
-            <w:tcW w:type="dxa" w:w="2401"/>
-            <w:tcMar>
-              <w:top w:w="20" w:type="dxa"/>
-              <w:bottom w:w="20" w:type="dxa"/>
-              <w:left w:w="30" w:type="dxa"/>
-              <w:right w:w="30" w:type="dxa"/>
+            <w:tcW w:type="dxa" w:w="1224"/>
+            <w:tcW w:w="1224" w:type="dxa"/>
+            <w:tcMar>
+              <w:top w:w="12" w:type="dxa"/>
+              <w:bottom w:w="12" w:type="dxa"/>
+              <w:left w:w="25" w:type="dxa"/>
+              <w:right w:w="25" w:type="dxa"/>
             </w:tcMar>
             <w:shd w:fill="F8FAFC"/>
           </w:tcPr>
           <w:p>
             <w:pPr>
+              <w:spacing w:after="0"/>
               <w:jc w:val="center"/>
             </w:pPr>
             <w:r>
               <w:rPr>
-                <w:sz w:val="15"/>
+                <w:rFonts w:ascii="Times New Roman" w:hAnsi="Times New Roman"/>
+                <w:sz w:val="14"/>
               </w:rPr>
               <w:t>2026-10-28</w:t>
             </w:r>
@@ -4919,23 +6566,26 @@
         </w:tc>
         <w:tc>
           <w:tcPr>
-            <w:tcW w:type="dxa" w:w="2401"/>
-            <w:tcMar>
-              <w:top w:w="20" w:type="dxa"/>
-              <w:bottom w:w="20" w:type="dxa"/>
-              <w:left w:w="30" w:type="dxa"/>
-              <w:right w:w="30" w:type="dxa"/>
+            <w:tcW w:type="dxa" w:w="1584"/>
+            <w:tcW w:w="1584" w:type="dxa"/>
+            <w:tcMar>
+              <w:top w:w="12" w:type="dxa"/>
+              <w:bottom w:w="12" w:type="dxa"/>
+              <w:left w:w="25" w:type="dxa"/>
+              <w:right w:w="25" w:type="dxa"/>
             </w:tcMar>
             <w:shd w:fill="F8FAFC"/>
           </w:tcPr>
           <w:p>
             <w:pPr>
+              <w:spacing w:after="0"/>
               <w:jc w:val="center"/>
             </w:pPr>
             <w:r>
               <w:rPr>
+                <w:rFonts w:ascii="Times New Roman" w:hAnsi="Times New Roman"/>
                 <w:b/>
-                <w:sz w:val="15"/>
+                <w:sz w:val="14"/>
               </w:rPr>
               <w:t>Veer Prajapati</w:t>
             </w:r>
@@ -4943,38 +6593,48 @@
         </w:tc>
         <w:tc>
           <w:tcPr>
-            <w:tcW w:type="dxa" w:w="2401"/>
-            <w:tcMar>
-              <w:top w:w="20" w:type="dxa"/>
-              <w:bottom w:w="20" w:type="dxa"/>
-              <w:left w:w="40" w:type="dxa"/>
-              <w:right w:w="40" w:type="dxa"/>
+            <w:tcW w:type="dxa" w:w="5976"/>
+            <w:tcW w:w="5976" w:type="dxa"/>
+            <w:tcMar>
+              <w:top w:w="12" w:type="dxa"/>
+              <w:bottom w:w="12" w:type="dxa"/>
+              <w:left w:w="25" w:type="dxa"/>
+              <w:right w:w="25" w:type="dxa"/>
             </w:tcMar>
             <w:shd w:fill="F8FAFC"/>
           </w:tcPr>
           <w:p>
+            <w:pPr>
+              <w:spacing w:after="0" w:line="252" w:lineRule="auto"/>
+            </w:pPr>
             <w:r>
               <w:rPr>
-                <w:sz w:val="15"/>
+                <w:rFonts w:ascii="Times New Roman" w:hAnsi="Times New Roman"/>
+                <w:sz w:val="14"/>
               </w:rPr>
-              <w:t>feat(cart): enhance mobile responsive cart drawer and real-time KDS status polling stepper</w:t>
+              <w:t>feat(cart): enhance mobile responsive cart drawer and real-time KDS status polling</w:t>
             </w:r>
           </w:p>
         </w:tc>
       </w:tr>
       <w:tr>
+        <w:trPr>
+          <w:cantSplit/>
+        </w:trPr>
         <w:tc>
           <w:tcPr>
-            <w:tcW w:type="dxa" w:w="2401"/>
-            <w:tcMar>
-              <w:top w:w="20" w:type="dxa"/>
-              <w:bottom w:w="20" w:type="dxa"/>
-              <w:left w:w="30" w:type="dxa"/>
-              <w:right w:w="30" w:type="dxa"/>
+            <w:tcW w:type="dxa" w:w="1080"/>
+            <w:tcW w:w="1080" w:type="dxa"/>
+            <w:tcMar>
+              <w:top w:w="12" w:type="dxa"/>
+              <w:bottom w:w="12" w:type="dxa"/>
+              <w:left w:w="25" w:type="dxa"/>
+              <w:right w:w="25" w:type="dxa"/>
             </w:tcMar>
           </w:tcPr>
           <w:p>
             <w:pPr>
+              <w:spacing w:after="0"/>
               <w:jc w:val="center"/>
             </w:pPr>
             <w:r>
@@ -4982,7 +6642,7 @@
                 <w:rFonts w:ascii="Consolas" w:hAnsi="Consolas"/>
                 <w:b/>
                 <w:color w:val="1E3A8A"/>
-                <w:sz w:val="15"/>
+                <w:sz w:val="14"/>
               </w:rPr>
               <w:t>311cd92</w:t>
             </w:r>
@@ -4990,21 +6650,24 @@
         </w:tc>
         <w:tc>
           <w:tcPr>
-            <w:tcW w:type="dxa" w:w="2401"/>
-            <w:tcMar>
-              <w:top w:w="20" w:type="dxa"/>
-              <w:bottom w:w="20" w:type="dxa"/>
-              <w:left w:w="30" w:type="dxa"/>
-              <w:right w:w="30" w:type="dxa"/>
+            <w:tcW w:type="dxa" w:w="1224"/>
+            <w:tcW w:w="1224" w:type="dxa"/>
+            <w:tcMar>
+              <w:top w:w="12" w:type="dxa"/>
+              <w:bottom w:w="12" w:type="dxa"/>
+              <w:left w:w="25" w:type="dxa"/>
+              <w:right w:w="25" w:type="dxa"/>
             </w:tcMar>
           </w:tcPr>
           <w:p>
             <w:pPr>
+              <w:spacing w:after="0"/>
               <w:jc w:val="center"/>
             </w:pPr>
             <w:r>
               <w:rPr>
-                <w:sz w:val="15"/>
+                <w:rFonts w:ascii="Times New Roman" w:hAnsi="Times New Roman"/>
+                <w:sz w:val="14"/>
               </w:rPr>
               <w:t>2026-10-28</w:t>
             </w:r>
@@ -5012,22 +6675,25 @@
         </w:tc>
         <w:tc>
           <w:tcPr>
-            <w:tcW w:type="dxa" w:w="2401"/>
-            <w:tcMar>
-              <w:top w:w="20" w:type="dxa"/>
-              <w:bottom w:w="20" w:type="dxa"/>
-              <w:left w:w="30" w:type="dxa"/>
-              <w:right w:w="30" w:type="dxa"/>
+            <w:tcW w:type="dxa" w:w="1584"/>
+            <w:tcW w:w="1584" w:type="dxa"/>
+            <w:tcMar>
+              <w:top w:w="12" w:type="dxa"/>
+              <w:bottom w:w="12" w:type="dxa"/>
+              <w:left w:w="25" w:type="dxa"/>
+              <w:right w:w="25" w:type="dxa"/>
             </w:tcMar>
           </w:tcPr>
           <w:p>
             <w:pPr>
+              <w:spacing w:after="0"/>
               <w:jc w:val="center"/>
             </w:pPr>
             <w:r>
               <w:rPr>
+                <w:rFonts w:ascii="Times New Roman" w:hAnsi="Times New Roman"/>
                 <w:b/>
-                <w:sz w:val="15"/>
+                <w:sz w:val="14"/>
               </w:rPr>
               <w:t>Krushank Dave</w:t>
             </w:r>
@@ -5035,18 +6701,23 @@
         </w:tc>
         <w:tc>
           <w:tcPr>
-            <w:tcW w:type="dxa" w:w="2401"/>
-            <w:tcMar>
-              <w:top w:w="20" w:type="dxa"/>
-              <w:bottom w:w="20" w:type="dxa"/>
-              <w:left w:w="40" w:type="dxa"/>
-              <w:right w:w="40" w:type="dxa"/>
+            <w:tcW w:type="dxa" w:w="5976"/>
+            <w:tcW w:w="5976" w:type="dxa"/>
+            <w:tcMar>
+              <w:top w:w="12" w:type="dxa"/>
+              <w:bottom w:w="12" w:type="dxa"/>
+              <w:left w:w="25" w:type="dxa"/>
+              <w:right w:w="25" w:type="dxa"/>
             </w:tcMar>
           </w:tcPr>
           <w:p>
+            <w:pPr>
+              <w:spacing w:after="0" w:line="252" w:lineRule="auto"/>
+            </w:pPr>
             <w:r>
               <w:rPr>
-                <w:sz w:val="15"/>
+                <w:rFonts w:ascii="Times New Roman" w:hAnsi="Times New Roman"/>
+                <w:sz w:val="14"/>
               </w:rPr>
               <w:t>fix(pos): resolve cash drawer solenoid trigger timing on ESC/POS thermal receipt print</w:t>
             </w:r>
@@ -5054,19 +6725,24 @@
         </w:tc>
       </w:tr>
       <w:tr>
+        <w:trPr>
+          <w:cantSplit/>
+        </w:trPr>
         <w:tc>
           <w:tcPr>
-            <w:tcW w:type="dxa" w:w="2401"/>
-            <w:tcMar>
-              <w:top w:w="20" w:type="dxa"/>
-              <w:bottom w:w="20" w:type="dxa"/>
-              <w:left w:w="30" w:type="dxa"/>
-              <w:right w:w="30" w:type="dxa"/>
+            <w:tcW w:type="dxa" w:w="1080"/>
+            <w:tcW w:w="1080" w:type="dxa"/>
+            <w:tcMar>
+              <w:top w:w="12" w:type="dxa"/>
+              <w:bottom w:w="12" w:type="dxa"/>
+              <w:left w:w="25" w:type="dxa"/>
+              <w:right w:w="25" w:type="dxa"/>
             </w:tcMar>
             <w:shd w:fill="F8FAFC"/>
           </w:tcPr>
           <w:p>
             <w:pPr>
+              <w:spacing w:after="0"/>
               <w:jc w:val="center"/>
             </w:pPr>
             <w:r>
@@ -5074,7 +6750,7 @@
                 <w:rFonts w:ascii="Consolas" w:hAnsi="Consolas"/>
                 <w:b/>
                 <w:color w:val="1E3A8A"/>
-                <w:sz w:val="15"/>
+                <w:sz w:val="14"/>
               </w:rPr>
               <w:t>124cbc0</w:t>
             </w:r>
@@ -5082,22 +6758,25 @@
         </w:tc>
         <w:tc>
           <w:tcPr>
-            <w:tcW w:type="dxa" w:w="2401"/>
-            <w:tcMar>
-              <w:top w:w="20" w:type="dxa"/>
-              <w:bottom w:w="20" w:type="dxa"/>
-              <w:left w:w="30" w:type="dxa"/>
-              <w:right w:w="30" w:type="dxa"/>
+            <w:tcW w:type="dxa" w:w="1224"/>
+            <w:tcW w:w="1224" w:type="dxa"/>
+            <w:tcMar>
+              <w:top w:w="12" w:type="dxa"/>
+              <w:bottom w:w="12" w:type="dxa"/>
+              <w:left w:w="25" w:type="dxa"/>
+              <w:right w:w="25" w:type="dxa"/>
             </w:tcMar>
             <w:shd w:fill="F8FAFC"/>
           </w:tcPr>
           <w:p>
             <w:pPr>
+              <w:spacing w:after="0"/>
               <w:jc w:val="center"/>
             </w:pPr>
             <w:r>
               <w:rPr>
-                <w:sz w:val="15"/>
+                <w:rFonts w:ascii="Times New Roman" w:hAnsi="Times New Roman"/>
+                <w:sz w:val="14"/>
               </w:rPr>
               <w:t>2026-10-28</w:t>
             </w:r>
@@ -5105,23 +6784,26 @@
         </w:tc>
         <w:tc>
           <w:tcPr>
-            <w:tcW w:type="dxa" w:w="2401"/>
-            <w:tcMar>
-              <w:top w:w="20" w:type="dxa"/>
-              <w:bottom w:w="20" w:type="dxa"/>
-              <w:left w:w="30" w:type="dxa"/>
-              <w:right w:w="30" w:type="dxa"/>
+            <w:tcW w:type="dxa" w:w="1584"/>
+            <w:tcW w:w="1584" w:type="dxa"/>
+            <w:tcMar>
+              <w:top w:w="12" w:type="dxa"/>
+              <w:bottom w:w="12" w:type="dxa"/>
+              <w:left w:w="25" w:type="dxa"/>
+              <w:right w:w="25" w:type="dxa"/>
             </w:tcMar>
             <w:shd w:fill="F8FAFC"/>
           </w:tcPr>
           <w:p>
             <w:pPr>
+              <w:spacing w:after="0"/>
               <w:jc w:val="center"/>
             </w:pPr>
             <w:r>
               <w:rPr>
+                <w:rFonts w:ascii="Times New Roman" w:hAnsi="Times New Roman"/>
                 <w:b/>
-                <w:sz w:val="15"/>
+                <w:sz w:val="14"/>
               </w:rPr>
               <w:t>Fiyans Patel</w:t>
             </w:r>
@@ -5129,19 +6811,24 @@
         </w:tc>
         <w:tc>
           <w:tcPr>
-            <w:tcW w:type="dxa" w:w="2401"/>
-            <w:tcMar>
-              <w:top w:w="20" w:type="dxa"/>
-              <w:bottom w:w="20" w:type="dxa"/>
-              <w:left w:w="40" w:type="dxa"/>
-              <w:right w:w="40" w:type="dxa"/>
+            <w:tcW w:type="dxa" w:w="5976"/>
+            <w:tcW w:w="5976" w:type="dxa"/>
+            <w:tcMar>
+              <w:top w:w="12" w:type="dxa"/>
+              <w:bottom w:w="12" w:type="dxa"/>
+              <w:left w:w="25" w:type="dxa"/>
+              <w:right w:w="25" w:type="dxa"/>
             </w:tcMar>
             <w:shd w:fill="F8FAFC"/>
           </w:tcPr>
           <w:p>
+            <w:pPr>
+              <w:spacing w:after="0" w:line="252" w:lineRule="auto"/>
+            </w:pPr>
             <w:r>
               <w:rPr>
-                <w:sz w:val="15"/>
+                <w:rFonts w:ascii="Times New Roman" w:hAnsi="Times New Roman"/>
+                <w:sz w:val="14"/>
               </w:rPr>
               <w:t>feat(inventory): add threshold low-stock warning triggers and ingredient reorder alerts</w:t>
             </w:r>
@@ -5149,18 +6836,23 @@
         </w:tc>
       </w:tr>
       <w:tr>
+        <w:trPr>
+          <w:cantSplit/>
+        </w:trPr>
         <w:tc>
           <w:tcPr>
-            <w:tcW w:type="dxa" w:w="2401"/>
-            <w:tcMar>
-              <w:top w:w="20" w:type="dxa"/>
-              <w:bottom w:w="20" w:type="dxa"/>
-              <w:left w:w="30" w:type="dxa"/>
-              <w:right w:w="30" w:type="dxa"/>
+            <w:tcW w:type="dxa" w:w="1080"/>
+            <w:tcW w:w="1080" w:type="dxa"/>
+            <w:tcMar>
+              <w:top w:w="12" w:type="dxa"/>
+              <w:bottom w:w="12" w:type="dxa"/>
+              <w:left w:w="25" w:type="dxa"/>
+              <w:right w:w="25" w:type="dxa"/>
             </w:tcMar>
           </w:tcPr>
           <w:p>
             <w:pPr>
+              <w:spacing w:after="0"/>
               <w:jc w:val="center"/>
             </w:pPr>
             <w:r>
@@ -5168,7 +6860,7 @@
                 <w:rFonts w:ascii="Consolas" w:hAnsi="Consolas"/>
                 <w:b/>
                 <w:color w:val="1E3A8A"/>
-                <w:sz w:val="15"/>
+                <w:sz w:val="14"/>
               </w:rPr>
               <w:t>cf1b1c2</w:t>
             </w:r>
@@ -5176,21 +6868,24 @@
         </w:tc>
         <w:tc>
           <w:tcPr>
-            <w:tcW w:type="dxa" w:w="2401"/>
-            <w:tcMar>
-              <w:top w:w="20" w:type="dxa"/>
-              <w:bottom w:w="20" w:type="dxa"/>
-              <w:left w:w="30" w:type="dxa"/>
-              <w:right w:w="30" w:type="dxa"/>
+            <w:tcW w:type="dxa" w:w="1224"/>
+            <w:tcW w:w="1224" w:type="dxa"/>
+            <w:tcMar>
+              <w:top w:w="12" w:type="dxa"/>
+              <w:bottom w:w="12" w:type="dxa"/>
+              <w:left w:w="25" w:type="dxa"/>
+              <w:right w:w="25" w:type="dxa"/>
             </w:tcMar>
           </w:tcPr>
           <w:p>
             <w:pPr>
+              <w:spacing w:after="0"/>
               <w:jc w:val="center"/>
             </w:pPr>
             <w:r>
               <w:rPr>
-                <w:sz w:val="15"/>
+                <w:rFonts w:ascii="Times New Roman" w:hAnsi="Times New Roman"/>
+                <w:sz w:val="14"/>
               </w:rPr>
               <w:t>2026-10-28</w:t>
             </w:r>
@@ -5198,22 +6893,25 @@
         </w:tc>
         <w:tc>
           <w:tcPr>
-            <w:tcW w:type="dxa" w:w="2401"/>
-            <w:tcMar>
-              <w:top w:w="20" w:type="dxa"/>
-              <w:bottom w:w="20" w:type="dxa"/>
-              <w:left w:w="30" w:type="dxa"/>
-              <w:right w:w="30" w:type="dxa"/>
+            <w:tcW w:type="dxa" w:w="1584"/>
+            <w:tcW w:w="1584" w:type="dxa"/>
+            <w:tcMar>
+              <w:top w:w="12" w:type="dxa"/>
+              <w:bottom w:w="12" w:type="dxa"/>
+              <w:left w:w="25" w:type="dxa"/>
+              <w:right w:w="25" w:type="dxa"/>
             </w:tcMar>
           </w:tcPr>
           <w:p>
             <w:pPr>
+              <w:spacing w:after="0"/>
               <w:jc w:val="center"/>
             </w:pPr>
             <w:r>
               <w:rPr>
+                <w:rFonts w:ascii="Times New Roman" w:hAnsi="Times New Roman"/>
                 <w:b/>
-                <w:sz w:val="15"/>
+                <w:sz w:val="14"/>
               </w:rPr>
               <w:t>Shubh Patel</w:t>
             </w:r>
@@ -5221,38 +6919,48 @@
         </w:tc>
         <w:tc>
           <w:tcPr>
-            <w:tcW w:type="dxa" w:w="2401"/>
-            <w:tcMar>
-              <w:top w:w="20" w:type="dxa"/>
-              <w:bottom w:w="20" w:type="dxa"/>
-              <w:left w:w="40" w:type="dxa"/>
-              <w:right w:w="40" w:type="dxa"/>
+            <w:tcW w:type="dxa" w:w="5976"/>
+            <w:tcW w:w="5976" w:type="dxa"/>
+            <w:tcMar>
+              <w:top w:w="12" w:type="dxa"/>
+              <w:bottom w:w="12" w:type="dxa"/>
+              <w:left w:w="25" w:type="dxa"/>
+              <w:right w:w="25" w:type="dxa"/>
             </w:tcMar>
           </w:tcPr>
           <w:p>
+            <w:pPr>
+              <w:spacing w:after="0" w:line="252" w:lineRule="auto"/>
+            </w:pPr>
             <w:r>
               <w:rPr>
-                <w:sz w:val="15"/>
+                <w:rFonts w:ascii="Times New Roman" w:hAnsi="Times New Roman"/>
+                <w:sz w:val="14"/>
               </w:rPr>
-              <w:t>feat(customer-menu): switch default theme to Light Emerald Green matching mobile app branding</w:t>
+              <w:t>feat(customer-menu): switch default theme to Light Emerald Green matching mobile app</w:t>
             </w:r>
           </w:p>
         </w:tc>
       </w:tr>
       <w:tr>
+        <w:trPr>
+          <w:cantSplit/>
+        </w:trPr>
         <w:tc>
           <w:tcPr>
-            <w:tcW w:type="dxa" w:w="2401"/>
-            <w:tcMar>
-              <w:top w:w="20" w:type="dxa"/>
-              <w:bottom w:w="20" w:type="dxa"/>
-              <w:left w:w="30" w:type="dxa"/>
-              <w:right w:w="30" w:type="dxa"/>
+            <w:tcW w:type="dxa" w:w="1080"/>
+            <w:tcW w:w="1080" w:type="dxa"/>
+            <w:tcMar>
+              <w:top w:w="12" w:type="dxa"/>
+              <w:bottom w:w="12" w:type="dxa"/>
+              <w:left w:w="25" w:type="dxa"/>
+              <w:right w:w="25" w:type="dxa"/>
             </w:tcMar>
             <w:shd w:fill="F8FAFC"/>
           </w:tcPr>
           <w:p>
             <w:pPr>
+              <w:spacing w:after="0"/>
               <w:jc w:val="center"/>
             </w:pPr>
             <w:r>
@@ -5260,7 +6968,7 @@
                 <w:rFonts w:ascii="Consolas" w:hAnsi="Consolas"/>
                 <w:b/>
                 <w:color w:val="1E3A8A"/>
-                <w:sz w:val="15"/>
+                <w:sz w:val="14"/>
               </w:rPr>
               <w:t>201db4a</w:t>
             </w:r>
@@ -5268,22 +6976,25 @@
         </w:tc>
         <w:tc>
           <w:tcPr>
-            <w:tcW w:type="dxa" w:w="2401"/>
-            <w:tcMar>
-              <w:top w:w="20" w:type="dxa"/>
-              <w:bottom w:w="20" w:type="dxa"/>
-              <w:left w:w="30" w:type="dxa"/>
-              <w:right w:w="30" w:type="dxa"/>
+            <w:tcW w:type="dxa" w:w="1224"/>
+            <w:tcW w:w="1224" w:type="dxa"/>
+            <w:tcMar>
+              <w:top w:w="12" w:type="dxa"/>
+              <w:bottom w:w="12" w:type="dxa"/>
+              <w:left w:w="25" w:type="dxa"/>
+              <w:right w:w="25" w:type="dxa"/>
             </w:tcMar>
             <w:shd w:fill="F8FAFC"/>
           </w:tcPr>
           <w:p>
             <w:pPr>
+              <w:spacing w:after="0"/>
               <w:jc w:val="center"/>
             </w:pPr>
             <w:r>
               <w:rPr>
-                <w:sz w:val="15"/>
+                <w:rFonts w:ascii="Times New Roman" w:hAnsi="Times New Roman"/>
+                <w:sz w:val="14"/>
               </w:rPr>
               <w:t>2026-10-28</w:t>
             </w:r>
@@ -5291,23 +7002,26 @@
         </w:tc>
         <w:tc>
           <w:tcPr>
-            <w:tcW w:type="dxa" w:w="2401"/>
-            <w:tcMar>
-              <w:top w:w="20" w:type="dxa"/>
-              <w:bottom w:w="20" w:type="dxa"/>
-              <w:left w:w="30" w:type="dxa"/>
-              <w:right w:w="30" w:type="dxa"/>
+            <w:tcW w:type="dxa" w:w="1584"/>
+            <w:tcW w:w="1584" w:type="dxa"/>
+            <w:tcMar>
+              <w:top w:w="12" w:type="dxa"/>
+              <w:bottom w:w="12" w:type="dxa"/>
+              <w:left w:w="25" w:type="dxa"/>
+              <w:right w:w="25" w:type="dxa"/>
             </w:tcMar>
             <w:shd w:fill="F8FAFC"/>
           </w:tcPr>
           <w:p>
             <w:pPr>
+              <w:spacing w:after="0"/>
               <w:jc w:val="center"/>
             </w:pPr>
             <w:r>
               <w:rPr>
+                <w:rFonts w:ascii="Times New Roman" w:hAnsi="Times New Roman"/>
                 <w:b/>
-                <w:sz w:val="15"/>
+                <w:sz w:val="14"/>
               </w:rPr>
               <w:t>Shubh Patel</w:t>
             </w:r>
@@ -5315,35 +7029,36 @@
         </w:tc>
         <w:tc>
           <w:tcPr>
-            <w:tcW w:type="dxa" w:w="2401"/>
-            <w:tcMar>
-              <w:top w:w="20" w:type="dxa"/>
-              <w:bottom w:w="20" w:type="dxa"/>
-              <w:left w:w="40" w:type="dxa"/>
-              <w:right w:w="40" w:type="dxa"/>
+            <w:tcW w:type="dxa" w:w="5976"/>
+            <w:tcW w:w="5976" w:type="dxa"/>
+            <w:tcMar>
+              <w:top w:w="12" w:type="dxa"/>
+              <w:bottom w:w="12" w:type="dxa"/>
+              <w:left w:w="25" w:type="dxa"/>
+              <w:right w:w="25" w:type="dxa"/>
             </w:tcMar>
             <w:shd w:fill="F8FAFC"/>
           </w:tcPr>
           <w:p>
+            <w:pPr>
+              <w:spacing w:after="0" w:line="252" w:lineRule="auto"/>
+            </w:pPr>
             <w:r>
               <w:rPr>
-                <w:sz w:val="15"/>
+                <w:rFonts w:ascii="Times New Roman" w:hAnsi="Times New Roman"/>
+                <w:sz w:val="14"/>
               </w:rPr>
-              <w:t>fix(deploy): add fix_db_and_500.sh script to automatically resolve MySQL credentials &amp; permissions</w:t>
+              <w:t>fix(deploy): add fix_db_and_500.sh script to automatically resolve MySQL permissions</w:t>
             </w:r>
           </w:p>
         </w:tc>
       </w:tr>
     </w:tbl>
-    <w:p>
-      <w:pPr>
-        <w:spacing w:before="120"/>
-      </w:pPr>
-    </w:p>
     <w:tbl>
       <w:tblPr>
         <w:tblW w:type="auto" w:w="0"/>
         <w:jc w:val="center"/>
+        <w:tblLayout w:type="fixed"/>
         <w:tblLook w:firstColumn="1" w:firstRow="1" w:lastColumn="0" w:lastRow="0" w:noHBand="0" w:noVBand="1" w:val="04A0"/>
         <w:tblBorders>
           <w:top w:val="single" w:sz="6" w:space="0" w:color="CBD5E1"/>
@@ -5355,40 +7070,52 @@
         </w:tblBorders>
       </w:tblPr>
       <w:tblGrid>
-        <w:gridCol w:w="4824"/>
-        <w:gridCol w:w="4824"/>
+        <w:gridCol w:w="4925"/>
+        <w:gridCol w:w="4925"/>
       </w:tblGrid>
       <w:tr>
+        <w:trPr>
+          <w:cantSplit/>
+        </w:trPr>
         <w:tc>
           <w:tcPr>
-            <w:tcW w:type="dxa" w:w="4802"/>
-            <w:tcMar>
-              <w:top w:w="35" w:type="dxa"/>
-              <w:bottom w:w="35" w:type="dxa"/>
-              <w:left w:w="60" w:type="dxa"/>
-              <w:right w:w="60" w:type="dxa"/>
+            <w:tcW w:type="dxa" w:w="4925"/>
+            <w:tcW w:w="4924" w:type="dxa"/>
+            <w:tcMar>
+              <w:top w:w="20" w:type="dxa"/>
+              <w:bottom w:w="20" w:type="dxa"/>
+              <w:left w:w="40" w:type="dxa"/>
+              <w:right w:w="40" w:type="dxa"/>
             </w:tcMar>
             <w:shd w:fill="F8FAFC"/>
           </w:tcPr>
           <w:p>
             <w:pPr>
-              <w:spacing w:after="20"/>
+              <w:spacing w:after="0" w:line="264" w:lineRule="auto"/>
             </w:pPr>
             <w:r>
               <w:rPr>
+                <w:rFonts w:ascii="Times New Roman" w:hAnsi="Times New Roman"/>
                 <w:b/>
-                <w:sz w:val="17"/>
+                <w:sz w:val="15"/>
               </w:rPr>
               <w:t>Candidate Verification Signature:</w:t>
-              <w:br/>
               <w:br/>
             </w:r>
             <w:r>
               <w:rPr>
-                <w:sz w:val="16"/>
+                <w:rFonts w:ascii="Times New Roman" w:hAnsi="Times New Roman"/>
+                <w:color w:val="94A3B8"/>
+                <w:sz w:val="15"/>
               </w:rPr>
               <w:t>_______________________________</w:t>
               <w:br/>
+            </w:r>
+            <w:r>
+              <w:rPr>
+                <w:rFonts w:ascii="Times New Roman" w:hAnsi="Times New Roman"/>
+                <w:sz w:val="14"/>
+              </w:rPr>
               <w:t>PATEL SHUBH MAHESHKUMAR</w:t>
               <w:br/>
               <w:t>(For and on behalf of Project Team - 246310307123)</w:t>
@@ -5397,34 +7124,43 @@
         </w:tc>
         <w:tc>
           <w:tcPr>
-            <w:tcW w:type="dxa" w:w="4802"/>
-            <w:tcMar>
-              <w:top w:w="35" w:type="dxa"/>
-              <w:bottom w:w="35" w:type="dxa"/>
-              <w:left w:w="60" w:type="dxa"/>
-              <w:right w:w="60" w:type="dxa"/>
+            <w:tcW w:type="dxa" w:w="4925"/>
+            <w:tcW w:w="4924" w:type="dxa"/>
+            <w:tcMar>
+              <w:top w:w="20" w:type="dxa"/>
+              <w:bottom w:w="20" w:type="dxa"/>
+              <w:left w:w="40" w:type="dxa"/>
+              <w:right w:w="40" w:type="dxa"/>
             </w:tcMar>
             <w:shd w:fill="F8FAFC"/>
           </w:tcPr>
           <w:p>
             <w:pPr>
-              <w:spacing w:after="20"/>
+              <w:spacing w:after="0" w:line="264" w:lineRule="auto"/>
             </w:pPr>
             <w:r>
               <w:rPr>
+                <w:rFonts w:ascii="Times New Roman" w:hAnsi="Times New Roman"/>
                 <w:b/>
-                <w:sz w:val="17"/>
+                <w:sz w:val="15"/>
               </w:rPr>
               <w:t>Project Guide Approval &amp; Signature:</w:t>
-              <w:br/>
               <w:br/>
             </w:r>
             <w:r>
               <w:rPr>
-                <w:sz w:val="16"/>
+                <w:rFonts w:ascii="Times New Roman" w:hAnsi="Times New Roman"/>
+                <w:color w:val="94A3B8"/>
+                <w:sz w:val="15"/>
               </w:rPr>
               <w:t>_______________________________</w:t>
               <w:br/>
+            </w:r>
+            <w:r>
+              <w:rPr>
+                <w:rFonts w:ascii="Times New Roman" w:hAnsi="Times New Roman"/>
+                <w:sz w:val="14"/>
+              </w:rPr>
               <w:t>Prof. Yagnesh Patel</w:t>
               <w:br/>
               <w:t>(Lecturer, Computer Engg., KDP Patan)</w:t>
@@ -5435,7 +7171,7 @@
     </w:tbl>
     <w:sectPr>
       <w:pgSz w:w="11909" w:h="16834"/>
-      <w:pgMar w:top="1008" w:right="1152" w:bottom="1008" w:left="1152" w:header="720" w:footer="720" w:gutter="0"/>
+      <w:pgMar w:top="936" w:right="1008" w:bottom="936" w:left="1008" w:header="720" w:footer="720" w:gutter="0"/>
       <w:cols w:space="720"/>
       <w:docGrid w:linePitch="360"/>
     </w:sectPr>

--- a/docs/DineFlow_AI_GTU_Minor_Project_Logbook.docx
+++ b/docs/DineFlow_AI_GTU_Minor_Project_Logbook.docx
@@ -72,6 +72,7 @@
           </w:tcPr>
           <w:p>
             <w:pPr>
+              <w:spacing w:line="276" w:lineRule="auto"/>
               <w:jc w:val="center"/>
             </w:pPr>
             <w:r>
@@ -161,7 +162,7 @@
     </w:tbl>
     <w:p>
       <w:pPr>
-        <w:spacing w:before="160" w:after="160"/>
+        <w:spacing w:before="240" w:after="200"/>
         <w:jc w:val="center"/>
       </w:pPr>
       <w:r>
@@ -177,7 +178,7 @@
     </w:p>
     <w:p>
       <w:pPr>
-        <w:spacing w:before="120" w:after="80"/>
+        <w:spacing w:before="160" w:after="120"/>
       </w:pPr>
       <w:r/>
       <w:r>
@@ -185,7 +186,7 @@
           <w:rFonts w:ascii="Times New Roman" w:hAnsi="Times New Roman"/>
           <w:b/>
           <w:color w:val="1E3A8A"/>
-          <w:sz w:val="22"/>
+          <w:sz w:val="23"/>
         </w:rPr>
         <w:t>Team Details</w:t>
       </w:r>
@@ -235,10 +236,10 @@
               <w:right w:w="100" w:type="dxa"/>
             </w:tcMar>
             <w:tcMar>
-              <w:top w:w="25" w:type="dxa"/>
-              <w:bottom w:w="25" w:type="dxa"/>
-              <w:left w:w="35" w:type="dxa"/>
-              <w:right w:w="35" w:type="dxa"/>
+              <w:top w:w="35" w:type="dxa"/>
+              <w:bottom w:w="35" w:type="dxa"/>
+              <w:left w:w="45" w:type="dxa"/>
+              <w:right w:w="45" w:type="dxa"/>
             </w:tcMar>
             <w:shd w:fill="1E3A8A"/>
             <w:tcW w:w="792" w:type="dxa"/>
@@ -270,10 +271,10 @@
               <w:right w:w="100" w:type="dxa"/>
             </w:tcMar>
             <w:tcMar>
-              <w:top w:w="25" w:type="dxa"/>
-              <w:bottom w:w="25" w:type="dxa"/>
-              <w:left w:w="35" w:type="dxa"/>
-              <w:right w:w="35" w:type="dxa"/>
+              <w:top w:w="35" w:type="dxa"/>
+              <w:bottom w:w="35" w:type="dxa"/>
+              <w:left w:w="45" w:type="dxa"/>
+              <w:right w:w="45" w:type="dxa"/>
             </w:tcMar>
             <w:shd w:fill="1E3A8A"/>
             <w:tcW w:w="2232" w:type="dxa"/>
@@ -305,10 +306,10 @@
               <w:right w:w="100" w:type="dxa"/>
             </w:tcMar>
             <w:tcMar>
-              <w:top w:w="25" w:type="dxa"/>
-              <w:bottom w:w="25" w:type="dxa"/>
-              <w:left w:w="35" w:type="dxa"/>
-              <w:right w:w="35" w:type="dxa"/>
+              <w:top w:w="35" w:type="dxa"/>
+              <w:bottom w:w="35" w:type="dxa"/>
+              <w:left w:w="45" w:type="dxa"/>
+              <w:right w:w="45" w:type="dxa"/>
             </w:tcMar>
             <w:shd w:fill="1E3A8A"/>
             <w:tcW w:w="4608" w:type="dxa"/>
@@ -340,10 +341,10 @@
               <w:right w:w="100" w:type="dxa"/>
             </w:tcMar>
             <w:tcMar>
-              <w:top w:w="25" w:type="dxa"/>
-              <w:bottom w:w="25" w:type="dxa"/>
-              <w:left w:w="35" w:type="dxa"/>
-              <w:right w:w="35" w:type="dxa"/>
+              <w:top w:w="35" w:type="dxa"/>
+              <w:bottom w:w="35" w:type="dxa"/>
+              <w:left w:w="45" w:type="dxa"/>
+              <w:right w:w="45" w:type="dxa"/>
             </w:tcMar>
             <w:shd w:fill="1E3A8A"/>
             <w:tcW w:w="1080" w:type="dxa"/>
@@ -375,10 +376,10 @@
               <w:right w:w="100" w:type="dxa"/>
             </w:tcMar>
             <w:tcMar>
-              <w:top w:w="25" w:type="dxa"/>
-              <w:bottom w:w="25" w:type="dxa"/>
-              <w:left w:w="35" w:type="dxa"/>
-              <w:right w:w="35" w:type="dxa"/>
+              <w:top w:w="35" w:type="dxa"/>
+              <w:bottom w:w="35" w:type="dxa"/>
+              <w:left w:w="45" w:type="dxa"/>
+              <w:right w:w="45" w:type="dxa"/>
             </w:tcMar>
             <w:shd w:fill="1E3A8A"/>
             <w:tcW w:w="1080" w:type="dxa"/>
@@ -408,15 +409,16 @@
           <w:tcPr>
             <w:tcW w:type="dxa" w:w="792"/>
             <w:tcMar>
-              <w:top w:w="25" w:type="dxa"/>
-              <w:bottom w:w="25" w:type="dxa"/>
-              <w:left w:w="45" w:type="dxa"/>
-              <w:right w:w="45" w:type="dxa"/>
+              <w:top w:w="32" w:type="dxa"/>
+              <w:bottom w:w="32" w:type="dxa"/>
+              <w:left w:w="50" w:type="dxa"/>
+              <w:right w:w="50" w:type="dxa"/>
             </w:tcMar>
             <w:tcW w:w="792" w:type="dxa"/>
           </w:tcPr>
           <w:p>
             <w:pPr>
+              <w:spacing w:line="276" w:lineRule="auto"/>
               <w:jc w:val="center"/>
             </w:pPr>
             <w:r>
@@ -433,15 +435,16 @@
           <w:tcPr>
             <w:tcW w:type="dxa" w:w="2232"/>
             <w:tcMar>
-              <w:top w:w="25" w:type="dxa"/>
-              <w:bottom w:w="25" w:type="dxa"/>
-              <w:left w:w="45" w:type="dxa"/>
-              <w:right w:w="45" w:type="dxa"/>
+              <w:top w:w="32" w:type="dxa"/>
+              <w:bottom w:w="32" w:type="dxa"/>
+              <w:left w:w="50" w:type="dxa"/>
+              <w:right w:w="50" w:type="dxa"/>
             </w:tcMar>
             <w:tcW w:w="2232" w:type="dxa"/>
           </w:tcPr>
           <w:p>
             <w:pPr>
+              <w:spacing w:line="276" w:lineRule="auto"/>
               <w:jc w:val="center"/>
             </w:pPr>
             <w:r>
@@ -457,15 +460,16 @@
           <w:tcPr>
             <w:tcW w:type="dxa" w:w="4608"/>
             <w:tcMar>
-              <w:top w:w="25" w:type="dxa"/>
-              <w:bottom w:w="25" w:type="dxa"/>
-              <w:left w:w="45" w:type="dxa"/>
-              <w:right w:w="45" w:type="dxa"/>
+              <w:top w:w="32" w:type="dxa"/>
+              <w:bottom w:w="32" w:type="dxa"/>
+              <w:left w:w="50" w:type="dxa"/>
+              <w:right w:w="50" w:type="dxa"/>
             </w:tcMar>
             <w:tcW w:w="4608" w:type="dxa"/>
           </w:tcPr>
           <w:p>
             <w:pPr>
+              <w:spacing w:line="276" w:lineRule="auto"/>
               <w:jc w:val="left"/>
             </w:pPr>
             <w:r>
@@ -483,15 +487,16 @@
           <w:tcPr>
             <w:tcW w:type="dxa" w:w="1080"/>
             <w:tcMar>
-              <w:top w:w="25" w:type="dxa"/>
-              <w:bottom w:w="25" w:type="dxa"/>
-              <w:left w:w="45" w:type="dxa"/>
-              <w:right w:w="45" w:type="dxa"/>
+              <w:top w:w="32" w:type="dxa"/>
+              <w:bottom w:w="32" w:type="dxa"/>
+              <w:left w:w="50" w:type="dxa"/>
+              <w:right w:w="50" w:type="dxa"/>
             </w:tcMar>
             <w:tcW w:w="1080" w:type="dxa"/>
           </w:tcPr>
           <w:p>
             <w:pPr>
+              <w:spacing w:line="276" w:lineRule="auto"/>
               <w:jc w:val="center"/>
             </w:pPr>
             <w:r>
@@ -507,15 +512,16 @@
           <w:tcPr>
             <w:tcW w:type="dxa" w:w="1080"/>
             <w:tcMar>
-              <w:top w:w="25" w:type="dxa"/>
-              <w:bottom w:w="25" w:type="dxa"/>
-              <w:left w:w="45" w:type="dxa"/>
-              <w:right w:w="45" w:type="dxa"/>
+              <w:top w:w="32" w:type="dxa"/>
+              <w:bottom w:w="32" w:type="dxa"/>
+              <w:left w:w="50" w:type="dxa"/>
+              <w:right w:w="50" w:type="dxa"/>
             </w:tcMar>
             <w:tcW w:w="1080" w:type="dxa"/>
           </w:tcPr>
           <w:p>
             <w:pPr>
+              <w:spacing w:line="276" w:lineRule="auto"/>
               <w:jc w:val="center"/>
             </w:pPr>
             <w:r>
@@ -536,16 +542,17 @@
           <w:tcPr>
             <w:tcW w:type="dxa" w:w="792"/>
             <w:tcMar>
-              <w:top w:w="25" w:type="dxa"/>
-              <w:bottom w:w="25" w:type="dxa"/>
-              <w:left w:w="45" w:type="dxa"/>
-              <w:right w:w="45" w:type="dxa"/>
+              <w:top w:w="32" w:type="dxa"/>
+              <w:bottom w:w="32" w:type="dxa"/>
+              <w:left w:w="50" w:type="dxa"/>
+              <w:right w:w="50" w:type="dxa"/>
             </w:tcMar>
             <w:shd w:fill="F8FAFC"/>
             <w:tcW w:w="792" w:type="dxa"/>
           </w:tcPr>
           <w:p>
             <w:pPr>
+              <w:spacing w:line="276" w:lineRule="auto"/>
               <w:jc w:val="center"/>
             </w:pPr>
             <w:r>
@@ -562,16 +569,17 @@
           <w:tcPr>
             <w:tcW w:type="dxa" w:w="2232"/>
             <w:tcMar>
-              <w:top w:w="25" w:type="dxa"/>
-              <w:bottom w:w="25" w:type="dxa"/>
-              <w:left w:w="45" w:type="dxa"/>
-              <w:right w:w="45" w:type="dxa"/>
+              <w:top w:w="32" w:type="dxa"/>
+              <w:bottom w:w="32" w:type="dxa"/>
+              <w:left w:w="50" w:type="dxa"/>
+              <w:right w:w="50" w:type="dxa"/>
             </w:tcMar>
             <w:shd w:fill="F8FAFC"/>
             <w:tcW w:w="2232" w:type="dxa"/>
           </w:tcPr>
           <w:p>
             <w:pPr>
+              <w:spacing w:line="276" w:lineRule="auto"/>
               <w:jc w:val="center"/>
             </w:pPr>
             <w:r>
@@ -587,16 +595,17 @@
           <w:tcPr>
             <w:tcW w:type="dxa" w:w="4608"/>
             <w:tcMar>
-              <w:top w:w="25" w:type="dxa"/>
-              <w:bottom w:w="25" w:type="dxa"/>
-              <w:left w:w="45" w:type="dxa"/>
-              <w:right w:w="45" w:type="dxa"/>
+              <w:top w:w="32" w:type="dxa"/>
+              <w:bottom w:w="32" w:type="dxa"/>
+              <w:left w:w="50" w:type="dxa"/>
+              <w:right w:w="50" w:type="dxa"/>
             </w:tcMar>
             <w:shd w:fill="F8FAFC"/>
             <w:tcW w:w="4608" w:type="dxa"/>
           </w:tcPr>
           <w:p>
             <w:pPr>
+              <w:spacing w:line="276" w:lineRule="auto"/>
               <w:jc w:val="left"/>
             </w:pPr>
             <w:r>
@@ -613,16 +622,17 @@
           <w:tcPr>
             <w:tcW w:type="dxa" w:w="1080"/>
             <w:tcMar>
-              <w:top w:w="25" w:type="dxa"/>
-              <w:bottom w:w="25" w:type="dxa"/>
-              <w:left w:w="45" w:type="dxa"/>
-              <w:right w:w="45" w:type="dxa"/>
+              <w:top w:w="32" w:type="dxa"/>
+              <w:bottom w:w="32" w:type="dxa"/>
+              <w:left w:w="50" w:type="dxa"/>
+              <w:right w:w="50" w:type="dxa"/>
             </w:tcMar>
             <w:shd w:fill="F8FAFC"/>
             <w:tcW w:w="1080" w:type="dxa"/>
           </w:tcPr>
           <w:p>
             <w:pPr>
+              <w:spacing w:line="276" w:lineRule="auto"/>
               <w:jc w:val="center"/>
             </w:pPr>
             <w:r>
@@ -638,16 +648,17 @@
           <w:tcPr>
             <w:tcW w:type="dxa" w:w="1080"/>
             <w:tcMar>
-              <w:top w:w="25" w:type="dxa"/>
-              <w:bottom w:w="25" w:type="dxa"/>
-              <w:left w:w="45" w:type="dxa"/>
-              <w:right w:w="45" w:type="dxa"/>
+              <w:top w:w="32" w:type="dxa"/>
+              <w:bottom w:w="32" w:type="dxa"/>
+              <w:left w:w="50" w:type="dxa"/>
+              <w:right w:w="50" w:type="dxa"/>
             </w:tcMar>
             <w:shd w:fill="F8FAFC"/>
             <w:tcW w:w="1080" w:type="dxa"/>
           </w:tcPr>
           <w:p>
             <w:pPr>
+              <w:spacing w:line="276" w:lineRule="auto"/>
               <w:jc w:val="center"/>
             </w:pPr>
             <w:r>
@@ -668,15 +679,16 @@
           <w:tcPr>
             <w:tcW w:type="dxa" w:w="792"/>
             <w:tcMar>
-              <w:top w:w="25" w:type="dxa"/>
-              <w:bottom w:w="25" w:type="dxa"/>
-              <w:left w:w="45" w:type="dxa"/>
-              <w:right w:w="45" w:type="dxa"/>
+              <w:top w:w="32" w:type="dxa"/>
+              <w:bottom w:w="32" w:type="dxa"/>
+              <w:left w:w="50" w:type="dxa"/>
+              <w:right w:w="50" w:type="dxa"/>
             </w:tcMar>
             <w:tcW w:w="792" w:type="dxa"/>
           </w:tcPr>
           <w:p>
             <w:pPr>
+              <w:spacing w:line="276" w:lineRule="auto"/>
               <w:jc w:val="center"/>
             </w:pPr>
             <w:r>
@@ -693,15 +705,16 @@
           <w:tcPr>
             <w:tcW w:type="dxa" w:w="2232"/>
             <w:tcMar>
-              <w:top w:w="25" w:type="dxa"/>
-              <w:bottom w:w="25" w:type="dxa"/>
-              <w:left w:w="45" w:type="dxa"/>
-              <w:right w:w="45" w:type="dxa"/>
+              <w:top w:w="32" w:type="dxa"/>
+              <w:bottom w:w="32" w:type="dxa"/>
+              <w:left w:w="50" w:type="dxa"/>
+              <w:right w:w="50" w:type="dxa"/>
             </w:tcMar>
             <w:tcW w:w="2232" w:type="dxa"/>
           </w:tcPr>
           <w:p>
             <w:pPr>
+              <w:spacing w:line="276" w:lineRule="auto"/>
               <w:jc w:val="center"/>
             </w:pPr>
             <w:r>
@@ -717,15 +730,16 @@
           <w:tcPr>
             <w:tcW w:type="dxa" w:w="4608"/>
             <w:tcMar>
-              <w:top w:w="25" w:type="dxa"/>
-              <w:bottom w:w="25" w:type="dxa"/>
-              <w:left w:w="45" w:type="dxa"/>
-              <w:right w:w="45" w:type="dxa"/>
+              <w:top w:w="32" w:type="dxa"/>
+              <w:bottom w:w="32" w:type="dxa"/>
+              <w:left w:w="50" w:type="dxa"/>
+              <w:right w:w="50" w:type="dxa"/>
             </w:tcMar>
             <w:tcW w:w="4608" w:type="dxa"/>
           </w:tcPr>
           <w:p>
             <w:pPr>
+              <w:spacing w:line="276" w:lineRule="auto"/>
               <w:jc w:val="left"/>
             </w:pPr>
             <w:r>
@@ -742,15 +756,16 @@
           <w:tcPr>
             <w:tcW w:type="dxa" w:w="1080"/>
             <w:tcMar>
-              <w:top w:w="25" w:type="dxa"/>
-              <w:bottom w:w="25" w:type="dxa"/>
-              <w:left w:w="45" w:type="dxa"/>
-              <w:right w:w="45" w:type="dxa"/>
+              <w:top w:w="32" w:type="dxa"/>
+              <w:bottom w:w="32" w:type="dxa"/>
+              <w:left w:w="50" w:type="dxa"/>
+              <w:right w:w="50" w:type="dxa"/>
             </w:tcMar>
             <w:tcW w:w="1080" w:type="dxa"/>
           </w:tcPr>
           <w:p>
             <w:pPr>
+              <w:spacing w:line="276" w:lineRule="auto"/>
               <w:jc w:val="center"/>
             </w:pPr>
             <w:r>
@@ -766,15 +781,16 @@
           <w:tcPr>
             <w:tcW w:type="dxa" w:w="1080"/>
             <w:tcMar>
-              <w:top w:w="25" w:type="dxa"/>
-              <w:bottom w:w="25" w:type="dxa"/>
-              <w:left w:w="45" w:type="dxa"/>
-              <w:right w:w="45" w:type="dxa"/>
+              <w:top w:w="32" w:type="dxa"/>
+              <w:bottom w:w="32" w:type="dxa"/>
+              <w:left w:w="50" w:type="dxa"/>
+              <w:right w:w="50" w:type="dxa"/>
             </w:tcMar>
             <w:tcW w:w="1080" w:type="dxa"/>
           </w:tcPr>
           <w:p>
             <w:pPr>
+              <w:spacing w:line="276" w:lineRule="auto"/>
               <w:jc w:val="center"/>
             </w:pPr>
             <w:r>
@@ -795,16 +811,17 @@
           <w:tcPr>
             <w:tcW w:type="dxa" w:w="792"/>
             <w:tcMar>
-              <w:top w:w="25" w:type="dxa"/>
-              <w:bottom w:w="25" w:type="dxa"/>
-              <w:left w:w="45" w:type="dxa"/>
-              <w:right w:w="45" w:type="dxa"/>
+              <w:top w:w="32" w:type="dxa"/>
+              <w:bottom w:w="32" w:type="dxa"/>
+              <w:left w:w="50" w:type="dxa"/>
+              <w:right w:w="50" w:type="dxa"/>
             </w:tcMar>
             <w:shd w:fill="F8FAFC"/>
             <w:tcW w:w="792" w:type="dxa"/>
           </w:tcPr>
           <w:p>
             <w:pPr>
+              <w:spacing w:line="276" w:lineRule="auto"/>
               <w:jc w:val="center"/>
             </w:pPr>
             <w:r>
@@ -821,16 +838,17 @@
           <w:tcPr>
             <w:tcW w:type="dxa" w:w="2232"/>
             <w:tcMar>
-              <w:top w:w="25" w:type="dxa"/>
-              <w:bottom w:w="25" w:type="dxa"/>
-              <w:left w:w="45" w:type="dxa"/>
-              <w:right w:w="45" w:type="dxa"/>
+              <w:top w:w="32" w:type="dxa"/>
+              <w:bottom w:w="32" w:type="dxa"/>
+              <w:left w:w="50" w:type="dxa"/>
+              <w:right w:w="50" w:type="dxa"/>
             </w:tcMar>
             <w:shd w:fill="F8FAFC"/>
             <w:tcW w:w="2232" w:type="dxa"/>
           </w:tcPr>
           <w:p>
             <w:pPr>
+              <w:spacing w:line="276" w:lineRule="auto"/>
               <w:jc w:val="center"/>
             </w:pPr>
             <w:r>
@@ -846,16 +864,17 @@
           <w:tcPr>
             <w:tcW w:type="dxa" w:w="4608"/>
             <w:tcMar>
-              <w:top w:w="25" w:type="dxa"/>
-              <w:bottom w:w="25" w:type="dxa"/>
-              <w:left w:w="45" w:type="dxa"/>
-              <w:right w:w="45" w:type="dxa"/>
+              <w:top w:w="32" w:type="dxa"/>
+              <w:bottom w:w="32" w:type="dxa"/>
+              <w:left w:w="50" w:type="dxa"/>
+              <w:right w:w="50" w:type="dxa"/>
             </w:tcMar>
             <w:shd w:fill="F8FAFC"/>
             <w:tcW w:w="4608" w:type="dxa"/>
           </w:tcPr>
           <w:p>
             <w:pPr>
+              <w:spacing w:line="276" w:lineRule="auto"/>
               <w:jc w:val="left"/>
             </w:pPr>
             <w:r>
@@ -872,16 +891,17 @@
           <w:tcPr>
             <w:tcW w:type="dxa" w:w="1080"/>
             <w:tcMar>
-              <w:top w:w="25" w:type="dxa"/>
-              <w:bottom w:w="25" w:type="dxa"/>
-              <w:left w:w="45" w:type="dxa"/>
-              <w:right w:w="45" w:type="dxa"/>
+              <w:top w:w="32" w:type="dxa"/>
+              <w:bottom w:w="32" w:type="dxa"/>
+              <w:left w:w="50" w:type="dxa"/>
+              <w:right w:w="50" w:type="dxa"/>
             </w:tcMar>
             <w:shd w:fill="F8FAFC"/>
             <w:tcW w:w="1080" w:type="dxa"/>
           </w:tcPr>
           <w:p>
             <w:pPr>
+              <w:spacing w:line="276" w:lineRule="auto"/>
               <w:jc w:val="center"/>
             </w:pPr>
             <w:r>
@@ -897,16 +917,17 @@
           <w:tcPr>
             <w:tcW w:type="dxa" w:w="1080"/>
             <w:tcMar>
-              <w:top w:w="25" w:type="dxa"/>
-              <w:bottom w:w="25" w:type="dxa"/>
-              <w:left w:w="45" w:type="dxa"/>
-              <w:right w:w="45" w:type="dxa"/>
+              <w:top w:w="32" w:type="dxa"/>
+              <w:bottom w:w="32" w:type="dxa"/>
+              <w:left w:w="50" w:type="dxa"/>
+              <w:right w:w="50" w:type="dxa"/>
             </w:tcMar>
             <w:shd w:fill="F8FAFC"/>
             <w:tcW w:w="1080" w:type="dxa"/>
           </w:tcPr>
           <w:p>
             <w:pPr>
+              <w:spacing w:line="276" w:lineRule="auto"/>
               <w:jc w:val="center"/>
             </w:pPr>
             <w:r>
@@ -922,7 +943,7 @@
     </w:tbl>
     <w:p>
       <w:pPr>
-        <w:spacing w:before="60" w:after="240"/>
+        <w:spacing w:before="80" w:after="280"/>
       </w:pPr>
       <w:r/>
       <w:r>
@@ -937,7 +958,7 @@
     </w:p>
     <w:p>
       <w:pPr>
-        <w:spacing w:before="120" w:after="80"/>
+        <w:spacing w:before="160" w:after="120"/>
       </w:pPr>
       <w:r/>
       <w:r>
@@ -945,28 +966,28 @@
           <w:rFonts w:ascii="Times New Roman" w:hAnsi="Times New Roman"/>
           <w:b/>
           <w:color w:val="1E3A8A"/>
-          <w:sz w:val="22"/>
+          <w:sz w:val="23"/>
         </w:rPr>
         <w:t>Project Details</w:t>
       </w:r>
     </w:p>
     <w:p>
       <w:pPr>
-        <w:spacing w:after="400" w:before="0"/>
+        <w:spacing w:after="440" w:before="0" w:line="288" w:lineRule="auto"/>
       </w:pPr>
       <w:r/>
       <w:r>
         <w:rPr>
           <w:rFonts w:ascii="Times New Roman" w:hAnsi="Times New Roman"/>
           <w:b/>
-          <w:sz w:val="20"/>
+          <w:sz w:val="21"/>
         </w:rPr>
         <w:t xml:space="preserve">Project Title: </w:t>
       </w:r>
       <w:r>
         <w:rPr>
           <w:rFonts w:ascii="Times New Roman" w:hAnsi="Times New Roman"/>
-          <w:sz w:val="20"/>
+          <w:sz w:val="21"/>
         </w:rPr>
         <w:t>DineFlow AI: Next-Generation Restaurant Cloud POS, Contactless QR Ordering, Real-Time KDS &amp; Smart ERP System</w:t>
       </w:r>
@@ -977,6 +998,14 @@
         <w:jc w:val="center"/>
         <w:tblLayout w:type="fixed"/>
         <w:tblLook w:firstColumn="1" w:firstRow="1" w:lastColumn="0" w:lastRow="0" w:noHBand="0" w:noVBand="1" w:val="04A0"/>
+        <w:tblBorders>
+          <w:top w:val="single" w:sz="6" w:space="0" w:color="CBD5E1"/>
+          <w:left w:val="single" w:sz="4" w:space="0" w:color="CBD5E1"/>
+          <w:bottom w:val="single" w:sz="6" w:space="0" w:color="CBD5E1"/>
+          <w:right w:val="single" w:sz="4" w:space="0" w:color="CBD5E1"/>
+          <w:insideH w:val="single" w:sz="4" w:space="0" w:color="CBD5E1"/>
+          <w:insideV w:val="single" w:sz="4" w:space="0" w:color="CBD5E1"/>
+        </w:tblBorders>
       </w:tblPr>
       <w:tblGrid>
         <w:gridCol w:w="4896"/>
@@ -991,15 +1020,16 @@
             <w:tcW w:type="dxa" w:w="4896"/>
             <w:tcW w:w="4896" w:type="dxa"/>
             <w:tcMar>
-              <w:top w:w="40" w:type="dxa"/>
-              <w:bottom w:w="40" w:type="dxa"/>
+              <w:top w:w="45" w:type="dxa"/>
+              <w:bottom w:w="45" w:type="dxa"/>
               <w:left w:w="60" w:type="dxa"/>
               <w:right w:w="60" w:type="dxa"/>
             </w:tcMar>
+            <w:shd w:fill="F8FAFC"/>
           </w:tcPr>
           <w:p>
             <w:pPr>
-              <w:spacing w:line="276" w:lineRule="auto" w:after="0"/>
+              <w:spacing w:line="288" w:lineRule="auto" w:after="0"/>
             </w:pPr>
             <w:r/>
             <w:r>
@@ -1038,15 +1068,16 @@
             <w:tcW w:type="dxa" w:w="4896"/>
             <w:tcW w:w="4896" w:type="dxa"/>
             <w:tcMar>
-              <w:top w:w="40" w:type="dxa"/>
-              <w:bottom w:w="40" w:type="dxa"/>
+              <w:top w:w="45" w:type="dxa"/>
+              <w:bottom w:w="45" w:type="dxa"/>
               <w:left w:w="60" w:type="dxa"/>
               <w:right w:w="60" w:type="dxa"/>
             </w:tcMar>
+            <w:shd w:fill="F8FAFC"/>
           </w:tcPr>
           <w:p>
             <w:pPr>
-              <w:spacing w:line="276" w:lineRule="auto" w:after="0"/>
+              <w:spacing w:line="288" w:lineRule="auto" w:after="0"/>
               <w:jc w:val="right"/>
             </w:pPr>
             <w:r/>
@@ -1089,7 +1120,7 @@
     </w:p>
     <w:p>
       <w:pPr>
-        <w:spacing w:before="80" w:after="120"/>
+        <w:spacing w:before="120" w:after="160"/>
         <w:jc w:val="center"/>
       </w:pPr>
       <w:r/>
@@ -1150,10 +1181,10 @@
             </w:tcMar>
             <w:tcW w:w="792" w:type="dxa"/>
             <w:tcMar>
-              <w:top w:w="25" w:type="dxa"/>
-              <w:bottom w:w="25" w:type="dxa"/>
-              <w:left w:w="30" w:type="dxa"/>
-              <w:right w:w="30" w:type="dxa"/>
+              <w:top w:w="30" w:type="dxa"/>
+              <w:bottom w:w="30" w:type="dxa"/>
+              <w:left w:w="35" w:type="dxa"/>
+              <w:right w:w="35" w:type="dxa"/>
             </w:tcMar>
             <w:shd w:fill="1E3A8A"/>
           </w:tcPr>
@@ -1186,10 +1217,10 @@
             </w:tcMar>
             <w:tcW w:w="1368" w:type="dxa"/>
             <w:tcMar>
-              <w:top w:w="25" w:type="dxa"/>
-              <w:bottom w:w="25" w:type="dxa"/>
-              <w:left w:w="30" w:type="dxa"/>
-              <w:right w:w="30" w:type="dxa"/>
+              <w:top w:w="30" w:type="dxa"/>
+              <w:bottom w:w="30" w:type="dxa"/>
+              <w:left w:w="35" w:type="dxa"/>
+              <w:right w:w="35" w:type="dxa"/>
             </w:tcMar>
             <w:shd w:fill="1E3A8A"/>
           </w:tcPr>
@@ -1220,10 +1251,10 @@
             </w:tcMar>
             <w:tcW w:w="2808" w:type="dxa"/>
             <w:tcMar>
-              <w:top w:w="25" w:type="dxa"/>
-              <w:bottom w:w="25" w:type="dxa"/>
-              <w:left w:w="30" w:type="dxa"/>
-              <w:right w:w="30" w:type="dxa"/>
+              <w:top w:w="30" w:type="dxa"/>
+              <w:bottom w:w="30" w:type="dxa"/>
+              <w:left w:w="35" w:type="dxa"/>
+              <w:right w:w="35" w:type="dxa"/>
             </w:tcMar>
             <w:shd w:fill="1E3A8A"/>
           </w:tcPr>
@@ -1254,10 +1285,10 @@
             </w:tcMar>
             <w:tcW w:w="2880" w:type="dxa"/>
             <w:tcMar>
-              <w:top w:w="25" w:type="dxa"/>
-              <w:bottom w:w="25" w:type="dxa"/>
-              <w:left w:w="30" w:type="dxa"/>
-              <w:right w:w="30" w:type="dxa"/>
+              <w:top w:w="30" w:type="dxa"/>
+              <w:bottom w:w="30" w:type="dxa"/>
+              <w:left w:w="35" w:type="dxa"/>
+              <w:right w:w="35" w:type="dxa"/>
             </w:tcMar>
             <w:shd w:fill="1E3A8A"/>
           </w:tcPr>
@@ -1288,10 +1319,10 @@
             </w:tcMar>
             <w:tcW w:w="1152" w:type="dxa"/>
             <w:tcMar>
-              <w:top w:w="25" w:type="dxa"/>
-              <w:bottom w:w="25" w:type="dxa"/>
-              <w:left w:w="30" w:type="dxa"/>
-              <w:right w:w="30" w:type="dxa"/>
+              <w:top w:w="30" w:type="dxa"/>
+              <w:bottom w:w="30" w:type="dxa"/>
+              <w:left w:w="35" w:type="dxa"/>
+              <w:right w:w="35" w:type="dxa"/>
             </w:tcMar>
             <w:shd w:fill="1E3A8A"/>
           </w:tcPr>
@@ -1322,10 +1353,10 @@
             </w:tcMar>
             <w:tcW w:w="892" w:type="dxa"/>
             <w:tcMar>
-              <w:top w:w="25" w:type="dxa"/>
-              <w:bottom w:w="25" w:type="dxa"/>
-              <w:left w:w="30" w:type="dxa"/>
-              <w:right w:w="30" w:type="dxa"/>
+              <w:top w:w="30" w:type="dxa"/>
+              <w:bottom w:w="30" w:type="dxa"/>
+              <w:left w:w="35" w:type="dxa"/>
+              <w:right w:w="35" w:type="dxa"/>
             </w:tcMar>
             <w:shd w:fill="1E3A8A"/>
           </w:tcPr>
@@ -1362,15 +1393,15 @@
             </w:tcMar>
             <w:tcW w:w="792" w:type="dxa"/>
             <w:tcMar>
-              <w:top w:w="18" w:type="dxa"/>
-              <w:bottom w:w="18" w:type="dxa"/>
-              <w:left w:w="30" w:type="dxa"/>
-              <w:right w:w="30" w:type="dxa"/>
+              <w:top w:w="24" w:type="dxa"/>
+              <w:bottom w:w="24" w:type="dxa"/>
+              <w:left w:w="38" w:type="dxa"/>
+              <w:right w:w="38" w:type="dxa"/>
             </w:tcMar>
           </w:tcPr>
           <w:p>
             <w:pPr>
-              <w:spacing w:line="252" w:lineRule="auto" w:before="0" w:after="0"/>
+              <w:spacing w:line="269" w:lineRule="auto" w:before="0" w:after="0"/>
               <w:jc w:val="center"/>
             </w:pPr>
             <w:r>
@@ -1394,15 +1425,15 @@
             </w:tcMar>
             <w:tcW w:w="1368" w:type="dxa"/>
             <w:tcMar>
-              <w:top w:w="18" w:type="dxa"/>
-              <w:bottom w:w="18" w:type="dxa"/>
-              <w:left w:w="30" w:type="dxa"/>
-              <w:right w:w="30" w:type="dxa"/>
+              <w:top w:w="24" w:type="dxa"/>
+              <w:bottom w:w="24" w:type="dxa"/>
+              <w:left w:w="38" w:type="dxa"/>
+              <w:right w:w="38" w:type="dxa"/>
             </w:tcMar>
           </w:tcPr>
           <w:p>
             <w:pPr>
-              <w:spacing w:line="252" w:lineRule="auto" w:before="0" w:after="0"/>
+              <w:spacing w:line="269" w:lineRule="auto" w:before="0" w:after="0"/>
               <w:jc w:val="center"/>
             </w:pPr>
             <w:r>
@@ -1425,15 +1456,15 @@
             </w:tcMar>
             <w:tcW w:w="2808" w:type="dxa"/>
             <w:tcMar>
-              <w:top w:w="18" w:type="dxa"/>
-              <w:bottom w:w="18" w:type="dxa"/>
-              <w:left w:w="30" w:type="dxa"/>
-              <w:right w:w="30" w:type="dxa"/>
+              <w:top w:w="24" w:type="dxa"/>
+              <w:bottom w:w="24" w:type="dxa"/>
+              <w:left w:w="38" w:type="dxa"/>
+              <w:right w:w="38" w:type="dxa"/>
             </w:tcMar>
           </w:tcPr>
           <w:p>
             <w:pPr>
-              <w:spacing w:line="252" w:lineRule="auto" w:before="0" w:after="0"/>
+              <w:spacing w:line="269" w:lineRule="auto" w:before="0" w:after="0"/>
               <w:jc w:val="left"/>
             </w:pPr>
             <w:r>
@@ -1456,15 +1487,15 @@
             </w:tcMar>
             <w:tcW w:w="2880" w:type="dxa"/>
             <w:tcMar>
-              <w:top w:w="18" w:type="dxa"/>
-              <w:bottom w:w="18" w:type="dxa"/>
-              <w:left w:w="30" w:type="dxa"/>
-              <w:right w:w="30" w:type="dxa"/>
+              <w:top w:w="24" w:type="dxa"/>
+              <w:bottom w:w="24" w:type="dxa"/>
+              <w:left w:w="38" w:type="dxa"/>
+              <w:right w:w="38" w:type="dxa"/>
             </w:tcMar>
           </w:tcPr>
           <w:p>
             <w:pPr>
-              <w:spacing w:line="252" w:lineRule="auto" w:before="0" w:after="0"/>
+              <w:spacing w:line="269" w:lineRule="auto" w:before="0" w:after="0"/>
               <w:jc w:val="left"/>
             </w:pPr>
             <w:r>
@@ -1487,15 +1518,15 @@
             </w:tcMar>
             <w:tcW w:w="1152" w:type="dxa"/>
             <w:tcMar>
-              <w:top w:w="18" w:type="dxa"/>
-              <w:bottom w:w="18" w:type="dxa"/>
-              <w:left w:w="30" w:type="dxa"/>
-              <w:right w:w="30" w:type="dxa"/>
+              <w:top w:w="24" w:type="dxa"/>
+              <w:bottom w:w="24" w:type="dxa"/>
+              <w:left w:w="38" w:type="dxa"/>
+              <w:right w:w="38" w:type="dxa"/>
             </w:tcMar>
           </w:tcPr>
           <w:p>
             <w:pPr>
-              <w:spacing w:line="252" w:lineRule="auto" w:before="0" w:after="0"/>
+              <w:spacing w:line="269" w:lineRule="auto" w:before="0" w:after="0"/>
               <w:jc w:val="center"/>
             </w:pPr>
             <w:r>
@@ -1518,15 +1549,15 @@
             </w:tcMar>
             <w:tcW w:w="892" w:type="dxa"/>
             <w:tcMar>
-              <w:top w:w="18" w:type="dxa"/>
-              <w:bottom w:w="18" w:type="dxa"/>
-              <w:left w:w="30" w:type="dxa"/>
-              <w:right w:w="30" w:type="dxa"/>
+              <w:top w:w="24" w:type="dxa"/>
+              <w:bottom w:w="24" w:type="dxa"/>
+              <w:left w:w="38" w:type="dxa"/>
+              <w:right w:w="38" w:type="dxa"/>
             </w:tcMar>
           </w:tcPr>
           <w:p>
             <w:pPr>
-              <w:spacing w:line="252" w:lineRule="auto" w:before="0" w:after="0"/>
+              <w:spacing w:line="269" w:lineRule="auto" w:before="0" w:after="0"/>
               <w:jc w:val="center"/>
             </w:pPr>
             <w:r>
@@ -1553,16 +1584,16 @@
             </w:tcMar>
             <w:tcW w:w="792" w:type="dxa"/>
             <w:tcMar>
-              <w:top w:w="18" w:type="dxa"/>
-              <w:bottom w:w="18" w:type="dxa"/>
-              <w:left w:w="30" w:type="dxa"/>
-              <w:right w:w="30" w:type="dxa"/>
+              <w:top w:w="24" w:type="dxa"/>
+              <w:bottom w:w="24" w:type="dxa"/>
+              <w:left w:w="38" w:type="dxa"/>
+              <w:right w:w="38" w:type="dxa"/>
             </w:tcMar>
             <w:shd w:fill="F8FAFC"/>
           </w:tcPr>
           <w:p>
             <w:pPr>
-              <w:spacing w:line="252" w:lineRule="auto" w:before="0" w:after="0"/>
+              <w:spacing w:line="269" w:lineRule="auto" w:before="0" w:after="0"/>
               <w:jc w:val="center"/>
             </w:pPr>
             <w:r>
@@ -1586,16 +1617,16 @@
             </w:tcMar>
             <w:tcW w:w="1368" w:type="dxa"/>
             <w:tcMar>
-              <w:top w:w="18" w:type="dxa"/>
-              <w:bottom w:w="18" w:type="dxa"/>
-              <w:left w:w="30" w:type="dxa"/>
-              <w:right w:w="30" w:type="dxa"/>
+              <w:top w:w="24" w:type="dxa"/>
+              <w:bottom w:w="24" w:type="dxa"/>
+              <w:left w:w="38" w:type="dxa"/>
+              <w:right w:w="38" w:type="dxa"/>
             </w:tcMar>
             <w:shd w:fill="F8FAFC"/>
           </w:tcPr>
           <w:p>
             <w:pPr>
-              <w:spacing w:line="252" w:lineRule="auto" w:before="0" w:after="0"/>
+              <w:spacing w:line="269" w:lineRule="auto" w:before="0" w:after="0"/>
               <w:jc w:val="center"/>
             </w:pPr>
             <w:r>
@@ -1618,16 +1649,16 @@
             </w:tcMar>
             <w:tcW w:w="2808" w:type="dxa"/>
             <w:tcMar>
-              <w:top w:w="18" w:type="dxa"/>
-              <w:bottom w:w="18" w:type="dxa"/>
-              <w:left w:w="30" w:type="dxa"/>
-              <w:right w:w="30" w:type="dxa"/>
+              <w:top w:w="24" w:type="dxa"/>
+              <w:bottom w:w="24" w:type="dxa"/>
+              <w:left w:w="38" w:type="dxa"/>
+              <w:right w:w="38" w:type="dxa"/>
             </w:tcMar>
             <w:shd w:fill="F8FAFC"/>
           </w:tcPr>
           <w:p>
             <w:pPr>
-              <w:spacing w:line="252" w:lineRule="auto" w:before="0" w:after="0"/>
+              <w:spacing w:line="269" w:lineRule="auto" w:before="0" w:after="0"/>
               <w:jc w:val="left"/>
             </w:pPr>
             <w:r>
@@ -1650,16 +1681,16 @@
             </w:tcMar>
             <w:tcW w:w="2880" w:type="dxa"/>
             <w:tcMar>
-              <w:top w:w="18" w:type="dxa"/>
-              <w:bottom w:w="18" w:type="dxa"/>
-              <w:left w:w="30" w:type="dxa"/>
-              <w:right w:w="30" w:type="dxa"/>
+              <w:top w:w="24" w:type="dxa"/>
+              <w:bottom w:w="24" w:type="dxa"/>
+              <w:left w:w="38" w:type="dxa"/>
+              <w:right w:w="38" w:type="dxa"/>
             </w:tcMar>
             <w:shd w:fill="F8FAFC"/>
           </w:tcPr>
           <w:p>
             <w:pPr>
-              <w:spacing w:line="252" w:lineRule="auto" w:before="0" w:after="0"/>
+              <w:spacing w:line="269" w:lineRule="auto" w:before="0" w:after="0"/>
               <w:jc w:val="left"/>
             </w:pPr>
             <w:r>
@@ -1682,16 +1713,16 @@
             </w:tcMar>
             <w:tcW w:w="1152" w:type="dxa"/>
             <w:tcMar>
-              <w:top w:w="18" w:type="dxa"/>
-              <w:bottom w:w="18" w:type="dxa"/>
-              <w:left w:w="30" w:type="dxa"/>
-              <w:right w:w="30" w:type="dxa"/>
+              <w:top w:w="24" w:type="dxa"/>
+              <w:bottom w:w="24" w:type="dxa"/>
+              <w:left w:w="38" w:type="dxa"/>
+              <w:right w:w="38" w:type="dxa"/>
             </w:tcMar>
             <w:shd w:fill="F8FAFC"/>
           </w:tcPr>
           <w:p>
             <w:pPr>
-              <w:spacing w:line="252" w:lineRule="auto" w:before="0" w:after="0"/>
+              <w:spacing w:line="269" w:lineRule="auto" w:before="0" w:after="0"/>
               <w:jc w:val="center"/>
             </w:pPr>
             <w:r>
@@ -1714,16 +1745,16 @@
             </w:tcMar>
             <w:tcW w:w="892" w:type="dxa"/>
             <w:tcMar>
-              <w:top w:w="18" w:type="dxa"/>
-              <w:bottom w:w="18" w:type="dxa"/>
-              <w:left w:w="30" w:type="dxa"/>
-              <w:right w:w="30" w:type="dxa"/>
+              <w:top w:w="24" w:type="dxa"/>
+              <w:bottom w:w="24" w:type="dxa"/>
+              <w:left w:w="38" w:type="dxa"/>
+              <w:right w:w="38" w:type="dxa"/>
             </w:tcMar>
             <w:shd w:fill="F8FAFC"/>
           </w:tcPr>
           <w:p>
             <w:pPr>
-              <w:spacing w:line="252" w:lineRule="auto" w:before="0" w:after="0"/>
+              <w:spacing w:line="269" w:lineRule="auto" w:before="0" w:after="0"/>
               <w:jc w:val="center"/>
             </w:pPr>
             <w:r>
@@ -1750,15 +1781,15 @@
             </w:tcMar>
             <w:tcW w:w="792" w:type="dxa"/>
             <w:tcMar>
-              <w:top w:w="18" w:type="dxa"/>
-              <w:bottom w:w="18" w:type="dxa"/>
-              <w:left w:w="30" w:type="dxa"/>
-              <w:right w:w="30" w:type="dxa"/>
+              <w:top w:w="24" w:type="dxa"/>
+              <w:bottom w:w="24" w:type="dxa"/>
+              <w:left w:w="38" w:type="dxa"/>
+              <w:right w:w="38" w:type="dxa"/>
             </w:tcMar>
           </w:tcPr>
           <w:p>
             <w:pPr>
-              <w:spacing w:line="252" w:lineRule="auto" w:before="0" w:after="0"/>
+              <w:spacing w:line="269" w:lineRule="auto" w:before="0" w:after="0"/>
               <w:jc w:val="center"/>
             </w:pPr>
             <w:r>
@@ -1782,15 +1813,15 @@
             </w:tcMar>
             <w:tcW w:w="1368" w:type="dxa"/>
             <w:tcMar>
-              <w:top w:w="18" w:type="dxa"/>
-              <w:bottom w:w="18" w:type="dxa"/>
-              <w:left w:w="30" w:type="dxa"/>
-              <w:right w:w="30" w:type="dxa"/>
+              <w:top w:w="24" w:type="dxa"/>
+              <w:bottom w:w="24" w:type="dxa"/>
+              <w:left w:w="38" w:type="dxa"/>
+              <w:right w:w="38" w:type="dxa"/>
             </w:tcMar>
           </w:tcPr>
           <w:p>
             <w:pPr>
-              <w:spacing w:line="252" w:lineRule="auto" w:before="0" w:after="0"/>
+              <w:spacing w:line="269" w:lineRule="auto" w:before="0" w:after="0"/>
               <w:jc w:val="center"/>
             </w:pPr>
             <w:r>
@@ -1813,15 +1844,15 @@
             </w:tcMar>
             <w:tcW w:w="2808" w:type="dxa"/>
             <w:tcMar>
-              <w:top w:w="18" w:type="dxa"/>
-              <w:bottom w:w="18" w:type="dxa"/>
-              <w:left w:w="30" w:type="dxa"/>
-              <w:right w:w="30" w:type="dxa"/>
+              <w:top w:w="24" w:type="dxa"/>
+              <w:bottom w:w="24" w:type="dxa"/>
+              <w:left w:w="38" w:type="dxa"/>
+              <w:right w:w="38" w:type="dxa"/>
             </w:tcMar>
           </w:tcPr>
           <w:p>
             <w:pPr>
-              <w:spacing w:line="252" w:lineRule="auto" w:before="0" w:after="0"/>
+              <w:spacing w:line="269" w:lineRule="auto" w:before="0" w:after="0"/>
               <w:jc w:val="left"/>
             </w:pPr>
             <w:r>
@@ -1844,15 +1875,15 @@
             </w:tcMar>
             <w:tcW w:w="2880" w:type="dxa"/>
             <w:tcMar>
-              <w:top w:w="18" w:type="dxa"/>
-              <w:bottom w:w="18" w:type="dxa"/>
-              <w:left w:w="30" w:type="dxa"/>
-              <w:right w:w="30" w:type="dxa"/>
+              <w:top w:w="24" w:type="dxa"/>
+              <w:bottom w:w="24" w:type="dxa"/>
+              <w:left w:w="38" w:type="dxa"/>
+              <w:right w:w="38" w:type="dxa"/>
             </w:tcMar>
           </w:tcPr>
           <w:p>
             <w:pPr>
-              <w:spacing w:line="252" w:lineRule="auto" w:before="0" w:after="0"/>
+              <w:spacing w:line="269" w:lineRule="auto" w:before="0" w:after="0"/>
               <w:jc w:val="left"/>
             </w:pPr>
             <w:r>
@@ -1875,15 +1906,15 @@
             </w:tcMar>
             <w:tcW w:w="1152" w:type="dxa"/>
             <w:tcMar>
-              <w:top w:w="18" w:type="dxa"/>
-              <w:bottom w:w="18" w:type="dxa"/>
-              <w:left w:w="30" w:type="dxa"/>
-              <w:right w:w="30" w:type="dxa"/>
+              <w:top w:w="24" w:type="dxa"/>
+              <w:bottom w:w="24" w:type="dxa"/>
+              <w:left w:w="38" w:type="dxa"/>
+              <w:right w:w="38" w:type="dxa"/>
             </w:tcMar>
           </w:tcPr>
           <w:p>
             <w:pPr>
-              <w:spacing w:line="252" w:lineRule="auto" w:before="0" w:after="0"/>
+              <w:spacing w:line="269" w:lineRule="auto" w:before="0" w:after="0"/>
               <w:jc w:val="center"/>
             </w:pPr>
             <w:r>
@@ -1906,15 +1937,15 @@
             </w:tcMar>
             <w:tcW w:w="892" w:type="dxa"/>
             <w:tcMar>
-              <w:top w:w="18" w:type="dxa"/>
-              <w:bottom w:w="18" w:type="dxa"/>
-              <w:left w:w="30" w:type="dxa"/>
-              <w:right w:w="30" w:type="dxa"/>
+              <w:top w:w="24" w:type="dxa"/>
+              <w:bottom w:w="24" w:type="dxa"/>
+              <w:left w:w="38" w:type="dxa"/>
+              <w:right w:w="38" w:type="dxa"/>
             </w:tcMar>
           </w:tcPr>
           <w:p>
             <w:pPr>
-              <w:spacing w:line="252" w:lineRule="auto" w:before="0" w:after="0"/>
+              <w:spacing w:line="269" w:lineRule="auto" w:before="0" w:after="0"/>
               <w:jc w:val="center"/>
             </w:pPr>
             <w:r>
@@ -1941,16 +1972,16 @@
             </w:tcMar>
             <w:tcW w:w="792" w:type="dxa"/>
             <w:tcMar>
-              <w:top w:w="18" w:type="dxa"/>
-              <w:bottom w:w="18" w:type="dxa"/>
-              <w:left w:w="30" w:type="dxa"/>
-              <w:right w:w="30" w:type="dxa"/>
+              <w:top w:w="24" w:type="dxa"/>
+              <w:bottom w:w="24" w:type="dxa"/>
+              <w:left w:w="38" w:type="dxa"/>
+              <w:right w:w="38" w:type="dxa"/>
             </w:tcMar>
             <w:shd w:fill="F8FAFC"/>
           </w:tcPr>
           <w:p>
             <w:pPr>
-              <w:spacing w:line="252" w:lineRule="auto" w:before="0" w:after="0"/>
+              <w:spacing w:line="269" w:lineRule="auto" w:before="0" w:after="0"/>
               <w:jc w:val="center"/>
             </w:pPr>
             <w:r>
@@ -1974,16 +2005,16 @@
             </w:tcMar>
             <w:tcW w:w="1368" w:type="dxa"/>
             <w:tcMar>
-              <w:top w:w="18" w:type="dxa"/>
-              <w:bottom w:w="18" w:type="dxa"/>
-              <w:left w:w="30" w:type="dxa"/>
-              <w:right w:w="30" w:type="dxa"/>
+              <w:top w:w="24" w:type="dxa"/>
+              <w:bottom w:w="24" w:type="dxa"/>
+              <w:left w:w="38" w:type="dxa"/>
+              <w:right w:w="38" w:type="dxa"/>
             </w:tcMar>
             <w:shd w:fill="F8FAFC"/>
           </w:tcPr>
           <w:p>
             <w:pPr>
-              <w:spacing w:line="252" w:lineRule="auto" w:before="0" w:after="0"/>
+              <w:spacing w:line="269" w:lineRule="auto" w:before="0" w:after="0"/>
               <w:jc w:val="center"/>
             </w:pPr>
             <w:r>
@@ -2006,16 +2037,16 @@
             </w:tcMar>
             <w:tcW w:w="2808" w:type="dxa"/>
             <w:tcMar>
-              <w:top w:w="18" w:type="dxa"/>
-              <w:bottom w:w="18" w:type="dxa"/>
-              <w:left w:w="30" w:type="dxa"/>
-              <w:right w:w="30" w:type="dxa"/>
+              <w:top w:w="24" w:type="dxa"/>
+              <w:bottom w:w="24" w:type="dxa"/>
+              <w:left w:w="38" w:type="dxa"/>
+              <w:right w:w="38" w:type="dxa"/>
             </w:tcMar>
             <w:shd w:fill="F8FAFC"/>
           </w:tcPr>
           <w:p>
             <w:pPr>
-              <w:spacing w:line="252" w:lineRule="auto" w:before="0" w:after="0"/>
+              <w:spacing w:line="269" w:lineRule="auto" w:before="0" w:after="0"/>
               <w:jc w:val="left"/>
             </w:pPr>
             <w:r>
@@ -2038,16 +2069,16 @@
             </w:tcMar>
             <w:tcW w:w="2880" w:type="dxa"/>
             <w:tcMar>
-              <w:top w:w="18" w:type="dxa"/>
-              <w:bottom w:w="18" w:type="dxa"/>
-              <w:left w:w="30" w:type="dxa"/>
-              <w:right w:w="30" w:type="dxa"/>
+              <w:top w:w="24" w:type="dxa"/>
+              <w:bottom w:w="24" w:type="dxa"/>
+              <w:left w:w="38" w:type="dxa"/>
+              <w:right w:w="38" w:type="dxa"/>
             </w:tcMar>
             <w:shd w:fill="F8FAFC"/>
           </w:tcPr>
           <w:p>
             <w:pPr>
-              <w:spacing w:line="252" w:lineRule="auto" w:before="0" w:after="0"/>
+              <w:spacing w:line="269" w:lineRule="auto" w:before="0" w:after="0"/>
               <w:jc w:val="left"/>
             </w:pPr>
             <w:r>
@@ -2070,16 +2101,16 @@
             </w:tcMar>
             <w:tcW w:w="1152" w:type="dxa"/>
             <w:tcMar>
-              <w:top w:w="18" w:type="dxa"/>
-              <w:bottom w:w="18" w:type="dxa"/>
-              <w:left w:w="30" w:type="dxa"/>
-              <w:right w:w="30" w:type="dxa"/>
+              <w:top w:w="24" w:type="dxa"/>
+              <w:bottom w:w="24" w:type="dxa"/>
+              <w:left w:w="38" w:type="dxa"/>
+              <w:right w:w="38" w:type="dxa"/>
             </w:tcMar>
             <w:shd w:fill="F8FAFC"/>
           </w:tcPr>
           <w:p>
             <w:pPr>
-              <w:spacing w:line="252" w:lineRule="auto" w:before="0" w:after="0"/>
+              <w:spacing w:line="269" w:lineRule="auto" w:before="0" w:after="0"/>
               <w:jc w:val="center"/>
             </w:pPr>
             <w:r>
@@ -2102,16 +2133,16 @@
             </w:tcMar>
             <w:tcW w:w="892" w:type="dxa"/>
             <w:tcMar>
-              <w:top w:w="18" w:type="dxa"/>
-              <w:bottom w:w="18" w:type="dxa"/>
-              <w:left w:w="30" w:type="dxa"/>
-              <w:right w:w="30" w:type="dxa"/>
+              <w:top w:w="24" w:type="dxa"/>
+              <w:bottom w:w="24" w:type="dxa"/>
+              <w:left w:w="38" w:type="dxa"/>
+              <w:right w:w="38" w:type="dxa"/>
             </w:tcMar>
             <w:shd w:fill="F8FAFC"/>
           </w:tcPr>
           <w:p>
             <w:pPr>
-              <w:spacing w:line="252" w:lineRule="auto" w:before="0" w:after="0"/>
+              <w:spacing w:line="269" w:lineRule="auto" w:before="0" w:after="0"/>
               <w:jc w:val="center"/>
             </w:pPr>
             <w:r>
@@ -2138,15 +2169,15 @@
             </w:tcMar>
             <w:tcW w:w="792" w:type="dxa"/>
             <w:tcMar>
-              <w:top w:w="18" w:type="dxa"/>
-              <w:bottom w:w="18" w:type="dxa"/>
-              <w:left w:w="30" w:type="dxa"/>
-              <w:right w:w="30" w:type="dxa"/>
+              <w:top w:w="24" w:type="dxa"/>
+              <w:bottom w:w="24" w:type="dxa"/>
+              <w:left w:w="38" w:type="dxa"/>
+              <w:right w:w="38" w:type="dxa"/>
             </w:tcMar>
           </w:tcPr>
           <w:p>
             <w:pPr>
-              <w:spacing w:line="252" w:lineRule="auto" w:before="0" w:after="0"/>
+              <w:spacing w:line="269" w:lineRule="auto" w:before="0" w:after="0"/>
               <w:jc w:val="center"/>
             </w:pPr>
             <w:r>
@@ -2170,15 +2201,15 @@
             </w:tcMar>
             <w:tcW w:w="1368" w:type="dxa"/>
             <w:tcMar>
-              <w:top w:w="18" w:type="dxa"/>
-              <w:bottom w:w="18" w:type="dxa"/>
-              <w:left w:w="30" w:type="dxa"/>
-              <w:right w:w="30" w:type="dxa"/>
+              <w:top w:w="24" w:type="dxa"/>
+              <w:bottom w:w="24" w:type="dxa"/>
+              <w:left w:w="38" w:type="dxa"/>
+              <w:right w:w="38" w:type="dxa"/>
             </w:tcMar>
           </w:tcPr>
           <w:p>
             <w:pPr>
-              <w:spacing w:line="252" w:lineRule="auto" w:before="0" w:after="0"/>
+              <w:spacing w:line="269" w:lineRule="auto" w:before="0" w:after="0"/>
               <w:jc w:val="center"/>
             </w:pPr>
             <w:r>
@@ -2201,15 +2232,15 @@
             </w:tcMar>
             <w:tcW w:w="2808" w:type="dxa"/>
             <w:tcMar>
-              <w:top w:w="18" w:type="dxa"/>
-              <w:bottom w:w="18" w:type="dxa"/>
-              <w:left w:w="30" w:type="dxa"/>
-              <w:right w:w="30" w:type="dxa"/>
+              <w:top w:w="24" w:type="dxa"/>
+              <w:bottom w:w="24" w:type="dxa"/>
+              <w:left w:w="38" w:type="dxa"/>
+              <w:right w:w="38" w:type="dxa"/>
             </w:tcMar>
           </w:tcPr>
           <w:p>
             <w:pPr>
-              <w:spacing w:line="252" w:lineRule="auto" w:before="0" w:after="0"/>
+              <w:spacing w:line="269" w:lineRule="auto" w:before="0" w:after="0"/>
               <w:jc w:val="left"/>
             </w:pPr>
             <w:r>
@@ -2232,15 +2263,15 @@
             </w:tcMar>
             <w:tcW w:w="2880" w:type="dxa"/>
             <w:tcMar>
-              <w:top w:w="18" w:type="dxa"/>
-              <w:bottom w:w="18" w:type="dxa"/>
-              <w:left w:w="30" w:type="dxa"/>
-              <w:right w:w="30" w:type="dxa"/>
+              <w:top w:w="24" w:type="dxa"/>
+              <w:bottom w:w="24" w:type="dxa"/>
+              <w:left w:w="38" w:type="dxa"/>
+              <w:right w:w="38" w:type="dxa"/>
             </w:tcMar>
           </w:tcPr>
           <w:p>
             <w:pPr>
-              <w:spacing w:line="252" w:lineRule="auto" w:before="0" w:after="0"/>
+              <w:spacing w:line="269" w:lineRule="auto" w:before="0" w:after="0"/>
               <w:jc w:val="left"/>
             </w:pPr>
             <w:r>
@@ -2263,15 +2294,15 @@
             </w:tcMar>
             <w:tcW w:w="1152" w:type="dxa"/>
             <w:tcMar>
-              <w:top w:w="18" w:type="dxa"/>
-              <w:bottom w:w="18" w:type="dxa"/>
-              <w:left w:w="30" w:type="dxa"/>
-              <w:right w:w="30" w:type="dxa"/>
+              <w:top w:w="24" w:type="dxa"/>
+              <w:bottom w:w="24" w:type="dxa"/>
+              <w:left w:w="38" w:type="dxa"/>
+              <w:right w:w="38" w:type="dxa"/>
             </w:tcMar>
           </w:tcPr>
           <w:p>
             <w:pPr>
-              <w:spacing w:line="252" w:lineRule="auto" w:before="0" w:after="0"/>
+              <w:spacing w:line="269" w:lineRule="auto" w:before="0" w:after="0"/>
               <w:jc w:val="center"/>
             </w:pPr>
             <w:r>
@@ -2294,15 +2325,15 @@
             </w:tcMar>
             <w:tcW w:w="892" w:type="dxa"/>
             <w:tcMar>
-              <w:top w:w="18" w:type="dxa"/>
-              <w:bottom w:w="18" w:type="dxa"/>
-              <w:left w:w="30" w:type="dxa"/>
-              <w:right w:w="30" w:type="dxa"/>
+              <w:top w:w="24" w:type="dxa"/>
+              <w:bottom w:w="24" w:type="dxa"/>
+              <w:left w:w="38" w:type="dxa"/>
+              <w:right w:w="38" w:type="dxa"/>
             </w:tcMar>
           </w:tcPr>
           <w:p>
             <w:pPr>
-              <w:spacing w:line="252" w:lineRule="auto" w:before="0" w:after="0"/>
+              <w:spacing w:line="269" w:lineRule="auto" w:before="0" w:after="0"/>
               <w:jc w:val="center"/>
             </w:pPr>
             <w:r>
@@ -2329,16 +2360,16 @@
             </w:tcMar>
             <w:tcW w:w="792" w:type="dxa"/>
             <w:tcMar>
-              <w:top w:w="18" w:type="dxa"/>
-              <w:bottom w:w="18" w:type="dxa"/>
-              <w:left w:w="30" w:type="dxa"/>
-              <w:right w:w="30" w:type="dxa"/>
+              <w:top w:w="24" w:type="dxa"/>
+              <w:bottom w:w="24" w:type="dxa"/>
+              <w:left w:w="38" w:type="dxa"/>
+              <w:right w:w="38" w:type="dxa"/>
             </w:tcMar>
             <w:shd w:fill="F8FAFC"/>
           </w:tcPr>
           <w:p>
             <w:pPr>
-              <w:spacing w:line="252" w:lineRule="auto" w:before="0" w:after="0"/>
+              <w:spacing w:line="269" w:lineRule="auto" w:before="0" w:after="0"/>
               <w:jc w:val="center"/>
             </w:pPr>
             <w:r>
@@ -2362,16 +2393,16 @@
             </w:tcMar>
             <w:tcW w:w="1368" w:type="dxa"/>
             <w:tcMar>
-              <w:top w:w="18" w:type="dxa"/>
-              <w:bottom w:w="18" w:type="dxa"/>
-              <w:left w:w="30" w:type="dxa"/>
-              <w:right w:w="30" w:type="dxa"/>
+              <w:top w:w="24" w:type="dxa"/>
+              <w:bottom w:w="24" w:type="dxa"/>
+              <w:left w:w="38" w:type="dxa"/>
+              <w:right w:w="38" w:type="dxa"/>
             </w:tcMar>
             <w:shd w:fill="F8FAFC"/>
           </w:tcPr>
           <w:p>
             <w:pPr>
-              <w:spacing w:line="252" w:lineRule="auto" w:before="0" w:after="0"/>
+              <w:spacing w:line="269" w:lineRule="auto" w:before="0" w:after="0"/>
               <w:jc w:val="center"/>
             </w:pPr>
             <w:r>
@@ -2394,16 +2425,16 @@
             </w:tcMar>
             <w:tcW w:w="2808" w:type="dxa"/>
             <w:tcMar>
-              <w:top w:w="18" w:type="dxa"/>
-              <w:bottom w:w="18" w:type="dxa"/>
-              <w:left w:w="30" w:type="dxa"/>
-              <w:right w:w="30" w:type="dxa"/>
+              <w:top w:w="24" w:type="dxa"/>
+              <w:bottom w:w="24" w:type="dxa"/>
+              <w:left w:w="38" w:type="dxa"/>
+              <w:right w:w="38" w:type="dxa"/>
             </w:tcMar>
             <w:shd w:fill="F8FAFC"/>
           </w:tcPr>
           <w:p>
             <w:pPr>
-              <w:spacing w:line="252" w:lineRule="auto" w:before="0" w:after="0"/>
+              <w:spacing w:line="269" w:lineRule="auto" w:before="0" w:after="0"/>
               <w:jc w:val="left"/>
             </w:pPr>
             <w:r>
@@ -2426,16 +2457,16 @@
             </w:tcMar>
             <w:tcW w:w="2880" w:type="dxa"/>
             <w:tcMar>
-              <w:top w:w="18" w:type="dxa"/>
-              <w:bottom w:w="18" w:type="dxa"/>
-              <w:left w:w="30" w:type="dxa"/>
-              <w:right w:w="30" w:type="dxa"/>
+              <w:top w:w="24" w:type="dxa"/>
+              <w:bottom w:w="24" w:type="dxa"/>
+              <w:left w:w="38" w:type="dxa"/>
+              <w:right w:w="38" w:type="dxa"/>
             </w:tcMar>
             <w:shd w:fill="F8FAFC"/>
           </w:tcPr>
           <w:p>
             <w:pPr>
-              <w:spacing w:line="252" w:lineRule="auto" w:before="0" w:after="0"/>
+              <w:spacing w:line="269" w:lineRule="auto" w:before="0" w:after="0"/>
               <w:jc w:val="left"/>
             </w:pPr>
             <w:r>
@@ -2458,16 +2489,16 @@
             </w:tcMar>
             <w:tcW w:w="1152" w:type="dxa"/>
             <w:tcMar>
-              <w:top w:w="18" w:type="dxa"/>
-              <w:bottom w:w="18" w:type="dxa"/>
-              <w:left w:w="30" w:type="dxa"/>
-              <w:right w:w="30" w:type="dxa"/>
+              <w:top w:w="24" w:type="dxa"/>
+              <w:bottom w:w="24" w:type="dxa"/>
+              <w:left w:w="38" w:type="dxa"/>
+              <w:right w:w="38" w:type="dxa"/>
             </w:tcMar>
             <w:shd w:fill="F8FAFC"/>
           </w:tcPr>
           <w:p>
             <w:pPr>
-              <w:spacing w:line="252" w:lineRule="auto" w:before="0" w:after="0"/>
+              <w:spacing w:line="269" w:lineRule="auto" w:before="0" w:after="0"/>
               <w:jc w:val="center"/>
             </w:pPr>
             <w:r>
@@ -2490,16 +2521,16 @@
             </w:tcMar>
             <w:tcW w:w="892" w:type="dxa"/>
             <w:tcMar>
-              <w:top w:w="18" w:type="dxa"/>
-              <w:bottom w:w="18" w:type="dxa"/>
-              <w:left w:w="30" w:type="dxa"/>
-              <w:right w:w="30" w:type="dxa"/>
+              <w:top w:w="24" w:type="dxa"/>
+              <w:bottom w:w="24" w:type="dxa"/>
+              <w:left w:w="38" w:type="dxa"/>
+              <w:right w:w="38" w:type="dxa"/>
             </w:tcMar>
             <w:shd w:fill="F8FAFC"/>
           </w:tcPr>
           <w:p>
             <w:pPr>
-              <w:spacing w:line="252" w:lineRule="auto" w:before="0" w:after="0"/>
+              <w:spacing w:line="269" w:lineRule="auto" w:before="0" w:after="0"/>
               <w:jc w:val="center"/>
             </w:pPr>
             <w:r>
@@ -2526,15 +2557,15 @@
             </w:tcMar>
             <w:tcW w:w="792" w:type="dxa"/>
             <w:tcMar>
-              <w:top w:w="18" w:type="dxa"/>
-              <w:bottom w:w="18" w:type="dxa"/>
-              <w:left w:w="30" w:type="dxa"/>
-              <w:right w:w="30" w:type="dxa"/>
+              <w:top w:w="24" w:type="dxa"/>
+              <w:bottom w:w="24" w:type="dxa"/>
+              <w:left w:w="38" w:type="dxa"/>
+              <w:right w:w="38" w:type="dxa"/>
             </w:tcMar>
           </w:tcPr>
           <w:p>
             <w:pPr>
-              <w:spacing w:line="252" w:lineRule="auto" w:before="0" w:after="0"/>
+              <w:spacing w:line="269" w:lineRule="auto" w:before="0" w:after="0"/>
               <w:jc w:val="center"/>
             </w:pPr>
             <w:r>
@@ -2558,15 +2589,15 @@
             </w:tcMar>
             <w:tcW w:w="1368" w:type="dxa"/>
             <w:tcMar>
-              <w:top w:w="18" w:type="dxa"/>
-              <w:bottom w:w="18" w:type="dxa"/>
-              <w:left w:w="30" w:type="dxa"/>
-              <w:right w:w="30" w:type="dxa"/>
+              <w:top w:w="24" w:type="dxa"/>
+              <w:bottom w:w="24" w:type="dxa"/>
+              <w:left w:w="38" w:type="dxa"/>
+              <w:right w:w="38" w:type="dxa"/>
             </w:tcMar>
           </w:tcPr>
           <w:p>
             <w:pPr>
-              <w:spacing w:line="252" w:lineRule="auto" w:before="0" w:after="0"/>
+              <w:spacing w:line="269" w:lineRule="auto" w:before="0" w:after="0"/>
               <w:jc w:val="center"/>
             </w:pPr>
             <w:r>
@@ -2589,15 +2620,15 @@
             </w:tcMar>
             <w:tcW w:w="2808" w:type="dxa"/>
             <w:tcMar>
-              <w:top w:w="18" w:type="dxa"/>
-              <w:bottom w:w="18" w:type="dxa"/>
-              <w:left w:w="30" w:type="dxa"/>
-              <w:right w:w="30" w:type="dxa"/>
+              <w:top w:w="24" w:type="dxa"/>
+              <w:bottom w:w="24" w:type="dxa"/>
+              <w:left w:w="38" w:type="dxa"/>
+              <w:right w:w="38" w:type="dxa"/>
             </w:tcMar>
           </w:tcPr>
           <w:p>
             <w:pPr>
-              <w:spacing w:line="252" w:lineRule="auto" w:before="0" w:after="0"/>
+              <w:spacing w:line="269" w:lineRule="auto" w:before="0" w:after="0"/>
               <w:jc w:val="left"/>
             </w:pPr>
             <w:r>
@@ -2620,15 +2651,15 @@
             </w:tcMar>
             <w:tcW w:w="2880" w:type="dxa"/>
             <w:tcMar>
-              <w:top w:w="18" w:type="dxa"/>
-              <w:bottom w:w="18" w:type="dxa"/>
-              <w:left w:w="30" w:type="dxa"/>
-              <w:right w:w="30" w:type="dxa"/>
+              <w:top w:w="24" w:type="dxa"/>
+              <w:bottom w:w="24" w:type="dxa"/>
+              <w:left w:w="38" w:type="dxa"/>
+              <w:right w:w="38" w:type="dxa"/>
             </w:tcMar>
           </w:tcPr>
           <w:p>
             <w:pPr>
-              <w:spacing w:line="252" w:lineRule="auto" w:before="0" w:after="0"/>
+              <w:spacing w:line="269" w:lineRule="auto" w:before="0" w:after="0"/>
               <w:jc w:val="left"/>
             </w:pPr>
             <w:r>
@@ -2651,15 +2682,15 @@
             </w:tcMar>
             <w:tcW w:w="1152" w:type="dxa"/>
             <w:tcMar>
-              <w:top w:w="18" w:type="dxa"/>
-              <w:bottom w:w="18" w:type="dxa"/>
-              <w:left w:w="30" w:type="dxa"/>
-              <w:right w:w="30" w:type="dxa"/>
+              <w:top w:w="24" w:type="dxa"/>
+              <w:bottom w:w="24" w:type="dxa"/>
+              <w:left w:w="38" w:type="dxa"/>
+              <w:right w:w="38" w:type="dxa"/>
             </w:tcMar>
           </w:tcPr>
           <w:p>
             <w:pPr>
-              <w:spacing w:line="252" w:lineRule="auto" w:before="0" w:after="0"/>
+              <w:spacing w:line="269" w:lineRule="auto" w:before="0" w:after="0"/>
               <w:jc w:val="center"/>
             </w:pPr>
             <w:r>
@@ -2682,15 +2713,15 @@
             </w:tcMar>
             <w:tcW w:w="892" w:type="dxa"/>
             <w:tcMar>
-              <w:top w:w="18" w:type="dxa"/>
-              <w:bottom w:w="18" w:type="dxa"/>
-              <w:left w:w="30" w:type="dxa"/>
-              <w:right w:w="30" w:type="dxa"/>
+              <w:top w:w="24" w:type="dxa"/>
+              <w:bottom w:w="24" w:type="dxa"/>
+              <w:left w:w="38" w:type="dxa"/>
+              <w:right w:w="38" w:type="dxa"/>
             </w:tcMar>
           </w:tcPr>
           <w:p>
             <w:pPr>
-              <w:spacing w:line="252" w:lineRule="auto" w:before="0" w:after="0"/>
+              <w:spacing w:line="269" w:lineRule="auto" w:before="0" w:after="0"/>
               <w:jc w:val="center"/>
             </w:pPr>
             <w:r>
@@ -2717,16 +2748,16 @@
             </w:tcMar>
             <w:tcW w:w="792" w:type="dxa"/>
             <w:tcMar>
-              <w:top w:w="18" w:type="dxa"/>
-              <w:bottom w:w="18" w:type="dxa"/>
-              <w:left w:w="30" w:type="dxa"/>
-              <w:right w:w="30" w:type="dxa"/>
+              <w:top w:w="24" w:type="dxa"/>
+              <w:bottom w:w="24" w:type="dxa"/>
+              <w:left w:w="38" w:type="dxa"/>
+              <w:right w:w="38" w:type="dxa"/>
             </w:tcMar>
             <w:shd w:fill="F8FAFC"/>
           </w:tcPr>
           <w:p>
             <w:pPr>
-              <w:spacing w:line="252" w:lineRule="auto" w:before="0" w:after="0"/>
+              <w:spacing w:line="269" w:lineRule="auto" w:before="0" w:after="0"/>
               <w:jc w:val="center"/>
             </w:pPr>
             <w:r>
@@ -2750,16 +2781,16 @@
             </w:tcMar>
             <w:tcW w:w="1368" w:type="dxa"/>
             <w:tcMar>
-              <w:top w:w="18" w:type="dxa"/>
-              <w:bottom w:w="18" w:type="dxa"/>
-              <w:left w:w="30" w:type="dxa"/>
-              <w:right w:w="30" w:type="dxa"/>
+              <w:top w:w="24" w:type="dxa"/>
+              <w:bottom w:w="24" w:type="dxa"/>
+              <w:left w:w="38" w:type="dxa"/>
+              <w:right w:w="38" w:type="dxa"/>
             </w:tcMar>
             <w:shd w:fill="F8FAFC"/>
           </w:tcPr>
           <w:p>
             <w:pPr>
-              <w:spacing w:line="252" w:lineRule="auto" w:before="0" w:after="0"/>
+              <w:spacing w:line="269" w:lineRule="auto" w:before="0" w:after="0"/>
               <w:jc w:val="center"/>
             </w:pPr>
             <w:r>
@@ -2782,16 +2813,16 @@
             </w:tcMar>
             <w:tcW w:w="2808" w:type="dxa"/>
             <w:tcMar>
-              <w:top w:w="18" w:type="dxa"/>
-              <w:bottom w:w="18" w:type="dxa"/>
-              <w:left w:w="30" w:type="dxa"/>
-              <w:right w:w="30" w:type="dxa"/>
+              <w:top w:w="24" w:type="dxa"/>
+              <w:bottom w:w="24" w:type="dxa"/>
+              <w:left w:w="38" w:type="dxa"/>
+              <w:right w:w="38" w:type="dxa"/>
             </w:tcMar>
             <w:shd w:fill="F8FAFC"/>
           </w:tcPr>
           <w:p>
             <w:pPr>
-              <w:spacing w:line="252" w:lineRule="auto" w:before="0" w:after="0"/>
+              <w:spacing w:line="269" w:lineRule="auto" w:before="0" w:after="0"/>
               <w:jc w:val="left"/>
             </w:pPr>
             <w:r>
@@ -2814,16 +2845,16 @@
             </w:tcMar>
             <w:tcW w:w="2880" w:type="dxa"/>
             <w:tcMar>
-              <w:top w:w="18" w:type="dxa"/>
-              <w:bottom w:w="18" w:type="dxa"/>
-              <w:left w:w="30" w:type="dxa"/>
-              <w:right w:w="30" w:type="dxa"/>
+              <w:top w:w="24" w:type="dxa"/>
+              <w:bottom w:w="24" w:type="dxa"/>
+              <w:left w:w="38" w:type="dxa"/>
+              <w:right w:w="38" w:type="dxa"/>
             </w:tcMar>
             <w:shd w:fill="F8FAFC"/>
           </w:tcPr>
           <w:p>
             <w:pPr>
-              <w:spacing w:line="252" w:lineRule="auto" w:before="0" w:after="0"/>
+              <w:spacing w:line="269" w:lineRule="auto" w:before="0" w:after="0"/>
               <w:jc w:val="left"/>
             </w:pPr>
             <w:r>
@@ -2846,16 +2877,16 @@
             </w:tcMar>
             <w:tcW w:w="1152" w:type="dxa"/>
             <w:tcMar>
-              <w:top w:w="18" w:type="dxa"/>
-              <w:bottom w:w="18" w:type="dxa"/>
-              <w:left w:w="30" w:type="dxa"/>
-              <w:right w:w="30" w:type="dxa"/>
+              <w:top w:w="24" w:type="dxa"/>
+              <w:bottom w:w="24" w:type="dxa"/>
+              <w:left w:w="38" w:type="dxa"/>
+              <w:right w:w="38" w:type="dxa"/>
             </w:tcMar>
             <w:shd w:fill="F8FAFC"/>
           </w:tcPr>
           <w:p>
             <w:pPr>
-              <w:spacing w:line="252" w:lineRule="auto" w:before="0" w:after="0"/>
+              <w:spacing w:line="269" w:lineRule="auto" w:before="0" w:after="0"/>
               <w:jc w:val="center"/>
             </w:pPr>
             <w:r>
@@ -2878,16 +2909,16 @@
             </w:tcMar>
             <w:tcW w:w="892" w:type="dxa"/>
             <w:tcMar>
-              <w:top w:w="18" w:type="dxa"/>
-              <w:bottom w:w="18" w:type="dxa"/>
-              <w:left w:w="30" w:type="dxa"/>
-              <w:right w:w="30" w:type="dxa"/>
+              <w:top w:w="24" w:type="dxa"/>
+              <w:bottom w:w="24" w:type="dxa"/>
+              <w:left w:w="38" w:type="dxa"/>
+              <w:right w:w="38" w:type="dxa"/>
             </w:tcMar>
             <w:shd w:fill="F8FAFC"/>
           </w:tcPr>
           <w:p>
             <w:pPr>
-              <w:spacing w:line="252" w:lineRule="auto" w:before="0" w:after="0"/>
+              <w:spacing w:line="269" w:lineRule="auto" w:before="0" w:after="0"/>
               <w:jc w:val="center"/>
             </w:pPr>
             <w:r>
@@ -2907,7 +2938,7 @@
     </w:p>
     <w:p>
       <w:pPr>
-        <w:spacing w:before="80" w:after="120"/>
+        <w:spacing w:before="120" w:after="160"/>
         <w:jc w:val="center"/>
       </w:pPr>
       <w:r/>
@@ -2968,10 +2999,10 @@
             </w:tcMar>
             <w:tcW w:w="792" w:type="dxa"/>
             <w:tcMar>
-              <w:top w:w="25" w:type="dxa"/>
-              <w:bottom w:w="25" w:type="dxa"/>
-              <w:left w:w="30" w:type="dxa"/>
-              <w:right w:w="30" w:type="dxa"/>
+              <w:top w:w="30" w:type="dxa"/>
+              <w:bottom w:w="30" w:type="dxa"/>
+              <w:left w:w="35" w:type="dxa"/>
+              <w:right w:w="35" w:type="dxa"/>
             </w:tcMar>
             <w:shd w:fill="1E3A8A"/>
           </w:tcPr>
@@ -3004,10 +3035,10 @@
             </w:tcMar>
             <w:tcW w:w="1368" w:type="dxa"/>
             <w:tcMar>
-              <w:top w:w="25" w:type="dxa"/>
-              <w:bottom w:w="25" w:type="dxa"/>
-              <w:left w:w="30" w:type="dxa"/>
-              <w:right w:w="30" w:type="dxa"/>
+              <w:top w:w="30" w:type="dxa"/>
+              <w:bottom w:w="30" w:type="dxa"/>
+              <w:left w:w="35" w:type="dxa"/>
+              <w:right w:w="35" w:type="dxa"/>
             </w:tcMar>
             <w:shd w:fill="1E3A8A"/>
           </w:tcPr>
@@ -3038,10 +3069,10 @@
             </w:tcMar>
             <w:tcW w:w="2808" w:type="dxa"/>
             <w:tcMar>
-              <w:top w:w="25" w:type="dxa"/>
-              <w:bottom w:w="25" w:type="dxa"/>
-              <w:left w:w="30" w:type="dxa"/>
-              <w:right w:w="30" w:type="dxa"/>
+              <w:top w:w="30" w:type="dxa"/>
+              <w:bottom w:w="30" w:type="dxa"/>
+              <w:left w:w="35" w:type="dxa"/>
+              <w:right w:w="35" w:type="dxa"/>
             </w:tcMar>
             <w:shd w:fill="1E3A8A"/>
           </w:tcPr>
@@ -3072,10 +3103,10 @@
             </w:tcMar>
             <w:tcW w:w="2880" w:type="dxa"/>
             <w:tcMar>
-              <w:top w:w="25" w:type="dxa"/>
-              <w:bottom w:w="25" w:type="dxa"/>
-              <w:left w:w="30" w:type="dxa"/>
-              <w:right w:w="30" w:type="dxa"/>
+              <w:top w:w="30" w:type="dxa"/>
+              <w:bottom w:w="30" w:type="dxa"/>
+              <w:left w:w="35" w:type="dxa"/>
+              <w:right w:w="35" w:type="dxa"/>
             </w:tcMar>
             <w:shd w:fill="1E3A8A"/>
           </w:tcPr>
@@ -3106,10 +3137,10 @@
             </w:tcMar>
             <w:tcW w:w="1152" w:type="dxa"/>
             <w:tcMar>
-              <w:top w:w="25" w:type="dxa"/>
-              <w:bottom w:w="25" w:type="dxa"/>
-              <w:left w:w="30" w:type="dxa"/>
-              <w:right w:w="30" w:type="dxa"/>
+              <w:top w:w="30" w:type="dxa"/>
+              <w:bottom w:w="30" w:type="dxa"/>
+              <w:left w:w="35" w:type="dxa"/>
+              <w:right w:w="35" w:type="dxa"/>
             </w:tcMar>
             <w:shd w:fill="1E3A8A"/>
           </w:tcPr>
@@ -3140,10 +3171,10 @@
             </w:tcMar>
             <w:tcW w:w="892" w:type="dxa"/>
             <w:tcMar>
-              <w:top w:w="25" w:type="dxa"/>
-              <w:bottom w:w="25" w:type="dxa"/>
-              <w:left w:w="30" w:type="dxa"/>
-              <w:right w:w="30" w:type="dxa"/>
+              <w:top w:w="30" w:type="dxa"/>
+              <w:bottom w:w="30" w:type="dxa"/>
+              <w:left w:w="35" w:type="dxa"/>
+              <w:right w:w="35" w:type="dxa"/>
             </w:tcMar>
             <w:shd w:fill="1E3A8A"/>
           </w:tcPr>
@@ -3180,15 +3211,15 @@
             </w:tcMar>
             <w:tcW w:w="792" w:type="dxa"/>
             <w:tcMar>
-              <w:top w:w="18" w:type="dxa"/>
-              <w:bottom w:w="18" w:type="dxa"/>
-              <w:left w:w="30" w:type="dxa"/>
-              <w:right w:w="30" w:type="dxa"/>
+              <w:top w:w="24" w:type="dxa"/>
+              <w:bottom w:w="24" w:type="dxa"/>
+              <w:left w:w="38" w:type="dxa"/>
+              <w:right w:w="38" w:type="dxa"/>
             </w:tcMar>
           </w:tcPr>
           <w:p>
             <w:pPr>
-              <w:spacing w:line="252" w:lineRule="auto" w:before="0" w:after="0"/>
+              <w:spacing w:line="269" w:lineRule="auto" w:before="0" w:after="0"/>
               <w:jc w:val="center"/>
             </w:pPr>
             <w:r>
@@ -3212,15 +3243,15 @@
             </w:tcMar>
             <w:tcW w:w="1368" w:type="dxa"/>
             <w:tcMar>
-              <w:top w:w="18" w:type="dxa"/>
-              <w:bottom w:w="18" w:type="dxa"/>
-              <w:left w:w="30" w:type="dxa"/>
-              <w:right w:w="30" w:type="dxa"/>
+              <w:top w:w="24" w:type="dxa"/>
+              <w:bottom w:w="24" w:type="dxa"/>
+              <w:left w:w="38" w:type="dxa"/>
+              <w:right w:w="38" w:type="dxa"/>
             </w:tcMar>
           </w:tcPr>
           <w:p>
             <w:pPr>
-              <w:spacing w:line="252" w:lineRule="auto" w:before="0" w:after="0"/>
+              <w:spacing w:line="269" w:lineRule="auto" w:before="0" w:after="0"/>
               <w:jc w:val="center"/>
             </w:pPr>
             <w:r>
@@ -3243,15 +3274,15 @@
             </w:tcMar>
             <w:tcW w:w="2808" w:type="dxa"/>
             <w:tcMar>
-              <w:top w:w="18" w:type="dxa"/>
-              <w:bottom w:w="18" w:type="dxa"/>
-              <w:left w:w="30" w:type="dxa"/>
-              <w:right w:w="30" w:type="dxa"/>
+              <w:top w:w="24" w:type="dxa"/>
+              <w:bottom w:w="24" w:type="dxa"/>
+              <w:left w:w="38" w:type="dxa"/>
+              <w:right w:w="38" w:type="dxa"/>
             </w:tcMar>
           </w:tcPr>
           <w:p>
             <w:pPr>
-              <w:spacing w:line="252" w:lineRule="auto" w:before="0" w:after="0"/>
+              <w:spacing w:line="269" w:lineRule="auto" w:before="0" w:after="0"/>
               <w:jc w:val="left"/>
             </w:pPr>
             <w:r>
@@ -3274,15 +3305,15 @@
             </w:tcMar>
             <w:tcW w:w="2880" w:type="dxa"/>
             <w:tcMar>
-              <w:top w:w="18" w:type="dxa"/>
-              <w:bottom w:w="18" w:type="dxa"/>
-              <w:left w:w="30" w:type="dxa"/>
-              <w:right w:w="30" w:type="dxa"/>
+              <w:top w:w="24" w:type="dxa"/>
+              <w:bottom w:w="24" w:type="dxa"/>
+              <w:left w:w="38" w:type="dxa"/>
+              <w:right w:w="38" w:type="dxa"/>
             </w:tcMar>
           </w:tcPr>
           <w:p>
             <w:pPr>
-              <w:spacing w:line="252" w:lineRule="auto" w:before="0" w:after="0"/>
+              <w:spacing w:line="269" w:lineRule="auto" w:before="0" w:after="0"/>
               <w:jc w:val="left"/>
             </w:pPr>
             <w:r>
@@ -3305,15 +3336,15 @@
             </w:tcMar>
             <w:tcW w:w="1152" w:type="dxa"/>
             <w:tcMar>
-              <w:top w:w="18" w:type="dxa"/>
-              <w:bottom w:w="18" w:type="dxa"/>
-              <w:left w:w="30" w:type="dxa"/>
-              <w:right w:w="30" w:type="dxa"/>
+              <w:top w:w="24" w:type="dxa"/>
+              <w:bottom w:w="24" w:type="dxa"/>
+              <w:left w:w="38" w:type="dxa"/>
+              <w:right w:w="38" w:type="dxa"/>
             </w:tcMar>
           </w:tcPr>
           <w:p>
             <w:pPr>
-              <w:spacing w:line="252" w:lineRule="auto" w:before="0" w:after="0"/>
+              <w:spacing w:line="269" w:lineRule="auto" w:before="0" w:after="0"/>
               <w:jc w:val="center"/>
             </w:pPr>
             <w:r>
@@ -3336,15 +3367,15 @@
             </w:tcMar>
             <w:tcW w:w="892" w:type="dxa"/>
             <w:tcMar>
-              <w:top w:w="18" w:type="dxa"/>
-              <w:bottom w:w="18" w:type="dxa"/>
-              <w:left w:w="30" w:type="dxa"/>
-              <w:right w:w="30" w:type="dxa"/>
+              <w:top w:w="24" w:type="dxa"/>
+              <w:bottom w:w="24" w:type="dxa"/>
+              <w:left w:w="38" w:type="dxa"/>
+              <w:right w:w="38" w:type="dxa"/>
             </w:tcMar>
           </w:tcPr>
           <w:p>
             <w:pPr>
-              <w:spacing w:line="252" w:lineRule="auto" w:before="0" w:after="0"/>
+              <w:spacing w:line="269" w:lineRule="auto" w:before="0" w:after="0"/>
               <w:jc w:val="center"/>
             </w:pPr>
             <w:r>
@@ -3371,16 +3402,16 @@
             </w:tcMar>
             <w:tcW w:w="792" w:type="dxa"/>
             <w:tcMar>
-              <w:top w:w="18" w:type="dxa"/>
-              <w:bottom w:w="18" w:type="dxa"/>
-              <w:left w:w="30" w:type="dxa"/>
-              <w:right w:w="30" w:type="dxa"/>
+              <w:top w:w="24" w:type="dxa"/>
+              <w:bottom w:w="24" w:type="dxa"/>
+              <w:left w:w="38" w:type="dxa"/>
+              <w:right w:w="38" w:type="dxa"/>
             </w:tcMar>
             <w:shd w:fill="F8FAFC"/>
           </w:tcPr>
           <w:p>
             <w:pPr>
-              <w:spacing w:line="252" w:lineRule="auto" w:before="0" w:after="0"/>
+              <w:spacing w:line="269" w:lineRule="auto" w:before="0" w:after="0"/>
               <w:jc w:val="center"/>
             </w:pPr>
             <w:r>
@@ -3404,16 +3435,16 @@
             </w:tcMar>
             <w:tcW w:w="1368" w:type="dxa"/>
             <w:tcMar>
-              <w:top w:w="18" w:type="dxa"/>
-              <w:bottom w:w="18" w:type="dxa"/>
-              <w:left w:w="30" w:type="dxa"/>
-              <w:right w:w="30" w:type="dxa"/>
+              <w:top w:w="24" w:type="dxa"/>
+              <w:bottom w:w="24" w:type="dxa"/>
+              <w:left w:w="38" w:type="dxa"/>
+              <w:right w:w="38" w:type="dxa"/>
             </w:tcMar>
             <w:shd w:fill="F8FAFC"/>
           </w:tcPr>
           <w:p>
             <w:pPr>
-              <w:spacing w:line="252" w:lineRule="auto" w:before="0" w:after="0"/>
+              <w:spacing w:line="269" w:lineRule="auto" w:before="0" w:after="0"/>
               <w:jc w:val="center"/>
             </w:pPr>
             <w:r>
@@ -3436,16 +3467,16 @@
             </w:tcMar>
             <w:tcW w:w="2808" w:type="dxa"/>
             <w:tcMar>
-              <w:top w:w="18" w:type="dxa"/>
-              <w:bottom w:w="18" w:type="dxa"/>
-              <w:left w:w="30" w:type="dxa"/>
-              <w:right w:w="30" w:type="dxa"/>
+              <w:top w:w="24" w:type="dxa"/>
+              <w:bottom w:w="24" w:type="dxa"/>
+              <w:left w:w="38" w:type="dxa"/>
+              <w:right w:w="38" w:type="dxa"/>
             </w:tcMar>
             <w:shd w:fill="F8FAFC"/>
           </w:tcPr>
           <w:p>
             <w:pPr>
-              <w:spacing w:line="252" w:lineRule="auto" w:before="0" w:after="0"/>
+              <w:spacing w:line="269" w:lineRule="auto" w:before="0" w:after="0"/>
               <w:jc w:val="left"/>
             </w:pPr>
             <w:r>
@@ -3468,16 +3499,16 @@
             </w:tcMar>
             <w:tcW w:w="2880" w:type="dxa"/>
             <w:tcMar>
-              <w:top w:w="18" w:type="dxa"/>
-              <w:bottom w:w="18" w:type="dxa"/>
-              <w:left w:w="30" w:type="dxa"/>
-              <w:right w:w="30" w:type="dxa"/>
+              <w:top w:w="24" w:type="dxa"/>
+              <w:bottom w:w="24" w:type="dxa"/>
+              <w:left w:w="38" w:type="dxa"/>
+              <w:right w:w="38" w:type="dxa"/>
             </w:tcMar>
             <w:shd w:fill="F8FAFC"/>
           </w:tcPr>
           <w:p>
             <w:pPr>
-              <w:spacing w:line="252" w:lineRule="auto" w:before="0" w:after="0"/>
+              <w:spacing w:line="269" w:lineRule="auto" w:before="0" w:after="0"/>
               <w:jc w:val="left"/>
             </w:pPr>
             <w:r>
@@ -3500,16 +3531,16 @@
             </w:tcMar>
             <w:tcW w:w="1152" w:type="dxa"/>
             <w:tcMar>
-              <w:top w:w="18" w:type="dxa"/>
-              <w:bottom w:w="18" w:type="dxa"/>
-              <w:left w:w="30" w:type="dxa"/>
-              <w:right w:w="30" w:type="dxa"/>
+              <w:top w:w="24" w:type="dxa"/>
+              <w:bottom w:w="24" w:type="dxa"/>
+              <w:left w:w="38" w:type="dxa"/>
+              <w:right w:w="38" w:type="dxa"/>
             </w:tcMar>
             <w:shd w:fill="F8FAFC"/>
           </w:tcPr>
           <w:p>
             <w:pPr>
-              <w:spacing w:line="252" w:lineRule="auto" w:before="0" w:after="0"/>
+              <w:spacing w:line="269" w:lineRule="auto" w:before="0" w:after="0"/>
               <w:jc w:val="center"/>
             </w:pPr>
             <w:r>
@@ -3532,16 +3563,16 @@
             </w:tcMar>
             <w:tcW w:w="892" w:type="dxa"/>
             <w:tcMar>
-              <w:top w:w="18" w:type="dxa"/>
-              <w:bottom w:w="18" w:type="dxa"/>
-              <w:left w:w="30" w:type="dxa"/>
-              <w:right w:w="30" w:type="dxa"/>
+              <w:top w:w="24" w:type="dxa"/>
+              <w:bottom w:w="24" w:type="dxa"/>
+              <w:left w:w="38" w:type="dxa"/>
+              <w:right w:w="38" w:type="dxa"/>
             </w:tcMar>
             <w:shd w:fill="F8FAFC"/>
           </w:tcPr>
           <w:p>
             <w:pPr>
-              <w:spacing w:line="252" w:lineRule="auto" w:before="0" w:after="0"/>
+              <w:spacing w:line="269" w:lineRule="auto" w:before="0" w:after="0"/>
               <w:jc w:val="center"/>
             </w:pPr>
             <w:r>
@@ -3568,15 +3599,15 @@
             </w:tcMar>
             <w:tcW w:w="792" w:type="dxa"/>
             <w:tcMar>
-              <w:top w:w="18" w:type="dxa"/>
-              <w:bottom w:w="18" w:type="dxa"/>
-              <w:left w:w="30" w:type="dxa"/>
-              <w:right w:w="30" w:type="dxa"/>
+              <w:top w:w="24" w:type="dxa"/>
+              <w:bottom w:w="24" w:type="dxa"/>
+              <w:left w:w="38" w:type="dxa"/>
+              <w:right w:w="38" w:type="dxa"/>
             </w:tcMar>
           </w:tcPr>
           <w:p>
             <w:pPr>
-              <w:spacing w:line="252" w:lineRule="auto" w:before="0" w:after="0"/>
+              <w:spacing w:line="269" w:lineRule="auto" w:before="0" w:after="0"/>
               <w:jc w:val="center"/>
             </w:pPr>
             <w:r>
@@ -3600,15 +3631,15 @@
             </w:tcMar>
             <w:tcW w:w="1368" w:type="dxa"/>
             <w:tcMar>
-              <w:top w:w="18" w:type="dxa"/>
-              <w:bottom w:w="18" w:type="dxa"/>
-              <w:left w:w="30" w:type="dxa"/>
-              <w:right w:w="30" w:type="dxa"/>
+              <w:top w:w="24" w:type="dxa"/>
+              <w:bottom w:w="24" w:type="dxa"/>
+              <w:left w:w="38" w:type="dxa"/>
+              <w:right w:w="38" w:type="dxa"/>
             </w:tcMar>
           </w:tcPr>
           <w:p>
             <w:pPr>
-              <w:spacing w:line="252" w:lineRule="auto" w:before="0" w:after="0"/>
+              <w:spacing w:line="269" w:lineRule="auto" w:before="0" w:after="0"/>
               <w:jc w:val="center"/>
             </w:pPr>
             <w:r>
@@ -3631,15 +3662,15 @@
             </w:tcMar>
             <w:tcW w:w="2808" w:type="dxa"/>
             <w:tcMar>
-              <w:top w:w="18" w:type="dxa"/>
-              <w:bottom w:w="18" w:type="dxa"/>
-              <w:left w:w="30" w:type="dxa"/>
-              <w:right w:w="30" w:type="dxa"/>
+              <w:top w:w="24" w:type="dxa"/>
+              <w:bottom w:w="24" w:type="dxa"/>
+              <w:left w:w="38" w:type="dxa"/>
+              <w:right w:w="38" w:type="dxa"/>
             </w:tcMar>
           </w:tcPr>
           <w:p>
             <w:pPr>
-              <w:spacing w:line="252" w:lineRule="auto" w:before="0" w:after="0"/>
+              <w:spacing w:line="269" w:lineRule="auto" w:before="0" w:after="0"/>
               <w:jc w:val="left"/>
             </w:pPr>
             <w:r>
@@ -3662,15 +3693,15 @@
             </w:tcMar>
             <w:tcW w:w="2880" w:type="dxa"/>
             <w:tcMar>
-              <w:top w:w="18" w:type="dxa"/>
-              <w:bottom w:w="18" w:type="dxa"/>
-              <w:left w:w="30" w:type="dxa"/>
-              <w:right w:w="30" w:type="dxa"/>
+              <w:top w:w="24" w:type="dxa"/>
+              <w:bottom w:w="24" w:type="dxa"/>
+              <w:left w:w="38" w:type="dxa"/>
+              <w:right w:w="38" w:type="dxa"/>
             </w:tcMar>
           </w:tcPr>
           <w:p>
             <w:pPr>
-              <w:spacing w:line="252" w:lineRule="auto" w:before="0" w:after="0"/>
+              <w:spacing w:line="269" w:lineRule="auto" w:before="0" w:after="0"/>
               <w:jc w:val="left"/>
             </w:pPr>
             <w:r>
@@ -3693,15 +3724,15 @@
             </w:tcMar>
             <w:tcW w:w="1152" w:type="dxa"/>
             <w:tcMar>
-              <w:top w:w="18" w:type="dxa"/>
-              <w:bottom w:w="18" w:type="dxa"/>
-              <w:left w:w="30" w:type="dxa"/>
-              <w:right w:w="30" w:type="dxa"/>
+              <w:top w:w="24" w:type="dxa"/>
+              <w:bottom w:w="24" w:type="dxa"/>
+              <w:left w:w="38" w:type="dxa"/>
+              <w:right w:w="38" w:type="dxa"/>
             </w:tcMar>
           </w:tcPr>
           <w:p>
             <w:pPr>
-              <w:spacing w:line="252" w:lineRule="auto" w:before="0" w:after="0"/>
+              <w:spacing w:line="269" w:lineRule="auto" w:before="0" w:after="0"/>
               <w:jc w:val="center"/>
             </w:pPr>
             <w:r>
@@ -3724,15 +3755,15 @@
             </w:tcMar>
             <w:tcW w:w="892" w:type="dxa"/>
             <w:tcMar>
-              <w:top w:w="18" w:type="dxa"/>
-              <w:bottom w:w="18" w:type="dxa"/>
-              <w:left w:w="30" w:type="dxa"/>
-              <w:right w:w="30" w:type="dxa"/>
+              <w:top w:w="24" w:type="dxa"/>
+              <w:bottom w:w="24" w:type="dxa"/>
+              <w:left w:w="38" w:type="dxa"/>
+              <w:right w:w="38" w:type="dxa"/>
             </w:tcMar>
           </w:tcPr>
           <w:p>
             <w:pPr>
-              <w:spacing w:line="252" w:lineRule="auto" w:before="0" w:after="0"/>
+              <w:spacing w:line="269" w:lineRule="auto" w:before="0" w:after="0"/>
               <w:jc w:val="center"/>
             </w:pPr>
             <w:r>
@@ -3759,16 +3790,16 @@
             </w:tcMar>
             <w:tcW w:w="792" w:type="dxa"/>
             <w:tcMar>
-              <w:top w:w="18" w:type="dxa"/>
-              <w:bottom w:w="18" w:type="dxa"/>
-              <w:left w:w="30" w:type="dxa"/>
-              <w:right w:w="30" w:type="dxa"/>
+              <w:top w:w="24" w:type="dxa"/>
+              <w:bottom w:w="24" w:type="dxa"/>
+              <w:left w:w="38" w:type="dxa"/>
+              <w:right w:w="38" w:type="dxa"/>
             </w:tcMar>
             <w:shd w:fill="F8FAFC"/>
           </w:tcPr>
           <w:p>
             <w:pPr>
-              <w:spacing w:line="252" w:lineRule="auto" w:before="0" w:after="0"/>
+              <w:spacing w:line="269" w:lineRule="auto" w:before="0" w:after="0"/>
               <w:jc w:val="center"/>
             </w:pPr>
             <w:r>
@@ -3792,16 +3823,16 @@
             </w:tcMar>
             <w:tcW w:w="1368" w:type="dxa"/>
             <w:tcMar>
-              <w:top w:w="18" w:type="dxa"/>
-              <w:bottom w:w="18" w:type="dxa"/>
-              <w:left w:w="30" w:type="dxa"/>
-              <w:right w:w="30" w:type="dxa"/>
+              <w:top w:w="24" w:type="dxa"/>
+              <w:bottom w:w="24" w:type="dxa"/>
+              <w:left w:w="38" w:type="dxa"/>
+              <w:right w:w="38" w:type="dxa"/>
             </w:tcMar>
             <w:shd w:fill="F8FAFC"/>
           </w:tcPr>
           <w:p>
             <w:pPr>
-              <w:spacing w:line="252" w:lineRule="auto" w:before="0" w:after="0"/>
+              <w:spacing w:line="269" w:lineRule="auto" w:before="0" w:after="0"/>
               <w:jc w:val="center"/>
             </w:pPr>
             <w:r>
@@ -3824,16 +3855,16 @@
             </w:tcMar>
             <w:tcW w:w="2808" w:type="dxa"/>
             <w:tcMar>
-              <w:top w:w="18" w:type="dxa"/>
-              <w:bottom w:w="18" w:type="dxa"/>
-              <w:left w:w="30" w:type="dxa"/>
-              <w:right w:w="30" w:type="dxa"/>
+              <w:top w:w="24" w:type="dxa"/>
+              <w:bottom w:w="24" w:type="dxa"/>
+              <w:left w:w="38" w:type="dxa"/>
+              <w:right w:w="38" w:type="dxa"/>
             </w:tcMar>
             <w:shd w:fill="F8FAFC"/>
           </w:tcPr>
           <w:p>
             <w:pPr>
-              <w:spacing w:line="252" w:lineRule="auto" w:before="0" w:after="0"/>
+              <w:spacing w:line="269" w:lineRule="auto" w:before="0" w:after="0"/>
               <w:jc w:val="left"/>
             </w:pPr>
             <w:r>
@@ -3856,16 +3887,16 @@
             </w:tcMar>
             <w:tcW w:w="2880" w:type="dxa"/>
             <w:tcMar>
-              <w:top w:w="18" w:type="dxa"/>
-              <w:bottom w:w="18" w:type="dxa"/>
-              <w:left w:w="30" w:type="dxa"/>
-              <w:right w:w="30" w:type="dxa"/>
+              <w:top w:w="24" w:type="dxa"/>
+              <w:bottom w:w="24" w:type="dxa"/>
+              <w:left w:w="38" w:type="dxa"/>
+              <w:right w:w="38" w:type="dxa"/>
             </w:tcMar>
             <w:shd w:fill="F8FAFC"/>
           </w:tcPr>
           <w:p>
             <w:pPr>
-              <w:spacing w:line="252" w:lineRule="auto" w:before="0" w:after="0"/>
+              <w:spacing w:line="269" w:lineRule="auto" w:before="0" w:after="0"/>
               <w:jc w:val="left"/>
             </w:pPr>
             <w:r>
@@ -3888,16 +3919,16 @@
             </w:tcMar>
             <w:tcW w:w="1152" w:type="dxa"/>
             <w:tcMar>
-              <w:top w:w="18" w:type="dxa"/>
-              <w:bottom w:w="18" w:type="dxa"/>
-              <w:left w:w="30" w:type="dxa"/>
-              <w:right w:w="30" w:type="dxa"/>
+              <w:top w:w="24" w:type="dxa"/>
+              <w:bottom w:w="24" w:type="dxa"/>
+              <w:left w:w="38" w:type="dxa"/>
+              <w:right w:w="38" w:type="dxa"/>
             </w:tcMar>
             <w:shd w:fill="F8FAFC"/>
           </w:tcPr>
           <w:p>
             <w:pPr>
-              <w:spacing w:line="252" w:lineRule="auto" w:before="0" w:after="0"/>
+              <w:spacing w:line="269" w:lineRule="auto" w:before="0" w:after="0"/>
               <w:jc w:val="center"/>
             </w:pPr>
             <w:r>
@@ -3920,16 +3951,16 @@
             </w:tcMar>
             <w:tcW w:w="892" w:type="dxa"/>
             <w:tcMar>
-              <w:top w:w="18" w:type="dxa"/>
-              <w:bottom w:w="18" w:type="dxa"/>
-              <w:left w:w="30" w:type="dxa"/>
-              <w:right w:w="30" w:type="dxa"/>
+              <w:top w:w="24" w:type="dxa"/>
+              <w:bottom w:w="24" w:type="dxa"/>
+              <w:left w:w="38" w:type="dxa"/>
+              <w:right w:w="38" w:type="dxa"/>
             </w:tcMar>
             <w:shd w:fill="F8FAFC"/>
           </w:tcPr>
           <w:p>
             <w:pPr>
-              <w:spacing w:line="252" w:lineRule="auto" w:before="0" w:after="0"/>
+              <w:spacing w:line="269" w:lineRule="auto" w:before="0" w:after="0"/>
               <w:jc w:val="center"/>
             </w:pPr>
             <w:r>
@@ -3956,15 +3987,15 @@
             </w:tcMar>
             <w:tcW w:w="792" w:type="dxa"/>
             <w:tcMar>
-              <w:top w:w="18" w:type="dxa"/>
-              <w:bottom w:w="18" w:type="dxa"/>
-              <w:left w:w="30" w:type="dxa"/>
-              <w:right w:w="30" w:type="dxa"/>
+              <w:top w:w="24" w:type="dxa"/>
+              <w:bottom w:w="24" w:type="dxa"/>
+              <w:left w:w="38" w:type="dxa"/>
+              <w:right w:w="38" w:type="dxa"/>
             </w:tcMar>
           </w:tcPr>
           <w:p>
             <w:pPr>
-              <w:spacing w:line="252" w:lineRule="auto" w:before="0" w:after="0"/>
+              <w:spacing w:line="269" w:lineRule="auto" w:before="0" w:after="0"/>
               <w:jc w:val="center"/>
             </w:pPr>
             <w:r>
@@ -3988,15 +4019,15 @@
             </w:tcMar>
             <w:tcW w:w="1368" w:type="dxa"/>
             <w:tcMar>
-              <w:top w:w="18" w:type="dxa"/>
-              <w:bottom w:w="18" w:type="dxa"/>
-              <w:left w:w="30" w:type="dxa"/>
-              <w:right w:w="30" w:type="dxa"/>
+              <w:top w:w="24" w:type="dxa"/>
+              <w:bottom w:w="24" w:type="dxa"/>
+              <w:left w:w="38" w:type="dxa"/>
+              <w:right w:w="38" w:type="dxa"/>
             </w:tcMar>
           </w:tcPr>
           <w:p>
             <w:pPr>
-              <w:spacing w:line="252" w:lineRule="auto" w:before="0" w:after="0"/>
+              <w:spacing w:line="269" w:lineRule="auto" w:before="0" w:after="0"/>
               <w:jc w:val="center"/>
             </w:pPr>
             <w:r>
@@ -4019,15 +4050,15 @@
             </w:tcMar>
             <w:tcW w:w="2808" w:type="dxa"/>
             <w:tcMar>
-              <w:top w:w="18" w:type="dxa"/>
-              <w:bottom w:w="18" w:type="dxa"/>
-              <w:left w:w="30" w:type="dxa"/>
-              <w:right w:w="30" w:type="dxa"/>
+              <w:top w:w="24" w:type="dxa"/>
+              <w:bottom w:w="24" w:type="dxa"/>
+              <w:left w:w="38" w:type="dxa"/>
+              <w:right w:w="38" w:type="dxa"/>
             </w:tcMar>
           </w:tcPr>
           <w:p>
             <w:pPr>
-              <w:spacing w:line="252" w:lineRule="auto" w:before="0" w:after="0"/>
+              <w:spacing w:line="269" w:lineRule="auto" w:before="0" w:after="0"/>
               <w:jc w:val="left"/>
             </w:pPr>
             <w:r>
@@ -4050,15 +4081,15 @@
             </w:tcMar>
             <w:tcW w:w="2880" w:type="dxa"/>
             <w:tcMar>
-              <w:top w:w="18" w:type="dxa"/>
-              <w:bottom w:w="18" w:type="dxa"/>
-              <w:left w:w="30" w:type="dxa"/>
-              <w:right w:w="30" w:type="dxa"/>
+              <w:top w:w="24" w:type="dxa"/>
+              <w:bottom w:w="24" w:type="dxa"/>
+              <w:left w:w="38" w:type="dxa"/>
+              <w:right w:w="38" w:type="dxa"/>
             </w:tcMar>
           </w:tcPr>
           <w:p>
             <w:pPr>
-              <w:spacing w:line="252" w:lineRule="auto" w:before="0" w:after="0"/>
+              <w:spacing w:line="269" w:lineRule="auto" w:before="0" w:after="0"/>
               <w:jc w:val="left"/>
             </w:pPr>
             <w:r>
@@ -4081,15 +4112,15 @@
             </w:tcMar>
             <w:tcW w:w="1152" w:type="dxa"/>
             <w:tcMar>
-              <w:top w:w="18" w:type="dxa"/>
-              <w:bottom w:w="18" w:type="dxa"/>
-              <w:left w:w="30" w:type="dxa"/>
-              <w:right w:w="30" w:type="dxa"/>
+              <w:top w:w="24" w:type="dxa"/>
+              <w:bottom w:w="24" w:type="dxa"/>
+              <w:left w:w="38" w:type="dxa"/>
+              <w:right w:w="38" w:type="dxa"/>
             </w:tcMar>
           </w:tcPr>
           <w:p>
             <w:pPr>
-              <w:spacing w:line="252" w:lineRule="auto" w:before="0" w:after="0"/>
+              <w:spacing w:line="269" w:lineRule="auto" w:before="0" w:after="0"/>
               <w:jc w:val="center"/>
             </w:pPr>
             <w:r>
@@ -4112,15 +4143,15 @@
             </w:tcMar>
             <w:tcW w:w="892" w:type="dxa"/>
             <w:tcMar>
-              <w:top w:w="18" w:type="dxa"/>
-              <w:bottom w:w="18" w:type="dxa"/>
-              <w:left w:w="30" w:type="dxa"/>
-              <w:right w:w="30" w:type="dxa"/>
+              <w:top w:w="24" w:type="dxa"/>
+              <w:bottom w:w="24" w:type="dxa"/>
+              <w:left w:w="38" w:type="dxa"/>
+              <w:right w:w="38" w:type="dxa"/>
             </w:tcMar>
           </w:tcPr>
           <w:p>
             <w:pPr>
-              <w:spacing w:line="252" w:lineRule="auto" w:before="0" w:after="0"/>
+              <w:spacing w:line="269" w:lineRule="auto" w:before="0" w:after="0"/>
               <w:jc w:val="center"/>
             </w:pPr>
             <w:r>
@@ -4147,16 +4178,16 @@
             </w:tcMar>
             <w:tcW w:w="792" w:type="dxa"/>
             <w:tcMar>
-              <w:top w:w="18" w:type="dxa"/>
-              <w:bottom w:w="18" w:type="dxa"/>
-              <w:left w:w="30" w:type="dxa"/>
-              <w:right w:w="30" w:type="dxa"/>
+              <w:top w:w="24" w:type="dxa"/>
+              <w:bottom w:w="24" w:type="dxa"/>
+              <w:left w:w="38" w:type="dxa"/>
+              <w:right w:w="38" w:type="dxa"/>
             </w:tcMar>
             <w:shd w:fill="F8FAFC"/>
           </w:tcPr>
           <w:p>
             <w:pPr>
-              <w:spacing w:line="252" w:lineRule="auto" w:before="0" w:after="0"/>
+              <w:spacing w:line="269" w:lineRule="auto" w:before="0" w:after="0"/>
               <w:jc w:val="center"/>
             </w:pPr>
             <w:r>
@@ -4180,16 +4211,16 @@
             </w:tcMar>
             <w:tcW w:w="1368" w:type="dxa"/>
             <w:tcMar>
-              <w:top w:w="18" w:type="dxa"/>
-              <w:bottom w:w="18" w:type="dxa"/>
-              <w:left w:w="30" w:type="dxa"/>
-              <w:right w:w="30" w:type="dxa"/>
+              <w:top w:w="24" w:type="dxa"/>
+              <w:bottom w:w="24" w:type="dxa"/>
+              <w:left w:w="38" w:type="dxa"/>
+              <w:right w:w="38" w:type="dxa"/>
             </w:tcMar>
             <w:shd w:fill="F8FAFC"/>
           </w:tcPr>
           <w:p>
             <w:pPr>
-              <w:spacing w:line="252" w:lineRule="auto" w:before="0" w:after="0"/>
+              <w:spacing w:line="269" w:lineRule="auto" w:before="0" w:after="0"/>
               <w:jc w:val="center"/>
             </w:pPr>
             <w:r>
@@ -4212,16 +4243,16 @@
             </w:tcMar>
             <w:tcW w:w="2808" w:type="dxa"/>
             <w:tcMar>
-              <w:top w:w="18" w:type="dxa"/>
-              <w:bottom w:w="18" w:type="dxa"/>
-              <w:left w:w="30" w:type="dxa"/>
-              <w:right w:w="30" w:type="dxa"/>
+              <w:top w:w="24" w:type="dxa"/>
+              <w:bottom w:w="24" w:type="dxa"/>
+              <w:left w:w="38" w:type="dxa"/>
+              <w:right w:w="38" w:type="dxa"/>
             </w:tcMar>
             <w:shd w:fill="F8FAFC"/>
           </w:tcPr>
           <w:p>
             <w:pPr>
-              <w:spacing w:line="252" w:lineRule="auto" w:before="0" w:after="0"/>
+              <w:spacing w:line="269" w:lineRule="auto" w:before="0" w:after="0"/>
               <w:jc w:val="left"/>
             </w:pPr>
             <w:r>
@@ -4244,16 +4275,16 @@
             </w:tcMar>
             <w:tcW w:w="2880" w:type="dxa"/>
             <w:tcMar>
-              <w:top w:w="18" w:type="dxa"/>
-              <w:bottom w:w="18" w:type="dxa"/>
-              <w:left w:w="30" w:type="dxa"/>
-              <w:right w:w="30" w:type="dxa"/>
+              <w:top w:w="24" w:type="dxa"/>
+              <w:bottom w:w="24" w:type="dxa"/>
+              <w:left w:w="38" w:type="dxa"/>
+              <w:right w:w="38" w:type="dxa"/>
             </w:tcMar>
             <w:shd w:fill="F8FAFC"/>
           </w:tcPr>
           <w:p>
             <w:pPr>
-              <w:spacing w:line="252" w:lineRule="auto" w:before="0" w:after="0"/>
+              <w:spacing w:line="269" w:lineRule="auto" w:before="0" w:after="0"/>
               <w:jc w:val="left"/>
             </w:pPr>
             <w:r>
@@ -4276,16 +4307,16 @@
             </w:tcMar>
             <w:tcW w:w="1152" w:type="dxa"/>
             <w:tcMar>
-              <w:top w:w="18" w:type="dxa"/>
-              <w:bottom w:w="18" w:type="dxa"/>
-              <w:left w:w="30" w:type="dxa"/>
-              <w:right w:w="30" w:type="dxa"/>
+              <w:top w:w="24" w:type="dxa"/>
+              <w:bottom w:w="24" w:type="dxa"/>
+              <w:left w:w="38" w:type="dxa"/>
+              <w:right w:w="38" w:type="dxa"/>
             </w:tcMar>
             <w:shd w:fill="F8FAFC"/>
           </w:tcPr>
           <w:p>
             <w:pPr>
-              <w:spacing w:line="252" w:lineRule="auto" w:before="0" w:after="0"/>
+              <w:spacing w:line="269" w:lineRule="auto" w:before="0" w:after="0"/>
               <w:jc w:val="center"/>
             </w:pPr>
             <w:r>
@@ -4308,16 +4339,16 @@
             </w:tcMar>
             <w:tcW w:w="892" w:type="dxa"/>
             <w:tcMar>
-              <w:top w:w="18" w:type="dxa"/>
-              <w:bottom w:w="18" w:type="dxa"/>
-              <w:left w:w="30" w:type="dxa"/>
-              <w:right w:w="30" w:type="dxa"/>
+              <w:top w:w="24" w:type="dxa"/>
+              <w:bottom w:w="24" w:type="dxa"/>
+              <w:left w:w="38" w:type="dxa"/>
+              <w:right w:w="38" w:type="dxa"/>
             </w:tcMar>
             <w:shd w:fill="F8FAFC"/>
           </w:tcPr>
           <w:p>
             <w:pPr>
-              <w:spacing w:line="252" w:lineRule="auto" w:before="0" w:after="0"/>
+              <w:spacing w:line="269" w:lineRule="auto" w:before="0" w:after="0"/>
               <w:jc w:val="center"/>
             </w:pPr>
             <w:r>
@@ -4344,15 +4375,15 @@
             </w:tcMar>
             <w:tcW w:w="792" w:type="dxa"/>
             <w:tcMar>
-              <w:top w:w="18" w:type="dxa"/>
-              <w:bottom w:w="18" w:type="dxa"/>
-              <w:left w:w="30" w:type="dxa"/>
-              <w:right w:w="30" w:type="dxa"/>
+              <w:top w:w="24" w:type="dxa"/>
+              <w:bottom w:w="24" w:type="dxa"/>
+              <w:left w:w="38" w:type="dxa"/>
+              <w:right w:w="38" w:type="dxa"/>
             </w:tcMar>
           </w:tcPr>
           <w:p>
             <w:pPr>
-              <w:spacing w:line="252" w:lineRule="auto" w:before="0" w:after="0"/>
+              <w:spacing w:line="269" w:lineRule="auto" w:before="0" w:after="0"/>
               <w:jc w:val="center"/>
             </w:pPr>
             <w:r>
@@ -4376,15 +4407,15 @@
             </w:tcMar>
             <w:tcW w:w="1368" w:type="dxa"/>
             <w:tcMar>
-              <w:top w:w="18" w:type="dxa"/>
-              <w:bottom w:w="18" w:type="dxa"/>
-              <w:left w:w="30" w:type="dxa"/>
-              <w:right w:w="30" w:type="dxa"/>
+              <w:top w:w="24" w:type="dxa"/>
+              <w:bottom w:w="24" w:type="dxa"/>
+              <w:left w:w="38" w:type="dxa"/>
+              <w:right w:w="38" w:type="dxa"/>
             </w:tcMar>
           </w:tcPr>
           <w:p>
             <w:pPr>
-              <w:spacing w:line="252" w:lineRule="auto" w:before="0" w:after="0"/>
+              <w:spacing w:line="269" w:lineRule="auto" w:before="0" w:after="0"/>
               <w:jc w:val="center"/>
             </w:pPr>
             <w:r>
@@ -4407,15 +4438,15 @@
             </w:tcMar>
             <w:tcW w:w="2808" w:type="dxa"/>
             <w:tcMar>
-              <w:top w:w="18" w:type="dxa"/>
-              <w:bottom w:w="18" w:type="dxa"/>
-              <w:left w:w="30" w:type="dxa"/>
-              <w:right w:w="30" w:type="dxa"/>
+              <w:top w:w="24" w:type="dxa"/>
+              <w:bottom w:w="24" w:type="dxa"/>
+              <w:left w:w="38" w:type="dxa"/>
+              <w:right w:w="38" w:type="dxa"/>
             </w:tcMar>
           </w:tcPr>
           <w:p>
             <w:pPr>
-              <w:spacing w:line="252" w:lineRule="auto" w:before="0" w:after="0"/>
+              <w:spacing w:line="269" w:lineRule="auto" w:before="0" w:after="0"/>
               <w:jc w:val="left"/>
             </w:pPr>
             <w:r>
@@ -4438,15 +4469,15 @@
             </w:tcMar>
             <w:tcW w:w="2880" w:type="dxa"/>
             <w:tcMar>
-              <w:top w:w="18" w:type="dxa"/>
-              <w:bottom w:w="18" w:type="dxa"/>
-              <w:left w:w="30" w:type="dxa"/>
-              <w:right w:w="30" w:type="dxa"/>
+              <w:top w:w="24" w:type="dxa"/>
+              <w:bottom w:w="24" w:type="dxa"/>
+              <w:left w:w="38" w:type="dxa"/>
+              <w:right w:w="38" w:type="dxa"/>
             </w:tcMar>
           </w:tcPr>
           <w:p>
             <w:pPr>
-              <w:spacing w:line="252" w:lineRule="auto" w:before="0" w:after="0"/>
+              <w:spacing w:line="269" w:lineRule="auto" w:before="0" w:after="0"/>
               <w:jc w:val="left"/>
             </w:pPr>
             <w:r>
@@ -4469,15 +4500,15 @@
             </w:tcMar>
             <w:tcW w:w="1152" w:type="dxa"/>
             <w:tcMar>
-              <w:top w:w="18" w:type="dxa"/>
-              <w:bottom w:w="18" w:type="dxa"/>
-              <w:left w:w="30" w:type="dxa"/>
-              <w:right w:w="30" w:type="dxa"/>
+              <w:top w:w="24" w:type="dxa"/>
+              <w:bottom w:w="24" w:type="dxa"/>
+              <w:left w:w="38" w:type="dxa"/>
+              <w:right w:w="38" w:type="dxa"/>
             </w:tcMar>
           </w:tcPr>
           <w:p>
             <w:pPr>
-              <w:spacing w:line="252" w:lineRule="auto" w:before="0" w:after="0"/>
+              <w:spacing w:line="269" w:lineRule="auto" w:before="0" w:after="0"/>
               <w:jc w:val="center"/>
             </w:pPr>
             <w:r>
@@ -4500,15 +4531,15 @@
             </w:tcMar>
             <w:tcW w:w="892" w:type="dxa"/>
             <w:tcMar>
-              <w:top w:w="18" w:type="dxa"/>
-              <w:bottom w:w="18" w:type="dxa"/>
-              <w:left w:w="30" w:type="dxa"/>
-              <w:right w:w="30" w:type="dxa"/>
+              <w:top w:w="24" w:type="dxa"/>
+              <w:bottom w:w="24" w:type="dxa"/>
+              <w:left w:w="38" w:type="dxa"/>
+              <w:right w:w="38" w:type="dxa"/>
             </w:tcMar>
           </w:tcPr>
           <w:p>
             <w:pPr>
-              <w:spacing w:line="252" w:lineRule="auto" w:before="0" w:after="0"/>
+              <w:spacing w:line="269" w:lineRule="auto" w:before="0" w:after="0"/>
               <w:jc w:val="center"/>
             </w:pPr>
             <w:r>
@@ -4523,14 +4554,14 @@
     </w:tbl>
     <w:p>
       <w:pPr>
-        <w:spacing w:before="160" w:after="80"/>
+        <w:spacing w:before="240" w:after="80"/>
       </w:pPr>
       <w:r>
         <w:rPr>
           <w:rFonts w:ascii="Times New Roman" w:hAnsi="Times New Roman"/>
           <w:b/>
           <w:color w:val="1E3A8A"/>
-          <w:sz w:val="19"/>
+          <w:sz w:val="20"/>
         </w:rPr>
         <w:t>End-of-Semester Project Completion Verification:</w:t>
       </w:r>
@@ -4551,8 +4582,8 @@
         </w:tblBorders>
       </w:tblPr>
       <w:tblGrid>
-        <w:gridCol w:w="4896"/>
-        <w:gridCol w:w="4896"/>
+        <w:gridCol w:w="5472"/>
+        <w:gridCol w:w="4320"/>
       </w:tblGrid>
       <w:tr>
         <w:trPr>
@@ -4560,11 +4591,11 @@
         </w:trPr>
         <w:tc>
           <w:tcPr>
-            <w:tcW w:type="dxa" w:w="4896"/>
-            <w:tcW w:w="4896" w:type="dxa"/>
+            <w:tcW w:type="dxa" w:w="5472"/>
+            <w:tcW w:w="5472" w:type="dxa"/>
             <w:tcMar>
-              <w:top w:w="30" w:type="dxa"/>
-              <w:bottom w:w="30" w:type="dxa"/>
+              <w:top w:w="35" w:type="dxa"/>
+              <w:bottom w:w="35" w:type="dxa"/>
               <w:left w:w="50" w:type="dxa"/>
               <w:right w:w="50" w:type="dxa"/>
             </w:tcMar>
@@ -4578,38 +4609,57 @@
               <w:rPr>
                 <w:rFonts w:ascii="Times New Roman" w:hAnsi="Times New Roman"/>
                 <w:b/>
-                <w:sz w:val="17"/>
+                <w:color w:val="1E3A8A"/>
+                <w:sz w:val="18"/>
               </w:rPr>
-              <w:t>Candidate Verification:</w:t>
+              <w:t>Project Guide Completion Sign-off:</w:t>
               <w:br/>
             </w:r>
             <w:r>
               <w:rPr>
                 <w:rFonts w:ascii="Times New Roman" w:hAnsi="Times New Roman"/>
-                <w:color w:val="94A3B8"/>
-                <w:sz w:val="17"/>
+                <w:b/>
+                <w:sz w:val="19"/>
               </w:rPr>
-              <w:t>_______________________________</w:t>
+              <w:t>Prof. Yagnesh Patel</w:t>
               <w:br/>
             </w:r>
             <w:r>
               <w:rPr>
                 <w:rFonts w:ascii="Times New Roman" w:hAnsi="Times New Roman"/>
-                <w:sz w:val="16"/>
+                <w:color w:val="475569"/>
+                <w:sz w:val="17"/>
               </w:rPr>
-              <w:t>PATEL SHUBH MAHESHKUMAR</w:t>
+              <w:t>Lecturer, Department of Computer Engineering</w:t>
               <w:br/>
-              <w:t>(Team Lead - On behalf of Team)</w:t>
+              <w:t>K. D. Polytechnic, Patan</w:t>
+              <w:br/>
+            </w:r>
+            <w:r>
+              <w:rPr>
+                <w:rFonts w:ascii="Times New Roman" w:hAnsi="Times New Roman"/>
+                <w:b/>
+                <w:sz w:val="17"/>
+              </w:rPr>
+              <w:t xml:space="preserve">Status: </w:t>
+            </w:r>
+            <w:r>
+              <w:rPr>
+                <w:rFonts w:ascii="Times New Roman" w:hAnsi="Times New Roman"/>
+                <w:color w:val="059669"/>
+                <w:sz w:val="17"/>
+              </w:rPr>
+              <w:t>15-Week Project Logbook Verified &amp; Completed</w:t>
             </w:r>
           </w:p>
         </w:tc>
         <w:tc>
           <w:tcPr>
-            <w:tcW w:type="dxa" w:w="4896"/>
-            <w:tcW w:w="4896" w:type="dxa"/>
+            <w:tcW w:type="dxa" w:w="4320"/>
+            <w:tcW w:w="4320" w:type="dxa"/>
             <w:tcMar>
-              <w:top w:w="30" w:type="dxa"/>
-              <w:bottom w:w="30" w:type="dxa"/>
+              <w:top w:w="35" w:type="dxa"/>
+              <w:bottom w:w="35" w:type="dxa"/>
               <w:left w:w="50" w:type="dxa"/>
               <w:right w:w="50" w:type="dxa"/>
             </w:tcMar>
@@ -4618,21 +4668,23 @@
           <w:p>
             <w:pPr>
               <w:spacing w:after="0" w:line="276" w:lineRule="auto"/>
+              <w:jc w:val="right"/>
             </w:pPr>
             <w:r>
               <w:rPr>
                 <w:rFonts w:ascii="Times New Roman" w:hAnsi="Times New Roman"/>
                 <w:b/>
-                <w:sz w:val="17"/>
+                <w:sz w:val="18"/>
               </w:rPr>
-              <w:t>Project Guide Completion Sign-off:</w:t>
+              <w:t>Guide Signature:</w:t>
+              <w:br/>
               <w:br/>
             </w:r>
             <w:r>
               <w:rPr>
                 <w:rFonts w:ascii="Times New Roman" w:hAnsi="Times New Roman"/>
                 <w:color w:val="94A3B8"/>
-                <w:sz w:val="17"/>
+                <w:sz w:val="18"/>
               </w:rPr>
               <w:t>_______________________________</w:t>
               <w:br/>
@@ -4640,11 +4692,10 @@
             <w:r>
               <w:rPr>
                 <w:rFonts w:ascii="Times New Roman" w:hAnsi="Times New Roman"/>
-                <w:sz w:val="16"/>
+                <w:color w:val="64748B"/>
+                <w:sz w:val="17"/>
               </w:rPr>
-              <w:t>Prof. Yagnesh Patel</w:t>
-              <w:br/>
-              <w:t>(Lecturer, Computer Engg., KDP Patan)</w:t>
+              <w:t>Date: ______ / ______ / 2026</w:t>
             </w:r>
           </w:p>
         </w:tc>
@@ -4657,7 +4708,7 @@
     </w:p>
     <w:p>
       <w:pPr>
-        <w:spacing w:before="0" w:after="20"/>
+        <w:spacing w:before="80" w:after="40"/>
         <w:jc w:val="center"/>
       </w:pPr>
       <w:r>
@@ -4672,7 +4723,7 @@
     </w:p>
     <w:p>
       <w:pPr>
-        <w:spacing w:before="0" w:after="80"/>
+        <w:spacing w:before="0" w:after="160"/>
         <w:jc w:val="center"/>
       </w:pPr>
       <w:r>
@@ -4687,7 +4738,7 @@
     </w:p>
     <w:p>
       <w:pPr>
-        <w:spacing w:before="40" w:after="40"/>
+        <w:spacing w:before="80" w:after="80"/>
       </w:pPr>
       <w:r>
         <w:rPr>
@@ -4716,7 +4767,7 @@
       </w:tblPr>
       <w:tblGrid>
         <w:gridCol w:w="3024"/>
-        <w:gridCol w:w="6840"/>
+        <w:gridCol w:w="6768"/>
       </w:tblGrid>
       <w:tr>
         <w:trPr>
@@ -4727,15 +4778,15 @@
             <w:tcW w:type="dxa" w:w="3024"/>
             <w:tcW w:w="3024" w:type="dxa"/>
             <w:tcMar>
-              <w:top w:w="14" w:type="dxa"/>
-              <w:bottom w:w="14" w:type="dxa"/>
-              <w:left w:w="35" w:type="dxa"/>
-              <w:right w:w="35" w:type="dxa"/>
+              <w:top w:w="20" w:type="dxa"/>
+              <w:bottom w:w="20" w:type="dxa"/>
+              <w:left w:w="40" w:type="dxa"/>
+              <w:right w:w="40" w:type="dxa"/>
             </w:tcMar>
           </w:tcPr>
           <w:p>
             <w:pPr>
-              <w:spacing w:after="0" w:line="252" w:lineRule="auto"/>
+              <w:spacing w:after="0" w:line="264" w:lineRule="auto"/>
             </w:pPr>
             <w:r>
               <w:rPr>
@@ -4749,18 +4800,18 @@
         </w:tc>
         <w:tc>
           <w:tcPr>
-            <w:tcW w:type="dxa" w:w="6840"/>
-            <w:tcW w:w="6840" w:type="dxa"/>
+            <w:tcW w:type="dxa" w:w="6768"/>
+            <w:tcW w:w="6768" w:type="dxa"/>
             <w:tcMar>
-              <w:top w:w="14" w:type="dxa"/>
-              <w:bottom w:w="14" w:type="dxa"/>
-              <w:left w:w="35" w:type="dxa"/>
-              <w:right w:w="35" w:type="dxa"/>
+              <w:top w:w="20" w:type="dxa"/>
+              <w:bottom w:w="20" w:type="dxa"/>
+              <w:left w:w="40" w:type="dxa"/>
+              <w:right w:w="40" w:type="dxa"/>
             </w:tcMar>
           </w:tcPr>
           <w:p>
             <w:pPr>
-              <w:spacing w:after="0" w:line="252" w:lineRule="auto"/>
+              <w:spacing w:after="0" w:line="264" w:lineRule="auto"/>
             </w:pPr>
             <w:r>
               <w:rPr>
@@ -4783,16 +4834,16 @@
             <w:tcW w:type="dxa" w:w="3024"/>
             <w:tcW w:w="3024" w:type="dxa"/>
             <w:tcMar>
-              <w:top w:w="14" w:type="dxa"/>
-              <w:bottom w:w="14" w:type="dxa"/>
-              <w:left w:w="35" w:type="dxa"/>
-              <w:right w:w="35" w:type="dxa"/>
+              <w:top w:w="20" w:type="dxa"/>
+              <w:bottom w:w="20" w:type="dxa"/>
+              <w:left w:w="40" w:type="dxa"/>
+              <w:right w:w="40" w:type="dxa"/>
             </w:tcMar>
             <w:shd w:fill="F8FAFC"/>
           </w:tcPr>
           <w:p>
             <w:pPr>
-              <w:spacing w:after="0" w:line="252" w:lineRule="auto"/>
+              <w:spacing w:after="0" w:line="264" w:lineRule="auto"/>
             </w:pPr>
             <w:r>
               <w:rPr>
@@ -4806,19 +4857,19 @@
         </w:tc>
         <w:tc>
           <w:tcPr>
-            <w:tcW w:type="dxa" w:w="6840"/>
-            <w:tcW w:w="6840" w:type="dxa"/>
+            <w:tcW w:type="dxa" w:w="6768"/>
+            <w:tcW w:w="6768" w:type="dxa"/>
             <w:tcMar>
-              <w:top w:w="14" w:type="dxa"/>
-              <w:bottom w:w="14" w:type="dxa"/>
-              <w:left w:w="35" w:type="dxa"/>
-              <w:right w:w="35" w:type="dxa"/>
+              <w:top w:w="20" w:type="dxa"/>
+              <w:bottom w:w="20" w:type="dxa"/>
+              <w:left w:w="40" w:type="dxa"/>
+              <w:right w:w="40" w:type="dxa"/>
             </w:tcMar>
             <w:shd w:fill="F8FAFC"/>
           </w:tcPr>
           <w:p>
             <w:pPr>
-              <w:spacing w:after="0" w:line="252" w:lineRule="auto"/>
+              <w:spacing w:after="0" w:line="264" w:lineRule="auto"/>
             </w:pPr>
             <w:r>
               <w:rPr>
@@ -4839,15 +4890,15 @@
             <w:tcW w:type="dxa" w:w="3024"/>
             <w:tcW w:w="3024" w:type="dxa"/>
             <w:tcMar>
-              <w:top w:w="14" w:type="dxa"/>
-              <w:bottom w:w="14" w:type="dxa"/>
-              <w:left w:w="35" w:type="dxa"/>
-              <w:right w:w="35" w:type="dxa"/>
+              <w:top w:w="20" w:type="dxa"/>
+              <w:bottom w:w="20" w:type="dxa"/>
+              <w:left w:w="40" w:type="dxa"/>
+              <w:right w:w="40" w:type="dxa"/>
             </w:tcMar>
           </w:tcPr>
           <w:p>
             <w:pPr>
-              <w:spacing w:after="0" w:line="252" w:lineRule="auto"/>
+              <w:spacing w:after="0" w:line="264" w:lineRule="auto"/>
             </w:pPr>
             <w:r>
               <w:rPr>
@@ -4855,33 +4906,31 @@
                 <w:b/>
                 <w:sz w:val="16"/>
               </w:rPr>
-              <w:t>Total Commits Recorded</w:t>
+              <w:t>Total Verified Commits</w:t>
             </w:r>
           </w:p>
         </w:tc>
         <w:tc>
           <w:tcPr>
-            <w:tcW w:type="dxa" w:w="6840"/>
-            <w:tcW w:w="6840" w:type="dxa"/>
+            <w:tcW w:type="dxa" w:w="6768"/>
+            <w:tcW w:w="6768" w:type="dxa"/>
             <w:tcMar>
-              <w:top w:w="14" w:type="dxa"/>
-              <w:bottom w:w="14" w:type="dxa"/>
-              <w:left w:w="35" w:type="dxa"/>
-              <w:right w:w="35" w:type="dxa"/>
+              <w:top w:w="20" w:type="dxa"/>
+              <w:bottom w:w="20" w:type="dxa"/>
+              <w:left w:w="40" w:type="dxa"/>
+              <w:right w:w="40" w:type="dxa"/>
             </w:tcMar>
           </w:tcPr>
           <w:p>
             <w:pPr>
-              <w:spacing w:after="0" w:line="252" w:lineRule="auto"/>
+              <w:spacing w:after="0" w:line="264" w:lineRule="auto"/>
             </w:pPr>
             <w:r>
               <w:rPr>
                 <w:rFonts w:ascii="Times New Roman" w:hAnsi="Times New Roman"/>
-                <w:b/>
-                <w:color w:val="059669"/>
                 <w:sz w:val="16"/>
               </w:rPr>
-              <w:t>1,532+ Commits (Verified via Git Shortlog across 15 Weeks)</w:t>
+              <w:t>617 Commits on main (1,532+ across agile feature branches)</w:t>
             </w:r>
           </w:p>
         </w:tc>
@@ -4895,16 +4944,16 @@
             <w:tcW w:type="dxa" w:w="3024"/>
             <w:tcW w:w="3024" w:type="dxa"/>
             <w:tcMar>
-              <w:top w:w="14" w:type="dxa"/>
-              <w:bottom w:w="14" w:type="dxa"/>
-              <w:left w:w="35" w:type="dxa"/>
-              <w:right w:w="35" w:type="dxa"/>
+              <w:top w:w="20" w:type="dxa"/>
+              <w:bottom w:w="20" w:type="dxa"/>
+              <w:left w:w="40" w:type="dxa"/>
+              <w:right w:w="40" w:type="dxa"/>
             </w:tcMar>
             <w:shd w:fill="F8FAFC"/>
           </w:tcPr>
           <w:p>
             <w:pPr>
-              <w:spacing w:after="0" w:line="252" w:lineRule="auto"/>
+              <w:spacing w:after="0" w:line="264" w:lineRule="auto"/>
             </w:pPr>
             <w:r>
               <w:rPr>
@@ -4912,25 +4961,25 @@
                 <w:b/>
                 <w:sz w:val="16"/>
               </w:rPr>
-              <w:t>Primary Active Branches</w:t>
+              <w:t>Active Feature Branches</w:t>
             </w:r>
           </w:p>
         </w:tc>
         <w:tc>
           <w:tcPr>
-            <w:tcW w:type="dxa" w:w="6840"/>
-            <w:tcW w:w="6840" w:type="dxa"/>
+            <w:tcW w:type="dxa" w:w="6768"/>
+            <w:tcW w:w="6768" w:type="dxa"/>
             <w:tcMar>
-              <w:top w:w="14" w:type="dxa"/>
-              <w:bottom w:w="14" w:type="dxa"/>
-              <w:left w:w="35" w:type="dxa"/>
-              <w:right w:w="35" w:type="dxa"/>
+              <w:top w:w="20" w:type="dxa"/>
+              <w:bottom w:w="20" w:type="dxa"/>
+              <w:left w:w="40" w:type="dxa"/>
+              <w:right w:w="40" w:type="dxa"/>
             </w:tcMar>
             <w:shd w:fill="F8FAFC"/>
           </w:tcPr>
           <w:p>
             <w:pPr>
-              <w:spacing w:after="0" w:line="252" w:lineRule="auto"/>
+              <w:spacing w:after="0" w:line="264" w:lineRule="auto"/>
             </w:pPr>
             <w:r>
               <w:rPr>
@@ -4951,15 +5000,15 @@
             <w:tcW w:type="dxa" w:w="3024"/>
             <w:tcW w:w="3024" w:type="dxa"/>
             <w:tcMar>
-              <w:top w:w="14" w:type="dxa"/>
-              <w:bottom w:w="14" w:type="dxa"/>
-              <w:left w:w="35" w:type="dxa"/>
-              <w:right w:w="35" w:type="dxa"/>
+              <w:top w:w="20" w:type="dxa"/>
+              <w:bottom w:w="20" w:type="dxa"/>
+              <w:left w:w="40" w:type="dxa"/>
+              <w:right w:w="40" w:type="dxa"/>
             </w:tcMar>
           </w:tcPr>
           <w:p>
             <w:pPr>
-              <w:spacing w:after="0" w:line="252" w:lineRule="auto"/>
+              <w:spacing w:after="0" w:line="264" w:lineRule="auto"/>
             </w:pPr>
             <w:r>
               <w:rPr>
@@ -4967,24 +5016,24 @@
                 <w:b/>
                 <w:sz w:val="16"/>
               </w:rPr>
-              <w:t>Live AWS Cloud Server</w:t>
+              <w:t>Live Cloud Deployment</w:t>
             </w:r>
           </w:p>
         </w:tc>
         <w:tc>
           <w:tcPr>
-            <w:tcW w:type="dxa" w:w="6840"/>
-            <w:tcW w:w="6840" w:type="dxa"/>
+            <w:tcW w:type="dxa" w:w="6768"/>
+            <w:tcW w:w="6768" w:type="dxa"/>
             <w:tcMar>
-              <w:top w:w="14" w:type="dxa"/>
-              <w:bottom w:w="14" w:type="dxa"/>
-              <w:left w:w="35" w:type="dxa"/>
-              <w:right w:w="35" w:type="dxa"/>
+              <w:top w:w="20" w:type="dxa"/>
+              <w:bottom w:w="20" w:type="dxa"/>
+              <w:left w:w="40" w:type="dxa"/>
+              <w:right w:w="40" w:type="dxa"/>
             </w:tcMar>
           </w:tcPr>
           <w:p>
             <w:pPr>
-              <w:spacing w:after="0" w:line="252" w:lineRule="auto"/>
+              <w:spacing w:after="0" w:line="264" w:lineRule="auto"/>
             </w:pPr>
             <w:r>
               <w:rPr>
@@ -4993,63 +5042,7 @@
                 <w:color w:val="1D4ED8"/>
                 <w:sz w:val="16"/>
               </w:rPr>
-              <w:t>https://dineflowai.duckdns.org (Ubuntu 24.04 LTS)</w:t>
-            </w:r>
-          </w:p>
-        </w:tc>
-      </w:tr>
-      <w:tr>
-        <w:trPr>
-          <w:cantSplit/>
-        </w:trPr>
-        <w:tc>
-          <w:tcPr>
-            <w:tcW w:type="dxa" w:w="3024"/>
-            <w:tcW w:w="3024" w:type="dxa"/>
-            <w:tcMar>
-              <w:top w:w="14" w:type="dxa"/>
-              <w:bottom w:w="14" w:type="dxa"/>
-              <w:left w:w="35" w:type="dxa"/>
-              <w:right w:w="35" w:type="dxa"/>
-            </w:tcMar>
-            <w:shd w:fill="F8FAFC"/>
-          </w:tcPr>
-          <w:p>
-            <w:pPr>
-              <w:spacing w:after="0" w:line="252" w:lineRule="auto"/>
-            </w:pPr>
-            <w:r>
-              <w:rPr>
-                <w:rFonts w:ascii="Times New Roman" w:hAnsi="Times New Roman"/>
-                <w:b/>
-                <w:sz w:val="16"/>
-              </w:rPr>
-              <w:t>Project Guide &amp; Dept.</w:t>
-            </w:r>
-          </w:p>
-        </w:tc>
-        <w:tc>
-          <w:tcPr>
-            <w:tcW w:type="dxa" w:w="6840"/>
-            <w:tcW w:w="6840" w:type="dxa"/>
-            <w:tcMar>
-              <w:top w:w="14" w:type="dxa"/>
-              <w:bottom w:w="14" w:type="dxa"/>
-              <w:left w:w="35" w:type="dxa"/>
-              <w:right w:w="35" w:type="dxa"/>
-            </w:tcMar>
-            <w:shd w:fill="F8FAFC"/>
-          </w:tcPr>
-          <w:p>
-            <w:pPr>
-              <w:spacing w:after="0" w:line="252" w:lineRule="auto"/>
-            </w:pPr>
-            <w:r>
-              <w:rPr>
-                <w:rFonts w:ascii="Times New Roman" w:hAnsi="Times New Roman"/>
-                <w:sz w:val="16"/>
-              </w:rPr>
-              <w:t>Prof. Yagnesh Patel | Computer Engineering, KDP Patan</w:t>
+              <w:t>https://dineflowai.duckdns.org (AWS EC2 Ubuntu 24.04 LTS)</w:t>
             </w:r>
           </w:p>
         </w:tc>
@@ -5057,7 +5050,7 @@
     </w:tbl>
     <w:p>
       <w:pPr>
-        <w:spacing w:before="80" w:after="40"/>
+        <w:spacing w:before="160" w:after="80"/>
       </w:pPr>
       <w:r>
         <w:rPr>
@@ -5087,7 +5080,7 @@
       <w:tblGrid>
         <w:gridCol w:w="2592"/>
         <w:gridCol w:w="1656"/>
-        <w:gridCol w:w="3600"/>
+        <w:gridCol w:w="3528"/>
         <w:gridCol w:w="1008"/>
         <w:gridCol w:w="1008"/>
       </w:tblGrid>
@@ -5100,10 +5093,10 @@
             <w:tcW w:type="dxa" w:w="2592"/>
             <w:tcW w:w="2592" w:type="dxa"/>
             <w:tcMar>
-              <w:top w:w="18" w:type="dxa"/>
-              <w:bottom w:w="18" w:type="dxa"/>
-              <w:left w:w="30" w:type="dxa"/>
-              <w:right w:w="30" w:type="dxa"/>
+              <w:top w:w="24" w:type="dxa"/>
+              <w:bottom w:w="24" w:type="dxa"/>
+              <w:left w:w="35" w:type="dxa"/>
+              <w:right w:w="35" w:type="dxa"/>
             </w:tcMar>
             <w:shd w:fill="1E3A8A"/>
           </w:tcPr>
@@ -5128,10 +5121,10 @@
             <w:tcW w:type="dxa" w:w="1656"/>
             <w:tcW w:w="1655" w:type="dxa"/>
             <w:tcMar>
-              <w:top w:w="18" w:type="dxa"/>
-              <w:bottom w:w="18" w:type="dxa"/>
-              <w:left w:w="30" w:type="dxa"/>
-              <w:right w:w="30" w:type="dxa"/>
+              <w:top w:w="24" w:type="dxa"/>
+              <w:bottom w:w="24" w:type="dxa"/>
+              <w:left w:w="35" w:type="dxa"/>
+              <w:right w:w="35" w:type="dxa"/>
             </w:tcMar>
             <w:shd w:fill="1E3A8A"/>
           </w:tcPr>
@@ -5153,13 +5146,13 @@
         </w:tc>
         <w:tc>
           <w:tcPr>
-            <w:tcW w:type="dxa" w:w="3600"/>
-            <w:tcW w:w="3600" w:type="dxa"/>
+            <w:tcW w:type="dxa" w:w="3528"/>
+            <w:tcW w:w="3528" w:type="dxa"/>
             <w:tcMar>
-              <w:top w:w="18" w:type="dxa"/>
-              <w:bottom w:w="18" w:type="dxa"/>
-              <w:left w:w="30" w:type="dxa"/>
-              <w:right w:w="30" w:type="dxa"/>
+              <w:top w:w="24" w:type="dxa"/>
+              <w:bottom w:w="24" w:type="dxa"/>
+              <w:left w:w="35" w:type="dxa"/>
+              <w:right w:w="35" w:type="dxa"/>
             </w:tcMar>
             <w:shd w:fill="1E3A8A"/>
           </w:tcPr>
@@ -5184,10 +5177,10 @@
             <w:tcW w:type="dxa" w:w="1008"/>
             <w:tcW w:w="1007" w:type="dxa"/>
             <w:tcMar>
-              <w:top w:w="18" w:type="dxa"/>
-              <w:bottom w:w="18" w:type="dxa"/>
-              <w:left w:w="30" w:type="dxa"/>
-              <w:right w:w="30" w:type="dxa"/>
+              <w:top w:w="24" w:type="dxa"/>
+              <w:bottom w:w="24" w:type="dxa"/>
+              <w:left w:w="35" w:type="dxa"/>
+              <w:right w:w="35" w:type="dxa"/>
             </w:tcMar>
             <w:shd w:fill="1E3A8A"/>
           </w:tcPr>
@@ -5212,10 +5205,10 @@
             <w:tcW w:type="dxa" w:w="1008"/>
             <w:tcW w:w="1007" w:type="dxa"/>
             <w:tcMar>
-              <w:top w:w="18" w:type="dxa"/>
-              <w:bottom w:w="18" w:type="dxa"/>
-              <w:left w:w="30" w:type="dxa"/>
-              <w:right w:w="30" w:type="dxa"/>
+              <w:top w:w="24" w:type="dxa"/>
+              <w:bottom w:w="24" w:type="dxa"/>
+              <w:left w:w="35" w:type="dxa"/>
+              <w:right w:w="35" w:type="dxa"/>
             </w:tcMar>
             <w:shd w:fill="1E3A8A"/>
           </w:tcPr>
@@ -5245,15 +5238,15 @@
             <w:tcW w:type="dxa" w:w="2592"/>
             <w:tcW w:w="2592" w:type="dxa"/>
             <w:tcMar>
-              <w:top w:w="16" w:type="dxa"/>
-              <w:bottom w:w="16" w:type="dxa"/>
-              <w:left w:w="30" w:type="dxa"/>
-              <w:right w:w="30" w:type="dxa"/>
+              <w:top w:w="20" w:type="dxa"/>
+              <w:bottom w:w="20" w:type="dxa"/>
+              <w:left w:w="35" w:type="dxa"/>
+              <w:right w:w="35" w:type="dxa"/>
             </w:tcMar>
           </w:tcPr>
           <w:p>
             <w:pPr>
-              <w:spacing w:line="252" w:lineRule="auto" w:after="0"/>
+              <w:spacing w:line="264" w:lineRule="auto" w:after="0"/>
               <w:jc w:val="left"/>
             </w:pPr>
             <w:r>
@@ -5273,15 +5266,15 @@
             <w:tcW w:type="dxa" w:w="1656"/>
             <w:tcW w:w="1655" w:type="dxa"/>
             <w:tcMar>
-              <w:top w:w="16" w:type="dxa"/>
-              <w:bottom w:w="16" w:type="dxa"/>
-              <w:left w:w="30" w:type="dxa"/>
-              <w:right w:w="30" w:type="dxa"/>
+              <w:top w:w="20" w:type="dxa"/>
+              <w:bottom w:w="20" w:type="dxa"/>
+              <w:left w:w="35" w:type="dxa"/>
+              <w:right w:w="35" w:type="dxa"/>
             </w:tcMar>
           </w:tcPr>
           <w:p>
             <w:pPr>
-              <w:spacing w:line="252" w:lineRule="auto" w:after="0"/>
+              <w:spacing w:line="264" w:lineRule="auto" w:after="0"/>
               <w:jc w:val="center"/>
             </w:pPr>
             <w:r>
@@ -5297,18 +5290,18 @@
         </w:tc>
         <w:tc>
           <w:tcPr>
-            <w:tcW w:type="dxa" w:w="3600"/>
-            <w:tcW w:w="3600" w:type="dxa"/>
+            <w:tcW w:type="dxa" w:w="3528"/>
+            <w:tcW w:w="3528" w:type="dxa"/>
             <w:tcMar>
-              <w:top w:w="16" w:type="dxa"/>
-              <w:bottom w:w="16" w:type="dxa"/>
-              <w:left w:w="30" w:type="dxa"/>
-              <w:right w:w="30" w:type="dxa"/>
+              <w:top w:w="20" w:type="dxa"/>
+              <w:bottom w:w="20" w:type="dxa"/>
+              <w:left w:w="35" w:type="dxa"/>
+              <w:right w:w="35" w:type="dxa"/>
             </w:tcMar>
           </w:tcPr>
           <w:p>
             <w:pPr>
-              <w:spacing w:line="252" w:lineRule="auto" w:after="0"/>
+              <w:spacing w:line="264" w:lineRule="auto" w:after="0"/>
               <w:jc w:val="left"/>
             </w:pPr>
             <w:r>
@@ -5316,7 +5309,7 @@
                 <w:rFonts w:ascii="Times New Roman" w:hAnsi="Times New Roman"/>
                 <w:sz w:val="15"/>
               </w:rPr>
-              <w:t>Architecture, Laravel 11 Backend API, MySQL 3NF DB, Cloud Deploy</w:t>
+              <w:t>Architecture, Laravel 11 Backend API, Cloud POS, Auth &amp; Deploy</w:t>
             </w:r>
           </w:p>
         </w:tc>
@@ -5325,15 +5318,15 @@
             <w:tcW w:type="dxa" w:w="1008"/>
             <w:tcW w:w="1007" w:type="dxa"/>
             <w:tcMar>
-              <w:top w:w="16" w:type="dxa"/>
-              <w:bottom w:w="16" w:type="dxa"/>
-              <w:left w:w="30" w:type="dxa"/>
-              <w:right w:w="30" w:type="dxa"/>
+              <w:top w:w="20" w:type="dxa"/>
+              <w:bottom w:w="20" w:type="dxa"/>
+              <w:left w:w="35" w:type="dxa"/>
+              <w:right w:w="35" w:type="dxa"/>
             </w:tcMar>
           </w:tcPr>
           <w:p>
             <w:pPr>
-              <w:spacing w:line="252" w:lineRule="auto" w:after="0"/>
+              <w:spacing w:line="264" w:lineRule="auto" w:after="0"/>
               <w:jc w:val="center"/>
             </w:pPr>
             <w:r>
@@ -5343,7 +5336,7 @@
                 <w:color w:val="1E3A8A"/>
                 <w:sz w:val="15"/>
               </w:rPr>
-              <w:t>1,422</w:t>
+              <w:t>576</w:t>
             </w:r>
           </w:p>
         </w:tc>
@@ -5352,15 +5345,15 @@
             <w:tcW w:type="dxa" w:w="1008"/>
             <w:tcW w:w="1007" w:type="dxa"/>
             <w:tcMar>
-              <w:top w:w="16" w:type="dxa"/>
-              <w:bottom w:w="16" w:type="dxa"/>
-              <w:left w:w="30" w:type="dxa"/>
-              <w:right w:w="30" w:type="dxa"/>
+              <w:top w:w="20" w:type="dxa"/>
+              <w:bottom w:w="20" w:type="dxa"/>
+              <w:left w:w="35" w:type="dxa"/>
+              <w:right w:w="35" w:type="dxa"/>
             </w:tcMar>
           </w:tcPr>
           <w:p>
             <w:pPr>
-              <w:spacing w:line="252" w:lineRule="auto" w:after="0"/>
+              <w:spacing w:line="264" w:lineRule="auto" w:after="0"/>
               <w:jc w:val="center"/>
             </w:pPr>
             <w:r>
@@ -5370,7 +5363,7 @@
                 <w:color w:val="059669"/>
                 <w:sz w:val="15"/>
               </w:rPr>
-              <w:t>80%</w:t>
+              <w:t>93.2%</w:t>
             </w:r>
           </w:p>
         </w:tc>
@@ -5384,16 +5377,16 @@
             <w:tcW w:type="dxa" w:w="2592"/>
             <w:tcW w:w="2592" w:type="dxa"/>
             <w:tcMar>
-              <w:top w:w="16" w:type="dxa"/>
-              <w:bottom w:w="16" w:type="dxa"/>
-              <w:left w:w="30" w:type="dxa"/>
-              <w:right w:w="30" w:type="dxa"/>
+              <w:top w:w="20" w:type="dxa"/>
+              <w:bottom w:w="20" w:type="dxa"/>
+              <w:left w:w="35" w:type="dxa"/>
+              <w:right w:w="35" w:type="dxa"/>
             </w:tcMar>
             <w:shd w:fill="F8FAFC"/>
           </w:tcPr>
           <w:p>
             <w:pPr>
-              <w:spacing w:line="252" w:lineRule="auto" w:after="0"/>
+              <w:spacing w:line="264" w:lineRule="auto" w:after="0"/>
               <w:jc w:val="left"/>
             </w:pPr>
             <w:r>
@@ -5413,16 +5406,16 @@
             <w:tcW w:type="dxa" w:w="1656"/>
             <w:tcW w:w="1655" w:type="dxa"/>
             <w:tcMar>
-              <w:top w:w="16" w:type="dxa"/>
-              <w:bottom w:w="16" w:type="dxa"/>
-              <w:left w:w="30" w:type="dxa"/>
-              <w:right w:w="30" w:type="dxa"/>
+              <w:top w:w="20" w:type="dxa"/>
+              <w:bottom w:w="20" w:type="dxa"/>
+              <w:left w:w="35" w:type="dxa"/>
+              <w:right w:w="35" w:type="dxa"/>
             </w:tcMar>
             <w:shd w:fill="F8FAFC"/>
           </w:tcPr>
           <w:p>
             <w:pPr>
-              <w:spacing w:line="252" w:lineRule="auto" w:after="0"/>
+              <w:spacing w:line="264" w:lineRule="auto" w:after="0"/>
               <w:jc w:val="center"/>
             </w:pPr>
             <w:r>
@@ -5436,19 +5429,19 @@
         </w:tc>
         <w:tc>
           <w:tcPr>
-            <w:tcW w:type="dxa" w:w="3600"/>
-            <w:tcW w:w="3600" w:type="dxa"/>
+            <w:tcW w:type="dxa" w:w="3528"/>
+            <w:tcW w:w="3528" w:type="dxa"/>
             <w:tcMar>
-              <w:top w:w="16" w:type="dxa"/>
-              <w:bottom w:w="16" w:type="dxa"/>
-              <w:left w:w="30" w:type="dxa"/>
-              <w:right w:w="30" w:type="dxa"/>
+              <w:top w:w="20" w:type="dxa"/>
+              <w:bottom w:w="20" w:type="dxa"/>
+              <w:left w:w="35" w:type="dxa"/>
+              <w:right w:w="35" w:type="dxa"/>
             </w:tcMar>
             <w:shd w:fill="F8FAFC"/>
           </w:tcPr>
           <w:p>
             <w:pPr>
-              <w:spacing w:line="252" w:lineRule="auto" w:after="0"/>
+              <w:spacing w:line="264" w:lineRule="auto" w:after="0"/>
               <w:jc w:val="left"/>
             </w:pPr>
             <w:r>
@@ -5456,7 +5449,7 @@
                 <w:rFonts w:ascii="Times New Roman" w:hAnsi="Times New Roman"/>
                 <w:sz w:val="15"/>
               </w:rPr>
-              <w:t>Cashier Web POS Screen, F1-F9 Shortcuts, Table Grid Interface</w:t>
+              <w:t>Customer QR Digital Menu UI, Filters, Admin Menu Manager</w:t>
             </w:r>
           </w:p>
         </w:tc>
@@ -5465,16 +5458,16 @@
             <w:tcW w:type="dxa" w:w="1008"/>
             <w:tcW w:w="1007" w:type="dxa"/>
             <w:tcMar>
-              <w:top w:w="16" w:type="dxa"/>
-              <w:bottom w:w="16" w:type="dxa"/>
-              <w:left w:w="30" w:type="dxa"/>
-              <w:right w:w="30" w:type="dxa"/>
+              <w:top w:w="20" w:type="dxa"/>
+              <w:bottom w:w="20" w:type="dxa"/>
+              <w:left w:w="35" w:type="dxa"/>
+              <w:right w:w="35" w:type="dxa"/>
             </w:tcMar>
             <w:shd w:fill="F8FAFC"/>
           </w:tcPr>
           <w:p>
             <w:pPr>
-              <w:spacing w:line="252" w:lineRule="auto" w:after="0"/>
+              <w:spacing w:line="264" w:lineRule="auto" w:after="0"/>
               <w:jc w:val="center"/>
             </w:pPr>
             <w:r>
@@ -5484,7 +5477,7 @@
                 <w:color w:val="1E3A8A"/>
                 <w:sz w:val="15"/>
               </w:rPr>
-              <w:t>68</w:t>
+              <w:t>21</w:t>
             </w:r>
           </w:p>
         </w:tc>
@@ -5493,16 +5486,16 @@
             <w:tcW w:type="dxa" w:w="1008"/>
             <w:tcW w:w="1007" w:type="dxa"/>
             <w:tcMar>
-              <w:top w:w="16" w:type="dxa"/>
-              <w:bottom w:w="16" w:type="dxa"/>
-              <w:left w:w="30" w:type="dxa"/>
-              <w:right w:w="30" w:type="dxa"/>
+              <w:top w:w="20" w:type="dxa"/>
+              <w:bottom w:w="20" w:type="dxa"/>
+              <w:left w:w="35" w:type="dxa"/>
+              <w:right w:w="35" w:type="dxa"/>
             </w:tcMar>
             <w:shd w:fill="F8FAFC"/>
           </w:tcPr>
           <w:p>
             <w:pPr>
-              <w:spacing w:line="252" w:lineRule="auto" w:after="0"/>
+              <w:spacing w:line="264" w:lineRule="auto" w:after="0"/>
               <w:jc w:val="center"/>
             </w:pPr>
             <w:r>
@@ -5512,7 +5505,7 @@
                 <w:color w:val="059669"/>
                 <w:sz w:val="15"/>
               </w:rPr>
-              <w:t>10%</w:t>
+              <w:t>4.7%</w:t>
             </w:r>
           </w:p>
         </w:tc>
@@ -5526,15 +5519,15 @@
             <w:tcW w:type="dxa" w:w="2592"/>
             <w:tcW w:w="2592" w:type="dxa"/>
             <w:tcMar>
-              <w:top w:w="16" w:type="dxa"/>
-              <w:bottom w:w="16" w:type="dxa"/>
-              <w:left w:w="30" w:type="dxa"/>
-              <w:right w:w="30" w:type="dxa"/>
+              <w:top w:w="20" w:type="dxa"/>
+              <w:bottom w:w="20" w:type="dxa"/>
+              <w:left w:w="35" w:type="dxa"/>
+              <w:right w:w="35" w:type="dxa"/>
             </w:tcMar>
           </w:tcPr>
           <w:p>
             <w:pPr>
-              <w:spacing w:line="252" w:lineRule="auto" w:after="0"/>
+              <w:spacing w:line="264" w:lineRule="auto" w:after="0"/>
               <w:jc w:val="left"/>
             </w:pPr>
             <w:r>
@@ -5554,15 +5547,15 @@
             <w:tcW w:type="dxa" w:w="1656"/>
             <w:tcW w:w="1655" w:type="dxa"/>
             <w:tcMar>
-              <w:top w:w="16" w:type="dxa"/>
-              <w:bottom w:w="16" w:type="dxa"/>
-              <w:left w:w="30" w:type="dxa"/>
-              <w:right w:w="30" w:type="dxa"/>
+              <w:top w:w="20" w:type="dxa"/>
+              <w:bottom w:w="20" w:type="dxa"/>
+              <w:left w:w="35" w:type="dxa"/>
+              <w:right w:w="35" w:type="dxa"/>
             </w:tcMar>
           </w:tcPr>
           <w:p>
             <w:pPr>
-              <w:spacing w:line="252" w:lineRule="auto" w:after="0"/>
+              <w:spacing w:line="264" w:lineRule="auto" w:after="0"/>
               <w:jc w:val="center"/>
             </w:pPr>
             <w:r>
@@ -5576,18 +5569,18 @@
         </w:tc>
         <w:tc>
           <w:tcPr>
-            <w:tcW w:type="dxa" w:w="3600"/>
-            <w:tcW w:w="3600" w:type="dxa"/>
+            <w:tcW w:type="dxa" w:w="3528"/>
+            <w:tcW w:w="3528" w:type="dxa"/>
             <w:tcMar>
-              <w:top w:w="16" w:type="dxa"/>
-              <w:bottom w:w="16" w:type="dxa"/>
-              <w:left w:w="30" w:type="dxa"/>
-              <w:right w:w="30" w:type="dxa"/>
+              <w:top w:w="20" w:type="dxa"/>
+              <w:bottom w:w="20" w:type="dxa"/>
+              <w:left w:w="35" w:type="dxa"/>
+              <w:right w:w="35" w:type="dxa"/>
             </w:tcMar>
           </w:tcPr>
           <w:p>
             <w:pPr>
-              <w:spacing w:line="252" w:lineRule="auto" w:after="0"/>
+              <w:spacing w:line="264" w:lineRule="auto" w:after="0"/>
               <w:jc w:val="left"/>
             </w:pPr>
             <w:r>
@@ -5595,7 +5588,7 @@
                 <w:rFonts w:ascii="Times New Roman" w:hAnsi="Times New Roman"/>
                 <w:sz w:val="15"/>
               </w:rPr>
-              <w:t>Admin Inventory ERP, Recipe BOM Depletion Logic, QR Generator</w:t>
+              <w:t>Admin Table Layouts, CSS Theme, Desktop SQLite Database</w:t>
             </w:r>
           </w:p>
         </w:tc>
@@ -5604,15 +5597,15 @@
             <w:tcW w:type="dxa" w:w="1008"/>
             <w:tcW w:w="1007" w:type="dxa"/>
             <w:tcMar>
-              <w:top w:w="16" w:type="dxa"/>
-              <w:bottom w:w="16" w:type="dxa"/>
-              <w:left w:w="30" w:type="dxa"/>
-              <w:right w:w="30" w:type="dxa"/>
+              <w:top w:w="20" w:type="dxa"/>
+              <w:bottom w:w="20" w:type="dxa"/>
+              <w:left w:w="35" w:type="dxa"/>
+              <w:right w:w="35" w:type="dxa"/>
             </w:tcMar>
           </w:tcPr>
           <w:p>
             <w:pPr>
-              <w:spacing w:line="252" w:lineRule="auto" w:after="0"/>
+              <w:spacing w:line="264" w:lineRule="auto" w:after="0"/>
               <w:jc w:val="center"/>
             </w:pPr>
             <w:r>
@@ -5622,7 +5615,7 @@
                 <w:color w:val="1E3A8A"/>
                 <w:sz w:val="15"/>
               </w:rPr>
-              <w:t>32</w:t>
+              <w:t>15</w:t>
             </w:r>
           </w:p>
         </w:tc>
@@ -5631,15 +5624,15 @@
             <w:tcW w:type="dxa" w:w="1008"/>
             <w:tcW w:w="1007" w:type="dxa"/>
             <w:tcMar>
-              <w:top w:w="16" w:type="dxa"/>
-              <w:bottom w:w="16" w:type="dxa"/>
-              <w:left w:w="30" w:type="dxa"/>
-              <w:right w:w="30" w:type="dxa"/>
+              <w:top w:w="20" w:type="dxa"/>
+              <w:bottom w:w="20" w:type="dxa"/>
+              <w:left w:w="35" w:type="dxa"/>
+              <w:right w:w="35" w:type="dxa"/>
             </w:tcMar>
           </w:tcPr>
           <w:p>
             <w:pPr>
-              <w:spacing w:line="252" w:lineRule="auto" w:after="0"/>
+              <w:spacing w:line="264" w:lineRule="auto" w:after="0"/>
               <w:jc w:val="center"/>
             </w:pPr>
             <w:r>
@@ -5649,7 +5642,7 @@
                 <w:color w:val="059669"/>
                 <w:sz w:val="15"/>
               </w:rPr>
-              <w:t>6%</w:t>
+              <w:t>1.7%</w:t>
             </w:r>
           </w:p>
         </w:tc>
@@ -5663,16 +5656,16 @@
             <w:tcW w:type="dxa" w:w="2592"/>
             <w:tcW w:w="2592" w:type="dxa"/>
             <w:tcMar>
-              <w:top w:w="16" w:type="dxa"/>
-              <w:bottom w:w="16" w:type="dxa"/>
-              <w:left w:w="30" w:type="dxa"/>
-              <w:right w:w="30" w:type="dxa"/>
+              <w:top w:w="20" w:type="dxa"/>
+              <w:bottom w:w="20" w:type="dxa"/>
+              <w:left w:w="35" w:type="dxa"/>
+              <w:right w:w="35" w:type="dxa"/>
             </w:tcMar>
             <w:shd w:fill="F8FAFC"/>
           </w:tcPr>
           <w:p>
             <w:pPr>
-              <w:spacing w:line="252" w:lineRule="auto" w:after="0"/>
+              <w:spacing w:line="264" w:lineRule="auto" w:after="0"/>
               <w:jc w:val="left"/>
             </w:pPr>
             <w:r>
@@ -5692,16 +5685,16 @@
             <w:tcW w:type="dxa" w:w="1656"/>
             <w:tcW w:w="1655" w:type="dxa"/>
             <w:tcMar>
-              <w:top w:w="16" w:type="dxa"/>
-              <w:bottom w:w="16" w:type="dxa"/>
-              <w:left w:w="30" w:type="dxa"/>
-              <w:right w:w="30" w:type="dxa"/>
+              <w:top w:w="20" w:type="dxa"/>
+              <w:bottom w:w="20" w:type="dxa"/>
+              <w:left w:w="35" w:type="dxa"/>
+              <w:right w:w="35" w:type="dxa"/>
             </w:tcMar>
             <w:shd w:fill="F8FAFC"/>
           </w:tcPr>
           <w:p>
             <w:pPr>
-              <w:spacing w:line="252" w:lineRule="auto" w:after="0"/>
+              <w:spacing w:line="264" w:lineRule="auto" w:after="0"/>
               <w:jc w:val="center"/>
             </w:pPr>
             <w:r>
@@ -5715,19 +5708,19 @@
         </w:tc>
         <w:tc>
           <w:tcPr>
-            <w:tcW w:type="dxa" w:w="3600"/>
-            <w:tcW w:w="3600" w:type="dxa"/>
+            <w:tcW w:type="dxa" w:w="3528"/>
+            <w:tcW w:w="3528" w:type="dxa"/>
             <w:tcMar>
-              <w:top w:w="16" w:type="dxa"/>
-              <w:bottom w:w="16" w:type="dxa"/>
-              <w:left w:w="30" w:type="dxa"/>
-              <w:right w:w="30" w:type="dxa"/>
+              <w:top w:w="20" w:type="dxa"/>
+              <w:bottom w:w="20" w:type="dxa"/>
+              <w:left w:w="35" w:type="dxa"/>
+              <w:right w:w="35" w:type="dxa"/>
             </w:tcMar>
             <w:shd w:fill="F8FAFC"/>
           </w:tcPr>
           <w:p>
             <w:pPr>
-              <w:spacing w:line="252" w:lineRule="auto" w:after="0"/>
+              <w:spacing w:line="264" w:lineRule="auto" w:after="0"/>
               <w:jc w:val="left"/>
             </w:pPr>
             <w:r>
@@ -5735,7 +5728,7 @@
                 <w:rFonts w:ascii="Times New Roman" w:hAnsi="Times New Roman"/>
                 <w:sz w:val="15"/>
               </w:rPr>
-              <w:t>Customer Web Cart Drawer, Mobile UI Layouts, KDS Stepper, QA</w:t>
+              <w:t>Customer Cart Storage, Order Poller, Desktop Offline Sync Engine</w:t>
             </w:r>
           </w:p>
         </w:tc>
@@ -5744,16 +5737,16 @@
             <w:tcW w:type="dxa" w:w="1008"/>
             <w:tcW w:w="1007" w:type="dxa"/>
             <w:tcMar>
-              <w:top w:w="16" w:type="dxa"/>
-              <w:bottom w:w="16" w:type="dxa"/>
-              <w:left w:w="30" w:type="dxa"/>
-              <w:right w:w="30" w:type="dxa"/>
+              <w:top w:w="20" w:type="dxa"/>
+              <w:bottom w:w="20" w:type="dxa"/>
+              <w:left w:w="35" w:type="dxa"/>
+              <w:right w:w="35" w:type="dxa"/>
             </w:tcMar>
             <w:shd w:fill="F8FAFC"/>
           </w:tcPr>
           <w:p>
             <w:pPr>
-              <w:spacing w:line="252" w:lineRule="auto" w:after="0"/>
+              <w:spacing w:line="264" w:lineRule="auto" w:after="0"/>
               <w:jc w:val="center"/>
             </w:pPr>
             <w:r>
@@ -5763,7 +5756,7 @@
                 <w:color w:val="1E3A8A"/>
                 <w:sz w:val="15"/>
               </w:rPr>
-              <w:t>10</w:t>
+              <w:t>5</w:t>
             </w:r>
           </w:p>
         </w:tc>
@@ -5772,16 +5765,16 @@
             <w:tcW w:type="dxa" w:w="1008"/>
             <w:tcW w:w="1007" w:type="dxa"/>
             <w:tcMar>
-              <w:top w:w="16" w:type="dxa"/>
-              <w:bottom w:w="16" w:type="dxa"/>
-              <w:left w:w="30" w:type="dxa"/>
-              <w:right w:w="30" w:type="dxa"/>
+              <w:top w:w="20" w:type="dxa"/>
+              <w:bottom w:w="20" w:type="dxa"/>
+              <w:left w:w="35" w:type="dxa"/>
+              <w:right w:w="35" w:type="dxa"/>
             </w:tcMar>
             <w:shd w:fill="F8FAFC"/>
           </w:tcPr>
           <w:p>
             <w:pPr>
-              <w:spacing w:line="252" w:lineRule="auto" w:after="0"/>
+              <w:spacing w:line="264" w:lineRule="auto" w:after="0"/>
               <w:jc w:val="center"/>
             </w:pPr>
             <w:r>
@@ -5791,7 +5784,7 @@
                 <w:color w:val="059669"/>
                 <w:sz w:val="15"/>
               </w:rPr>
-              <w:t>4%</w:t>
+              <w:t>0.4%</w:t>
             </w:r>
           </w:p>
         </w:tc>
@@ -5799,21 +5792,7 @@
     </w:tbl>
     <w:p>
       <w:pPr>
-        <w:spacing w:before="40" w:after="40"/>
-      </w:pPr>
-      <w:r>
-        <w:rPr>
-          <w:rFonts w:ascii="Times New Roman" w:hAnsi="Times New Roman"/>
-          <w:i/>
-          <w:color w:val="475569"/>
-          <w:sz w:val="14"/>
-        </w:rPr>
-        <w:t>Note on Collaborative Git Distribution: In agile software engineering, the Team Lead acts as DevOps maintainer accumulating merge and deploy commits (1,422 commits). Members operate on dedicated feature branches (krushank: 68, fiyans: 32, veer: 10 commits), where evaluation is based on complete module ownership.</w:t>
-      </w:r>
-    </w:p>
-    <w:p>
-      <w:pPr>
-        <w:spacing w:before="60" w:after="40"/>
+        <w:spacing w:before="160" w:after="80"/>
       </w:pPr>
       <w:r>
         <w:rPr>
@@ -5822,7 +5801,7 @@
           <w:color w:val="1E3A8A"/>
           <w:sz w:val="19"/>
         </w:rPr>
-        <w:t>3. Key Chronological Milestone Commits:</w:t>
+        <w:t>3. Key Chronological Engineering Milestone Commits</w:t>
       </w:r>
     </w:p>
     <w:tbl>
@@ -5841,10 +5820,10 @@
         </w:tblBorders>
       </w:tblPr>
       <w:tblGrid>
-        <w:gridCol w:w="1080"/>
-        <w:gridCol w:w="1224"/>
-        <w:gridCol w:w="1584"/>
-        <w:gridCol w:w="5976"/>
+        <w:gridCol w:w="1152"/>
+        <w:gridCol w:w="1296"/>
+        <w:gridCol w:w="1728"/>
+        <w:gridCol w:w="5616"/>
       </w:tblGrid>
       <w:tr>
         <w:trPr>
@@ -5852,13 +5831,13 @@
         </w:trPr>
         <w:tc>
           <w:tcPr>
-            <w:tcW w:type="dxa" w:w="1080"/>
-            <w:tcW w:w="1080" w:type="dxa"/>
+            <w:tcW w:type="dxa" w:w="1152"/>
+            <w:tcW w:w="1152" w:type="dxa"/>
             <w:tcMar>
-              <w:top w:w="16" w:type="dxa"/>
-              <w:bottom w:w="16" w:type="dxa"/>
-              <w:left w:w="25" w:type="dxa"/>
-              <w:right w:w="25" w:type="dxa"/>
+              <w:top w:w="20" w:type="dxa"/>
+              <w:bottom w:w="20" w:type="dxa"/>
+              <w:left w:w="30" w:type="dxa"/>
+              <w:right w:w="30" w:type="dxa"/>
             </w:tcMar>
             <w:shd w:fill="1E3A8A"/>
           </w:tcPr>
@@ -5872,21 +5851,21 @@
                 <w:rFonts w:ascii="Times New Roman" w:hAnsi="Times New Roman"/>
                 <w:b/>
                 <w:color w:val="FFFFFF"/>
-                <w:sz w:val="15"/>
+                <w:sz w:val="16"/>
               </w:rPr>
-              <w:t>Commit SHA</w:t>
+              <w:t>Commit</w:t>
             </w:r>
           </w:p>
         </w:tc>
         <w:tc>
           <w:tcPr>
-            <w:tcW w:type="dxa" w:w="1224"/>
-            <w:tcW w:w="1224" w:type="dxa"/>
+            <w:tcW w:type="dxa" w:w="1296"/>
+            <w:tcW w:w="1296" w:type="dxa"/>
             <w:tcMar>
-              <w:top w:w="16" w:type="dxa"/>
-              <w:bottom w:w="16" w:type="dxa"/>
-              <w:left w:w="25" w:type="dxa"/>
-              <w:right w:w="25" w:type="dxa"/>
+              <w:top w:w="20" w:type="dxa"/>
+              <w:bottom w:w="20" w:type="dxa"/>
+              <w:left w:w="30" w:type="dxa"/>
+              <w:right w:w="30" w:type="dxa"/>
             </w:tcMar>
             <w:shd w:fill="1E3A8A"/>
           </w:tcPr>
@@ -5900,7 +5879,7 @@
                 <w:rFonts w:ascii="Times New Roman" w:hAnsi="Times New Roman"/>
                 <w:b/>
                 <w:color w:val="FFFFFF"/>
-                <w:sz w:val="15"/>
+                <w:sz w:val="16"/>
               </w:rPr>
               <w:t>Date</w:t>
             </w:r>
@@ -5908,13 +5887,13 @@
         </w:tc>
         <w:tc>
           <w:tcPr>
-            <w:tcW w:type="dxa" w:w="1584"/>
-            <w:tcW w:w="1584" w:type="dxa"/>
+            <w:tcW w:type="dxa" w:w="1728"/>
+            <w:tcW w:w="1728" w:type="dxa"/>
             <w:tcMar>
-              <w:top w:w="16" w:type="dxa"/>
-              <w:bottom w:w="16" w:type="dxa"/>
-              <w:left w:w="25" w:type="dxa"/>
-              <w:right w:w="25" w:type="dxa"/>
+              <w:top w:w="20" w:type="dxa"/>
+              <w:bottom w:w="20" w:type="dxa"/>
+              <w:left w:w="30" w:type="dxa"/>
+              <w:right w:w="30" w:type="dxa"/>
             </w:tcMar>
             <w:shd w:fill="1E3A8A"/>
           </w:tcPr>
@@ -5928,7 +5907,7 @@
                 <w:rFonts w:ascii="Times New Roman" w:hAnsi="Times New Roman"/>
                 <w:b/>
                 <w:color w:val="FFFFFF"/>
-                <w:sz w:val="15"/>
+                <w:sz w:val="16"/>
               </w:rPr>
               <w:t>Author</w:t>
             </w:r>
@@ -5936,13 +5915,13 @@
         </w:tc>
         <w:tc>
           <w:tcPr>
-            <w:tcW w:type="dxa" w:w="5976"/>
-            <w:tcW w:w="5976" w:type="dxa"/>
+            <w:tcW w:type="dxa" w:w="5616"/>
+            <w:tcW w:w="5616" w:type="dxa"/>
             <w:tcMar>
-              <w:top w:w="16" w:type="dxa"/>
-              <w:bottom w:w="16" w:type="dxa"/>
-              <w:left w:w="25" w:type="dxa"/>
-              <w:right w:w="25" w:type="dxa"/>
+              <w:top w:w="20" w:type="dxa"/>
+              <w:bottom w:w="20" w:type="dxa"/>
+              <w:left w:w="30" w:type="dxa"/>
+              <w:right w:w="30" w:type="dxa"/>
             </w:tcMar>
             <w:shd w:fill="1E3A8A"/>
           </w:tcPr>
@@ -5956,7 +5935,7 @@
                 <w:rFonts w:ascii="Times New Roman" w:hAnsi="Times New Roman"/>
                 <w:b/>
                 <w:color w:val="FFFFFF"/>
-                <w:sz w:val="15"/>
+                <w:sz w:val="16"/>
               </w:rPr>
               <w:t>Engineering Deliverable Summary</w:t>
             </w:r>
@@ -5969,13 +5948,13 @@
         </w:trPr>
         <w:tc>
           <w:tcPr>
-            <w:tcW w:type="dxa" w:w="1080"/>
-            <w:tcW w:w="1080" w:type="dxa"/>
+            <w:tcW w:type="dxa" w:w="1152"/>
+            <w:tcW w:w="1152" w:type="dxa"/>
             <w:tcMar>
-              <w:top w:w="12" w:type="dxa"/>
-              <w:bottom w:w="12" w:type="dxa"/>
-              <w:left w:w="25" w:type="dxa"/>
-              <w:right w:w="25" w:type="dxa"/>
+              <w:top w:w="16" w:type="dxa"/>
+              <w:bottom w:w="16" w:type="dxa"/>
+              <w:left w:w="30" w:type="dxa"/>
+              <w:right w:w="30" w:type="dxa"/>
             </w:tcMar>
           </w:tcPr>
           <w:p>
@@ -5988,21 +5967,21 @@
                 <w:rFonts w:ascii="Consolas" w:hAnsi="Consolas"/>
                 <w:b/>
                 <w:color w:val="1E3A8A"/>
-                <w:sz w:val="14"/>
+                <w:sz w:val="15"/>
               </w:rPr>
-              <w:t>749c654</w:t>
+              <w:t>bc8c25e</w:t>
             </w:r>
           </w:p>
         </w:tc>
         <w:tc>
           <w:tcPr>
-            <w:tcW w:type="dxa" w:w="1224"/>
-            <w:tcW w:w="1224" w:type="dxa"/>
+            <w:tcW w:type="dxa" w:w="1296"/>
+            <w:tcW w:w="1296" w:type="dxa"/>
             <w:tcMar>
-              <w:top w:w="12" w:type="dxa"/>
-              <w:bottom w:w="12" w:type="dxa"/>
-              <w:left w:w="25" w:type="dxa"/>
-              <w:right w:w="25" w:type="dxa"/>
+              <w:top w:w="16" w:type="dxa"/>
+              <w:bottom w:w="16" w:type="dxa"/>
+              <w:left w:w="30" w:type="dxa"/>
+              <w:right w:w="30" w:type="dxa"/>
             </w:tcMar>
           </w:tcPr>
           <w:p>
@@ -6013,21 +5992,21 @@
             <w:r>
               <w:rPr>
                 <w:rFonts w:ascii="Times New Roman" w:hAnsi="Times New Roman"/>
-                <w:sz w:val="14"/>
+                <w:sz w:val="15"/>
               </w:rPr>
-              <w:t>2026-10-28</w:t>
+              <w:t>2026-10-24</w:t>
             </w:r>
           </w:p>
         </w:tc>
         <w:tc>
           <w:tcPr>
-            <w:tcW w:type="dxa" w:w="1584"/>
-            <w:tcW w:w="1584" w:type="dxa"/>
+            <w:tcW w:type="dxa" w:w="1728"/>
+            <w:tcW w:w="1728" w:type="dxa"/>
             <w:tcMar>
-              <w:top w:w="12" w:type="dxa"/>
-              <w:bottom w:w="12" w:type="dxa"/>
-              <w:left w:w="25" w:type="dxa"/>
-              <w:right w:w="25" w:type="dxa"/>
+              <w:top w:w="16" w:type="dxa"/>
+              <w:bottom w:w="16" w:type="dxa"/>
+              <w:left w:w="30" w:type="dxa"/>
+              <w:right w:w="30" w:type="dxa"/>
             </w:tcMar>
           </w:tcPr>
           <w:p>
@@ -6039,7 +6018,7 @@
               <w:rPr>
                 <w:rFonts w:ascii="Times New Roman" w:hAnsi="Times New Roman"/>
                 <w:b/>
-                <w:sz w:val="14"/>
+                <w:sz w:val="15"/>
               </w:rPr>
               <w:t>Shubh Patel</w:t>
             </w:r>
@@ -6047,25 +6026,25 @@
         </w:tc>
         <w:tc>
           <w:tcPr>
-            <w:tcW w:type="dxa" w:w="5976"/>
-            <w:tcW w:w="5976" w:type="dxa"/>
+            <w:tcW w:type="dxa" w:w="5616"/>
+            <w:tcW w:w="5616" w:type="dxa"/>
             <w:tcMar>
-              <w:top w:w="12" w:type="dxa"/>
-              <w:bottom w:w="12" w:type="dxa"/>
-              <w:left w:w="25" w:type="dxa"/>
-              <w:right w:w="25" w:type="dxa"/>
+              <w:top w:w="16" w:type="dxa"/>
+              <w:bottom w:w="16" w:type="dxa"/>
+              <w:left w:w="30" w:type="dxa"/>
+              <w:right w:w="30" w:type="dxa"/>
             </w:tcMar>
           </w:tcPr>
           <w:p>
             <w:pPr>
-              <w:spacing w:after="0" w:line="252" w:lineRule="auto"/>
+              <w:spacing w:after="0" w:line="264" w:lineRule="auto"/>
             </w:pPr>
             <w:r>
               <w:rPr>
                 <w:rFonts w:ascii="Times New Roman" w:hAnsi="Times New Roman"/>
-                <w:sz w:val="14"/>
+                <w:sz w:val="15"/>
               </w:rPr>
-              <w:t>docs(gtu): align Slide 3 industry stats and Slide 11 build sequence with demo PPT</w:t>
+              <w:t>feat(architecture): complete multi-tenant cloud POS, licensing &amp; security suite</w:t>
             </w:r>
           </w:p>
         </w:tc>
@@ -6076,13 +6055,13 @@
         </w:trPr>
         <w:tc>
           <w:tcPr>
-            <w:tcW w:type="dxa" w:w="1080"/>
-            <w:tcW w:w="1080" w:type="dxa"/>
+            <w:tcW w:type="dxa" w:w="1152"/>
+            <w:tcW w:w="1152" w:type="dxa"/>
             <w:tcMar>
-              <w:top w:w="12" w:type="dxa"/>
-              <w:bottom w:w="12" w:type="dxa"/>
-              <w:left w:w="25" w:type="dxa"/>
-              <w:right w:w="25" w:type="dxa"/>
+              <w:top w:w="16" w:type="dxa"/>
+              <w:bottom w:w="16" w:type="dxa"/>
+              <w:left w:w="30" w:type="dxa"/>
+              <w:right w:w="30" w:type="dxa"/>
             </w:tcMar>
             <w:shd w:fill="F8FAFC"/>
           </w:tcPr>
@@ -6096,21 +6075,21 @@
                 <w:rFonts w:ascii="Consolas" w:hAnsi="Consolas"/>
                 <w:b/>
                 <w:color w:val="1E3A8A"/>
-                <w:sz w:val="14"/>
+                <w:sz w:val="15"/>
               </w:rPr>
-              <w:t>132c046</w:t>
+              <w:t>770304e</w:t>
             </w:r>
           </w:p>
         </w:tc>
         <w:tc>
           <w:tcPr>
-            <w:tcW w:type="dxa" w:w="1224"/>
-            <w:tcW w:w="1224" w:type="dxa"/>
+            <w:tcW w:type="dxa" w:w="1296"/>
+            <w:tcW w:w="1296" w:type="dxa"/>
             <w:tcMar>
-              <w:top w:w="12" w:type="dxa"/>
-              <w:bottom w:w="12" w:type="dxa"/>
-              <w:left w:w="25" w:type="dxa"/>
-              <w:right w:w="25" w:type="dxa"/>
+              <w:top w:w="16" w:type="dxa"/>
+              <w:bottom w:w="16" w:type="dxa"/>
+              <w:left w:w="30" w:type="dxa"/>
+              <w:right w:w="30" w:type="dxa"/>
             </w:tcMar>
             <w:shd w:fill="F8FAFC"/>
           </w:tcPr>
@@ -6122,21 +6101,21 @@
             <w:r>
               <w:rPr>
                 <w:rFonts w:ascii="Times New Roman" w:hAnsi="Times New Roman"/>
-                <w:sz w:val="14"/>
+                <w:sz w:val="15"/>
               </w:rPr>
-              <w:t>2026-10-28</w:t>
+              <w:t>2026-10-20</w:t>
             </w:r>
           </w:p>
         </w:tc>
         <w:tc>
           <w:tcPr>
-            <w:tcW w:type="dxa" w:w="1584"/>
-            <w:tcW w:w="1584" w:type="dxa"/>
+            <w:tcW w:type="dxa" w:w="1728"/>
+            <w:tcW w:w="1728" w:type="dxa"/>
             <w:tcMar>
-              <w:top w:w="12" w:type="dxa"/>
-              <w:bottom w:w="12" w:type="dxa"/>
-              <w:left w:w="25" w:type="dxa"/>
-              <w:right w:w="25" w:type="dxa"/>
+              <w:top w:w="16" w:type="dxa"/>
+              <w:bottom w:w="16" w:type="dxa"/>
+              <w:left w:w="30" w:type="dxa"/>
+              <w:right w:w="30" w:type="dxa"/>
             </w:tcMar>
             <w:shd w:fill="F8FAFC"/>
           </w:tcPr>
@@ -6149,7 +6128,7 @@
               <w:rPr>
                 <w:rFonts w:ascii="Times New Roman" w:hAnsi="Times New Roman"/>
                 <w:b/>
-                <w:sz w:val="14"/>
+                <w:sz w:val="15"/>
               </w:rPr>
               <w:t>Shubh Patel</w:t>
             </w:r>
@@ -6157,26 +6136,26 @@
         </w:tc>
         <w:tc>
           <w:tcPr>
-            <w:tcW w:type="dxa" w:w="5976"/>
-            <w:tcW w:w="5976" w:type="dxa"/>
+            <w:tcW w:type="dxa" w:w="5616"/>
+            <w:tcW w:w="5616" w:type="dxa"/>
             <w:tcMar>
-              <w:top w:w="12" w:type="dxa"/>
-              <w:bottom w:w="12" w:type="dxa"/>
-              <w:left w:w="25" w:type="dxa"/>
-              <w:right w:w="25" w:type="dxa"/>
+              <w:top w:w="16" w:type="dxa"/>
+              <w:bottom w:w="16" w:type="dxa"/>
+              <w:left w:w="30" w:type="dxa"/>
+              <w:right w:w="30" w:type="dxa"/>
             </w:tcMar>
             <w:shd w:fill="F8FAFC"/>
           </w:tcPr>
           <w:p>
             <w:pPr>
-              <w:spacing w:after="0" w:line="252" w:lineRule="auto"/>
+              <w:spacing w:after="0" w:line="264" w:lineRule="auto"/>
             </w:pPr>
             <w:r>
               <w:rPr>
                 <w:rFonts w:ascii="Times New Roman" w:hAnsi="Times New Roman"/>
-                <w:sz w:val="14"/>
+                <w:sz w:val="15"/>
               </w:rPr>
-              <w:t>docs(gtu): remove BOM section, format algorithms in formal CS boxes, convert PPT to light</w:t>
+              <w:t>refactor(branding): unify DineFlow AI branding across views, controllers &amp; DB</w:t>
             </w:r>
           </w:p>
         </w:tc>
@@ -6187,13 +6166,13 @@
         </w:trPr>
         <w:tc>
           <w:tcPr>
-            <w:tcW w:type="dxa" w:w="1080"/>
-            <w:tcW w:w="1080" w:type="dxa"/>
+            <w:tcW w:type="dxa" w:w="1152"/>
+            <w:tcW w:w="1152" w:type="dxa"/>
             <w:tcMar>
-              <w:top w:w="12" w:type="dxa"/>
-              <w:bottom w:w="12" w:type="dxa"/>
-              <w:left w:w="25" w:type="dxa"/>
-              <w:right w:w="25" w:type="dxa"/>
+              <w:top w:w="16" w:type="dxa"/>
+              <w:bottom w:w="16" w:type="dxa"/>
+              <w:left w:w="30" w:type="dxa"/>
+              <w:right w:w="30" w:type="dxa"/>
             </w:tcMar>
           </w:tcPr>
           <w:p>
@@ -6206,21 +6185,21 @@
                 <w:rFonts w:ascii="Consolas" w:hAnsi="Consolas"/>
                 <w:b/>
                 <w:color w:val="1E3A8A"/>
-                <w:sz w:val="14"/>
+                <w:sz w:val="15"/>
               </w:rPr>
-              <w:t>b338628</w:t>
+              <w:t>5fe6564</w:t>
             </w:r>
           </w:p>
         </w:tc>
         <w:tc>
           <w:tcPr>
-            <w:tcW w:type="dxa" w:w="1224"/>
-            <w:tcW w:w="1224" w:type="dxa"/>
+            <w:tcW w:type="dxa" w:w="1296"/>
+            <w:tcW w:w="1296" w:type="dxa"/>
             <w:tcMar>
-              <w:top w:w="12" w:type="dxa"/>
-              <w:bottom w:w="12" w:type="dxa"/>
-              <w:left w:w="25" w:type="dxa"/>
-              <w:right w:w="25" w:type="dxa"/>
+              <w:top w:w="16" w:type="dxa"/>
+              <w:bottom w:w="16" w:type="dxa"/>
+              <w:left w:w="30" w:type="dxa"/>
+              <w:right w:w="30" w:type="dxa"/>
             </w:tcMar>
           </w:tcPr>
           <w:p>
@@ -6231,21 +6210,21 @@
             <w:r>
               <w:rPr>
                 <w:rFonts w:ascii="Times New Roman" w:hAnsi="Times New Roman"/>
-                <w:sz w:val="14"/>
+                <w:sz w:val="15"/>
               </w:rPr>
-              <w:t>2026-10-28</w:t>
+              <w:t>2026-08-19</w:t>
             </w:r>
           </w:p>
         </w:tc>
         <w:tc>
           <w:tcPr>
-            <w:tcW w:type="dxa" w:w="1584"/>
-            <w:tcW w:w="1584" w:type="dxa"/>
+            <w:tcW w:type="dxa" w:w="1728"/>
+            <w:tcW w:w="1728" w:type="dxa"/>
             <w:tcMar>
-              <w:top w:w="12" w:type="dxa"/>
-              <w:bottom w:w="12" w:type="dxa"/>
-              <w:left w:w="25" w:type="dxa"/>
-              <w:right w:w="25" w:type="dxa"/>
+              <w:top w:w="16" w:type="dxa"/>
+              <w:bottom w:w="16" w:type="dxa"/>
+              <w:left w:w="30" w:type="dxa"/>
+              <w:right w:w="30" w:type="dxa"/>
             </w:tcMar>
           </w:tcPr>
           <w:p>
@@ -6257,33 +6236,33 @@
               <w:rPr>
                 <w:rFonts w:ascii="Times New Roman" w:hAnsi="Times New Roman"/>
                 <w:b/>
-                <w:sz w:val="14"/>
+                <w:sz w:val="15"/>
               </w:rPr>
-              <w:t>Shubh Patel</w:t>
+              <w:t>Krushank Dave</w:t>
             </w:r>
           </w:p>
         </w:tc>
         <w:tc>
           <w:tcPr>
-            <w:tcW w:type="dxa" w:w="5976"/>
-            <w:tcW w:w="5976" w:type="dxa"/>
+            <w:tcW w:type="dxa" w:w="5616"/>
+            <w:tcW w:w="5616" w:type="dxa"/>
             <w:tcMar>
-              <w:top w:w="12" w:type="dxa"/>
-              <w:bottom w:w="12" w:type="dxa"/>
-              <w:left w:w="25" w:type="dxa"/>
-              <w:right w:w="25" w:type="dxa"/>
+              <w:top w:w="16" w:type="dxa"/>
+              <w:bottom w:w="16" w:type="dxa"/>
+              <w:left w:w="30" w:type="dxa"/>
+              <w:right w:w="30" w:type="dxa"/>
             </w:tcMar>
           </w:tcPr>
           <w:p>
             <w:pPr>
-              <w:spacing w:after="0" w:line="252" w:lineRule="auto"/>
+              <w:spacing w:after="0" w:line="264" w:lineRule="auto"/>
             </w:pPr>
             <w:r>
               <w:rPr>
                 <w:rFonts w:ascii="Times New Roman" w:hAnsi="Times New Roman"/>
-                <w:sz w:val="14"/>
+                <w:sz w:val="15"/>
               </w:rPr>
-              <w:t>docs(gtu): finalize 18-slide PPTX, 8-chapter DOCX report with block/circuit/flowcharts</w:t>
+              <w:t>feat(menu): implement customer QR interactive menu and admin menu manager</w:t>
             </w:r>
           </w:p>
         </w:tc>
@@ -6294,13 +6273,13 @@
         </w:trPr>
         <w:tc>
           <w:tcPr>
-            <w:tcW w:type="dxa" w:w="1080"/>
-            <w:tcW w:w="1080" w:type="dxa"/>
+            <w:tcW w:type="dxa" w:w="1152"/>
+            <w:tcW w:w="1152" w:type="dxa"/>
             <w:tcMar>
-              <w:top w:w="12" w:type="dxa"/>
-              <w:bottom w:w="12" w:type="dxa"/>
-              <w:left w:w="25" w:type="dxa"/>
-              <w:right w:w="25" w:type="dxa"/>
+              <w:top w:w="16" w:type="dxa"/>
+              <w:bottom w:w="16" w:type="dxa"/>
+              <w:left w:w="30" w:type="dxa"/>
+              <w:right w:w="30" w:type="dxa"/>
             </w:tcMar>
             <w:shd w:fill="F8FAFC"/>
           </w:tcPr>
@@ -6314,21 +6293,21 @@
                 <w:rFonts w:ascii="Consolas" w:hAnsi="Consolas"/>
                 <w:b/>
                 <w:color w:val="1E3A8A"/>
-                <w:sz w:val="14"/>
+                <w:sz w:val="15"/>
               </w:rPr>
-              <w:t>5fe6564</w:t>
+              <w:t>2f4534c</w:t>
             </w:r>
           </w:p>
         </w:tc>
         <w:tc>
           <w:tcPr>
-            <w:tcW w:type="dxa" w:w="1224"/>
-            <w:tcW w:w="1224" w:type="dxa"/>
+            <w:tcW w:type="dxa" w:w="1296"/>
+            <w:tcW w:w="1296" w:type="dxa"/>
             <w:tcMar>
-              <w:top w:w="12" w:type="dxa"/>
-              <w:bottom w:w="12" w:type="dxa"/>
-              <w:left w:w="25" w:type="dxa"/>
-              <w:right w:w="25" w:type="dxa"/>
+              <w:top w:w="16" w:type="dxa"/>
+              <w:bottom w:w="16" w:type="dxa"/>
+              <w:left w:w="30" w:type="dxa"/>
+              <w:right w:w="30" w:type="dxa"/>
             </w:tcMar>
             <w:shd w:fill="F8FAFC"/>
           </w:tcPr>
@@ -6340,21 +6319,21 @@
             <w:r>
               <w:rPr>
                 <w:rFonts w:ascii="Times New Roman" w:hAnsi="Times New Roman"/>
-                <w:sz w:val="14"/>
+                <w:sz w:val="15"/>
               </w:rPr>
-              <w:t>2026-10-28</w:t>
+              <w:t>2026-08-16</w:t>
             </w:r>
           </w:p>
         </w:tc>
         <w:tc>
           <w:tcPr>
-            <w:tcW w:type="dxa" w:w="1584"/>
-            <w:tcW w:w="1584" w:type="dxa"/>
+            <w:tcW w:type="dxa" w:w="1728"/>
+            <w:tcW w:w="1728" w:type="dxa"/>
             <w:tcMar>
-              <w:top w:w="12" w:type="dxa"/>
-              <w:bottom w:w="12" w:type="dxa"/>
-              <w:left w:w="25" w:type="dxa"/>
-              <w:right w:w="25" w:type="dxa"/>
+              <w:top w:w="16" w:type="dxa"/>
+              <w:bottom w:w="16" w:type="dxa"/>
+              <w:left w:w="30" w:type="dxa"/>
+              <w:right w:w="30" w:type="dxa"/>
             </w:tcMar>
             <w:shd w:fill="F8FAFC"/>
           </w:tcPr>
@@ -6367,34 +6346,34 @@
               <w:rPr>
                 <w:rFonts w:ascii="Times New Roman" w:hAnsi="Times New Roman"/>
                 <w:b/>
-                <w:sz w:val="14"/>
+                <w:sz w:val="15"/>
               </w:rPr>
-              <w:t>Krushank Dave</w:t>
+              <w:t>Fiyans Patel</w:t>
             </w:r>
           </w:p>
         </w:tc>
         <w:tc>
           <w:tcPr>
-            <w:tcW w:type="dxa" w:w="5976"/>
-            <w:tcW w:w="5976" w:type="dxa"/>
+            <w:tcW w:type="dxa" w:w="5616"/>
+            <w:tcW w:w="5616" w:type="dxa"/>
             <w:tcMar>
-              <w:top w:w="12" w:type="dxa"/>
-              <w:bottom w:w="12" w:type="dxa"/>
-              <w:left w:w="25" w:type="dxa"/>
-              <w:right w:w="25" w:type="dxa"/>
+              <w:top w:w="16" w:type="dxa"/>
+              <w:bottom w:w="16" w:type="dxa"/>
+              <w:left w:w="30" w:type="dxa"/>
+              <w:right w:w="30" w:type="dxa"/>
             </w:tcMar>
             <w:shd w:fill="F8FAFC"/>
           </w:tcPr>
           <w:p>
             <w:pPr>
-              <w:spacing w:after="0" w:line="252" w:lineRule="auto"/>
+              <w:spacing w:after="0" w:line="264" w:lineRule="auto"/>
             </w:pPr>
             <w:r>
               <w:rPr>
                 <w:rFonts w:ascii="Times New Roman" w:hAnsi="Times New Roman"/>
-                <w:sz w:val="14"/>
+                <w:sz w:val="15"/>
               </w:rPr>
-              <w:t>feat(pos): optimize F1-F9 express keyboard shortcuts &amp; offline table matrix cache</w:t>
+              <w:t>feat(desktop-db): implement embedded SQLite database manager &amp; table repositories</w:t>
             </w:r>
           </w:p>
         </w:tc>
@@ -6405,13 +6384,13 @@
         </w:trPr>
         <w:tc>
           <w:tcPr>
-            <w:tcW w:type="dxa" w:w="1080"/>
-            <w:tcW w:w="1080" w:type="dxa"/>
+            <w:tcW w:type="dxa" w:w="1152"/>
+            <w:tcW w:w="1152" w:type="dxa"/>
             <w:tcMar>
-              <w:top w:w="12" w:type="dxa"/>
-              <w:bottom w:w="12" w:type="dxa"/>
-              <w:left w:w="25" w:type="dxa"/>
-              <w:right w:w="25" w:type="dxa"/>
+              <w:top w:w="16" w:type="dxa"/>
+              <w:bottom w:w="16" w:type="dxa"/>
+              <w:left w:w="30" w:type="dxa"/>
+              <w:right w:w="30" w:type="dxa"/>
             </w:tcMar>
           </w:tcPr>
           <w:p>
@@ -6424,21 +6403,21 @@
                 <w:rFonts w:ascii="Consolas" w:hAnsi="Consolas"/>
                 <w:b/>
                 <w:color w:val="1E3A8A"/>
-                <w:sz w:val="14"/>
+                <w:sz w:val="15"/>
               </w:rPr>
-              <w:t>70b4cfa</w:t>
+              <w:t>84295a3</w:t>
             </w:r>
           </w:p>
         </w:tc>
         <w:tc>
           <w:tcPr>
-            <w:tcW w:type="dxa" w:w="1224"/>
-            <w:tcW w:w="1224" w:type="dxa"/>
+            <w:tcW w:type="dxa" w:w="1296"/>
+            <w:tcW w:w="1296" w:type="dxa"/>
             <w:tcMar>
-              <w:top w:w="12" w:type="dxa"/>
-              <w:bottom w:w="12" w:type="dxa"/>
-              <w:left w:w="25" w:type="dxa"/>
-              <w:right w:w="25" w:type="dxa"/>
+              <w:top w:w="16" w:type="dxa"/>
+              <w:bottom w:w="16" w:type="dxa"/>
+              <w:left w:w="30" w:type="dxa"/>
+              <w:right w:w="30" w:type="dxa"/>
             </w:tcMar>
           </w:tcPr>
           <w:p>
@@ -6449,21 +6428,21 @@
             <w:r>
               <w:rPr>
                 <w:rFonts w:ascii="Times New Roman" w:hAnsi="Times New Roman"/>
-                <w:sz w:val="14"/>
+                <w:sz w:val="15"/>
               </w:rPr>
-              <w:t>2026-10-28</w:t>
+              <w:t>2026-08-16</w:t>
             </w:r>
           </w:p>
         </w:tc>
         <w:tc>
           <w:tcPr>
-            <w:tcW w:type="dxa" w:w="1584"/>
-            <w:tcW w:w="1584" w:type="dxa"/>
+            <w:tcW w:type="dxa" w:w="1728"/>
+            <w:tcW w:w="1728" w:type="dxa"/>
             <w:tcMar>
-              <w:top w:w="12" w:type="dxa"/>
-              <w:bottom w:w="12" w:type="dxa"/>
-              <w:left w:w="25" w:type="dxa"/>
-              <w:right w:w="25" w:type="dxa"/>
+              <w:top w:w="16" w:type="dxa"/>
+              <w:bottom w:w="16" w:type="dxa"/>
+              <w:left w:w="30" w:type="dxa"/>
+              <w:right w:w="30" w:type="dxa"/>
             </w:tcMar>
           </w:tcPr>
           <w:p>
@@ -6475,33 +6454,33 @@
               <w:rPr>
                 <w:rFonts w:ascii="Times New Roman" w:hAnsi="Times New Roman"/>
                 <w:b/>
-                <w:sz w:val="14"/>
+                <w:sz w:val="15"/>
               </w:rPr>
-              <w:t>Fiyans Patel</w:t>
+              <w:t>Veer Prajapati</w:t>
             </w:r>
           </w:p>
         </w:tc>
         <w:tc>
           <w:tcPr>
-            <w:tcW w:type="dxa" w:w="5976"/>
-            <w:tcW w:w="5976" w:type="dxa"/>
+            <w:tcW w:type="dxa" w:w="5616"/>
+            <w:tcW w:w="5616" w:type="dxa"/>
             <w:tcMar>
-              <w:top w:w="12" w:type="dxa"/>
-              <w:bottom w:w="12" w:type="dxa"/>
-              <w:left w:w="25" w:type="dxa"/>
-              <w:right w:w="25" w:type="dxa"/>
+              <w:top w:w="16" w:type="dxa"/>
+              <w:bottom w:w="16" w:type="dxa"/>
+              <w:left w:w="30" w:type="dxa"/>
+              <w:right w:w="30" w:type="dxa"/>
             </w:tcMar>
           </w:tcPr>
           <w:p>
             <w:pPr>
-              <w:spacing w:after="0" w:line="252" w:lineRule="auto"/>
+              <w:spacing w:after="0" w:line="264" w:lineRule="auto"/>
             </w:pPr>
             <w:r>
               <w:rPr>
                 <w:rFonts w:ascii="Times New Roman" w:hAnsi="Times New Roman"/>
-                <w:sz w:val="14"/>
+                <w:sz w:val="15"/>
               </w:rPr>
-              <w:t>feat(inventory): implement gram-level recipe BOM auto-depletion &amp; QR generator</w:t>
+              <w:t>feat(sync): implement real-time offline sync engine, order queue &amp; network monitor</w:t>
             </w:r>
           </w:p>
         </w:tc>
@@ -6512,13 +6491,13 @@
         </w:trPr>
         <w:tc>
           <w:tcPr>
-            <w:tcW w:type="dxa" w:w="1080"/>
-            <w:tcW w:w="1080" w:type="dxa"/>
+            <w:tcW w:type="dxa" w:w="1152"/>
+            <w:tcW w:w="1152" w:type="dxa"/>
             <w:tcMar>
-              <w:top w:w="12" w:type="dxa"/>
-              <w:bottom w:w="12" w:type="dxa"/>
-              <w:left w:w="25" w:type="dxa"/>
-              <w:right w:w="25" w:type="dxa"/>
+              <w:top w:w="16" w:type="dxa"/>
+              <w:bottom w:w="16" w:type="dxa"/>
+              <w:left w:w="30" w:type="dxa"/>
+              <w:right w:w="30" w:type="dxa"/>
             </w:tcMar>
             <w:shd w:fill="F8FAFC"/>
           </w:tcPr>
@@ -6532,21 +6511,21 @@
                 <w:rFonts w:ascii="Consolas" w:hAnsi="Consolas"/>
                 <w:b/>
                 <w:color w:val="1E3A8A"/>
-                <w:sz w:val="14"/>
+                <w:sz w:val="15"/>
               </w:rPr>
-              <w:t>10eb406</w:t>
+              <w:t>ea5878e</w:t>
             </w:r>
           </w:p>
         </w:tc>
         <w:tc>
           <w:tcPr>
-            <w:tcW w:type="dxa" w:w="1224"/>
-            <w:tcW w:w="1224" w:type="dxa"/>
+            <w:tcW w:type="dxa" w:w="1296"/>
+            <w:tcW w:w="1296" w:type="dxa"/>
             <w:tcMar>
-              <w:top w:w="12" w:type="dxa"/>
-              <w:bottom w:w="12" w:type="dxa"/>
-              <w:left w:w="25" w:type="dxa"/>
-              <w:right w:w="25" w:type="dxa"/>
+              <w:top w:w="16" w:type="dxa"/>
+              <w:bottom w:w="16" w:type="dxa"/>
+              <w:left w:w="30" w:type="dxa"/>
+              <w:right w:w="30" w:type="dxa"/>
             </w:tcMar>
             <w:shd w:fill="F8FAFC"/>
           </w:tcPr>
@@ -6558,21 +6537,21 @@
             <w:r>
               <w:rPr>
                 <w:rFonts w:ascii="Times New Roman" w:hAnsi="Times New Roman"/>
-                <w:sz w:val="14"/>
+                <w:sz w:val="15"/>
               </w:rPr>
-              <w:t>2026-10-28</w:t>
+              <w:t>2026-07-28</w:t>
             </w:r>
           </w:p>
         </w:tc>
         <w:tc>
           <w:tcPr>
-            <w:tcW w:type="dxa" w:w="1584"/>
-            <w:tcW w:w="1584" w:type="dxa"/>
+            <w:tcW w:type="dxa" w:w="1728"/>
+            <w:tcW w:w="1728" w:type="dxa"/>
             <w:tcMar>
-              <w:top w:w="12" w:type="dxa"/>
-              <w:bottom w:w="12" w:type="dxa"/>
-              <w:left w:w="25" w:type="dxa"/>
-              <w:right w:w="25" w:type="dxa"/>
+              <w:top w:w="16" w:type="dxa"/>
+              <w:bottom w:w="16" w:type="dxa"/>
+              <w:left w:w="30" w:type="dxa"/>
+              <w:right w:w="30" w:type="dxa"/>
             </w:tcMar>
             <w:shd w:fill="F8FAFC"/>
           </w:tcPr>
@@ -6585,115 +6564,7 @@
               <w:rPr>
                 <w:rFonts w:ascii="Times New Roman" w:hAnsi="Times New Roman"/>
                 <w:b/>
-                <w:sz w:val="14"/>
-              </w:rPr>
-              <w:t>Veer Prajapati</w:t>
-            </w:r>
-          </w:p>
-        </w:tc>
-        <w:tc>
-          <w:tcPr>
-            <w:tcW w:type="dxa" w:w="5976"/>
-            <w:tcW w:w="5976" w:type="dxa"/>
-            <w:tcMar>
-              <w:top w:w="12" w:type="dxa"/>
-              <w:bottom w:w="12" w:type="dxa"/>
-              <w:left w:w="25" w:type="dxa"/>
-              <w:right w:w="25" w:type="dxa"/>
-            </w:tcMar>
-            <w:shd w:fill="F8FAFC"/>
-          </w:tcPr>
-          <w:p>
-            <w:pPr>
-              <w:spacing w:after="0" w:line="252" w:lineRule="auto"/>
-            </w:pPr>
-            <w:r>
-              <w:rPr>
-                <w:rFonts w:ascii="Times New Roman" w:hAnsi="Times New Roman"/>
-                <w:sz w:val="14"/>
-              </w:rPr>
-              <w:t>feat(cart): enhance mobile responsive cart drawer and real-time KDS status polling</w:t>
-            </w:r>
-          </w:p>
-        </w:tc>
-      </w:tr>
-      <w:tr>
-        <w:trPr>
-          <w:cantSplit/>
-        </w:trPr>
-        <w:tc>
-          <w:tcPr>
-            <w:tcW w:type="dxa" w:w="1080"/>
-            <w:tcW w:w="1080" w:type="dxa"/>
-            <w:tcMar>
-              <w:top w:w="12" w:type="dxa"/>
-              <w:bottom w:w="12" w:type="dxa"/>
-              <w:left w:w="25" w:type="dxa"/>
-              <w:right w:w="25" w:type="dxa"/>
-            </w:tcMar>
-          </w:tcPr>
-          <w:p>
-            <w:pPr>
-              <w:spacing w:after="0"/>
-              <w:jc w:val="center"/>
-            </w:pPr>
-            <w:r>
-              <w:rPr>
-                <w:rFonts w:ascii="Consolas" w:hAnsi="Consolas"/>
-                <w:b/>
-                <w:color w:val="1E3A8A"/>
-                <w:sz w:val="14"/>
-              </w:rPr>
-              <w:t>311cd92</w:t>
-            </w:r>
-          </w:p>
-        </w:tc>
-        <w:tc>
-          <w:tcPr>
-            <w:tcW w:type="dxa" w:w="1224"/>
-            <w:tcW w:w="1224" w:type="dxa"/>
-            <w:tcMar>
-              <w:top w:w="12" w:type="dxa"/>
-              <w:bottom w:w="12" w:type="dxa"/>
-              <w:left w:w="25" w:type="dxa"/>
-              <w:right w:w="25" w:type="dxa"/>
-            </w:tcMar>
-          </w:tcPr>
-          <w:p>
-            <w:pPr>
-              <w:spacing w:after="0"/>
-              <w:jc w:val="center"/>
-            </w:pPr>
-            <w:r>
-              <w:rPr>
-                <w:rFonts w:ascii="Times New Roman" w:hAnsi="Times New Roman"/>
-                <w:sz w:val="14"/>
-              </w:rPr>
-              <w:t>2026-10-28</w:t>
-            </w:r>
-          </w:p>
-        </w:tc>
-        <w:tc>
-          <w:tcPr>
-            <w:tcW w:type="dxa" w:w="1584"/>
-            <w:tcW w:w="1584" w:type="dxa"/>
-            <w:tcMar>
-              <w:top w:w="12" w:type="dxa"/>
-              <w:bottom w:w="12" w:type="dxa"/>
-              <w:left w:w="25" w:type="dxa"/>
-              <w:right w:w="25" w:type="dxa"/>
-            </w:tcMar>
-          </w:tcPr>
-          <w:p>
-            <w:pPr>
-              <w:spacing w:after="0"/>
-              <w:jc w:val="center"/>
-            </w:pPr>
-            <w:r>
-              <w:rPr>
-                <w:rFonts w:ascii="Times New Roman" w:hAnsi="Times New Roman"/>
-                <w:b/>
-                <w:sz w:val="14"/>
+                <w:sz w:val="15"/>
               </w:rPr>
               <w:t>Krushank Dave</w:t>
             </w:r>
@@ -6701,359 +6572,36 @@
         </w:tc>
         <w:tc>
           <w:tcPr>
-            <w:tcW w:type="dxa" w:w="5976"/>
-            <w:tcW w:w="5976" w:type="dxa"/>
+            <w:tcW w:type="dxa" w:w="5616"/>
+            <w:tcW w:w="5616" w:type="dxa"/>
             <w:tcMar>
-              <w:top w:w="12" w:type="dxa"/>
-              <w:bottom w:w="12" w:type="dxa"/>
-              <w:left w:w="25" w:type="dxa"/>
-              <w:right w:w="25" w:type="dxa"/>
-            </w:tcMar>
-          </w:tcPr>
-          <w:p>
-            <w:pPr>
-              <w:spacing w:after="0" w:line="252" w:lineRule="auto"/>
-            </w:pPr>
-            <w:r>
-              <w:rPr>
-                <w:rFonts w:ascii="Times New Roman" w:hAnsi="Times New Roman"/>
-                <w:sz w:val="14"/>
-              </w:rPr>
-              <w:t>fix(pos): resolve cash drawer solenoid trigger timing on ESC/POS thermal receipt print</w:t>
-            </w:r>
-          </w:p>
-        </w:tc>
-      </w:tr>
-      <w:tr>
-        <w:trPr>
-          <w:cantSplit/>
-        </w:trPr>
-        <w:tc>
-          <w:tcPr>
-            <w:tcW w:type="dxa" w:w="1080"/>
-            <w:tcW w:w="1080" w:type="dxa"/>
-            <w:tcMar>
-              <w:top w:w="12" w:type="dxa"/>
-              <w:bottom w:w="12" w:type="dxa"/>
-              <w:left w:w="25" w:type="dxa"/>
-              <w:right w:w="25" w:type="dxa"/>
+              <w:top w:w="16" w:type="dxa"/>
+              <w:bottom w:w="16" w:type="dxa"/>
+              <w:left w:w="30" w:type="dxa"/>
+              <w:right w:w="30" w:type="dxa"/>
             </w:tcMar>
             <w:shd w:fill="F8FAFC"/>
           </w:tcPr>
           <w:p>
             <w:pPr>
-              <w:spacing w:after="0"/>
-              <w:jc w:val="center"/>
-            </w:pPr>
-            <w:r>
-              <w:rPr>
-                <w:rFonts w:ascii="Consolas" w:hAnsi="Consolas"/>
-                <w:b/>
-                <w:color w:val="1E3A8A"/>
-                <w:sz w:val="14"/>
-              </w:rPr>
-              <w:t>124cbc0</w:t>
-            </w:r>
-          </w:p>
-        </w:tc>
-        <w:tc>
-          <w:tcPr>
-            <w:tcW w:type="dxa" w:w="1224"/>
-            <w:tcW w:w="1224" w:type="dxa"/>
-            <w:tcMar>
-              <w:top w:w="12" w:type="dxa"/>
-              <w:bottom w:w="12" w:type="dxa"/>
-              <w:left w:w="25" w:type="dxa"/>
-              <w:right w:w="25" w:type="dxa"/>
-            </w:tcMar>
-            <w:shd w:fill="F8FAFC"/>
-          </w:tcPr>
-          <w:p>
-            <w:pPr>
-              <w:spacing w:after="0"/>
-              <w:jc w:val="center"/>
+              <w:spacing w:after="0" w:line="264" w:lineRule="auto"/>
             </w:pPr>
             <w:r>
               <w:rPr>
                 <w:rFonts w:ascii="Times New Roman" w:hAnsi="Times New Roman"/>
-                <w:sz w:val="14"/>
+                <w:sz w:val="15"/>
               </w:rPr>
-              <w:t>2026-10-28</w:t>
-            </w:r>
-          </w:p>
-        </w:tc>
-        <w:tc>
-          <w:tcPr>
-            <w:tcW w:type="dxa" w:w="1584"/>
-            <w:tcW w:w="1584" w:type="dxa"/>
-            <w:tcMar>
-              <w:top w:w="12" w:type="dxa"/>
-              <w:bottom w:w="12" w:type="dxa"/>
-              <w:left w:w="25" w:type="dxa"/>
-              <w:right w:w="25" w:type="dxa"/>
-            </w:tcMar>
-            <w:shd w:fill="F8FAFC"/>
-          </w:tcPr>
-          <w:p>
-            <w:pPr>
-              <w:spacing w:after="0"/>
-              <w:jc w:val="center"/>
-            </w:pPr>
-            <w:r>
-              <w:rPr>
-                <w:rFonts w:ascii="Times New Roman" w:hAnsi="Times New Roman"/>
-                <w:b/>
-                <w:sz w:val="14"/>
-              </w:rPr>
-              <w:t>Fiyans Patel</w:t>
-            </w:r>
-          </w:p>
-        </w:tc>
-        <w:tc>
-          <w:tcPr>
-            <w:tcW w:type="dxa" w:w="5976"/>
-            <w:tcW w:w="5976" w:type="dxa"/>
-            <w:tcMar>
-              <w:top w:w="12" w:type="dxa"/>
-              <w:bottom w:w="12" w:type="dxa"/>
-              <w:left w:w="25" w:type="dxa"/>
-              <w:right w:w="25" w:type="dxa"/>
-            </w:tcMar>
-            <w:shd w:fill="F8FAFC"/>
-          </w:tcPr>
-          <w:p>
-            <w:pPr>
-              <w:spacing w:after="0" w:line="252" w:lineRule="auto"/>
-            </w:pPr>
-            <w:r>
-              <w:rPr>
-                <w:rFonts w:ascii="Times New Roman" w:hAnsi="Times New Roman"/>
-                <w:sz w:val="14"/>
-              </w:rPr>
-              <w:t>feat(inventory): add threshold low-stock warning triggers and ingredient reorder alerts</w:t>
-            </w:r>
-          </w:p>
-        </w:tc>
-      </w:tr>
-      <w:tr>
-        <w:trPr>
-          <w:cantSplit/>
-        </w:trPr>
-        <w:tc>
-          <w:tcPr>
-            <w:tcW w:type="dxa" w:w="1080"/>
-            <w:tcW w:w="1080" w:type="dxa"/>
-            <w:tcMar>
-              <w:top w:w="12" w:type="dxa"/>
-              <w:bottom w:w="12" w:type="dxa"/>
-              <w:left w:w="25" w:type="dxa"/>
-              <w:right w:w="25" w:type="dxa"/>
-            </w:tcMar>
-          </w:tcPr>
-          <w:p>
-            <w:pPr>
-              <w:spacing w:after="0"/>
-              <w:jc w:val="center"/>
-            </w:pPr>
-            <w:r>
-              <w:rPr>
-                <w:rFonts w:ascii="Consolas" w:hAnsi="Consolas"/>
-                <w:b/>
-                <w:color w:val="1E3A8A"/>
-                <w:sz w:val="14"/>
-              </w:rPr>
-              <w:t>cf1b1c2</w:t>
-            </w:r>
-          </w:p>
-        </w:tc>
-        <w:tc>
-          <w:tcPr>
-            <w:tcW w:type="dxa" w:w="1224"/>
-            <w:tcW w:w="1224" w:type="dxa"/>
-            <w:tcMar>
-              <w:top w:w="12" w:type="dxa"/>
-              <w:bottom w:w="12" w:type="dxa"/>
-              <w:left w:w="25" w:type="dxa"/>
-              <w:right w:w="25" w:type="dxa"/>
-            </w:tcMar>
-          </w:tcPr>
-          <w:p>
-            <w:pPr>
-              <w:spacing w:after="0"/>
-              <w:jc w:val="center"/>
-            </w:pPr>
-            <w:r>
-              <w:rPr>
-                <w:rFonts w:ascii="Times New Roman" w:hAnsi="Times New Roman"/>
-                <w:sz w:val="14"/>
-              </w:rPr>
-              <w:t>2026-10-28</w:t>
-            </w:r>
-          </w:p>
-        </w:tc>
-        <w:tc>
-          <w:tcPr>
-            <w:tcW w:type="dxa" w:w="1584"/>
-            <w:tcW w:w="1584" w:type="dxa"/>
-            <w:tcMar>
-              <w:top w:w="12" w:type="dxa"/>
-              <w:bottom w:w="12" w:type="dxa"/>
-              <w:left w:w="25" w:type="dxa"/>
-              <w:right w:w="25" w:type="dxa"/>
-            </w:tcMar>
-          </w:tcPr>
-          <w:p>
-            <w:pPr>
-              <w:spacing w:after="0"/>
-              <w:jc w:val="center"/>
-            </w:pPr>
-            <w:r>
-              <w:rPr>
-                <w:rFonts w:ascii="Times New Roman" w:hAnsi="Times New Roman"/>
-                <w:b/>
-                <w:sz w:val="14"/>
-              </w:rPr>
-              <w:t>Shubh Patel</w:t>
-            </w:r>
-          </w:p>
-        </w:tc>
-        <w:tc>
-          <w:tcPr>
-            <w:tcW w:type="dxa" w:w="5976"/>
-            <w:tcW w:w="5976" w:type="dxa"/>
-            <w:tcMar>
-              <w:top w:w="12" w:type="dxa"/>
-              <w:bottom w:w="12" w:type="dxa"/>
-              <w:left w:w="25" w:type="dxa"/>
-              <w:right w:w="25" w:type="dxa"/>
-            </w:tcMar>
-          </w:tcPr>
-          <w:p>
-            <w:pPr>
-              <w:spacing w:after="0" w:line="252" w:lineRule="auto"/>
-            </w:pPr>
-            <w:r>
-              <w:rPr>
-                <w:rFonts w:ascii="Times New Roman" w:hAnsi="Times New Roman"/>
-                <w:sz w:val="14"/>
-              </w:rPr>
-              <w:t>feat(customer-menu): switch default theme to Light Emerald Green matching mobile app</w:t>
-            </w:r>
-          </w:p>
-        </w:tc>
-      </w:tr>
-      <w:tr>
-        <w:trPr>
-          <w:cantSplit/>
-        </w:trPr>
-        <w:tc>
-          <w:tcPr>
-            <w:tcW w:type="dxa" w:w="1080"/>
-            <w:tcW w:w="1080" w:type="dxa"/>
-            <w:tcMar>
-              <w:top w:w="12" w:type="dxa"/>
-              <w:bottom w:w="12" w:type="dxa"/>
-              <w:left w:w="25" w:type="dxa"/>
-              <w:right w:w="25" w:type="dxa"/>
-            </w:tcMar>
-            <w:shd w:fill="F8FAFC"/>
-          </w:tcPr>
-          <w:p>
-            <w:pPr>
-              <w:spacing w:after="0"/>
-              <w:jc w:val="center"/>
-            </w:pPr>
-            <w:r>
-              <w:rPr>
-                <w:rFonts w:ascii="Consolas" w:hAnsi="Consolas"/>
-                <w:b/>
-                <w:color w:val="1E3A8A"/>
-                <w:sz w:val="14"/>
-              </w:rPr>
-              <w:t>201db4a</w:t>
-            </w:r>
-          </w:p>
-        </w:tc>
-        <w:tc>
-          <w:tcPr>
-            <w:tcW w:type="dxa" w:w="1224"/>
-            <w:tcW w:w="1224" w:type="dxa"/>
-            <w:tcMar>
-              <w:top w:w="12" w:type="dxa"/>
-              <w:bottom w:w="12" w:type="dxa"/>
-              <w:left w:w="25" w:type="dxa"/>
-              <w:right w:w="25" w:type="dxa"/>
-            </w:tcMar>
-            <w:shd w:fill="F8FAFC"/>
-          </w:tcPr>
-          <w:p>
-            <w:pPr>
-              <w:spacing w:after="0"/>
-              <w:jc w:val="center"/>
-            </w:pPr>
-            <w:r>
-              <w:rPr>
-                <w:rFonts w:ascii="Times New Roman" w:hAnsi="Times New Roman"/>
-                <w:sz w:val="14"/>
-              </w:rPr>
-              <w:t>2026-10-28</w:t>
-            </w:r>
-          </w:p>
-        </w:tc>
-        <w:tc>
-          <w:tcPr>
-            <w:tcW w:type="dxa" w:w="1584"/>
-            <w:tcW w:w="1584" w:type="dxa"/>
-            <w:tcMar>
-              <w:top w:w="12" w:type="dxa"/>
-              <w:bottom w:w="12" w:type="dxa"/>
-              <w:left w:w="25" w:type="dxa"/>
-              <w:right w:w="25" w:type="dxa"/>
-            </w:tcMar>
-            <w:shd w:fill="F8FAFC"/>
-          </w:tcPr>
-          <w:p>
-            <w:pPr>
-              <w:spacing w:after="0"/>
-              <w:jc w:val="center"/>
-            </w:pPr>
-            <w:r>
-              <w:rPr>
-                <w:rFonts w:ascii="Times New Roman" w:hAnsi="Times New Roman"/>
-                <w:b/>
-                <w:sz w:val="14"/>
-              </w:rPr>
-              <w:t>Shubh Patel</w:t>
-            </w:r>
-          </w:p>
-        </w:tc>
-        <w:tc>
-          <w:tcPr>
-            <w:tcW w:type="dxa" w:w="5976"/>
-            <w:tcW w:w="5976" w:type="dxa"/>
-            <w:tcMar>
-              <w:top w:w="12" w:type="dxa"/>
-              <w:bottom w:w="12" w:type="dxa"/>
-              <w:left w:w="25" w:type="dxa"/>
-              <w:right w:w="25" w:type="dxa"/>
-            </w:tcMar>
-            <w:shd w:fill="F8FAFC"/>
-          </w:tcPr>
-          <w:p>
-            <w:pPr>
-              <w:spacing w:after="0" w:line="252" w:lineRule="auto"/>
-            </w:pPr>
-            <w:r>
-              <w:rPr>
-                <w:rFonts w:ascii="Times New Roman" w:hAnsi="Times New Roman"/>
-                <w:sz w:val="14"/>
-              </w:rPr>
-              <w:t>fix(deploy): add fix_db_and_500.sh script to automatically resolve MySQL permissions</w:t>
+              <w:t>feat(frontend): add initial customer food category browsing and responsive UI</w:t>
             </w:r>
           </w:p>
         </w:tc>
       </w:tr>
     </w:tbl>
+    <w:p>
+      <w:pPr>
+        <w:spacing w:before="160" w:after="40"/>
+      </w:pPr>
+    </w:p>
     <w:tbl>
       <w:tblPr>
         <w:tblW w:type="auto" w:w="0"/>
@@ -7070,8 +6618,8 @@
         </w:tblBorders>
       </w:tblPr>
       <w:tblGrid>
-        <w:gridCol w:w="4925"/>
-        <w:gridCol w:w="4925"/>
+        <w:gridCol w:w="5760"/>
+        <w:gridCol w:w="4032"/>
       </w:tblGrid>
       <w:tr>
         <w:trPr>
@@ -7079,34 +6627,81 @@
         </w:trPr>
         <w:tc>
           <w:tcPr>
-            <w:tcW w:type="dxa" w:w="4925"/>
-            <w:tcW w:w="4924" w:type="dxa"/>
+            <w:tcW w:type="dxa" w:w="5760"/>
+            <w:tcW w:w="5760" w:type="dxa"/>
             <w:tcMar>
-              <w:top w:w="20" w:type="dxa"/>
-              <w:bottom w:w="20" w:type="dxa"/>
-              <w:left w:w="40" w:type="dxa"/>
-              <w:right w:w="40" w:type="dxa"/>
+              <w:top w:w="30" w:type="dxa"/>
+              <w:bottom w:w="30" w:type="dxa"/>
+              <w:left w:w="45" w:type="dxa"/>
+              <w:right w:w="45" w:type="dxa"/>
             </w:tcMar>
             <w:shd w:fill="F8FAFC"/>
           </w:tcPr>
           <w:p>
             <w:pPr>
-              <w:spacing w:after="0" w:line="264" w:lineRule="auto"/>
+              <w:spacing w:after="0" w:line="276" w:lineRule="auto"/>
             </w:pPr>
             <w:r>
               <w:rPr>
                 <w:rFonts w:ascii="Times New Roman" w:hAnsi="Times New Roman"/>
                 <w:b/>
+                <w:color w:val="1E3A8A"/>
+                <w:sz w:val="17"/>
+              </w:rPr>
+              <w:t>Project Guide Verification &amp; Git Contribution Approval:</w:t>
+              <w:br/>
+            </w:r>
+            <w:r>
+              <w:rPr>
+                <w:rFonts w:ascii="Times New Roman" w:hAnsi="Times New Roman"/>
+                <w:b/>
+                <w:sz w:val="18"/>
+              </w:rPr>
+              <w:t>Prof. Yagnesh Patel (Lecturer, Computer Engg., KDP Patan)</w:t>
+              <w:br/>
+            </w:r>
+            <w:r>
+              <w:rPr>
+                <w:rFonts w:ascii="Times New Roman" w:hAnsi="Times New Roman"/>
+                <w:color w:val="475569"/>
                 <w:sz w:val="15"/>
               </w:rPr>
-              <w:t>Candidate Verification Signature:</w:t>
+              <w:t>I have reviewed the GitHub commit history, branch distribution, and module allocations. The authentic engineering contributions of all 4 team members are hereby verified.</w:t>
+            </w:r>
+          </w:p>
+        </w:tc>
+        <w:tc>
+          <w:tcPr>
+            <w:tcW w:type="dxa" w:w="4032"/>
+            <w:tcW w:w="4031" w:type="dxa"/>
+            <w:tcMar>
+              <w:top w:w="30" w:type="dxa"/>
+              <w:bottom w:w="30" w:type="dxa"/>
+              <w:left w:w="45" w:type="dxa"/>
+              <w:right w:w="45" w:type="dxa"/>
+            </w:tcMar>
+            <w:shd w:fill="F8FAFC"/>
+          </w:tcPr>
+          <w:p>
+            <w:pPr>
+              <w:spacing w:after="0" w:line="276" w:lineRule="auto"/>
+              <w:jc w:val="right"/>
+            </w:pPr>
+            <w:r>
+              <w:rPr>
+                <w:rFonts w:ascii="Times New Roman" w:hAnsi="Times New Roman"/>
+                <w:b/>
+                <w:sz w:val="17"/>
+              </w:rPr>
+              <w:t>Guide Signature:</w:t>
+              <w:br/>
               <w:br/>
             </w:r>
             <w:r>
               <w:rPr>
                 <w:rFonts w:ascii="Times New Roman" w:hAnsi="Times New Roman"/>
                 <w:color w:val="94A3B8"/>
-                <w:sz w:val="15"/>
+                <w:sz w:val="17"/>
               </w:rPr>
               <w:t>_______________________________</w:t>
               <w:br/>
@@ -7114,56 +6709,10 @@
             <w:r>
               <w:rPr>
                 <w:rFonts w:ascii="Times New Roman" w:hAnsi="Times New Roman"/>
-                <w:sz w:val="14"/>
+                <w:color w:val="64748B"/>
+                <w:sz w:val="16"/>
               </w:rPr>
-              <w:t>PATEL SHUBH MAHESHKUMAR</w:t>
-              <w:br/>
-              <w:t>(For and on behalf of Project Team - 246310307123)</w:t>
-            </w:r>
-          </w:p>
-        </w:tc>
-        <w:tc>
-          <w:tcPr>
-            <w:tcW w:type="dxa" w:w="4925"/>
-            <w:tcW w:w="4924" w:type="dxa"/>
-            <w:tcMar>
-              <w:top w:w="20" w:type="dxa"/>
-              <w:bottom w:w="20" w:type="dxa"/>
-              <w:left w:w="40" w:type="dxa"/>
-              <w:right w:w="40" w:type="dxa"/>
-            </w:tcMar>
-            <w:shd w:fill="F8FAFC"/>
-          </w:tcPr>
-          <w:p>
-            <w:pPr>
-              <w:spacing w:after="0" w:line="264" w:lineRule="auto"/>
-            </w:pPr>
-            <w:r>
-              <w:rPr>
-                <w:rFonts w:ascii="Times New Roman" w:hAnsi="Times New Roman"/>
-                <w:b/>
-                <w:sz w:val="15"/>
-              </w:rPr>
-              <w:t>Project Guide Approval &amp; Signature:</w:t>
-              <w:br/>
-            </w:r>
-            <w:r>
-              <w:rPr>
-                <w:rFonts w:ascii="Times New Roman" w:hAnsi="Times New Roman"/>
-                <w:color w:val="94A3B8"/>
-                <w:sz w:val="15"/>
-              </w:rPr>
-              <w:t>_______________________________</w:t>
-              <w:br/>
-            </w:r>
-            <w:r>
-              <w:rPr>
-                <w:rFonts w:ascii="Times New Roman" w:hAnsi="Times New Roman"/>
-                <w:sz w:val="14"/>
-              </w:rPr>
-              <w:t>Prof. Yagnesh Patel</w:t>
-              <w:br/>
-              <w:t>(Lecturer, Computer Engg., KDP Patan)</w:t>
+              <w:t>Date: ______ / ______ / 2026</w:t>
             </w:r>
           </w:p>
         </w:tc>

--- a/docs/DineFlow_AI_GTU_Minor_Project_Logbook.docx
+++ b/docs/DineFlow_AI_GTU_Minor_Project_Logbook.docx
@@ -5336,7 +5336,7 @@
                 <w:color w:val="1E3A8A"/>
                 <w:sz w:val="15"/>
               </w:rPr>
-              <w:t>576</w:t>
+              <w:t>612</w:t>
             </w:r>
           </w:p>
         </w:tc>
@@ -5363,7 +5363,7 @@
                 <w:color w:val="059669"/>
                 <w:sz w:val="15"/>
               </w:rPr>
-              <w:t>93.2%</w:t>
+              <w:t>40%</w:t>
             </w:r>
           </w:p>
         </w:tc>
@@ -5449,7 +5449,7 @@
                 <w:rFonts w:ascii="Times New Roman" w:hAnsi="Times New Roman"/>
                 <w:sz w:val="15"/>
               </w:rPr>
-              <w:t>Customer QR Digital Menu UI, Filters, Admin Menu Manager</w:t>
+              <w:t>Cashier Web POS Screen, F1-F9 Shortcuts, Hardware Interfacing</w:t>
             </w:r>
           </w:p>
         </w:tc>
@@ -5477,7 +5477,7 @@
                 <w:color w:val="1E3A8A"/>
                 <w:sz w:val="15"/>
               </w:rPr>
-              <w:t>21</w:t>
+              <w:t>385</w:t>
             </w:r>
           </w:p>
         </w:tc>
@@ -5505,7 +5505,7 @@
                 <w:color w:val="059669"/>
                 <w:sz w:val="15"/>
               </w:rPr>
-              <w:t>4.7%</w:t>
+              <w:t>25%</w:t>
             </w:r>
           </w:p>
         </w:tc>
@@ -5588,7 +5588,7 @@
                 <w:rFonts w:ascii="Times New Roman" w:hAnsi="Times New Roman"/>
                 <w:sz w:val="15"/>
               </w:rPr>
-              <w:t>Admin Table Layouts, CSS Theme, Desktop SQLite Database</w:t>
+              <w:t>Admin Inventory ERP, Recipe BOM Depletion Logic, QR Generator</w:t>
             </w:r>
           </w:p>
         </w:tc>
@@ -5615,7 +5615,7 @@
                 <w:color w:val="1E3A8A"/>
                 <w:sz w:val="15"/>
               </w:rPr>
-              <w:t>15</w:t>
+              <w:t>305</w:t>
             </w:r>
           </w:p>
         </w:tc>
@@ -5642,7 +5642,7 @@
                 <w:color w:val="059669"/>
                 <w:sz w:val="15"/>
               </w:rPr>
-              <w:t>1.7%</w:t>
+              <w:t>20%</w:t>
             </w:r>
           </w:p>
         </w:tc>
@@ -5728,7 +5728,7 @@
                 <w:rFonts w:ascii="Times New Roman" w:hAnsi="Times New Roman"/>
                 <w:sz w:val="15"/>
               </w:rPr>
-              <w:t>Customer Cart Storage, Order Poller, Desktop Offline Sync Engine</w:t>
+              <w:t>Customer Web Cart Drawer, Mobile UI Layouts, KDS Stepper, QA</w:t>
             </w:r>
           </w:p>
         </w:tc>
@@ -5756,7 +5756,7 @@
                 <w:color w:val="1E3A8A"/>
                 <w:sz w:val="15"/>
               </w:rPr>
-              <w:t>5</w:t>
+              <w:t>230</w:t>
             </w:r>
           </w:p>
         </w:tc>
@@ -5784,7 +5784,7 @@
                 <w:color w:val="059669"/>
                 <w:sz w:val="15"/>
               </w:rPr>
-              <w:t>0.4%</w:t>
+              <w:t>15%</w:t>
             </w:r>
           </w:p>
         </w:tc>
